--- a/Fase 2/Evidencias Proyecto (version Agil)/Documento 01- Product Vision.docx
+++ b/Fase 2/Evidencias Proyecto (version Agil)/Documento 01- Product Vision.docx
@@ -1,6 +1,6 @@
 
 <file path=word/document.xml><?xml version="1.0" encoding="utf-8"?>
-<w:document xmlns:wpc="http://schemas.microsoft.com/office/word/2010/wordprocessingCanvas" xmlns:cx="http://schemas.microsoft.com/office/drawing/2014/chartex" xmlns:cx1="http://schemas.microsoft.com/office/drawing/2015/9/8/chartex" xmlns:cx2="http://schemas.microsoft.com/office/drawing/2015/10/21/chartex" xmlns:cx3="http://schemas.microsoft.com/office/drawing/2016/5/9/chartex" xmlns:cx4="http://schemas.microsoft.com/office/drawing/2016/5/10/chartex" xmlns:cx5="http://schemas.microsoft.com/office/drawing/2016/5/11/chartex" xmlns:cx6="http://schemas.microsoft.com/office/drawing/2016/5/12/chartex" xmlns:cx7="http://schemas.microsoft.com/office/drawing/2016/5/13/chartex" xmlns:cx8="http://schemas.microsoft.com/office/drawing/2016/5/14/chartex" xmlns:mc="http://schemas.openxmlformats.org/markup-compatibility/2006" xmlns:m="http://schemas.openxmlformats.org/officeDocument/2006/math" xmlns:aink="http://schemas.microsoft.com/office/drawing/2016/ink" xmlns:am3d="http://schemas.microsoft.com/office/drawing/2017/model3d" xmlns:oel="http://schemas.microsoft.com/office/2019/extlst" xmlns:r="http://schemas.openxmlformats.org/officeDocument/2006/relationships" xmlns:wp14="http://schemas.microsoft.com/office/word/2010/wordprocessingDrawing" xmlns:wp="http://schemas.openxmlformats.org/drawingml/2006/wordprocessingDrawing" xmlns:wpg="http://schemas.microsoft.com/office/word/2010/wordprocessingGroup" xmlns:wpi="http://schemas.microsoft.com/office/word/2010/wordprocessingInk" xmlns:wps="http://schemas.microsoft.com/office/word/2010/wordprocessingShape" xmlns:o="urn:schemas-microsoft-com:office:office" xmlns:v="urn:schemas-microsoft-com:vml" xmlns:w10="urn:schemas-microsoft-com:office:word" xmlns:w="http://schemas.openxmlformats.org/wordprocessingml/2006/main" xmlns:w14="http://schemas.microsoft.com/office/word/2010/wordml" xmlns:w15="http://schemas.microsoft.com/office/word/2012/wordml" xmlns:w16cex="http://schemas.microsoft.com/office/word/2018/wordml/cex" xmlns:w16cid="http://schemas.microsoft.com/office/word/2016/wordml/cid" xmlns:w16="http://schemas.microsoft.com/office/word/2018/wordml" xmlns:w16sdtdh="http://schemas.microsoft.com/office/word/2020/wordml/sdtdatahash" xmlns:w16sdtfl="http://schemas.microsoft.com/office/word/2024/wordml/sdtformatlock" xmlns:w16se="http://schemas.microsoft.com/office/word/2015/wordml/symex" xmlns:w16du="http://schemas.microsoft.com/office/word/2023/wordml/word16du" xmlns:wne="http://schemas.microsoft.com/office/word/2006/wordml" mc:Ignorable="w14 w15 w16se w16cid w16 w16cex w16sdtdh w16sdtfl w16du wp14">
+<w:document xmlns:wpc="http://schemas.microsoft.com/office/word/2010/wordprocessingCanvas" xmlns:cx="http://schemas.microsoft.com/office/drawing/2014/chartex" xmlns:cx1="http://schemas.microsoft.com/office/drawing/2015/9/8/chartex" xmlns:cx2="http://schemas.microsoft.com/office/drawing/2015/10/21/chartex" xmlns:cx3="http://schemas.microsoft.com/office/drawing/2016/5/9/chartex" xmlns:cx4="http://schemas.microsoft.com/office/drawing/2016/5/10/chartex" xmlns:cx5="http://schemas.microsoft.com/office/drawing/2016/5/11/chartex" xmlns:cx6="http://schemas.microsoft.com/office/drawing/2016/5/12/chartex" xmlns:cx7="http://schemas.microsoft.com/office/drawing/2016/5/13/chartex" xmlns:cx8="http://schemas.microsoft.com/office/drawing/2016/5/14/chartex" xmlns:mc="http://schemas.openxmlformats.org/markup-compatibility/2006" xmlns:aink="http://schemas.microsoft.com/office/drawing/2016/ink" xmlns:am3d="http://schemas.microsoft.com/office/drawing/2017/model3d" xmlns:o="urn:schemas-microsoft-com:office:office" xmlns:oel="http://schemas.microsoft.com/office/2019/extlst" xmlns:r="http://schemas.openxmlformats.org/officeDocument/2006/relationships" xmlns:m="http://schemas.openxmlformats.org/officeDocument/2006/math" xmlns:v="urn:schemas-microsoft-com:vml" xmlns:wp14="http://schemas.microsoft.com/office/word/2010/wordprocessingDrawing" xmlns:wp="http://schemas.openxmlformats.org/drawingml/2006/wordprocessingDrawing" xmlns:w10="urn:schemas-microsoft-com:office:word" xmlns:w="http://schemas.openxmlformats.org/wordprocessingml/2006/main" xmlns:w14="http://schemas.microsoft.com/office/word/2010/wordml" xmlns:w15="http://schemas.microsoft.com/office/word/2012/wordml" xmlns:w16cex="http://schemas.microsoft.com/office/word/2018/wordml/cex" xmlns:w16cid="http://schemas.microsoft.com/office/word/2016/wordml/cid" xmlns:w16="http://schemas.microsoft.com/office/word/2018/wordml" xmlns:w16du="http://schemas.microsoft.com/office/word/2023/wordml/word16du" xmlns:w16sdtdh="http://schemas.microsoft.com/office/word/2020/wordml/sdtdatahash" xmlns:w16sdtfl="http://schemas.microsoft.com/office/word/2024/wordml/sdtformatlock" xmlns:w16se="http://schemas.microsoft.com/office/word/2015/wordml/symex" xmlns:wpg="http://schemas.microsoft.com/office/word/2010/wordprocessingGroup" xmlns:wpi="http://schemas.microsoft.com/office/word/2010/wordprocessingInk" xmlns:wne="http://schemas.microsoft.com/office/word/2006/wordml" xmlns:wps="http://schemas.microsoft.com/office/word/2010/wordprocessingShape" mc:Ignorable="w14 w15 w16se w16cid w16 w16cex w16sdtdh w16sdtfl w16du wp14">
   <w:body>
     <w:sdt>
       <w:sdtPr>
@@ -2495,17 +2495,241 @@
       </w:r>
       <w:bookmarkEnd w:id="4"/>
     </w:p>
+    <w:p/>
     <w:p>
+      <w:pPr>
+        <w:rPr>
+          <w:lang w:val="es-CL"/>
+        </w:rPr>
+      </w:pPr>
       <w:r>
-        <w:t>Expresar de manera concisa cual es el quiebre o problema a trabajar.  Establecer claramente cual es la situación actual y por qué representa un problema u oportunidad de mejora.</w:t>
+        <w:rPr>
+          <w:b/>
+          <w:bCs/>
+          <w:lang w:val="es-CL"/>
+        </w:rPr>
+        <w:t>Situación actual</w:t>
+      </w:r>
+      <w:r>
+        <w:rPr>
+          <w:lang w:val="es-CL"/>
+        </w:rPr>
+        <w:t xml:space="preserve"> La planta procesadora de fruta de </w:t>
+      </w:r>
+      <w:proofErr w:type="spellStart"/>
+      <w:r>
+        <w:rPr>
+          <w:lang w:val="es-CL"/>
+        </w:rPr>
+        <w:t>Socradex</w:t>
+      </w:r>
+      <w:proofErr w:type="spellEnd"/>
+      <w:r>
+        <w:rPr>
+          <w:lang w:val="es-CL"/>
+        </w:rPr>
+        <w:t xml:space="preserve"> (Ruta N</w:t>
+      </w:r>
+      <w:r>
+        <w:rPr>
+          <w:lang w:val="es-CL"/>
+        </w:rPr>
+        <w:noBreakHyphen/>
+        <w:t xml:space="preserve">31 km 7,2, </w:t>
+      </w:r>
+      <w:proofErr w:type="spellStart"/>
+      <w:r>
+        <w:rPr>
+          <w:lang w:val="es-CL"/>
+        </w:rPr>
+        <w:t>Mutupin</w:t>
+      </w:r>
+      <w:proofErr w:type="spellEnd"/>
+      <w:r>
+        <w:rPr>
+          <w:lang w:val="es-CL"/>
+        </w:rPr>
+        <w:t>, San Carlos, Ñuble) controla la recepción, el proceso, la bodega y el despacho con un sistema desarrollado en VB.NET 2008 (WinForms) y PHP. Las aplicaciones cliente se conectan directamente a la base de datos SQL Server y arman las consultas concatenando texto. El modelo de datos tiene cerca de 40 tablas, sin integridad referencial ni manejo de transacciones.</w:t>
       </w:r>
     </w:p>
     <w:p>
       <w:pPr>
+        <w:rPr>
+          <w:lang w:val="es-CL"/>
+        </w:rPr>
+      </w:pPr>
+      <w:r>
+        <w:rPr>
+          <w:b/>
+          <w:bCs/>
+          <w:lang w:val="es-CL"/>
+        </w:rPr>
+        <w:t>El quiebre</w:t>
+      </w:r>
+    </w:p>
+    <w:p>
+      <w:pPr>
+        <w:numPr>
+          <w:ilvl w:val="0"/>
+          <w:numId w:val="14"/>
+        </w:numPr>
+        <w:rPr>
+          <w:lang w:val="es-CL"/>
+        </w:rPr>
+      </w:pPr>
+      <w:r>
+        <w:rPr>
+          <w:b/>
+          <w:bCs/>
+          <w:lang w:val="es-CL"/>
+        </w:rPr>
+        <w:t>Seguridad:</w:t>
+      </w:r>
+      <w:r>
+        <w:rPr>
+          <w:lang w:val="es-CL"/>
+        </w:rPr>
+        <w:t> como cada cliente accede directamente a la base de datos y las consultas se arman concatenando texto, el sistema queda expuesto a inyección SQL. Cualquier equipo con el cliente instalado tiene acceso a los datos sin un control por rol que limite lo que cada usuario puede hacer.</w:t>
+      </w:r>
+    </w:p>
+    <w:p>
+      <w:pPr>
+        <w:numPr>
+          <w:ilvl w:val="0"/>
+          <w:numId w:val="14"/>
+        </w:numPr>
+        <w:rPr>
+          <w:lang w:val="es-CL"/>
+        </w:rPr>
+      </w:pPr>
+      <w:r>
+        <w:rPr>
+          <w:b/>
+          <w:bCs/>
+          <w:lang w:val="es-CL"/>
+        </w:rPr>
+        <w:t>Integridad de los datos:</w:t>
+      </w:r>
+      <w:r>
+        <w:rPr>
+          <w:lang w:val="es-CL"/>
+        </w:rPr>
+        <w:t> sin transacciones ni claves foráneas, una operación que se interrumpe a medias (por ejemplo, registrar una tarja y descontar el stock de bandejas) puede dejar registros huérfanos o inconsistentes. Esto hace que los kilos recibidos, los rendimientos y las mermas calculados no sean confiables.</w:t>
+      </w:r>
+    </w:p>
+    <w:p>
+      <w:pPr>
+        <w:numPr>
+          <w:ilvl w:val="0"/>
+          <w:numId w:val="14"/>
+        </w:numPr>
+        <w:rPr>
+          <w:lang w:val="es-CL"/>
+        </w:rPr>
+      </w:pPr>
+      <w:r>
+        <w:rPr>
+          <w:b/>
+          <w:bCs/>
+          <w:lang w:val="es-CL"/>
+        </w:rPr>
+        <w:t>Trazabilidad:</w:t>
+      </w:r>
+      <w:r>
+        <w:rPr>
+          <w:lang w:val="es-CL"/>
+        </w:rPr>
+        <w:t> no existe una auditoría confiable de quién cambió qué y cuándo. Por eso no se puede reconstruir con certeza el recorrido de un lote de fruta desde que lo entrega el productor hasta que se despacha al cliente.</w:t>
+      </w:r>
+    </w:p>
+    <w:p>
+      <w:pPr>
+        <w:numPr>
+          <w:ilvl w:val="0"/>
+          <w:numId w:val="14"/>
+        </w:numPr>
+        <w:rPr>
+          <w:lang w:val="es-CL"/>
+        </w:rPr>
+      </w:pPr>
+      <w:r>
+        <w:rPr>
+          <w:b/>
+          <w:bCs/>
+          <w:lang w:val="es-CL"/>
+        </w:rPr>
+        <w:t>Obsolescencia:</w:t>
+      </w:r>
+      <w:r>
+        <w:rPr>
+          <w:lang w:val="es-CL"/>
+        </w:rPr>
+        <w:t> la plataforma usa tecnologías que ya no tienen soporte, lo que hace cada cambio costoso y riesgoso y deja al sistema cada vez más atrás de lo que el negocio necesita.</w:t>
+      </w:r>
+    </w:p>
+    <w:p>
+      <w:pPr>
+        <w:rPr>
+          <w:lang w:val="es-CL"/>
+        </w:rPr>
+      </w:pPr>
+      <w:r>
+        <w:rPr>
+          <w:b/>
+          <w:bCs/>
+          <w:lang w:val="es-CL"/>
+        </w:rPr>
+        <w:t>Por qué es un problema y una oportunidad de mejora</w:t>
+      </w:r>
+      <w:r>
+        <w:rPr>
+          <w:lang w:val="es-CL"/>
+        </w:rPr>
+        <w:t xml:space="preserve"> Estas debilidades afectan a toda la cadena: administradores, operadores de recepción, proceso y bodega, y gerencia. Esta última toma decisiones con información que no tiene garantía de ser correcta. Una filtración o una alteración de datos podría detener la operación, y la falta de trazabilidad compromete la respuesta ante reclamos de clientes o exigencias de calidad. Rediseñar el sistema con una arquitectura en capas (</w:t>
+      </w:r>
+      <w:proofErr w:type="spellStart"/>
+      <w:r>
+        <w:rPr>
+          <w:lang w:val="es-CL"/>
+        </w:rPr>
+        <w:t>React</w:t>
+      </w:r>
+      <w:proofErr w:type="spellEnd"/>
+      <w:r>
+        <w:rPr>
+          <w:lang w:val="es-CL"/>
+        </w:rPr>
+        <w:t xml:space="preserve"> → API </w:t>
+      </w:r>
+      <w:proofErr w:type="spellStart"/>
+      <w:r>
+        <w:rPr>
+          <w:lang w:val="es-CL"/>
+        </w:rPr>
+        <w:t>FastAPI</w:t>
+      </w:r>
+      <w:proofErr w:type="spellEnd"/>
+      <w:r>
+        <w:rPr>
+          <w:lang w:val="es-CL"/>
+        </w:rPr>
+        <w:t xml:space="preserve"> → base de datos) permitiría eliminar el acceso directo a la base de datos, asegurar la consistencia de cada operación y dejar un registro auditable de toda la trazabilidad de la fruta.</w:t>
+      </w:r>
+    </w:p>
+    <w:p>
+      <w:pPr>
+        <w:rPr>
+          <w:lang w:val="es-CL"/>
+        </w:rPr>
+      </w:pPr>
+    </w:p>
+    <w:p>
+      <w:pPr>
         <w:pStyle w:val="Ttulo2"/>
       </w:pPr>
       <w:bookmarkStart w:id="5" w:name="_Toc241503858"/>
       <w:r>
+        <w:lastRenderedPageBreak/>
         <w:t>Usuarios</w:t>
       </w:r>
       <w:bookmarkEnd w:id="5"/>
@@ -2748,7 +2972,7 @@
 </file>
 
 <file path=word/endnotes.xml><?xml version="1.0" encoding="utf-8"?>
-<w:endnotes xmlns:wpc="http://schemas.microsoft.com/office/word/2010/wordprocessingCanvas" xmlns:cx="http://schemas.microsoft.com/office/drawing/2014/chartex" xmlns:cx1="http://schemas.microsoft.com/office/drawing/2015/9/8/chartex" xmlns:cx2="http://schemas.microsoft.com/office/drawing/2015/10/21/chartex" xmlns:cx3="http://schemas.microsoft.com/office/drawing/2016/5/9/chartex" xmlns:cx4="http://schemas.microsoft.com/office/drawing/2016/5/10/chartex" xmlns:cx5="http://schemas.microsoft.com/office/drawing/2016/5/11/chartex" xmlns:cx6="http://schemas.microsoft.com/office/drawing/2016/5/12/chartex" xmlns:cx7="http://schemas.microsoft.com/office/drawing/2016/5/13/chartex" xmlns:cx8="http://schemas.microsoft.com/office/drawing/2016/5/14/chartex" xmlns:mc="http://schemas.openxmlformats.org/markup-compatibility/2006" xmlns:m="http://schemas.openxmlformats.org/officeDocument/2006/math" xmlns:aink="http://schemas.microsoft.com/office/drawing/2016/ink" xmlns:am3d="http://schemas.microsoft.com/office/drawing/2017/model3d" xmlns:oel="http://schemas.microsoft.com/office/2019/extlst" xmlns:r="http://schemas.openxmlformats.org/officeDocument/2006/relationships" xmlns:wp14="http://schemas.microsoft.com/office/word/2010/wordprocessingDrawing" xmlns:wp="http://schemas.openxmlformats.org/drawingml/2006/wordprocessingDrawing" xmlns:wpg="http://schemas.microsoft.com/office/word/2010/wordprocessingGroup" xmlns:wpi="http://schemas.microsoft.com/office/word/2010/wordprocessingInk" xmlns:wps="http://schemas.microsoft.com/office/word/2010/wordprocessingShape" xmlns:o="urn:schemas-microsoft-com:office:office" xmlns:v="urn:schemas-microsoft-com:vml" xmlns:w10="urn:schemas-microsoft-com:office:word" xmlns:w="http://schemas.openxmlformats.org/wordprocessingml/2006/main" xmlns:w14="http://schemas.microsoft.com/office/word/2010/wordml" xmlns:w15="http://schemas.microsoft.com/office/word/2012/wordml" xmlns:w16cex="http://schemas.microsoft.com/office/word/2018/wordml/cex" xmlns:w16cid="http://schemas.microsoft.com/office/word/2016/wordml/cid" xmlns:w16="http://schemas.microsoft.com/office/word/2018/wordml" xmlns:w16sdtdh="http://schemas.microsoft.com/office/word/2020/wordml/sdtdatahash" xmlns:w16sdtfl="http://schemas.microsoft.com/office/word/2024/wordml/sdtformatlock" xmlns:w16se="http://schemas.microsoft.com/office/word/2015/wordml/symex" xmlns:w16du="http://schemas.microsoft.com/office/word/2023/wordml/word16du" xmlns:wne="http://schemas.microsoft.com/office/word/2006/wordml" mc:Ignorable="w14 w15 w16se w16cid w16 w16cex w16sdtdh w16sdtfl w16du wp14">
+<w:endnotes xmlns:wpc="http://schemas.microsoft.com/office/word/2010/wordprocessingCanvas" xmlns:cx="http://schemas.microsoft.com/office/drawing/2014/chartex" xmlns:cx1="http://schemas.microsoft.com/office/drawing/2015/9/8/chartex" xmlns:cx2="http://schemas.microsoft.com/office/drawing/2015/10/21/chartex" xmlns:cx3="http://schemas.microsoft.com/office/drawing/2016/5/9/chartex" xmlns:cx4="http://schemas.microsoft.com/office/drawing/2016/5/10/chartex" xmlns:cx5="http://schemas.microsoft.com/office/drawing/2016/5/11/chartex" xmlns:cx6="http://schemas.microsoft.com/office/drawing/2016/5/12/chartex" xmlns:cx7="http://schemas.microsoft.com/office/drawing/2016/5/13/chartex" xmlns:cx8="http://schemas.microsoft.com/office/drawing/2016/5/14/chartex" xmlns:mc="http://schemas.openxmlformats.org/markup-compatibility/2006" xmlns:aink="http://schemas.microsoft.com/office/drawing/2016/ink" xmlns:am3d="http://schemas.microsoft.com/office/drawing/2017/model3d" xmlns:o="urn:schemas-microsoft-com:office:office" xmlns:oel="http://schemas.microsoft.com/office/2019/extlst" xmlns:r="http://schemas.openxmlformats.org/officeDocument/2006/relationships" xmlns:m="http://schemas.openxmlformats.org/officeDocument/2006/math" xmlns:v="urn:schemas-microsoft-com:vml" xmlns:wp14="http://schemas.microsoft.com/office/word/2010/wordprocessingDrawing" xmlns:wp="http://schemas.openxmlformats.org/drawingml/2006/wordprocessingDrawing" xmlns:w10="urn:schemas-microsoft-com:office:word" xmlns:w="http://schemas.openxmlformats.org/wordprocessingml/2006/main" xmlns:w14="http://schemas.microsoft.com/office/word/2010/wordml" xmlns:w15="http://schemas.microsoft.com/office/word/2012/wordml" xmlns:w16cex="http://schemas.microsoft.com/office/word/2018/wordml/cex" xmlns:w16cid="http://schemas.microsoft.com/office/word/2016/wordml/cid" xmlns:w16="http://schemas.microsoft.com/office/word/2018/wordml" xmlns:w16du="http://schemas.microsoft.com/office/word/2023/wordml/word16du" xmlns:w16sdtdh="http://schemas.microsoft.com/office/word/2020/wordml/sdtdatahash" xmlns:w16sdtfl="http://schemas.microsoft.com/office/word/2024/wordml/sdtformatlock" xmlns:w16se="http://schemas.microsoft.com/office/word/2015/wordml/symex" xmlns:wpg="http://schemas.microsoft.com/office/word/2010/wordprocessingGroup" xmlns:wpi="http://schemas.microsoft.com/office/word/2010/wordprocessingInk" xmlns:wne="http://schemas.microsoft.com/office/word/2006/wordml" xmlns:wps="http://schemas.microsoft.com/office/word/2010/wordprocessingShape" mc:Ignorable="w14 w15 w16se w16cid w16 w16cex w16sdtdh w16sdtfl w16du wp14">
   <w:endnote w:type="separator" w:id="-1">
     <w:p>
       <w:pPr>
@@ -2773,7 +2997,7 @@
 </file>
 
 <file path=word/footer1.xml><?xml version="1.0" encoding="utf-8"?>
-<w:ftr xmlns:wpc="http://schemas.microsoft.com/office/word/2010/wordprocessingCanvas" xmlns:cx="http://schemas.microsoft.com/office/drawing/2014/chartex" xmlns:cx1="http://schemas.microsoft.com/office/drawing/2015/9/8/chartex" xmlns:cx2="http://schemas.microsoft.com/office/drawing/2015/10/21/chartex" xmlns:cx3="http://schemas.microsoft.com/office/drawing/2016/5/9/chartex" xmlns:cx4="http://schemas.microsoft.com/office/drawing/2016/5/10/chartex" xmlns:cx5="http://schemas.microsoft.com/office/drawing/2016/5/11/chartex" xmlns:cx6="http://schemas.microsoft.com/office/drawing/2016/5/12/chartex" xmlns:cx7="http://schemas.microsoft.com/office/drawing/2016/5/13/chartex" xmlns:cx8="http://schemas.microsoft.com/office/drawing/2016/5/14/chartex" xmlns:mc="http://schemas.openxmlformats.org/markup-compatibility/2006" xmlns:m="http://schemas.openxmlformats.org/officeDocument/2006/math" xmlns:aink="http://schemas.microsoft.com/office/drawing/2016/ink" xmlns:am3d="http://schemas.microsoft.com/office/drawing/2017/model3d" xmlns:oel="http://schemas.microsoft.com/office/2019/extlst" xmlns:r="http://schemas.openxmlformats.org/officeDocument/2006/relationships" xmlns:wp14="http://schemas.microsoft.com/office/word/2010/wordprocessingDrawing" xmlns:wp="http://schemas.openxmlformats.org/drawingml/2006/wordprocessingDrawing" xmlns:wpg="http://schemas.microsoft.com/office/word/2010/wordprocessingGroup" xmlns:wpi="http://schemas.microsoft.com/office/word/2010/wordprocessingInk" xmlns:wps="http://schemas.microsoft.com/office/word/2010/wordprocessingShape" xmlns:o="urn:schemas-microsoft-com:office:office" xmlns:v="urn:schemas-microsoft-com:vml" xmlns:w10="urn:schemas-microsoft-com:office:word" xmlns:w="http://schemas.openxmlformats.org/wordprocessingml/2006/main" xmlns:w14="http://schemas.microsoft.com/office/word/2010/wordml" xmlns:w15="http://schemas.microsoft.com/office/word/2012/wordml" xmlns:w16cex="http://schemas.microsoft.com/office/word/2018/wordml/cex" xmlns:w16cid="http://schemas.microsoft.com/office/word/2016/wordml/cid" xmlns:w16="http://schemas.microsoft.com/office/word/2018/wordml" xmlns:w16sdtdh="http://schemas.microsoft.com/office/word/2020/wordml/sdtdatahash" xmlns:w16sdtfl="http://schemas.microsoft.com/office/word/2024/wordml/sdtformatlock" xmlns:w16se="http://schemas.microsoft.com/office/word/2015/wordml/symex" xmlns:w16du="http://schemas.microsoft.com/office/word/2023/wordml/word16du" xmlns:wne="http://schemas.microsoft.com/office/word/2006/wordml" mc:Ignorable="w14 w15 w16se w16cid w16 w16cex w16sdtdh w16sdtfl w16du wp14">
+<w:ftr xmlns:wpc="http://schemas.microsoft.com/office/word/2010/wordprocessingCanvas" xmlns:cx="http://schemas.microsoft.com/office/drawing/2014/chartex" xmlns:cx1="http://schemas.microsoft.com/office/drawing/2015/9/8/chartex" xmlns:cx2="http://schemas.microsoft.com/office/drawing/2015/10/21/chartex" xmlns:cx3="http://schemas.microsoft.com/office/drawing/2016/5/9/chartex" xmlns:cx4="http://schemas.microsoft.com/office/drawing/2016/5/10/chartex" xmlns:cx5="http://schemas.microsoft.com/office/drawing/2016/5/11/chartex" xmlns:cx6="http://schemas.microsoft.com/office/drawing/2016/5/12/chartex" xmlns:cx7="http://schemas.microsoft.com/office/drawing/2016/5/13/chartex" xmlns:cx8="http://schemas.microsoft.com/office/drawing/2016/5/14/chartex" xmlns:mc="http://schemas.openxmlformats.org/markup-compatibility/2006" xmlns:aink="http://schemas.microsoft.com/office/drawing/2016/ink" xmlns:am3d="http://schemas.microsoft.com/office/drawing/2017/model3d" xmlns:o="urn:schemas-microsoft-com:office:office" xmlns:oel="http://schemas.microsoft.com/office/2019/extlst" xmlns:r="http://schemas.openxmlformats.org/officeDocument/2006/relationships" xmlns:m="http://schemas.openxmlformats.org/officeDocument/2006/math" xmlns:v="urn:schemas-microsoft-com:vml" xmlns:wp14="http://schemas.microsoft.com/office/word/2010/wordprocessingDrawing" xmlns:wp="http://schemas.openxmlformats.org/drawingml/2006/wordprocessingDrawing" xmlns:w10="urn:schemas-microsoft-com:office:word" xmlns:w="http://schemas.openxmlformats.org/wordprocessingml/2006/main" xmlns:w14="http://schemas.microsoft.com/office/word/2010/wordml" xmlns:w15="http://schemas.microsoft.com/office/word/2012/wordml" xmlns:w16cex="http://schemas.microsoft.com/office/word/2018/wordml/cex" xmlns:w16cid="http://schemas.microsoft.com/office/word/2016/wordml/cid" xmlns:w16="http://schemas.microsoft.com/office/word/2018/wordml" xmlns:w16du="http://schemas.microsoft.com/office/word/2023/wordml/word16du" xmlns:w16sdtdh="http://schemas.microsoft.com/office/word/2020/wordml/sdtdatahash" xmlns:w16sdtfl="http://schemas.microsoft.com/office/word/2024/wordml/sdtformatlock" xmlns:w16se="http://schemas.microsoft.com/office/word/2015/wordml/symex" xmlns:wpg="http://schemas.microsoft.com/office/word/2010/wordprocessingGroup" xmlns:wpi="http://schemas.microsoft.com/office/word/2010/wordprocessingInk" xmlns:wne="http://schemas.microsoft.com/office/word/2006/wordml" xmlns:wps="http://schemas.microsoft.com/office/word/2010/wordprocessingShape" mc:Ignorable="w14 w15 w16se w16cid w16 w16cex w16sdtdh w16sdtfl w16du wp14">
   <w:sdt>
     <w:sdtPr>
       <w:id w:val="14532529"/>
@@ -2801,13 +3025,7 @@
           <w:rPr>
             <w:noProof/>
           </w:rPr>
-          <w:t>1</w:t>
-        </w:r>
-        <w:r>
-          <w:rPr>
-            <w:noProof/>
-          </w:rPr>
-          <w:t>3</w:t>
+          <w:t>13</w:t>
         </w:r>
         <w:r>
           <w:rPr>
@@ -2827,7 +3045,7 @@
 </file>
 
 <file path=word/footnotes.xml><?xml version="1.0" encoding="utf-8"?>
-<w:footnotes xmlns:wpc="http://schemas.microsoft.com/office/word/2010/wordprocessingCanvas" xmlns:cx="http://schemas.microsoft.com/office/drawing/2014/chartex" xmlns:cx1="http://schemas.microsoft.com/office/drawing/2015/9/8/chartex" xmlns:cx2="http://schemas.microsoft.com/office/drawing/2015/10/21/chartex" xmlns:cx3="http://schemas.microsoft.com/office/drawing/2016/5/9/chartex" xmlns:cx4="http://schemas.microsoft.com/office/drawing/2016/5/10/chartex" xmlns:cx5="http://schemas.microsoft.com/office/drawing/2016/5/11/chartex" xmlns:cx6="http://schemas.microsoft.com/office/drawing/2016/5/12/chartex" xmlns:cx7="http://schemas.microsoft.com/office/drawing/2016/5/13/chartex" xmlns:cx8="http://schemas.microsoft.com/office/drawing/2016/5/14/chartex" xmlns:mc="http://schemas.openxmlformats.org/markup-compatibility/2006" xmlns:m="http://schemas.openxmlformats.org/officeDocument/2006/math" xmlns:aink="http://schemas.microsoft.com/office/drawing/2016/ink" xmlns:am3d="http://schemas.microsoft.com/office/drawing/2017/model3d" xmlns:oel="http://schemas.microsoft.com/office/2019/extlst" xmlns:r="http://schemas.openxmlformats.org/officeDocument/2006/relationships" xmlns:wp14="http://schemas.microsoft.com/office/word/2010/wordprocessingDrawing" xmlns:wp="http://schemas.openxmlformats.org/drawingml/2006/wordprocessingDrawing" xmlns:wpg="http://schemas.microsoft.com/office/word/2010/wordprocessingGroup" xmlns:wpi="http://schemas.microsoft.com/office/word/2010/wordprocessingInk" xmlns:wps="http://schemas.microsoft.com/office/word/2010/wordprocessingShape" xmlns:o="urn:schemas-microsoft-com:office:office" xmlns:v="urn:schemas-microsoft-com:vml" xmlns:w10="urn:schemas-microsoft-com:office:word" xmlns:w="http://schemas.openxmlformats.org/wordprocessingml/2006/main" xmlns:w14="http://schemas.microsoft.com/office/word/2010/wordml" xmlns:w15="http://schemas.microsoft.com/office/word/2012/wordml" xmlns:w16cex="http://schemas.microsoft.com/office/word/2018/wordml/cex" xmlns:w16cid="http://schemas.microsoft.com/office/word/2016/wordml/cid" xmlns:w16="http://schemas.microsoft.com/office/word/2018/wordml" xmlns:w16sdtdh="http://schemas.microsoft.com/office/word/2020/wordml/sdtdatahash" xmlns:w16sdtfl="http://schemas.microsoft.com/office/word/2024/wordml/sdtformatlock" xmlns:w16se="http://schemas.microsoft.com/office/word/2015/wordml/symex" xmlns:w16du="http://schemas.microsoft.com/office/word/2023/wordml/word16du" xmlns:wne="http://schemas.microsoft.com/office/word/2006/wordml" mc:Ignorable="w14 w15 w16se w16cid w16 w16cex w16sdtdh w16sdtfl w16du wp14">
+<w:footnotes xmlns:wpc="http://schemas.microsoft.com/office/word/2010/wordprocessingCanvas" xmlns:cx="http://schemas.microsoft.com/office/drawing/2014/chartex" xmlns:cx1="http://schemas.microsoft.com/office/drawing/2015/9/8/chartex" xmlns:cx2="http://schemas.microsoft.com/office/drawing/2015/10/21/chartex" xmlns:cx3="http://schemas.microsoft.com/office/drawing/2016/5/9/chartex" xmlns:cx4="http://schemas.microsoft.com/office/drawing/2016/5/10/chartex" xmlns:cx5="http://schemas.microsoft.com/office/drawing/2016/5/11/chartex" xmlns:cx6="http://schemas.microsoft.com/office/drawing/2016/5/12/chartex" xmlns:cx7="http://schemas.microsoft.com/office/drawing/2016/5/13/chartex" xmlns:cx8="http://schemas.microsoft.com/office/drawing/2016/5/14/chartex" xmlns:mc="http://schemas.openxmlformats.org/markup-compatibility/2006" xmlns:aink="http://schemas.microsoft.com/office/drawing/2016/ink" xmlns:am3d="http://schemas.microsoft.com/office/drawing/2017/model3d" xmlns:o="urn:schemas-microsoft-com:office:office" xmlns:oel="http://schemas.microsoft.com/office/2019/extlst" xmlns:r="http://schemas.openxmlformats.org/officeDocument/2006/relationships" xmlns:m="http://schemas.openxmlformats.org/officeDocument/2006/math" xmlns:v="urn:schemas-microsoft-com:vml" xmlns:wp14="http://schemas.microsoft.com/office/word/2010/wordprocessingDrawing" xmlns:wp="http://schemas.openxmlformats.org/drawingml/2006/wordprocessingDrawing" xmlns:w10="urn:schemas-microsoft-com:office:word" xmlns:w="http://schemas.openxmlformats.org/wordprocessingml/2006/main" xmlns:w14="http://schemas.microsoft.com/office/word/2010/wordml" xmlns:w15="http://schemas.microsoft.com/office/word/2012/wordml" xmlns:w16cex="http://schemas.microsoft.com/office/word/2018/wordml/cex" xmlns:w16cid="http://schemas.microsoft.com/office/word/2016/wordml/cid" xmlns:w16="http://schemas.microsoft.com/office/word/2018/wordml" xmlns:w16du="http://schemas.microsoft.com/office/word/2023/wordml/word16du" xmlns:w16sdtdh="http://schemas.microsoft.com/office/word/2020/wordml/sdtdatahash" xmlns:w16sdtfl="http://schemas.microsoft.com/office/word/2024/wordml/sdtformatlock" xmlns:w16se="http://schemas.microsoft.com/office/word/2015/wordml/symex" xmlns:wpg="http://schemas.microsoft.com/office/word/2010/wordprocessingGroup" xmlns:wpi="http://schemas.microsoft.com/office/word/2010/wordprocessingInk" xmlns:wne="http://schemas.microsoft.com/office/word/2006/wordml" xmlns:wps="http://schemas.microsoft.com/office/word/2010/wordprocessingShape" mc:Ignorable="w14 w15 w16se w16cid w16 w16cex w16sdtdh w16sdtfl w16du wp14">
   <w:footnote w:type="separator" w:id="-1">
     <w:p>
       <w:pPr>
@@ -2852,7 +3070,7 @@
 </file>
 
 <file path=word/header1.xml><?xml version="1.0" encoding="utf-8"?>
-<w:hdr xmlns:wpc="http://schemas.microsoft.com/office/word/2010/wordprocessingCanvas" xmlns:cx="http://schemas.microsoft.com/office/drawing/2014/chartex" xmlns:cx1="http://schemas.microsoft.com/office/drawing/2015/9/8/chartex" xmlns:cx2="http://schemas.microsoft.com/office/drawing/2015/10/21/chartex" xmlns:cx3="http://schemas.microsoft.com/office/drawing/2016/5/9/chartex" xmlns:cx4="http://schemas.microsoft.com/office/drawing/2016/5/10/chartex" xmlns:cx5="http://schemas.microsoft.com/office/drawing/2016/5/11/chartex" xmlns:cx6="http://schemas.microsoft.com/office/drawing/2016/5/12/chartex" xmlns:cx7="http://schemas.microsoft.com/office/drawing/2016/5/13/chartex" xmlns:cx8="http://schemas.microsoft.com/office/drawing/2016/5/14/chartex" xmlns:mc="http://schemas.openxmlformats.org/markup-compatibility/2006" xmlns:m="http://schemas.openxmlformats.org/officeDocument/2006/math" xmlns:aink="http://schemas.microsoft.com/office/drawing/2016/ink" xmlns:am3d="http://schemas.microsoft.com/office/drawing/2017/model3d" xmlns:oel="http://schemas.microsoft.com/office/2019/extlst" xmlns:r="http://schemas.openxmlformats.org/officeDocument/2006/relationships" xmlns:wp14="http://schemas.microsoft.com/office/word/2010/wordprocessingDrawing" xmlns:wp="http://schemas.openxmlformats.org/drawingml/2006/wordprocessingDrawing" xmlns:wpg="http://schemas.microsoft.com/office/word/2010/wordprocessingGroup" xmlns:wpi="http://schemas.microsoft.com/office/word/2010/wordprocessingInk" xmlns:wps="http://schemas.microsoft.com/office/word/2010/wordprocessingShape" xmlns:o="urn:schemas-microsoft-com:office:office" xmlns:v="urn:schemas-microsoft-com:vml" xmlns:w10="urn:schemas-microsoft-com:office:word" xmlns:w="http://schemas.openxmlformats.org/wordprocessingml/2006/main" xmlns:w14="http://schemas.microsoft.com/office/word/2010/wordml" xmlns:w15="http://schemas.microsoft.com/office/word/2012/wordml" xmlns:w16cex="http://schemas.microsoft.com/office/word/2018/wordml/cex" xmlns:w16cid="http://schemas.microsoft.com/office/word/2016/wordml/cid" xmlns:w16="http://schemas.microsoft.com/office/word/2018/wordml" xmlns:w16sdtdh="http://schemas.microsoft.com/office/word/2020/wordml/sdtdatahash" xmlns:w16sdtfl="http://schemas.microsoft.com/office/word/2024/wordml/sdtformatlock" xmlns:w16se="http://schemas.microsoft.com/office/word/2015/wordml/symex" xmlns:w16du="http://schemas.microsoft.com/office/word/2023/wordml/word16du" xmlns:wne="http://schemas.microsoft.com/office/word/2006/wordml" mc:Ignorable="w14 w15 w16se w16cid w16 w16cex w16sdtdh w16sdtfl w16du wp14">
+<w:hdr xmlns:wpc="http://schemas.microsoft.com/office/word/2010/wordprocessingCanvas" xmlns:cx="http://schemas.microsoft.com/office/drawing/2014/chartex" xmlns:cx1="http://schemas.microsoft.com/office/drawing/2015/9/8/chartex" xmlns:cx2="http://schemas.microsoft.com/office/drawing/2015/10/21/chartex" xmlns:cx3="http://schemas.microsoft.com/office/drawing/2016/5/9/chartex" xmlns:cx4="http://schemas.microsoft.com/office/drawing/2016/5/10/chartex" xmlns:cx5="http://schemas.microsoft.com/office/drawing/2016/5/11/chartex" xmlns:cx6="http://schemas.microsoft.com/office/drawing/2016/5/12/chartex" xmlns:cx7="http://schemas.microsoft.com/office/drawing/2016/5/13/chartex" xmlns:cx8="http://schemas.microsoft.com/office/drawing/2016/5/14/chartex" xmlns:mc="http://schemas.openxmlformats.org/markup-compatibility/2006" xmlns:aink="http://schemas.microsoft.com/office/drawing/2016/ink" xmlns:am3d="http://schemas.microsoft.com/office/drawing/2017/model3d" xmlns:o="urn:schemas-microsoft-com:office:office" xmlns:oel="http://schemas.microsoft.com/office/2019/extlst" xmlns:r="http://schemas.openxmlformats.org/officeDocument/2006/relationships" xmlns:m="http://schemas.openxmlformats.org/officeDocument/2006/math" xmlns:v="urn:schemas-microsoft-com:vml" xmlns:wp14="http://schemas.microsoft.com/office/word/2010/wordprocessingDrawing" xmlns:wp="http://schemas.openxmlformats.org/drawingml/2006/wordprocessingDrawing" xmlns:w10="urn:schemas-microsoft-com:office:word" xmlns:w="http://schemas.openxmlformats.org/wordprocessingml/2006/main" xmlns:w14="http://schemas.microsoft.com/office/word/2010/wordml" xmlns:w15="http://schemas.microsoft.com/office/word/2012/wordml" xmlns:w16cex="http://schemas.microsoft.com/office/word/2018/wordml/cex" xmlns:w16cid="http://schemas.microsoft.com/office/word/2016/wordml/cid" xmlns:w16="http://schemas.microsoft.com/office/word/2018/wordml" xmlns:w16du="http://schemas.microsoft.com/office/word/2023/wordml/word16du" xmlns:w16sdtdh="http://schemas.microsoft.com/office/word/2020/wordml/sdtdatahash" xmlns:w16sdtfl="http://schemas.microsoft.com/office/word/2024/wordml/sdtformatlock" xmlns:w16se="http://schemas.microsoft.com/office/word/2015/wordml/symex" xmlns:wpg="http://schemas.microsoft.com/office/word/2010/wordprocessingGroup" xmlns:wpi="http://schemas.microsoft.com/office/word/2010/wordprocessingInk" xmlns:wne="http://schemas.microsoft.com/office/word/2006/wordml" xmlns:wps="http://schemas.microsoft.com/office/word/2010/wordprocessingShape" mc:Ignorable="w14 w15 w16se w16cid w16 w16cex w16sdtdh w16sdtfl w16du wp14">
   <w:p>
     <w:pPr>
       <w:pStyle w:val="Encabezado"/>
@@ -2967,7 +3185,7 @@
 </file>
 
 <file path=word/header2.xml><?xml version="1.0" encoding="utf-8"?>
-<w:hdr xmlns:wpc="http://schemas.microsoft.com/office/word/2010/wordprocessingCanvas" xmlns:cx="http://schemas.microsoft.com/office/drawing/2014/chartex" xmlns:cx1="http://schemas.microsoft.com/office/drawing/2015/9/8/chartex" xmlns:cx2="http://schemas.microsoft.com/office/drawing/2015/10/21/chartex" xmlns:cx3="http://schemas.microsoft.com/office/drawing/2016/5/9/chartex" xmlns:cx4="http://schemas.microsoft.com/office/drawing/2016/5/10/chartex" xmlns:cx5="http://schemas.microsoft.com/office/drawing/2016/5/11/chartex" xmlns:cx6="http://schemas.microsoft.com/office/drawing/2016/5/12/chartex" xmlns:cx7="http://schemas.microsoft.com/office/drawing/2016/5/13/chartex" xmlns:cx8="http://schemas.microsoft.com/office/drawing/2016/5/14/chartex" xmlns:mc="http://schemas.openxmlformats.org/markup-compatibility/2006" xmlns:m="http://schemas.openxmlformats.org/officeDocument/2006/math" xmlns:aink="http://schemas.microsoft.com/office/drawing/2016/ink" xmlns:am3d="http://schemas.microsoft.com/office/drawing/2017/model3d" xmlns:oel="http://schemas.microsoft.com/office/2019/extlst" xmlns:r="http://schemas.openxmlformats.org/officeDocument/2006/relationships" xmlns:wp14="http://schemas.microsoft.com/office/word/2010/wordprocessingDrawing" xmlns:wp="http://schemas.openxmlformats.org/drawingml/2006/wordprocessingDrawing" xmlns:wpg="http://schemas.microsoft.com/office/word/2010/wordprocessingGroup" xmlns:wpi="http://schemas.microsoft.com/office/word/2010/wordprocessingInk" xmlns:wps="http://schemas.microsoft.com/office/word/2010/wordprocessingShape" xmlns:o="urn:schemas-microsoft-com:office:office" xmlns:v="urn:schemas-microsoft-com:vml" xmlns:w10="urn:schemas-microsoft-com:office:word" xmlns:w="http://schemas.openxmlformats.org/wordprocessingml/2006/main" xmlns:w14="http://schemas.microsoft.com/office/word/2010/wordml" xmlns:w15="http://schemas.microsoft.com/office/word/2012/wordml" xmlns:w16cex="http://schemas.microsoft.com/office/word/2018/wordml/cex" xmlns:w16cid="http://schemas.microsoft.com/office/word/2016/wordml/cid" xmlns:w16="http://schemas.microsoft.com/office/word/2018/wordml" xmlns:w16sdtdh="http://schemas.microsoft.com/office/word/2020/wordml/sdtdatahash" xmlns:w16sdtfl="http://schemas.microsoft.com/office/word/2024/wordml/sdtformatlock" xmlns:w16se="http://schemas.microsoft.com/office/word/2015/wordml/symex" xmlns:w16du="http://schemas.microsoft.com/office/word/2023/wordml/word16du" xmlns:wne="http://schemas.microsoft.com/office/word/2006/wordml" mc:Ignorable="w14 w15 w16se w16cid w16 w16cex w16sdtdh w16sdtfl w16du wp14">
+<w:hdr xmlns:wpc="http://schemas.microsoft.com/office/word/2010/wordprocessingCanvas" xmlns:cx="http://schemas.microsoft.com/office/drawing/2014/chartex" xmlns:cx1="http://schemas.microsoft.com/office/drawing/2015/9/8/chartex" xmlns:cx2="http://schemas.microsoft.com/office/drawing/2015/10/21/chartex" xmlns:cx3="http://schemas.microsoft.com/office/drawing/2016/5/9/chartex" xmlns:cx4="http://schemas.microsoft.com/office/drawing/2016/5/10/chartex" xmlns:cx5="http://schemas.microsoft.com/office/drawing/2016/5/11/chartex" xmlns:cx6="http://schemas.microsoft.com/office/drawing/2016/5/12/chartex" xmlns:cx7="http://schemas.microsoft.com/office/drawing/2016/5/13/chartex" xmlns:cx8="http://schemas.microsoft.com/office/drawing/2016/5/14/chartex" xmlns:mc="http://schemas.openxmlformats.org/markup-compatibility/2006" xmlns:aink="http://schemas.microsoft.com/office/drawing/2016/ink" xmlns:am3d="http://schemas.microsoft.com/office/drawing/2017/model3d" xmlns:o="urn:schemas-microsoft-com:office:office" xmlns:oel="http://schemas.microsoft.com/office/2019/extlst" xmlns:r="http://schemas.openxmlformats.org/officeDocument/2006/relationships" xmlns:m="http://schemas.openxmlformats.org/officeDocument/2006/math" xmlns:v="urn:schemas-microsoft-com:vml" xmlns:wp14="http://schemas.microsoft.com/office/word/2010/wordprocessingDrawing" xmlns:wp="http://schemas.openxmlformats.org/drawingml/2006/wordprocessingDrawing" xmlns:w10="urn:schemas-microsoft-com:office:word" xmlns:w="http://schemas.openxmlformats.org/wordprocessingml/2006/main" xmlns:w14="http://schemas.microsoft.com/office/word/2010/wordml" xmlns:w15="http://schemas.microsoft.com/office/word/2012/wordml" xmlns:w16cex="http://schemas.microsoft.com/office/word/2018/wordml/cex" xmlns:w16cid="http://schemas.microsoft.com/office/word/2016/wordml/cid" xmlns:w16="http://schemas.microsoft.com/office/word/2018/wordml" xmlns:w16du="http://schemas.microsoft.com/office/word/2023/wordml/word16du" xmlns:w16sdtdh="http://schemas.microsoft.com/office/word/2020/wordml/sdtdatahash" xmlns:w16sdtfl="http://schemas.microsoft.com/office/word/2024/wordml/sdtformatlock" xmlns:w16se="http://schemas.microsoft.com/office/word/2015/wordml/symex" xmlns:wpg="http://schemas.microsoft.com/office/word/2010/wordprocessingGroup" xmlns:wpi="http://schemas.microsoft.com/office/word/2010/wordprocessingInk" xmlns:wne="http://schemas.microsoft.com/office/word/2006/wordml" xmlns:wps="http://schemas.microsoft.com/office/word/2010/wordprocessingShape" mc:Ignorable="w14 w15 w16se w16cid w16 w16cex w16sdtdh w16sdtfl w16du wp14">
   <w:p>
     <w:pPr>
       <w:pStyle w:val="Encabezado"/>
@@ -3019,7 +3237,7 @@
 </file>
 
 <file path=word/numbering.xml><?xml version="1.0" encoding="utf-8"?>
-<w:numbering xmlns:wpc="http://schemas.microsoft.com/office/word/2010/wordprocessingCanvas" xmlns:cx="http://schemas.microsoft.com/office/drawing/2014/chartex" xmlns:cx1="http://schemas.microsoft.com/office/drawing/2015/9/8/chartex" xmlns:cx2="http://schemas.microsoft.com/office/drawing/2015/10/21/chartex" xmlns:cx3="http://schemas.microsoft.com/office/drawing/2016/5/9/chartex" xmlns:cx4="http://schemas.microsoft.com/office/drawing/2016/5/10/chartex" xmlns:cx5="http://schemas.microsoft.com/office/drawing/2016/5/11/chartex" xmlns:cx6="http://schemas.microsoft.com/office/drawing/2016/5/12/chartex" xmlns:cx7="http://schemas.microsoft.com/office/drawing/2016/5/13/chartex" xmlns:cx8="http://schemas.microsoft.com/office/drawing/2016/5/14/chartex" xmlns:mc="http://schemas.openxmlformats.org/markup-compatibility/2006" xmlns:m="http://schemas.openxmlformats.org/officeDocument/2006/math" xmlns:aink="http://schemas.microsoft.com/office/drawing/2016/ink" xmlns:am3d="http://schemas.microsoft.com/office/drawing/2017/model3d" xmlns:oel="http://schemas.microsoft.com/office/2019/extlst" xmlns:r="http://schemas.openxmlformats.org/officeDocument/2006/relationships" xmlns:wp14="http://schemas.microsoft.com/office/word/2010/wordprocessingDrawing" xmlns:wp="http://schemas.openxmlformats.org/drawingml/2006/wordprocessingDrawing" xmlns:wpg="http://schemas.microsoft.com/office/word/2010/wordprocessingGroup" xmlns:wpi="http://schemas.microsoft.com/office/word/2010/wordprocessingInk" xmlns:wps="http://schemas.microsoft.com/office/word/2010/wordprocessingShape" xmlns:o="urn:schemas-microsoft-com:office:office" xmlns:v="urn:schemas-microsoft-com:vml" xmlns:w10="urn:schemas-microsoft-com:office:word" xmlns:w="http://schemas.openxmlformats.org/wordprocessingml/2006/main" xmlns:w14="http://schemas.microsoft.com/office/word/2010/wordml" xmlns:w15="http://schemas.microsoft.com/office/word/2012/wordml" xmlns:w16cex="http://schemas.microsoft.com/office/word/2018/wordml/cex" xmlns:w16cid="http://schemas.microsoft.com/office/word/2016/wordml/cid" xmlns:w16="http://schemas.microsoft.com/office/word/2018/wordml" xmlns:w16sdtdh="http://schemas.microsoft.com/office/word/2020/wordml/sdtdatahash" xmlns:w16sdtfl="http://schemas.microsoft.com/office/word/2024/wordml/sdtformatlock" xmlns:w16se="http://schemas.microsoft.com/office/word/2015/wordml/symex" xmlns:w16du="http://schemas.microsoft.com/office/word/2023/wordml/word16du" xmlns:wne="http://schemas.microsoft.com/office/word/2006/wordml" mc:Ignorable="w14 w15 w16se w16cid w16 w16cex w16sdtdh w16sdtfl w16du wp14">
+<w:numbering xmlns:wpc="http://schemas.microsoft.com/office/word/2010/wordprocessingCanvas" xmlns:cx="http://schemas.microsoft.com/office/drawing/2014/chartex" xmlns:cx1="http://schemas.microsoft.com/office/drawing/2015/9/8/chartex" xmlns:cx2="http://schemas.microsoft.com/office/drawing/2015/10/21/chartex" xmlns:cx3="http://schemas.microsoft.com/office/drawing/2016/5/9/chartex" xmlns:cx4="http://schemas.microsoft.com/office/drawing/2016/5/10/chartex" xmlns:cx5="http://schemas.microsoft.com/office/drawing/2016/5/11/chartex" xmlns:cx6="http://schemas.microsoft.com/office/drawing/2016/5/12/chartex" xmlns:cx7="http://schemas.microsoft.com/office/drawing/2016/5/13/chartex" xmlns:cx8="http://schemas.microsoft.com/office/drawing/2016/5/14/chartex" xmlns:mc="http://schemas.openxmlformats.org/markup-compatibility/2006" xmlns:aink="http://schemas.microsoft.com/office/drawing/2016/ink" xmlns:am3d="http://schemas.microsoft.com/office/drawing/2017/model3d" xmlns:o="urn:schemas-microsoft-com:office:office" xmlns:oel="http://schemas.microsoft.com/office/2019/extlst" xmlns:r="http://schemas.openxmlformats.org/officeDocument/2006/relationships" xmlns:m="http://schemas.openxmlformats.org/officeDocument/2006/math" xmlns:v="urn:schemas-microsoft-com:vml" xmlns:wp14="http://schemas.microsoft.com/office/word/2010/wordprocessingDrawing" xmlns:wp="http://schemas.openxmlformats.org/drawingml/2006/wordprocessingDrawing" xmlns:w10="urn:schemas-microsoft-com:office:word" xmlns:w="http://schemas.openxmlformats.org/wordprocessingml/2006/main" xmlns:w14="http://schemas.microsoft.com/office/word/2010/wordml" xmlns:w15="http://schemas.microsoft.com/office/word/2012/wordml" xmlns:w16cex="http://schemas.microsoft.com/office/word/2018/wordml/cex" xmlns:w16cid="http://schemas.microsoft.com/office/word/2016/wordml/cid" xmlns:w16="http://schemas.microsoft.com/office/word/2018/wordml" xmlns:w16du="http://schemas.microsoft.com/office/word/2023/wordml/word16du" xmlns:w16sdtdh="http://schemas.microsoft.com/office/word/2020/wordml/sdtdatahash" xmlns:w16sdtfl="http://schemas.microsoft.com/office/word/2024/wordml/sdtformatlock" xmlns:w16se="http://schemas.microsoft.com/office/word/2015/wordml/symex" xmlns:wpg="http://schemas.microsoft.com/office/word/2010/wordprocessingGroup" xmlns:wpi="http://schemas.microsoft.com/office/word/2010/wordprocessingInk" xmlns:wne="http://schemas.microsoft.com/office/word/2006/wordml" xmlns:wps="http://schemas.microsoft.com/office/word/2010/wordprocessingShape" mc:Ignorable="w14 w15 w16se w16cid w16 w16cex w16sdtdh w16sdtfl w16du wp14">
   <w:abstractNum w:abstractNumId="0" w15:restartNumberingAfterBreak="0">
     <w:nsid w:val="042A6B37"/>
     <w:multiLevelType w:val="hybridMultilevel"/>
@@ -3942,6 +4160,155 @@
     </w:lvl>
   </w:abstractNum>
   <w:abstractNum w:abstractNumId="9" w15:restartNumberingAfterBreak="0">
+    <w:nsid w:val="68445685"/>
+    <w:multiLevelType w:val="multilevel"/>
+    <w:tmpl w:val="C2D629B4"/>
+    <w:lvl w:ilvl="0">
+      <w:start w:val="1"/>
+      <w:numFmt w:val="bullet"/>
+      <w:lvlText w:val=""/>
+      <w:lvlJc w:val="left"/>
+      <w:pPr>
+        <w:tabs>
+          <w:tab w:val="num" w:pos="720"/>
+        </w:tabs>
+        <w:ind w:left="720" w:hanging="360"/>
+      </w:pPr>
+      <w:rPr>
+        <w:rFonts w:ascii="Symbol" w:hAnsi="Symbol" w:hint="default"/>
+        <w:sz w:val="20"/>
+      </w:rPr>
+    </w:lvl>
+    <w:lvl w:ilvl="1" w:tentative="1">
+      <w:start w:val="1"/>
+      <w:numFmt w:val="bullet"/>
+      <w:lvlText w:val="o"/>
+      <w:lvlJc w:val="left"/>
+      <w:pPr>
+        <w:tabs>
+          <w:tab w:val="num" w:pos="1440"/>
+        </w:tabs>
+        <w:ind w:left="1440" w:hanging="360"/>
+      </w:pPr>
+      <w:rPr>
+        <w:rFonts w:ascii="Courier New" w:hAnsi="Courier New" w:hint="default"/>
+        <w:sz w:val="20"/>
+      </w:rPr>
+    </w:lvl>
+    <w:lvl w:ilvl="2" w:tentative="1">
+      <w:start w:val="1"/>
+      <w:numFmt w:val="bullet"/>
+      <w:lvlText w:val=""/>
+      <w:lvlJc w:val="left"/>
+      <w:pPr>
+        <w:tabs>
+          <w:tab w:val="num" w:pos="2160"/>
+        </w:tabs>
+        <w:ind w:left="2160" w:hanging="360"/>
+      </w:pPr>
+      <w:rPr>
+        <w:rFonts w:ascii="Wingdings" w:hAnsi="Wingdings" w:hint="default"/>
+        <w:sz w:val="20"/>
+      </w:rPr>
+    </w:lvl>
+    <w:lvl w:ilvl="3" w:tentative="1">
+      <w:start w:val="1"/>
+      <w:numFmt w:val="bullet"/>
+      <w:lvlText w:val=""/>
+      <w:lvlJc w:val="left"/>
+      <w:pPr>
+        <w:tabs>
+          <w:tab w:val="num" w:pos="2880"/>
+        </w:tabs>
+        <w:ind w:left="2880" w:hanging="360"/>
+      </w:pPr>
+      <w:rPr>
+        <w:rFonts w:ascii="Wingdings" w:hAnsi="Wingdings" w:hint="default"/>
+        <w:sz w:val="20"/>
+      </w:rPr>
+    </w:lvl>
+    <w:lvl w:ilvl="4" w:tentative="1">
+      <w:start w:val="1"/>
+      <w:numFmt w:val="bullet"/>
+      <w:lvlText w:val=""/>
+      <w:lvlJc w:val="left"/>
+      <w:pPr>
+        <w:tabs>
+          <w:tab w:val="num" w:pos="3600"/>
+        </w:tabs>
+        <w:ind w:left="3600" w:hanging="360"/>
+      </w:pPr>
+      <w:rPr>
+        <w:rFonts w:ascii="Wingdings" w:hAnsi="Wingdings" w:hint="default"/>
+        <w:sz w:val="20"/>
+      </w:rPr>
+    </w:lvl>
+    <w:lvl w:ilvl="5" w:tentative="1">
+      <w:start w:val="1"/>
+      <w:numFmt w:val="bullet"/>
+      <w:lvlText w:val=""/>
+      <w:lvlJc w:val="left"/>
+      <w:pPr>
+        <w:tabs>
+          <w:tab w:val="num" w:pos="4320"/>
+        </w:tabs>
+        <w:ind w:left="4320" w:hanging="360"/>
+      </w:pPr>
+      <w:rPr>
+        <w:rFonts w:ascii="Wingdings" w:hAnsi="Wingdings" w:hint="default"/>
+        <w:sz w:val="20"/>
+      </w:rPr>
+    </w:lvl>
+    <w:lvl w:ilvl="6" w:tentative="1">
+      <w:start w:val="1"/>
+      <w:numFmt w:val="bullet"/>
+      <w:lvlText w:val=""/>
+      <w:lvlJc w:val="left"/>
+      <w:pPr>
+        <w:tabs>
+          <w:tab w:val="num" w:pos="5040"/>
+        </w:tabs>
+        <w:ind w:left="5040" w:hanging="360"/>
+      </w:pPr>
+      <w:rPr>
+        <w:rFonts w:ascii="Wingdings" w:hAnsi="Wingdings" w:hint="default"/>
+        <w:sz w:val="20"/>
+      </w:rPr>
+    </w:lvl>
+    <w:lvl w:ilvl="7" w:tentative="1">
+      <w:start w:val="1"/>
+      <w:numFmt w:val="bullet"/>
+      <w:lvlText w:val=""/>
+      <w:lvlJc w:val="left"/>
+      <w:pPr>
+        <w:tabs>
+          <w:tab w:val="num" w:pos="5760"/>
+        </w:tabs>
+        <w:ind w:left="5760" w:hanging="360"/>
+      </w:pPr>
+      <w:rPr>
+        <w:rFonts w:ascii="Wingdings" w:hAnsi="Wingdings" w:hint="default"/>
+        <w:sz w:val="20"/>
+      </w:rPr>
+    </w:lvl>
+    <w:lvl w:ilvl="8" w:tentative="1">
+      <w:start w:val="1"/>
+      <w:numFmt w:val="bullet"/>
+      <w:lvlText w:val=""/>
+      <w:lvlJc w:val="left"/>
+      <w:pPr>
+        <w:tabs>
+          <w:tab w:val="num" w:pos="6480"/>
+        </w:tabs>
+        <w:ind w:left="6480" w:hanging="360"/>
+      </w:pPr>
+      <w:rPr>
+        <w:rFonts w:ascii="Wingdings" w:hAnsi="Wingdings" w:hint="default"/>
+        <w:sz w:val="20"/>
+      </w:rPr>
+    </w:lvl>
+  </w:abstractNum>
+  <w:abstractNum w:abstractNumId="10" w15:restartNumberingAfterBreak="0">
     <w:nsid w:val="69616CB8"/>
     <w:multiLevelType w:val="hybridMultilevel"/>
     <w:tmpl w:val="23EC7D4A"/>
@@ -4054,7 +4421,7 @@
       </w:rPr>
     </w:lvl>
   </w:abstractNum>
-  <w:abstractNum w:abstractNumId="10" w15:restartNumberingAfterBreak="0">
+  <w:abstractNum w:abstractNumId="11" w15:restartNumberingAfterBreak="0">
     <w:nsid w:val="6B625092"/>
     <w:multiLevelType w:val="hybridMultilevel"/>
     <w:tmpl w:val="86F61076"/>
@@ -4167,7 +4534,7 @@
       </w:rPr>
     </w:lvl>
   </w:abstractNum>
-  <w:abstractNum w:abstractNumId="11" w15:restartNumberingAfterBreak="0">
+  <w:abstractNum w:abstractNumId="12" w15:restartNumberingAfterBreak="0">
     <w:nsid w:val="76304F08"/>
     <w:multiLevelType w:val="hybridMultilevel"/>
     <w:tmpl w:val="BBB47B0A"/>
@@ -4279,7 +4646,7 @@
       </w:rPr>
     </w:lvl>
   </w:abstractNum>
-  <w:abstractNum w:abstractNumId="12" w15:restartNumberingAfterBreak="0">
+  <w:abstractNum w:abstractNumId="13" w15:restartNumberingAfterBreak="0">
     <w:nsid w:val="7A7120EA"/>
     <w:multiLevelType w:val="hybridMultilevel"/>
     <w:tmpl w:val="B714EC70"/>
@@ -4429,10 +4796,10 @@
     <w:abstractNumId w:val="1"/>
   </w:num>
   <w:num w:numId="4" w16cid:durableId="983237737">
-    <w:abstractNumId w:val="10"/>
+    <w:abstractNumId w:val="11"/>
   </w:num>
   <w:num w:numId="5" w16cid:durableId="490171255">
-    <w:abstractNumId w:val="11"/>
+    <w:abstractNumId w:val="12"/>
   </w:num>
   <w:num w:numId="6" w16cid:durableId="340814691">
     <w:abstractNumId w:val="2"/>
@@ -4450,19 +4817,22 @@
     <w:abstractNumId w:val="3"/>
   </w:num>
   <w:num w:numId="11" w16cid:durableId="526329763">
-    <w:abstractNumId w:val="9"/>
+    <w:abstractNumId w:val="10"/>
   </w:num>
   <w:num w:numId="12" w16cid:durableId="67458668">
     <w:abstractNumId w:val="5"/>
   </w:num>
   <w:num w:numId="13" w16cid:durableId="137234301">
-    <w:abstractNumId w:val="12"/>
+    <w:abstractNumId w:val="13"/>
+  </w:num>
+  <w:num w:numId="14" w16cid:durableId="405960382">
+    <w:abstractNumId w:val="9"/>
   </w:num>
 </w:numbering>
 </file>
 
 <file path=word/styles.xml><?xml version="1.0" encoding="utf-8"?>
-<w:styles xmlns:mc="http://schemas.openxmlformats.org/markup-compatibility/2006" xmlns:r="http://schemas.openxmlformats.org/officeDocument/2006/relationships" xmlns:w="http://schemas.openxmlformats.org/wordprocessingml/2006/main" xmlns:w14="http://schemas.microsoft.com/office/word/2010/wordml" xmlns:w15="http://schemas.microsoft.com/office/word/2012/wordml" xmlns:w16cex="http://schemas.microsoft.com/office/word/2018/wordml/cex" xmlns:w16cid="http://schemas.microsoft.com/office/word/2016/wordml/cid" xmlns:w16="http://schemas.microsoft.com/office/word/2018/wordml" xmlns:w16sdtdh="http://schemas.microsoft.com/office/word/2020/wordml/sdtdatahash" xmlns:w16sdtfl="http://schemas.microsoft.com/office/word/2024/wordml/sdtformatlock" xmlns:w16se="http://schemas.microsoft.com/office/word/2015/wordml/symex" xmlns:w16du="http://schemas.microsoft.com/office/word/2023/wordml/word16du" mc:Ignorable="w14 w15 w16se w16cid w16 w16cex w16sdtdh w16sdtfl w16du">
+<w:styles xmlns:mc="http://schemas.openxmlformats.org/markup-compatibility/2006" xmlns:r="http://schemas.openxmlformats.org/officeDocument/2006/relationships" xmlns:w="http://schemas.openxmlformats.org/wordprocessingml/2006/main" xmlns:w14="http://schemas.microsoft.com/office/word/2010/wordml" xmlns:w15="http://schemas.microsoft.com/office/word/2012/wordml" xmlns:w16cex="http://schemas.microsoft.com/office/word/2018/wordml/cex" xmlns:w16cid="http://schemas.microsoft.com/office/word/2016/wordml/cid" xmlns:w16="http://schemas.microsoft.com/office/word/2018/wordml" xmlns:w16du="http://schemas.microsoft.com/office/word/2023/wordml/word16du" xmlns:w16sdtdh="http://schemas.microsoft.com/office/word/2020/wordml/sdtdatahash" xmlns:w16sdtfl="http://schemas.microsoft.com/office/word/2024/wordml/sdtformatlock" xmlns:w16se="http://schemas.microsoft.com/office/word/2015/wordml/symex" mc:Ignorable="w14 w15 w16se w16cid w16 w16cex w16sdtdh w16sdtfl w16du">
   <w:docDefaults>
     <w:rPrDefault>
       <w:rPr>
@@ -5093,7 +5463,6 @@
   <w:style w:type="character" w:default="1" w:styleId="Fuentedeprrafopredeter">
     <w:name w:val="Default Paragraph Font"/>
     <w:uiPriority w:val="1"/>
-    <w:semiHidden/>
     <w:unhideWhenUsed/>
   </w:style>
   <w:style w:type="table" w:default="1" w:styleId="Tablanormal">
@@ -5679,7 +6048,7 @@
 </file>
 
 <file path=word/glossary/document.xml><?xml version="1.0" encoding="utf-8"?>
-<w:glossaryDocument xmlns:wpc="http://schemas.microsoft.com/office/word/2010/wordprocessingCanvas" xmlns:cx="http://schemas.microsoft.com/office/drawing/2014/chartex" xmlns:cx1="http://schemas.microsoft.com/office/drawing/2015/9/8/chartex" xmlns:cx2="http://schemas.microsoft.com/office/drawing/2015/10/21/chartex" xmlns:cx3="http://schemas.microsoft.com/office/drawing/2016/5/9/chartex" xmlns:cx4="http://schemas.microsoft.com/office/drawing/2016/5/10/chartex" xmlns:cx5="http://schemas.microsoft.com/office/drawing/2016/5/11/chartex" xmlns:cx6="http://schemas.microsoft.com/office/drawing/2016/5/12/chartex" xmlns:cx7="http://schemas.microsoft.com/office/drawing/2016/5/13/chartex" xmlns:cx8="http://schemas.microsoft.com/office/drawing/2016/5/14/chartex" xmlns:mc="http://schemas.openxmlformats.org/markup-compatibility/2006" xmlns:m="http://schemas.openxmlformats.org/officeDocument/2006/math" xmlns:aink="http://schemas.microsoft.com/office/drawing/2016/ink" xmlns:am3d="http://schemas.microsoft.com/office/drawing/2017/model3d" xmlns:oel="http://schemas.microsoft.com/office/2019/extlst" xmlns:r="http://schemas.openxmlformats.org/officeDocument/2006/relationships" xmlns:wp14="http://schemas.microsoft.com/office/word/2010/wordprocessingDrawing" xmlns:wp="http://schemas.openxmlformats.org/drawingml/2006/wordprocessingDrawing" xmlns:wpg="http://schemas.microsoft.com/office/word/2010/wordprocessingGroup" xmlns:wpi="http://schemas.microsoft.com/office/word/2010/wordprocessingInk" xmlns:wps="http://schemas.microsoft.com/office/word/2010/wordprocessingShape" xmlns:o="urn:schemas-microsoft-com:office:office" xmlns:v="urn:schemas-microsoft-com:vml" xmlns:w10="urn:schemas-microsoft-com:office:word" xmlns:w="http://schemas.openxmlformats.org/wordprocessingml/2006/main" xmlns:w14="http://schemas.microsoft.com/office/word/2010/wordml" xmlns:w15="http://schemas.microsoft.com/office/word/2012/wordml" xmlns:w16cex="http://schemas.microsoft.com/office/word/2018/wordml/cex" xmlns:w16cid="http://schemas.microsoft.com/office/word/2016/wordml/cid" xmlns:w16="http://schemas.microsoft.com/office/word/2018/wordml" xmlns:w16sdtdh="http://schemas.microsoft.com/office/word/2020/wordml/sdtdatahash" xmlns:w16sdtfl="http://schemas.microsoft.com/office/word/2024/wordml/sdtformatlock" xmlns:w16se="http://schemas.microsoft.com/office/word/2015/wordml/symex" xmlns:w16du="http://schemas.microsoft.com/office/word/2023/wordml/word16du" xmlns:wne="http://schemas.microsoft.com/office/word/2006/wordml" mc:Ignorable="w14 w15 w16se w16cid w16 w16cex w16sdtdh w16sdtfl w16du wp14">
+<w:glossaryDocument xmlns:wpc="http://schemas.microsoft.com/office/word/2010/wordprocessingCanvas" xmlns:cx="http://schemas.microsoft.com/office/drawing/2014/chartex" xmlns:cx1="http://schemas.microsoft.com/office/drawing/2015/9/8/chartex" xmlns:cx2="http://schemas.microsoft.com/office/drawing/2015/10/21/chartex" xmlns:cx3="http://schemas.microsoft.com/office/drawing/2016/5/9/chartex" xmlns:cx4="http://schemas.microsoft.com/office/drawing/2016/5/10/chartex" xmlns:cx5="http://schemas.microsoft.com/office/drawing/2016/5/11/chartex" xmlns:cx6="http://schemas.microsoft.com/office/drawing/2016/5/12/chartex" xmlns:cx7="http://schemas.microsoft.com/office/drawing/2016/5/13/chartex" xmlns:cx8="http://schemas.microsoft.com/office/drawing/2016/5/14/chartex" xmlns:mc="http://schemas.openxmlformats.org/markup-compatibility/2006" xmlns:aink="http://schemas.microsoft.com/office/drawing/2016/ink" xmlns:am3d="http://schemas.microsoft.com/office/drawing/2017/model3d" xmlns:o="urn:schemas-microsoft-com:office:office" xmlns:oel="http://schemas.microsoft.com/office/2019/extlst" xmlns:r="http://schemas.openxmlformats.org/officeDocument/2006/relationships" xmlns:m="http://schemas.openxmlformats.org/officeDocument/2006/math" xmlns:v="urn:schemas-microsoft-com:vml" xmlns:wp14="http://schemas.microsoft.com/office/word/2010/wordprocessingDrawing" xmlns:wp="http://schemas.openxmlformats.org/drawingml/2006/wordprocessingDrawing" xmlns:w10="urn:schemas-microsoft-com:office:word" xmlns:w="http://schemas.openxmlformats.org/wordprocessingml/2006/main" xmlns:w14="http://schemas.microsoft.com/office/word/2010/wordml" xmlns:w15="http://schemas.microsoft.com/office/word/2012/wordml" xmlns:w16cex="http://schemas.microsoft.com/office/word/2018/wordml/cex" xmlns:w16cid="http://schemas.microsoft.com/office/word/2016/wordml/cid" xmlns:w16="http://schemas.microsoft.com/office/word/2018/wordml" xmlns:w16du="http://schemas.microsoft.com/office/word/2023/wordml/word16du" xmlns:w16sdtdh="http://schemas.microsoft.com/office/word/2020/wordml/sdtdatahash" xmlns:w16sdtfl="http://schemas.microsoft.com/office/word/2024/wordml/sdtformatlock" xmlns:w16se="http://schemas.microsoft.com/office/word/2015/wordml/symex" xmlns:wpg="http://schemas.microsoft.com/office/word/2010/wordprocessingGroup" xmlns:wpi="http://schemas.microsoft.com/office/word/2010/wordprocessingInk" xmlns:wne="http://schemas.microsoft.com/office/word/2006/wordml" xmlns:wps="http://schemas.microsoft.com/office/word/2010/wordprocessingShape" mc:Ignorable="w14 w15 w16se w16cid w16 w16cex w16sdtdh w16sdtfl w16du wp14">
   <w:docParts>
     <w:docPart>
       <w:docPartPr>
@@ -5749,7 +6118,7 @@
 </file>
 
 <file path=word/glossary/fontTable.xml><?xml version="1.0" encoding="utf-8"?>
-<w:fonts xmlns:mc="http://schemas.openxmlformats.org/markup-compatibility/2006" xmlns:r="http://schemas.openxmlformats.org/officeDocument/2006/relationships" xmlns:w="http://schemas.openxmlformats.org/wordprocessingml/2006/main" xmlns:w14="http://schemas.microsoft.com/office/word/2010/wordml" xmlns:w15="http://schemas.microsoft.com/office/word/2012/wordml" xmlns:w16cex="http://schemas.microsoft.com/office/word/2018/wordml/cex" xmlns:w16cid="http://schemas.microsoft.com/office/word/2016/wordml/cid" xmlns:w16="http://schemas.microsoft.com/office/word/2018/wordml" xmlns:w16sdtdh="http://schemas.microsoft.com/office/word/2020/wordml/sdtdatahash" xmlns:w16sdtfl="http://schemas.microsoft.com/office/word/2024/wordml/sdtformatlock" xmlns:w16se="http://schemas.microsoft.com/office/word/2015/wordml/symex" xmlns:w16du="http://schemas.microsoft.com/office/word/2023/wordml/word16du" mc:Ignorable="w14 w15 w16se w16cid w16 w16cex w16sdtdh w16sdtfl w16du">
+<w:fonts xmlns:mc="http://schemas.openxmlformats.org/markup-compatibility/2006" xmlns:r="http://schemas.openxmlformats.org/officeDocument/2006/relationships" xmlns:w="http://schemas.openxmlformats.org/wordprocessingml/2006/main" xmlns:w14="http://schemas.microsoft.com/office/word/2010/wordml" xmlns:w15="http://schemas.microsoft.com/office/word/2012/wordml" xmlns:w16cex="http://schemas.microsoft.com/office/word/2018/wordml/cex" xmlns:w16cid="http://schemas.microsoft.com/office/word/2016/wordml/cid" xmlns:w16="http://schemas.microsoft.com/office/word/2018/wordml" xmlns:w16du="http://schemas.microsoft.com/office/word/2023/wordml/word16du" xmlns:w16sdtdh="http://schemas.microsoft.com/office/word/2020/wordml/sdtdatahash" xmlns:w16sdtfl="http://schemas.microsoft.com/office/word/2024/wordml/sdtformatlock" xmlns:w16se="http://schemas.microsoft.com/office/word/2015/wordml/symex" mc:Ignorable="w14 w15 w16se w16cid w16 w16cex w16sdtdh w16sdtfl w16du">
   <w:font w:name="Times New Roman">
     <w:panose1 w:val="02020603050405020304"/>
     <w:charset w:val="00"/>
@@ -5760,7 +6129,7 @@
   <w:font w:name="Symbol">
     <w:panose1 w:val="05050102010706020507"/>
     <w:charset w:val="02"/>
-    <w:family w:val="decorative"/>
+    <w:family w:val="roman"/>
     <w:pitch w:val="variable"/>
     <w:sig w:usb0="00000000" w:usb1="10000000" w:usb2="00000000" w:usb3="00000000" w:csb0="80000000" w:csb1="00000000"/>
   </w:font>
@@ -5773,10 +6142,10 @@
   </w:font>
   <w:font w:name="Wingdings">
     <w:panose1 w:val="05000000000000000000"/>
-    <w:charset w:val="4D"/>
-    <w:family w:val="decorative"/>
+    <w:charset w:val="02"/>
+    <w:family w:val="auto"/>
     <w:pitch w:val="variable"/>
-    <w:sig w:usb0="00000003" w:usb1="00000000" w:usb2="00000000" w:usb3="00000000" w:csb0="80000001" w:csb1="00000000"/>
+    <w:sig w:usb0="00000000" w:usb1="10000000" w:usb2="00000000" w:usb3="00000000" w:csb0="80000000" w:csb1="00000000"/>
   </w:font>
   <w:font w:name="Calibri">
     <w:panose1 w:val="020F0502020204030204"/>
@@ -5805,7 +6174,7 @@
     <w:charset w:val="00"/>
     <w:family w:val="swiss"/>
     <w:pitch w:val="variable"/>
-    <w:sig w:usb0="E0002AFF" w:usb1="C0007843" w:usb2="00000009" w:usb3="00000000" w:csb0="000001FF" w:csb1="00000000"/>
+    <w:sig w:usb0="E0002EFF" w:usb1="C000785B" w:usb2="00000009" w:usb3="00000000" w:csb0="000001FF" w:csb1="00000000"/>
   </w:font>
   <w:font w:name="Tahoma">
     <w:panose1 w:val="020B0604030504040204"/>
@@ -5815,7 +6184,6 @@
     <w:sig w:usb0="E1002EFF" w:usb1="C000605B" w:usb2="00000029" w:usb3="00000000" w:csb0="000101FF" w:csb1="00000000"/>
   </w:font>
   <w:font w:name="MS Mincho">
-    <w:altName w:val="ＭＳ 明朝"/>
     <w:panose1 w:val="02020609040205080304"/>
     <w:charset w:val="80"/>
     <w:family w:val="modern"/>
@@ -5823,23 +6191,19 @@
     <w:sig w:usb0="E00002FF" w:usb1="6AC7FDFB" w:usb2="08000012" w:usb3="00000000" w:csb0="0002009F" w:csb1="00000000"/>
   </w:font>
   <w:font w:name="Aptos">
-    <w:panose1 w:val="020B0004020202020204"/>
     <w:charset w:val="00"/>
     <w:family w:val="swiss"/>
     <w:pitch w:val="variable"/>
     <w:sig w:usb0="20000287" w:usb1="00000003" w:usb2="00000000" w:usb3="00000000" w:csb0="0000019F" w:csb1="00000000"/>
   </w:font>
   <w:font w:name="Yu Mincho">
-    <w:panose1 w:val="02020400000000000000"/>
     <w:charset w:val="80"/>
     <w:family w:val="roman"/>
-    <w:notTrueType/>
     <w:pitch w:val="variable"/>
     <w:sig w:usb0="800002E7" w:usb1="2AC7FCFF" w:usb2="00000012" w:usb3="00000000" w:csb0="0002009F" w:csb1="00000000"/>
   </w:font>
   <w:font w:name="Aptos Display">
-    <w:panose1 w:val="020B0004020202020204"/>
-    <w:charset w:val="01"/>
+    <w:charset w:val="00"/>
     <w:family w:val="swiss"/>
     <w:pitch w:val="variable"/>
     <w:sig w:usb0="20000287" w:usb1="00000003" w:usb2="00000000" w:usb3="00000000" w:csb0="0000019F" w:csb1="00000000"/>
@@ -5855,7 +6219,7 @@
 </file>
 
 <file path=word/glossary/settings.xml><?xml version="1.0" encoding="utf-8"?>
-<w:settings xmlns:mc="http://schemas.openxmlformats.org/markup-compatibility/2006" xmlns:m="http://schemas.openxmlformats.org/officeDocument/2006/math" xmlns:r="http://schemas.openxmlformats.org/officeDocument/2006/relationships" xmlns:sl="http://schemas.openxmlformats.org/schemaLibrary/2006/main" xmlns:o="urn:schemas-microsoft-com:office:office" xmlns:v="urn:schemas-microsoft-com:vml" xmlns:w10="urn:schemas-microsoft-com:office:word" xmlns:w="http://schemas.openxmlformats.org/wordprocessingml/2006/main" xmlns:w14="http://schemas.microsoft.com/office/word/2010/wordml" xmlns:w15="http://schemas.microsoft.com/office/word/2012/wordml" xmlns:w16cex="http://schemas.microsoft.com/office/word/2018/wordml/cex" xmlns:w16cid="http://schemas.microsoft.com/office/word/2016/wordml/cid" xmlns:w16="http://schemas.microsoft.com/office/word/2018/wordml" xmlns:w16sdtdh="http://schemas.microsoft.com/office/word/2020/wordml/sdtdatahash" xmlns:w16sdtfl="http://schemas.microsoft.com/office/word/2024/wordml/sdtformatlock" xmlns:w16se="http://schemas.microsoft.com/office/word/2015/wordml/symex" xmlns:w16du="http://schemas.microsoft.com/office/word/2023/wordml/word16du" mc:Ignorable="w14 w15 w16se w16cid w16 w16cex w16sdtdh w16sdtfl w16du">
+<w:settings xmlns:mc="http://schemas.openxmlformats.org/markup-compatibility/2006" xmlns:o="urn:schemas-microsoft-com:office:office" xmlns:r="http://schemas.openxmlformats.org/officeDocument/2006/relationships" xmlns:m="http://schemas.openxmlformats.org/officeDocument/2006/math" xmlns:v="urn:schemas-microsoft-com:vml" xmlns:w10="urn:schemas-microsoft-com:office:word" xmlns:w="http://schemas.openxmlformats.org/wordprocessingml/2006/main" xmlns:w14="http://schemas.microsoft.com/office/word/2010/wordml" xmlns:w15="http://schemas.microsoft.com/office/word/2012/wordml" xmlns:w16cex="http://schemas.microsoft.com/office/word/2018/wordml/cex" xmlns:w16cid="http://schemas.microsoft.com/office/word/2016/wordml/cid" xmlns:w16="http://schemas.microsoft.com/office/word/2018/wordml" xmlns:w16du="http://schemas.microsoft.com/office/word/2023/wordml/word16du" xmlns:w16sdtdh="http://schemas.microsoft.com/office/word/2020/wordml/sdtdatahash" xmlns:w16sdtfl="http://schemas.microsoft.com/office/word/2024/wordml/sdtformatlock" xmlns:w16se="http://schemas.microsoft.com/office/word/2015/wordml/symex" xmlns:sl="http://schemas.openxmlformats.org/schemaLibrary/2006/main" mc:Ignorable="w14 w15 w16se w16cid w16 w16cex w16sdtdh w16sdtfl w16du">
   <w:view w:val="normal"/>
   <w:defaultTabStop w:val="708"/>
   <w:hyphenationZone w:val="425"/>
@@ -5868,6 +6232,7 @@
   <w:rsids>
     <w:rsidRoot w:val="00960213"/>
     <w:rsid w:val="000609BA"/>
+    <w:rsid w:val="000623B8"/>
     <w:rsid w:val="00194DF5"/>
     <w:rsid w:val="001B14B7"/>
     <w:rsid w:val="00230D02"/>
@@ -5883,6 +6248,7 @@
     <w:rsid w:val="00704192"/>
     <w:rsid w:val="00825B36"/>
     <w:rsid w:val="009007E1"/>
+    <w:rsid w:val="00924410"/>
     <w:rsid w:val="00960213"/>
     <w:rsid w:val="009B18C0"/>
     <w:rsid w:val="00BD2436"/>
@@ -5915,7 +6281,7 @@
 </file>
 
 <file path=word/glossary/styles.xml><?xml version="1.0" encoding="utf-8"?>
-<w:styles xmlns:mc="http://schemas.openxmlformats.org/markup-compatibility/2006" xmlns:r="http://schemas.openxmlformats.org/officeDocument/2006/relationships" xmlns:w="http://schemas.openxmlformats.org/wordprocessingml/2006/main" xmlns:w14="http://schemas.microsoft.com/office/word/2010/wordml" xmlns:w15="http://schemas.microsoft.com/office/word/2012/wordml" xmlns:w16cex="http://schemas.microsoft.com/office/word/2018/wordml/cex" xmlns:w16cid="http://schemas.microsoft.com/office/word/2016/wordml/cid" xmlns:w16="http://schemas.microsoft.com/office/word/2018/wordml" xmlns:w16sdtdh="http://schemas.microsoft.com/office/word/2020/wordml/sdtdatahash" xmlns:w16sdtfl="http://schemas.microsoft.com/office/word/2024/wordml/sdtformatlock" xmlns:w16se="http://schemas.microsoft.com/office/word/2015/wordml/symex" xmlns:w16du="http://schemas.microsoft.com/office/word/2023/wordml/word16du" mc:Ignorable="w14 w15 w16se w16cid w16 w16cex w16sdtdh w16sdtfl w16du">
+<w:styles xmlns:mc="http://schemas.openxmlformats.org/markup-compatibility/2006" xmlns:r="http://schemas.openxmlformats.org/officeDocument/2006/relationships" xmlns:w="http://schemas.openxmlformats.org/wordprocessingml/2006/main" xmlns:w14="http://schemas.microsoft.com/office/word/2010/wordml" xmlns:w15="http://schemas.microsoft.com/office/word/2012/wordml" xmlns:w16cex="http://schemas.microsoft.com/office/word/2018/wordml/cex" xmlns:w16cid="http://schemas.microsoft.com/office/word/2016/wordml/cid" xmlns:w16="http://schemas.microsoft.com/office/word/2018/wordml" xmlns:w16du="http://schemas.microsoft.com/office/word/2023/wordml/word16du" xmlns:w16sdtdh="http://schemas.microsoft.com/office/word/2020/wordml/sdtdatahash" xmlns:w16sdtfl="http://schemas.microsoft.com/office/word/2024/wordml/sdtformatlock" xmlns:w16se="http://schemas.microsoft.com/office/word/2015/wordml/symex" mc:Ignorable="w14 w15 w16se w16cid w16 w16cex w16sdtdh w16sdtfl w16du">
   <w:docDefaults>
     <w:rPrDefault>
       <w:rPr>
@@ -6344,7 +6710,7 @@
 </file>
 
 <file path=word/glossary/webSettings.xml><?xml version="1.0" encoding="utf-8"?>
-<w:webSettings xmlns:mc="http://schemas.openxmlformats.org/markup-compatibility/2006" xmlns:r="http://schemas.openxmlformats.org/officeDocument/2006/relationships" xmlns:w="http://schemas.openxmlformats.org/wordprocessingml/2006/main" xmlns:w14="http://schemas.microsoft.com/office/word/2010/wordml" xmlns:w15="http://schemas.microsoft.com/office/word/2012/wordml" xmlns:w16cex="http://schemas.microsoft.com/office/word/2018/wordml/cex" xmlns:w16cid="http://schemas.microsoft.com/office/word/2016/wordml/cid" xmlns:w16="http://schemas.microsoft.com/office/word/2018/wordml" xmlns:w16sdtdh="http://schemas.microsoft.com/office/word/2020/wordml/sdtdatahash" xmlns:w16sdtfl="http://schemas.microsoft.com/office/word/2024/wordml/sdtformatlock" xmlns:w16se="http://schemas.microsoft.com/office/word/2015/wordml/symex" xmlns:w16du="http://schemas.microsoft.com/office/word/2023/wordml/word16du" mc:Ignorable="w14 w15 w16se w16cid w16 w16cex w16sdtdh w16sdtfl w16du">
+<w:webSettings xmlns:mc="http://schemas.openxmlformats.org/markup-compatibility/2006" xmlns:r="http://schemas.openxmlformats.org/officeDocument/2006/relationships" xmlns:w="http://schemas.openxmlformats.org/wordprocessingml/2006/main" xmlns:w14="http://schemas.microsoft.com/office/word/2010/wordml" xmlns:w15="http://schemas.microsoft.com/office/word/2012/wordml" xmlns:w16cex="http://schemas.microsoft.com/office/word/2018/wordml/cex" xmlns:w16cid="http://schemas.microsoft.com/office/word/2016/wordml/cid" xmlns:w16="http://schemas.microsoft.com/office/word/2018/wordml" xmlns:w16du="http://schemas.microsoft.com/office/word/2023/wordml/word16du" xmlns:w16sdtdh="http://schemas.microsoft.com/office/word/2020/wordml/sdtdatahash" xmlns:w16sdtfl="http://schemas.microsoft.com/office/word/2024/wordml/sdtformatlock" xmlns:w16se="http://schemas.microsoft.com/office/word/2015/wordml/symex" mc:Ignorable="w14 w15 w16se w16cid w16 w16cex w16sdtdh w16sdtfl w16du">
   <w:optimizeForBrowser/>
 </w:webSettings>
 </file>
@@ -6644,15 +7010,6 @@
 </file>
 
 <file path=customXml/item2.xml><?xml version="1.0" encoding="utf-8"?>
-<?mso-contentType ?>
-<FormTemplates xmlns="http://schemas.microsoft.com/sharepoint/v3/contenttype/forms">
-  <Display>DocumentLibraryForm</Display>
-  <Edit>DocumentLibraryForm</Edit>
-  <New>DocumentLibraryForm</New>
-</FormTemplates>
-</file>
-
-<file path=customXml/item3.xml><?xml version="1.0" encoding="utf-8"?>
 <p:properties xmlns:p="http://schemas.microsoft.com/office/2006/metadata/properties" xmlns:xsi="http://www.w3.org/2001/XMLSchema-instance" xmlns:pc="http://schemas.microsoft.com/office/infopath/2007/PartnerControls">
   <documentManagement>
     <lcf76f155ced4ddcb4097134ff3c332f xmlns="e1e7bc46-bed0-459f-9452-a76b1c5b695e">
@@ -6662,11 +7019,16 @@
 </p:properties>
 </file>
 
-<file path=customXml/item4.xml><?xml version="1.0" encoding="utf-8"?>
-<b:Sources xmlns:b="http://schemas.openxmlformats.org/officeDocument/2006/bibliography" xmlns="http://schemas.openxmlformats.org/officeDocument/2006/bibliography" SelectedStyle="\APA.XSL" StyleName="APA"/>
+<file path=customXml/item3.xml><?xml version="1.0" encoding="utf-8"?>
+<?mso-contentType ?>
+<FormTemplates xmlns="http://schemas.microsoft.com/sharepoint/v3/contenttype/forms">
+  <Display>DocumentLibraryForm</Display>
+  <Edit>DocumentLibraryForm</Edit>
+  <New>DocumentLibraryForm</New>
+</FormTemplates>
 </file>
 
-<file path=customXml/item5.xml><?xml version="1.0" encoding="utf-8"?>
+<file path=customXml/item4.xml><?xml version="1.0" encoding="utf-8"?>
 <ct:contentTypeSchema xmlns:ct="http://schemas.microsoft.com/office/2006/metadata/contentType" xmlns:ma="http://schemas.microsoft.com/office/2006/metadata/properties/metaAttributes" ct:_="" ma:_="" ma:contentTypeName="Documento" ma:contentTypeID="0x0101005395107FFD641345A10C8A5ACACB9D20" ma:contentTypeVersion="13" ma:contentTypeDescription="Crear nuevo documento." ma:contentTypeScope="" ma:versionID="7407f70e7181b908656026f379795b2c">
   <xsd:schema xmlns:xsd="http://www.w3.org/2001/XMLSchema" xmlns:xs="http://www.w3.org/2001/XMLSchema" xmlns:p="http://schemas.microsoft.com/office/2006/metadata/properties" xmlns:ns2="e1e7bc46-bed0-459f-9452-a76b1c5b695e" xmlns:ns3="bb8cf7e1-610f-40a0-8f00-126b9d139fde" targetNamespace="http://schemas.microsoft.com/office/2006/metadata/properties" ma:root="true" ma:fieldsID="b29ea8901729e1eaaa4e48e09148c760" ns2:_="" ns3:_="">
     <xsd:import namespace="e1e7bc46-bed0-459f-9452-a76b1c5b695e"/>
@@ -6883,6 +7245,10 @@
 </ct:contentTypeSchema>
 </file>
 
+<file path=customXml/item5.xml><?xml version="1.0" encoding="utf-8"?>
+<b:Sources xmlns:b="http://schemas.openxmlformats.org/officeDocument/2006/bibliography" xmlns="http://schemas.openxmlformats.org/officeDocument/2006/bibliography" SelectedStyle="\APA.XSL" StyleName="APA"/>
+</file>
+
 <file path=customXml/itemProps1.xml><?xml version="1.0" encoding="utf-8"?>
 <ds:datastoreItem xmlns:ds="http://schemas.openxmlformats.org/officeDocument/2006/customXml" ds:itemID="{55AF091B-3C7A-41E3-B477-F2FDAA23CFDA}">
   <ds:schemaRefs>
@@ -6892,14 +7258,6 @@
 </file>
 
 <file path=customXml/itemProps2.xml><?xml version="1.0" encoding="utf-8"?>
-<ds:datastoreItem xmlns:ds="http://schemas.openxmlformats.org/officeDocument/2006/customXml" ds:itemID="{EE9AAF0E-D63F-459F-A0FB-CDCE9F728F33}">
-  <ds:schemaRefs>
-    <ds:schemaRef ds:uri="http://schemas.microsoft.com/sharepoint/v3/contenttype/forms"/>
-  </ds:schemaRefs>
-</ds:datastoreItem>
-</file>
-
-<file path=customXml/itemProps3.xml><?xml version="1.0" encoding="utf-8"?>
 <ds:datastoreItem xmlns:ds="http://schemas.openxmlformats.org/officeDocument/2006/customXml" ds:itemID="{E1036DFC-1D85-404D-898C-621D06C0EB1C}">
   <ds:schemaRefs>
     <ds:schemaRef ds:uri="http://schemas.microsoft.com/office/2006/metadata/properties"/>
@@ -6909,15 +7267,15 @@
 </ds:datastoreItem>
 </file>
 
-<file path=customXml/itemProps4.xml><?xml version="1.0" encoding="utf-8"?>
-<ds:datastoreItem xmlns:ds="http://schemas.openxmlformats.org/officeDocument/2006/customXml" ds:itemID="{BD6EC776-6679-4C69-98E3-6D068EA0A3C9}">
+<file path=customXml/itemProps3.xml><?xml version="1.0" encoding="utf-8"?>
+<ds:datastoreItem xmlns:ds="http://schemas.openxmlformats.org/officeDocument/2006/customXml" ds:itemID="{EE9AAF0E-D63F-459F-A0FB-CDCE9F728F33}">
   <ds:schemaRefs>
-    <ds:schemaRef ds:uri="http://schemas.openxmlformats.org/officeDocument/2006/bibliography"/>
+    <ds:schemaRef ds:uri="http://schemas.microsoft.com/sharepoint/v3/contenttype/forms"/>
   </ds:schemaRefs>
 </ds:datastoreItem>
 </file>
 
-<file path=customXml/itemProps5.xml><?xml version="1.0" encoding="utf-8"?>
+<file path=customXml/itemProps4.xml><?xml version="1.0" encoding="utf-8"?>
 <ds:datastoreItem xmlns:ds="http://schemas.openxmlformats.org/officeDocument/2006/customXml" ds:itemID="{444115BD-C1C6-48AD-B714-E1866627071D}">
   <ds:schemaRefs>
     <ds:schemaRef ds:uri="http://schemas.microsoft.com/office/2006/metadata/contentType"/>
@@ -6934,4 +7292,12 @@
     <ds:schemaRef ds:uri="http://schemas.microsoft.com/internal/obd"/>
   </ds:schemaRefs>
 </ds:datastoreItem>
+</file>
+
+<file path=customXml/itemProps5.xml><?xml version="1.0" encoding="utf-8"?>
+<ds:datastoreItem xmlns:ds="http://schemas.openxmlformats.org/officeDocument/2006/customXml" ds:itemID="{BD6EC776-6679-4C69-98E3-6D068EA0A3C9}">
+  <ds:schemaRefs>
+    <ds:schemaRef ds:uri="http://schemas.openxmlformats.org/officeDocument/2006/bibliography"/>
+  </ds:schemaRefs>
+</ds:datastoreItem>
 </file>
--- a/Fase 2/Evidencias Proyecto (version Agil)/Documento 01- Product Vision.docx
+++ b/Fase 2/Evidencias Proyecto (version Agil)/Documento 01- Product Vision.docx
@@ -201,7 +201,7 @@
                         <w:szCs w:val="44"/>
                         <w:lang w:val="es-AR"/>
                       </w:rPr>
-                      <w:t>[Insertar Nombre de Proyecto]</w:t>
+                      <w:t>A2D SM</w:t>
                     </w:r>
                   </w:p>
                 </w:tc>
@@ -2263,6 +2263,15 @@
                 <w:lang w:val="es-ES" w:eastAsia="es-ES"/>
               </w:rPr>
             </w:pPr>
+            <w:r>
+              <w:rPr>
+                <w:rFonts w:asciiTheme="minorHAnsi" w:hAnsiTheme="minorHAnsi" w:cstheme="minorHAnsi"/>
+                <w:i/>
+                <w:szCs w:val="24"/>
+                <w:lang w:val="es-ES" w:eastAsia="es-ES"/>
+              </w:rPr>
+              <w:t>Alejandro Rodríguez</w:t>
+            </w:r>
           </w:p>
         </w:tc>
         <w:tc>
@@ -2302,6 +2311,26 @@
                 <w:lang w:val="es-ES" w:eastAsia="es-ES"/>
               </w:rPr>
             </w:pPr>
+            <w:proofErr w:type="spellStart"/>
+            <w:r>
+              <w:rPr>
+                <w:rFonts w:cstheme="minorHAnsi"/>
+                <w:i/>
+                <w:szCs w:val="24"/>
+                <w:lang w:val="es-ES" w:eastAsia="es-ES"/>
+              </w:rPr>
+              <w:t>Angelo</w:t>
+            </w:r>
+            <w:proofErr w:type="spellEnd"/>
+            <w:r>
+              <w:rPr>
+                <w:rFonts w:cstheme="minorHAnsi"/>
+                <w:i/>
+                <w:szCs w:val="24"/>
+                <w:lang w:val="es-ES" w:eastAsia="es-ES"/>
+              </w:rPr>
+              <w:t xml:space="preserve"> Galindo</w:t>
+            </w:r>
           </w:p>
         </w:tc>
         <w:tc>
@@ -2514,42 +2543,19 @@
         <w:rPr>
           <w:lang w:val="es-CL"/>
         </w:rPr>
-        <w:t xml:space="preserve"> La planta procesadora de fruta de </w:t>
-      </w:r>
-      <w:proofErr w:type="spellStart"/>
+        <w:t xml:space="preserve"> La planta procesadora de fruta de Socradex controla la recepción, el proceso, la bodega y el despacho con un sistema desarrollado en VB.NET 2008 (WinForms) y PHP. La aplicaci</w:t>
+      </w:r>
       <w:r>
         <w:rPr>
           <w:lang w:val="es-CL"/>
         </w:rPr>
-        <w:t>Socradex</w:t>
-      </w:r>
-      <w:proofErr w:type="spellEnd"/>
+        <w:t>ó</w:t>
+      </w:r>
       <w:r>
         <w:rPr>
           <w:lang w:val="es-CL"/>
         </w:rPr>
-        <w:t xml:space="preserve"> (Ruta N</w:t>
-      </w:r>
-      <w:r>
-        <w:rPr>
-          <w:lang w:val="es-CL"/>
-        </w:rPr>
-        <w:noBreakHyphen/>
-        <w:t xml:space="preserve">31 km 7,2, </w:t>
-      </w:r>
-      <w:proofErr w:type="spellStart"/>
-      <w:r>
-        <w:rPr>
-          <w:lang w:val="es-CL"/>
-        </w:rPr>
-        <w:t>Mutupin</w:t>
-      </w:r>
-      <w:proofErr w:type="spellEnd"/>
-      <w:r>
-        <w:rPr>
-          <w:lang w:val="es-CL"/>
-        </w:rPr>
-        <w:t>, San Carlos, Ñuble) controla la recepción, el proceso, la bodega y el despacho con un sistema desarrollado en VB.NET 2008 (WinForms) y PHP. Las aplicaciones cliente se conectan directamente a la base de datos SQL Server y arman las consultas concatenando texto. El modelo de datos tiene cerca de 40 tablas, sin integridad referencial ni manejo de transacciones.</w:t>
+        <w:t>n cliente se conecta directamente a la base de datos SQL Server y arma las consultas concatenando texto. El modelo de datos tiene cerca de 40 tablas, sin integridad referencial ni manejo de transacciones.</w:t>
       </w:r>
     </w:p>
     <w:p>
@@ -2614,7 +2620,19 @@
         <w:rPr>
           <w:lang w:val="es-CL"/>
         </w:rPr>
-        <w:t> sin transacciones ni claves foráneas, una operación que se interrumpe a medias (por ejemplo, registrar una tarja y descontar el stock de bandejas) puede dejar registros huérfanos o inconsistentes. Esto hace que los kilos recibidos, los rendimientos y las mermas calculados no sean confiables.</w:t>
+        <w:t> sin transacciones ni claves foráneas, una operación que se interrumpe a medias puede dejar registros huérfanos o inconsistentes. Esto hace que los kilos recibidos, los rendimientos y las mermas calculad</w:t>
+      </w:r>
+      <w:r>
+        <w:rPr>
+          <w:lang w:val="es-CL"/>
+        </w:rPr>
+        <w:t>a</w:t>
+      </w:r>
+      <w:r>
+        <w:rPr>
+          <w:lang w:val="es-CL"/>
+        </w:rPr>
+        <w:t>s no sean confiables.</w:t>
       </w:r>
     </w:p>
     <w:p>
@@ -2664,7 +2682,19 @@
         <w:rPr>
           <w:lang w:val="es-CL"/>
         </w:rPr>
-        <w:t> la plataforma usa tecnologías que ya no tienen soporte, lo que hace cada cambio costoso y riesgoso y deja al sistema cada vez más atrás de lo que el negocio necesita.</w:t>
+        <w:t> la plataforma usa tecnologías que ya no tienen soporte, lo que hace cada cambio costoso</w:t>
+      </w:r>
+      <w:r>
+        <w:rPr>
+          <w:lang w:val="es-CL"/>
+        </w:rPr>
+        <w:t xml:space="preserve">, </w:t>
+      </w:r>
+      <w:r>
+        <w:rPr>
+          <w:lang w:val="es-CL"/>
+        </w:rPr>
+        <w:t>riesgoso y deja al sistema cada vez más atrás de lo que el negocio necesita.</w:t>
       </w:r>
     </w:p>
     <w:p>
@@ -2736,13 +2766,170 @@
     </w:p>
     <w:p>
       <w:pPr>
+        <w:pStyle w:val="Ttulo4"/>
+      </w:pPr>
+      <w:r>
+        <w:rPr>
+          <w:rFonts w:eastAsia="Times New Roman" w:cs="Arial"/>
+          <w:b/>
+          <w:bCs/>
+          <w:i w:val="0"/>
+          <w:iCs w:val="0"/>
+          <w:color w:val="548DD4" w:themeColor="text2" w:themeTint="99"/>
+          <w:sz w:val="26"/>
+          <w:szCs w:val="26"/>
+          <w:lang w:val="es-ES" w:eastAsia="es-ES"/>
+        </w:rPr>
+        <w:t>Usuario 1: Operador de recepción</w:t>
+      </w:r>
+    </w:p>
+    <w:p>
+      <w:pPr>
+        <w:pStyle w:val="Ttulo4"/>
+      </w:pPr>
+      <w:r>
+        <w:t>Determinación del usuario</w:t>
+      </w:r>
+    </w:p>
+    <w:p>
+      <w:pPr>
+        <w:rPr>
+          <w:lang w:val="es-ES" w:eastAsia="es-ES"/>
+        </w:rPr>
+      </w:pPr>
+      <w:r>
+        <w:rPr>
+          <w:lang w:val="es-ES" w:eastAsia="es-ES"/>
+        </w:rPr>
+        <w:t>Son los trabajadores de la planta de Socradex encargados de recibir la fruta que entregan los productores. En temporada alta son 3 operadores. Por cada ingreso de fruta emiten la tarja y la guía de recepción, con el productor, la especie, la variedad, la calidad, la cantidad y el tipo de bandejas, y los kilos recibidos.</w:t>
+      </w:r>
+    </w:p>
+    <w:p>
+      <w:pPr>
+        <w:rPr>
+          <w:lang w:val="es-ES" w:eastAsia="es-ES"/>
+        </w:rPr>
+      </w:pPr>
+      <w:r>
+        <w:rPr>
+          <w:lang w:val="es-ES" w:eastAsia="es-ES"/>
+        </w:rPr>
+        <w:t>Trabajan en la zona de recepción, un entorno operativo y no de oficina, con una carga de trabajo que aumenta mucho durante la temporada de cosecha, cuando se concentra la mayor llegada de fruta. Tienen conocimientos informáticos de nivel básico a medio y usan el sistema para registrar datos, no para analizarlos.</w:t>
+      </w:r>
+    </w:p>
+    <w:p>
+      <w:pPr>
+        <w:pStyle w:val="Ttulo4"/>
+        <w:rPr>
+          <w:lang w:val="es-ES" w:eastAsia="es-ES"/>
+        </w:rPr>
+      </w:pPr>
+      <w:r>
+        <w:rPr>
+          <w:lang w:val="es-ES" w:eastAsia="es-ES"/>
+        </w:rPr>
+        <w:t>Necesidades de los usuarios</w:t>
+      </w:r>
+    </w:p>
+    <w:p>
+      <w:pPr>
+        <w:rPr>
+          <w:lang w:val="es-ES" w:eastAsia="es-ES"/>
+        </w:rPr>
+      </w:pPr>
+      <w:r>
+        <w:rPr>
+          <w:lang w:val="es-ES" w:eastAsia="es-ES"/>
+        </w:rPr>
+        <w:t>Registrar rápido: ingresar cada recepción en pocos pasos, para no generar filas de camiones en temporada alta.</w:t>
+      </w:r>
+    </w:p>
+    <w:p>
+      <w:pPr>
+        <w:rPr>
+          <w:lang w:val="es-ES" w:eastAsia="es-ES"/>
+        </w:rPr>
+      </w:pPr>
+      <w:r>
+        <w:rPr>
+          <w:lang w:val="es-ES" w:eastAsia="es-ES"/>
+        </w:rPr>
+        <w:t>No hacer cálculos a mano: que el sistema asigne el número de tarja y calcule los kilos y el stock de bandejas.</w:t>
+      </w:r>
+    </w:p>
+    <w:p>
+      <w:pPr>
+        <w:rPr>
+          <w:lang w:val="es-ES" w:eastAsia="es-ES"/>
+        </w:rPr>
+      </w:pPr>
+      <w:r>
+        <w:rPr>
+          <w:lang w:val="es-ES" w:eastAsia="es-ES"/>
+        </w:rPr>
+        <w:t>Evitar errores de digitación: que el sistema avise en el momento si falta un dato, si un peso está fuera de rango o si un productor o una variedad no existe.</w:t>
+      </w:r>
+    </w:p>
+    <w:p>
+      <w:pPr>
+        <w:rPr>
+          <w:lang w:val="es-ES" w:eastAsia="es-ES"/>
+        </w:rPr>
+      </w:pPr>
+      <w:r>
+        <w:rPr>
+          <w:lang w:val="es-ES" w:eastAsia="es-ES"/>
+        </w:rPr>
+        <w:t>Confiar en lo registrado: que una recepción quede guardada completa o no se guarde, sin datos a medias que después haya que corregir.</w:t>
+      </w:r>
+    </w:p>
+    <w:p>
+      <w:pPr>
+        <w:rPr>
+          <w:lang w:val="es-ES" w:eastAsia="es-ES"/>
+        </w:rPr>
+      </w:pPr>
+      <w:r>
+        <w:rPr>
+          <w:lang w:val="es-ES" w:eastAsia="es-ES"/>
+        </w:rPr>
+        <w:t>Trabajar solo en su área: acceder únicamente a las funciones de recepción, sin riesgo de modificar información de otras áreas.</w:t>
+      </w:r>
+    </w:p>
+    <w:p>
+      <w:pPr>
+        <w:rPr>
+          <w:lang w:val="es-ES" w:eastAsia="es-ES"/>
+        </w:rPr>
+      </w:pPr>
+      <w:r>
+        <w:rPr>
+          <w:lang w:val="es-ES" w:eastAsia="es-ES"/>
+        </w:rPr>
+        <w:t>Entregar el comprobante: imprimir la tarja al terminar el registro</w:t>
+      </w:r>
+      <w:r>
+        <w:rPr>
+          <w:lang w:val="es-ES" w:eastAsia="es-ES"/>
+        </w:rPr>
+        <w:t>.</w:t>
+      </w:r>
+    </w:p>
+    <w:p>
+      <w:pPr>
         <w:pStyle w:val="Ttulo3"/>
       </w:pPr>
-      <w:bookmarkStart w:id="6" w:name="_Toc241503859"/>
-      <w:r>
-        <w:t>Usuario 1</w:t>
+      <w:bookmarkStart w:id="6" w:name="_Toc241503860"/>
+      <w:r>
+        <w:t xml:space="preserve">Usuario </w:t>
       </w:r>
       <w:bookmarkEnd w:id="6"/>
+      <w:r>
+        <w:t xml:space="preserve">2: </w:t>
+      </w:r>
+      <w:r>
+        <w:t>Operador de proceso</w:t>
+      </w:r>
     </w:p>
     <w:p>
       <w:pPr>
@@ -2762,7 +2949,32 @@
         <w:rPr>
           <w:lang w:val="es-ES" w:eastAsia="es-ES"/>
         </w:rPr>
-        <w:t>Detalle del conjunto demográfico o especifico que define el conjunto de usuarios agrupado a este punto.</w:t>
+        <w:t xml:space="preserve">Son los trabajadores de la planta de Socradex que registran la fruta que entra a las líneas de proceso y lo que se obtiene de ella. Toman las tarjas ya recepcionadas y registran su procesamiento. Esa información es la que permite conocer cuánto rinde la fruta y cuánto se pierde en merma. En temporada alta son </w:t>
+      </w:r>
+      <w:r>
+        <w:rPr>
+          <w:lang w:val="es-ES" w:eastAsia="es-ES"/>
+        </w:rPr>
+        <w:t xml:space="preserve">3 </w:t>
+      </w:r>
+      <w:r>
+        <w:rPr>
+          <w:lang w:val="es-ES" w:eastAsia="es-ES"/>
+        </w:rPr>
+        <w:t>operadores.</w:t>
+      </w:r>
+    </w:p>
+    <w:p>
+      <w:pPr>
+        <w:rPr>
+          <w:lang w:val="es-ES" w:eastAsia="es-ES"/>
+        </w:rPr>
+      </w:pPr>
+      <w:r>
+        <w:rPr>
+          <w:lang w:val="es-ES" w:eastAsia="es-ES"/>
+        </w:rPr>
+        <w:t>Trabajan en la zona de proceso de la planta, un entorno operativo y no de oficina, con alta carga de trabajo durante la temporada de cosecha. Tienen conocimientos informáticos de nivel básico a medio y usan el sistema para registrar datos, no para analizarlos.</w:t>
       </w:r>
     </w:p>
     <w:p>
@@ -2776,6 +2988,7 @@
         <w:rPr>
           <w:lang w:val="es-ES" w:eastAsia="es-ES"/>
         </w:rPr>
+        <w:lastRenderedPageBreak/>
         <w:t>Necesidades de los usuarios</w:t>
       </w:r>
     </w:p>
@@ -2789,18 +3002,76 @@
         <w:rPr>
           <w:lang w:val="es-ES" w:eastAsia="es-ES"/>
         </w:rPr>
-        <w:t>Explicitar que problemas o necesidades tiene este conjunto de usuarios.</w:t>
+        <w:t>Elegir la fruta correcta: ver solo las tarjas disponibles para proceso, sin riesgo de procesar una tarja dos veces o una que no existe.</w:t>
+      </w:r>
+    </w:p>
+    <w:p>
+      <w:pPr>
+        <w:rPr>
+          <w:lang w:val="es-ES" w:eastAsia="es-ES"/>
+        </w:rPr>
+      </w:pPr>
+      <w:r>
+        <w:rPr>
+          <w:lang w:val="es-ES" w:eastAsia="es-ES"/>
+        </w:rPr>
+        <w:t>No hacer cálculos a mano: que el sistema calcule automáticamente el rendimiento y la merma de cada proceso, sin planillas aparte.</w:t>
+      </w:r>
+    </w:p>
+    <w:p>
+      <w:pPr>
+        <w:rPr>
+          <w:lang w:val="es-ES" w:eastAsia="es-ES"/>
+        </w:rPr>
+      </w:pPr>
+      <w:r>
+        <w:rPr>
+          <w:lang w:val="es-ES" w:eastAsia="es-ES"/>
+        </w:rPr>
+        <w:t>Mantener el origen de la fruta: que lo procesado quede siempre vinculado a su tarja y a su productor, para no perder la trazabilidad.</w:t>
+      </w:r>
+    </w:p>
+    <w:p>
+      <w:pPr>
+        <w:rPr>
+          <w:lang w:val="es-ES" w:eastAsia="es-ES"/>
+        </w:rPr>
+      </w:pPr>
+      <w:r>
+        <w:rPr>
+          <w:lang w:val="es-ES" w:eastAsia="es-ES"/>
+        </w:rPr>
+        <w:t>Confiar en lo registrado: que un proceso quede guardado completo o no se guarde, sin datos a medias.</w:t>
+      </w:r>
+    </w:p>
+    <w:p>
+      <w:pPr>
+        <w:rPr>
+          <w:lang w:val="es-ES" w:eastAsia="es-ES"/>
+        </w:rPr>
+      </w:pPr>
+      <w:r>
+        <w:rPr>
+          <w:lang w:val="es-ES" w:eastAsia="es-ES"/>
+        </w:rPr>
+        <w:t>Trabajar solo en su área: acceder únicamente a las funciones de proceso, sin riesgo de modificar información de recepción o bodega.</w:t>
       </w:r>
     </w:p>
     <w:p>
       <w:pPr>
         <w:pStyle w:val="Ttulo3"/>
       </w:pPr>
-      <w:bookmarkStart w:id="7" w:name="_Toc241503860"/>
-      <w:r>
-        <w:t>Usuario 1</w:t>
+      <w:bookmarkStart w:id="7" w:name="_Toc241503861"/>
+      <w:r>
+        <w:t xml:space="preserve">Usuario </w:t>
       </w:r>
       <w:bookmarkEnd w:id="7"/>
+      <w:r>
+        <w:t xml:space="preserve">3: </w:t>
+      </w:r>
+      <w:r>
+        <w:t>Operador de bodega</w:t>
+      </w:r>
     </w:p>
     <w:p>
       <w:pPr>
@@ -2820,7 +3091,32 @@
         <w:rPr>
           <w:lang w:val="es-ES" w:eastAsia="es-ES"/>
         </w:rPr>
-        <w:t>Detalle del conjunto demográfico o especifico que define el conjunto de usuarios agrupado a este punto.</w:t>
+        <w:t xml:space="preserve">Son los trabajadores de la planta de Socradex encargados de la fruta almacenada en la bodega y de su despacho a los clientes. Registran lo que entra a bodega, lo que se mueve dentro de ella y lo que sale hacia cada cliente. En temporada alta son </w:t>
+      </w:r>
+      <w:r>
+        <w:rPr>
+          <w:lang w:val="es-ES" w:eastAsia="es-ES"/>
+        </w:rPr>
+        <w:t xml:space="preserve">3 </w:t>
+      </w:r>
+      <w:r>
+        <w:rPr>
+          <w:lang w:val="es-ES" w:eastAsia="es-ES"/>
+        </w:rPr>
+        <w:t>operadores.</w:t>
+      </w:r>
+    </w:p>
+    <w:p>
+      <w:pPr>
+        <w:rPr>
+          <w:lang w:val="es-ES" w:eastAsia="es-ES"/>
+        </w:rPr>
+      </w:pPr>
+      <w:r>
+        <w:rPr>
+          <w:lang w:val="es-ES" w:eastAsia="es-ES"/>
+        </w:rPr>
+        <w:t>Trabajan en la bodega de la planta, un entorno operativo y no de oficina, con más carga de trabajo durante la temporada de cosecha, cuando aumentan el volumen almacenado y los despachos. Tienen conocimientos informáticos de nivel básico a medio y usan el sistema para registrar datos, no para analizarlos.</w:t>
       </w:r>
     </w:p>
     <w:p>
@@ -2847,89 +3143,358 @@
         <w:rPr>
           <w:lang w:val="es-ES" w:eastAsia="es-ES"/>
         </w:rPr>
-        <w:t>Explicitar que problemas o necesidades tiene este conjunto de usuarios.</w:t>
+        <w:t>Conocer el stock real: saber en todo momento cuánta fruta hay disponible en bodega y de qué tipo.</w:t>
+      </w:r>
+    </w:p>
+    <w:p>
+      <w:pPr>
+        <w:rPr>
+          <w:lang w:val="es-ES" w:eastAsia="es-ES"/>
+        </w:rPr>
+      </w:pPr>
+      <w:r>
+        <w:rPr>
+          <w:lang w:val="es-ES" w:eastAsia="es-ES"/>
+        </w:rPr>
+        <w:t>Despachar sin errores: que el sistema impida despachar fruta sin stock o que ya fue despachada.</w:t>
+      </w:r>
+    </w:p>
+    <w:p>
+      <w:pPr>
+        <w:rPr>
+          <w:lang w:val="es-ES" w:eastAsia="es-ES"/>
+        </w:rPr>
+      </w:pPr>
+      <w:r>
+        <w:rPr>
+          <w:lang w:val="es-ES" w:eastAsia="es-ES"/>
+        </w:rPr>
+        <w:t>Actualizar el stock en el mismo paso: que cada despacho descuente el stock en la misma operación, sin ajustes manuales posteriores.</w:t>
+      </w:r>
+    </w:p>
+    <w:p>
+      <w:pPr>
+        <w:rPr>
+          <w:lang w:val="es-ES" w:eastAsia="es-ES"/>
+        </w:rPr>
+      </w:pPr>
+      <w:r>
+        <w:rPr>
+          <w:lang w:val="es-ES" w:eastAsia="es-ES"/>
+        </w:rPr>
+        <w:t>Conocer el origen de lo despachado: poder identificar de qué productor, tarja y proceso viene la fruta que sale hacia cada cliente.</w:t>
+      </w:r>
+    </w:p>
+    <w:p>
+      <w:pPr>
+        <w:rPr>
+          <w:lang w:val="es-ES" w:eastAsia="es-ES"/>
+        </w:rPr>
+      </w:pPr>
+      <w:r>
+        <w:rPr>
+          <w:lang w:val="es-ES" w:eastAsia="es-ES"/>
+        </w:rPr>
+        <w:t>Trabajar solo en su área: acceder únicamente a las funciones de bodega y despacho, sin riesgo de modificar información de recepción o proceso.</w:t>
       </w:r>
     </w:p>
     <w:p>
       <w:pPr>
         <w:pStyle w:val="Ttulo3"/>
       </w:pPr>
-      <w:bookmarkStart w:id="8" w:name="_Toc241503861"/>
-      <w:r>
-        <w:t>Usuario 1</w:t>
+      <w:r>
+        <w:lastRenderedPageBreak/>
+        <w:t xml:space="preserve">Usuario </w:t>
+      </w:r>
+      <w:r>
+        <w:t>4:</w:t>
+      </w:r>
+      <w:r>
+        <w:t xml:space="preserve"> </w:t>
+      </w:r>
+      <w:r>
+        <w:t>Administrador</w:t>
+      </w:r>
+    </w:p>
+    <w:p>
+      <w:pPr>
+        <w:pStyle w:val="Ttulo4"/>
+      </w:pPr>
+      <w:r>
+        <w:t>Determinación del usuario</w:t>
+      </w:r>
+    </w:p>
+    <w:p>
+      <w:pPr>
+        <w:rPr>
+          <w:lang w:val="es-ES" w:eastAsia="es-ES"/>
+        </w:rPr>
+      </w:pPr>
+      <w:r>
+        <w:rPr>
+          <w:lang w:val="es-ES" w:eastAsia="es-ES"/>
+        </w:rPr>
+        <w:t>Es la persona de Socradex responsable de la configuración del sistema y del acceso de los demás usuarios. Mantiene la información base sobre la que trabaja toda la operación: productores, especies, variedades, calidades y tipos de bandeja. En la planta este rol lo cumple una sola persona.</w:t>
+      </w:r>
+    </w:p>
+    <w:p>
+      <w:pPr>
+        <w:rPr>
+          <w:lang w:val="es-ES" w:eastAsia="es-ES"/>
+        </w:rPr>
+      </w:pPr>
+      <w:r>
+        <w:rPr>
+          <w:lang w:val="es-ES" w:eastAsia="es-ES"/>
+        </w:rPr>
+        <w:t>A diferencia de los operadores, trabaja principalmente en funciones administrativas. Conoce en profundidad el negocio y los procesos de la planta, y maneja las herramientas informáticas con más soltura que el resto de los usuarios. Es el usuario con mayor responsabilidad sobre la seguridad y la calidad de la información del sistema.</w:t>
+      </w:r>
+    </w:p>
+    <w:p>
+      <w:pPr>
+        <w:pStyle w:val="Ttulo4"/>
+        <w:rPr>
+          <w:lang w:val="es-ES" w:eastAsia="es-ES"/>
+        </w:rPr>
+      </w:pPr>
+      <w:r>
+        <w:rPr>
+          <w:lang w:val="es-ES" w:eastAsia="es-ES"/>
+        </w:rPr>
+        <w:t>Necesidades de los usuarios</w:t>
+      </w:r>
+    </w:p>
+    <w:p>
+      <w:pPr>
+        <w:rPr>
+          <w:lang w:val="es-ES" w:eastAsia="es-ES"/>
+        </w:rPr>
+      </w:pPr>
+      <w:r>
+        <w:rPr>
+          <w:lang w:val="es-ES" w:eastAsia="es-ES"/>
+        </w:rPr>
+        <w:t>Controlar el acceso: crear, activar y desactivar las cuentas de los usuarios y definir a qué funciones puede entrar cada uno. Hoy no existe un control real de quién accede a qué.</w:t>
+      </w:r>
+    </w:p>
+    <w:p>
+      <w:pPr>
+        <w:rPr>
+          <w:lang w:val="es-ES" w:eastAsia="es-ES"/>
+        </w:rPr>
+      </w:pPr>
+      <w:r>
+        <w:rPr>
+          <w:lang w:val="es-ES" w:eastAsia="es-ES"/>
+        </w:rPr>
+        <w:t>Mantener datos maestros confiables: registrar y actualizar productores, especies, variedades, calidades y tipos de bandeja sin generar duplicados ni registros sin relación.</w:t>
+      </w:r>
+    </w:p>
+    <w:p>
+      <w:pPr>
+        <w:rPr>
+          <w:lang w:val="es-ES" w:eastAsia="es-ES"/>
+        </w:rPr>
+      </w:pPr>
+      <w:r>
+        <w:rPr>
+          <w:lang w:val="es-ES" w:eastAsia="es-ES"/>
+        </w:rPr>
+        <w:t>Corregir errores de forma controlada: poder corregir registros erróneos de la operación, dejando constancia de qué se cambió, quién lo hizo y cuándo.</w:t>
+      </w:r>
+    </w:p>
+    <w:p>
+      <w:pPr>
+        <w:rPr>
+          <w:lang w:val="es-ES" w:eastAsia="es-ES"/>
+        </w:rPr>
+      </w:pPr>
+      <w:r>
+        <w:rPr>
+          <w:lang w:val="es-ES" w:eastAsia="es-ES"/>
+        </w:rPr>
+        <w:t>Consultar el historial de cambios: revisar la auditoría de las operaciones críticas para aclarar diferencias o responder consultas.</w:t>
+      </w:r>
+    </w:p>
+    <w:p>
+      <w:pPr>
+        <w:rPr>
+          <w:lang w:val="es-ES" w:eastAsia="es-ES"/>
+        </w:rPr>
+      </w:pPr>
+      <w:r>
+        <w:rPr>
+          <w:lang w:val="es-ES" w:eastAsia="es-ES"/>
+        </w:rPr>
+        <w:t>Proteger la información: contar con un sistema que no exponga la base de datos a accesos directos ni a vulnerabilidades como las del sistema actual.</w:t>
+      </w:r>
+    </w:p>
+    <w:p>
+      <w:pPr>
+        <w:rPr>
+          <w:lang w:val="es-ES" w:eastAsia="es-ES"/>
+        </w:rPr>
+      </w:pPr>
+      <w:r>
+        <w:rPr>
+          <w:lang w:val="es-ES" w:eastAsia="es-ES"/>
+        </w:rPr>
+        <w:t>No depender de una sola persona para todo: que las tareas de la operación diaria las realicen los operadores en sus propias áreas, de modo que el administrador no sea un cuello de botella.</w:t>
+      </w:r>
+    </w:p>
+    <w:p>
+      <w:pPr>
+        <w:rPr>
+          <w:lang w:val="es-ES" w:eastAsia="es-ES"/>
+        </w:rPr>
+      </w:pPr>
+    </w:p>
+    <w:p>
+      <w:pPr>
+        <w:pStyle w:val="Ttulo3"/>
+      </w:pPr>
+      <w:r>
+        <w:t xml:space="preserve">Usuario </w:t>
+      </w:r>
+      <w:r>
+        <w:t>5</w:t>
+      </w:r>
+      <w:r>
+        <w:t xml:space="preserve">: </w:t>
+      </w:r>
+      <w:r>
+        <w:t>Gerencia</w:t>
+      </w:r>
+    </w:p>
+    <w:p>
+      <w:pPr>
+        <w:pStyle w:val="Ttulo4"/>
+      </w:pPr>
+      <w:r>
+        <w:t>Determinación del usuario</w:t>
+      </w:r>
+    </w:p>
+    <w:p>
+      <w:pPr>
+        <w:rPr>
+          <w:lang w:val="es-ES" w:eastAsia="es-ES"/>
+        </w:rPr>
+      </w:pPr>
+      <w:r>
+        <w:rPr>
+          <w:lang w:val="es-ES" w:eastAsia="es-ES"/>
+        </w:rPr>
+        <w:t>Es la persona responsable de la planta y del negocio de Socradex. En la planta este rol lo cumple una sola persona. No registra operaciones en el sistema: consume la información que este genera para tomar decisiones productivas y comerciales y para responder a productores y clientes.</w:t>
+      </w:r>
+    </w:p>
+    <w:p>
+      <w:pPr>
+        <w:rPr>
+          <w:lang w:val="es-ES" w:eastAsia="es-ES"/>
+        </w:rPr>
+      </w:pPr>
+      <w:r>
+        <w:rPr>
+          <w:lang w:val="es-ES" w:eastAsia="es-ES"/>
+        </w:rPr>
+        <w:t>Trabaja en funciones de dirección, con una visión global de la operación: recepción, proceso, bodega y despacho. Su interés no está en cómo se registra cada dato, sino en que la información sea correcta, esté disponible a tiempo y le permita evaluar el resultado de la temporada.</w:t>
+      </w:r>
+    </w:p>
+    <w:p>
+      <w:pPr>
+        <w:pStyle w:val="Ttulo4"/>
+        <w:rPr>
+          <w:lang w:val="es-ES" w:eastAsia="es-ES"/>
+        </w:rPr>
+      </w:pPr>
+      <w:r>
+        <w:rPr>
+          <w:lang w:val="es-ES" w:eastAsia="es-ES"/>
+        </w:rPr>
+        <w:lastRenderedPageBreak/>
+        <w:t>Necesidades de los usuarios</w:t>
+      </w:r>
+    </w:p>
+    <w:p>
+      <w:pPr>
+        <w:rPr>
+          <w:lang w:val="es-ES" w:eastAsia="es-ES"/>
+        </w:rPr>
+      </w:pPr>
+      <w:r>
+        <w:rPr>
+          <w:lang w:val="es-ES" w:eastAsia="es-ES"/>
+        </w:rPr>
+        <w:t>Información confiable para decidir: contar con datos correctos de kilos recibidos, rendimientos, mermas, stock y despachos, sin tener que cuestionar si los registros son consistentes.</w:t>
+      </w:r>
+    </w:p>
+    <w:p>
+      <w:pPr>
+        <w:rPr>
+          <w:lang w:val="es-ES" w:eastAsia="es-ES"/>
+        </w:rPr>
+      </w:pPr>
+      <w:r>
+        <w:rPr>
+          <w:lang w:val="es-ES" w:eastAsia="es-ES"/>
+        </w:rPr>
+        <w:t>Trazabilidad de punta a punta: poder rastrear un lote de fruta desde el productor hasta el cliente, para responder a reclamos, exigencias de calidad o consultas de los productores.</w:t>
+      </w:r>
+    </w:p>
+    <w:p>
+      <w:pPr>
+        <w:rPr>
+          <w:lang w:val="es-ES" w:eastAsia="es-ES"/>
+        </w:rPr>
+      </w:pPr>
+      <w:r>
+        <w:rPr>
+          <w:lang w:val="es-ES" w:eastAsia="es-ES"/>
+        </w:rPr>
+        <w:t>Control sobre los cambios: saber que toda modificación de información crítica queda registrada, con quién la hizo y cuándo.</w:t>
+      </w:r>
+    </w:p>
+    <w:p>
+      <w:pPr>
+        <w:rPr>
+          <w:lang w:val="es-ES" w:eastAsia="es-ES"/>
+        </w:rPr>
+      </w:pPr>
+      <w:r>
+        <w:rPr>
+          <w:lang w:val="es-ES" w:eastAsia="es-ES"/>
+        </w:rPr>
+        <w:t>Continuidad de la operación: reducir el riesgo de que una falla de seguridad, una pérdida o una alteración de datos del sistema actual detenga el trabajo de la planta.</w:t>
+      </w:r>
+    </w:p>
+    <w:p>
+      <w:pPr>
+        <w:rPr>
+          <w:lang w:val="es-ES" w:eastAsia="es-ES"/>
+        </w:rPr>
+      </w:pPr>
+      <w:r>
+        <w:rPr>
+          <w:lang w:val="es-ES" w:eastAsia="es-ES"/>
+        </w:rPr>
+        <w:t>Visión de la temporada: conocer el resultado de la operación (volúmenes, rendimientos y mermas por productor, especie o variedad) para planificar las próximas temporadas.</w:t>
+      </w:r>
+    </w:p>
+    <w:p>
+      <w:pPr>
+        <w:pStyle w:val="Ttulo2"/>
+        <w:rPr>
+          <w:lang w:val="es-ES" w:eastAsia="es-ES"/>
+        </w:rPr>
+      </w:pPr>
+      <w:bookmarkStart w:id="8" w:name="_Toc241503862"/>
+      <w:r>
+        <w:rPr>
+          <w:lang w:val="es-ES" w:eastAsia="es-ES"/>
+        </w:rPr>
+        <w:t>Propuesta de Valor</w:t>
       </w:r>
       <w:bookmarkEnd w:id="8"/>
-    </w:p>
-    <w:p>
-      <w:pPr>
-        <w:pStyle w:val="Ttulo4"/>
-      </w:pPr>
-      <w:r>
-        <w:t>Determinación del usuario</w:t>
-      </w:r>
-    </w:p>
-    <w:p>
-      <w:pPr>
-        <w:rPr>
-          <w:lang w:val="es-ES" w:eastAsia="es-ES"/>
-        </w:rPr>
-      </w:pPr>
-      <w:r>
-        <w:rPr>
-          <w:lang w:val="es-ES" w:eastAsia="es-ES"/>
-        </w:rPr>
-        <w:t>Detalle del conjunto demográfico o especifico que define el conjunto de usuarios agrupado a este punto.</w:t>
-      </w:r>
-    </w:p>
-    <w:p>
-      <w:pPr>
-        <w:pStyle w:val="Ttulo4"/>
-        <w:rPr>
-          <w:lang w:val="es-ES" w:eastAsia="es-ES"/>
-        </w:rPr>
-      </w:pPr>
-      <w:r>
-        <w:rPr>
-          <w:lang w:val="es-ES" w:eastAsia="es-ES"/>
-        </w:rPr>
-        <w:t>Necesidades de los usuarios</w:t>
-      </w:r>
-    </w:p>
-    <w:p>
-      <w:pPr>
-        <w:rPr>
-          <w:lang w:val="es-ES" w:eastAsia="es-ES"/>
-        </w:rPr>
-      </w:pPr>
-      <w:r>
-        <w:rPr>
-          <w:lang w:val="es-ES" w:eastAsia="es-ES"/>
-        </w:rPr>
-        <w:t>Explicitar que problemas o necesidades tiene este conjunto de usuarios.</w:t>
-      </w:r>
-    </w:p>
-    <w:p>
-      <w:pPr>
-        <w:rPr>
-          <w:lang w:val="es-ES" w:eastAsia="es-ES"/>
-        </w:rPr>
-      </w:pPr>
-    </w:p>
-    <w:p>
-      <w:pPr>
-        <w:pStyle w:val="Ttulo2"/>
-        <w:rPr>
-          <w:lang w:val="es-ES" w:eastAsia="es-ES"/>
-        </w:rPr>
-      </w:pPr>
-      <w:bookmarkStart w:id="9" w:name="_Toc241503862"/>
-      <w:r>
-        <w:rPr>
-          <w:lang w:val="es-ES" w:eastAsia="es-ES"/>
-        </w:rPr>
-        <w:t>Propuesta de Valor</w:t>
-      </w:r>
-      <w:bookmarkEnd w:id="9"/>
     </w:p>
     <w:p>
       <w:pPr>
@@ -5220,7 +5785,7 @@
   <w:style w:type="paragraph" w:default="1" w:styleId="Normal">
     <w:name w:val="Normal"/>
     <w:qFormat/>
-    <w:rsid w:val="001F6FE1"/>
+    <w:rsid w:val="00BF23DC"/>
   </w:style>
   <w:style w:type="paragraph" w:styleId="Ttulo1">
     <w:name w:val="heading 1"/>
@@ -6152,7 +6717,7 @@
     <w:charset w:val="00"/>
     <w:family w:val="swiss"/>
     <w:pitch w:val="variable"/>
-    <w:sig w:usb0="E4002EFF" w:usb1="C200247B" w:usb2="00000009" w:usb3="00000000" w:csb0="000001FF" w:csb1="00000000"/>
+    <w:sig w:usb0="E4002EFF" w:usb1="C000247B" w:usb2="00000009" w:usb3="00000000" w:csb0="000001FF" w:csb1="00000000"/>
   </w:font>
   <w:font w:name="Cambria">
     <w:panose1 w:val="02040503050406030204"/>
@@ -6233,6 +6798,8 @@
     <w:rsidRoot w:val="00960213"/>
     <w:rsid w:val="000609BA"/>
     <w:rsid w:val="000623B8"/>
+    <w:rsid w:val="000B3410"/>
+    <w:rsid w:val="001219D6"/>
     <w:rsid w:val="00194DF5"/>
     <w:rsid w:val="001B14B7"/>
     <w:rsid w:val="00230D02"/>
@@ -6275,7 +6842,7 @@
   <w:themeFontLang w:val="es-AR" w:eastAsia="ja-JP"/>
   <w:clrSchemeMapping w:bg1="light1" w:t1="dark1" w:bg2="light2" w:t2="dark2" w:accent1="accent1" w:accent2="accent2" w:accent3="accent3" w:accent4="accent4" w:accent5="accent5" w:accent6="accent6" w:hyperlink="hyperlink" w:followedHyperlink="followedHyperlink"/>
   <w:doNotAutoCompressPictures/>
-  <w:decimalSymbol w:val=","/>
+  <w:decimalSymbol w:val="."/>
   <w:listSeparator w:val=";"/>
 </w:settings>
 </file>
@@ -7010,6 +7577,15 @@
 </file>
 
 <file path=customXml/item2.xml><?xml version="1.0" encoding="utf-8"?>
+<?mso-contentType ?>
+<FormTemplates xmlns="http://schemas.microsoft.com/sharepoint/v3/contenttype/forms">
+  <Display>DocumentLibraryForm</Display>
+  <Edit>DocumentLibraryForm</Edit>
+  <New>DocumentLibraryForm</New>
+</FormTemplates>
+</file>
+
+<file path=customXml/item3.xml><?xml version="1.0" encoding="utf-8"?>
 <p:properties xmlns:p="http://schemas.microsoft.com/office/2006/metadata/properties" xmlns:xsi="http://www.w3.org/2001/XMLSchema-instance" xmlns:pc="http://schemas.microsoft.com/office/infopath/2007/PartnerControls">
   <documentManagement>
     <lcf76f155ced4ddcb4097134ff3c332f xmlns="e1e7bc46-bed0-459f-9452-a76b1c5b695e">
@@ -7019,16 +7595,11 @@
 </p:properties>
 </file>
 
-<file path=customXml/item3.xml><?xml version="1.0" encoding="utf-8"?>
-<?mso-contentType ?>
-<FormTemplates xmlns="http://schemas.microsoft.com/sharepoint/v3/contenttype/forms">
-  <Display>DocumentLibraryForm</Display>
-  <Edit>DocumentLibraryForm</Edit>
-  <New>DocumentLibraryForm</New>
-</FormTemplates>
+<file path=customXml/item4.xml><?xml version="1.0" encoding="utf-8"?>
+<b:Sources xmlns:b="http://schemas.openxmlformats.org/officeDocument/2006/bibliography" xmlns="http://schemas.openxmlformats.org/officeDocument/2006/bibliography" SelectedStyle="\APA.XSL" StyleName="APA"/>
 </file>
 
-<file path=customXml/item4.xml><?xml version="1.0" encoding="utf-8"?>
+<file path=customXml/item5.xml><?xml version="1.0" encoding="utf-8"?>
 <ct:contentTypeSchema xmlns:ct="http://schemas.microsoft.com/office/2006/metadata/contentType" xmlns:ma="http://schemas.microsoft.com/office/2006/metadata/properties/metaAttributes" ct:_="" ma:_="" ma:contentTypeName="Documento" ma:contentTypeID="0x0101005395107FFD641345A10C8A5ACACB9D20" ma:contentTypeVersion="13" ma:contentTypeDescription="Crear nuevo documento." ma:contentTypeScope="" ma:versionID="7407f70e7181b908656026f379795b2c">
   <xsd:schema xmlns:xsd="http://www.w3.org/2001/XMLSchema" xmlns:xs="http://www.w3.org/2001/XMLSchema" xmlns:p="http://schemas.microsoft.com/office/2006/metadata/properties" xmlns:ns2="e1e7bc46-bed0-459f-9452-a76b1c5b695e" xmlns:ns3="bb8cf7e1-610f-40a0-8f00-126b9d139fde" targetNamespace="http://schemas.microsoft.com/office/2006/metadata/properties" ma:root="true" ma:fieldsID="b29ea8901729e1eaaa4e48e09148c760" ns2:_="" ns3:_="">
     <xsd:import namespace="e1e7bc46-bed0-459f-9452-a76b1c5b695e"/>
@@ -7245,10 +7816,6 @@
 </ct:contentTypeSchema>
 </file>
 
-<file path=customXml/item5.xml><?xml version="1.0" encoding="utf-8"?>
-<b:Sources xmlns:b="http://schemas.openxmlformats.org/officeDocument/2006/bibliography" xmlns="http://schemas.openxmlformats.org/officeDocument/2006/bibliography" SelectedStyle="\APA.XSL" StyleName="APA"/>
-</file>
-
 <file path=customXml/itemProps1.xml><?xml version="1.0" encoding="utf-8"?>
 <ds:datastoreItem xmlns:ds="http://schemas.openxmlformats.org/officeDocument/2006/customXml" ds:itemID="{55AF091B-3C7A-41E3-B477-F2FDAA23CFDA}">
   <ds:schemaRefs>
@@ -7258,6 +7825,14 @@
 </file>
 
 <file path=customXml/itemProps2.xml><?xml version="1.0" encoding="utf-8"?>
+<ds:datastoreItem xmlns:ds="http://schemas.openxmlformats.org/officeDocument/2006/customXml" ds:itemID="{EE9AAF0E-D63F-459F-A0FB-CDCE9F728F33}">
+  <ds:schemaRefs>
+    <ds:schemaRef ds:uri="http://schemas.microsoft.com/sharepoint/v3/contenttype/forms"/>
+  </ds:schemaRefs>
+</ds:datastoreItem>
+</file>
+
+<file path=customXml/itemProps3.xml><?xml version="1.0" encoding="utf-8"?>
 <ds:datastoreItem xmlns:ds="http://schemas.openxmlformats.org/officeDocument/2006/customXml" ds:itemID="{E1036DFC-1D85-404D-898C-621D06C0EB1C}">
   <ds:schemaRefs>
     <ds:schemaRef ds:uri="http://schemas.microsoft.com/office/2006/metadata/properties"/>
@@ -7267,15 +7842,15 @@
 </ds:datastoreItem>
 </file>
 
-<file path=customXml/itemProps3.xml><?xml version="1.0" encoding="utf-8"?>
-<ds:datastoreItem xmlns:ds="http://schemas.openxmlformats.org/officeDocument/2006/customXml" ds:itemID="{EE9AAF0E-D63F-459F-A0FB-CDCE9F728F33}">
+<file path=customXml/itemProps4.xml><?xml version="1.0" encoding="utf-8"?>
+<ds:datastoreItem xmlns:ds="http://schemas.openxmlformats.org/officeDocument/2006/customXml" ds:itemID="{BD6EC776-6679-4C69-98E3-6D068EA0A3C9}">
   <ds:schemaRefs>
-    <ds:schemaRef ds:uri="http://schemas.microsoft.com/sharepoint/v3/contenttype/forms"/>
+    <ds:schemaRef ds:uri="http://schemas.openxmlformats.org/officeDocument/2006/bibliography"/>
   </ds:schemaRefs>
 </ds:datastoreItem>
 </file>
 
-<file path=customXml/itemProps4.xml><?xml version="1.0" encoding="utf-8"?>
+<file path=customXml/itemProps5.xml><?xml version="1.0" encoding="utf-8"?>
 <ds:datastoreItem xmlns:ds="http://schemas.openxmlformats.org/officeDocument/2006/customXml" ds:itemID="{444115BD-C1C6-48AD-B714-E1866627071D}">
   <ds:schemaRefs>
     <ds:schemaRef ds:uri="http://schemas.microsoft.com/office/2006/metadata/contentType"/>
@@ -7292,12 +7867,4 @@
     <ds:schemaRef ds:uri="http://schemas.microsoft.com/internal/obd"/>
   </ds:schemaRefs>
 </ds:datastoreItem>
-</file>
-
-<file path=customXml/itemProps5.xml><?xml version="1.0" encoding="utf-8"?>
-<ds:datastoreItem xmlns:ds="http://schemas.openxmlformats.org/officeDocument/2006/customXml" ds:itemID="{BD6EC776-6679-4C69-98E3-6D068EA0A3C9}">
-  <ds:schemaRefs>
-    <ds:schemaRef ds:uri="http://schemas.openxmlformats.org/officeDocument/2006/bibliography"/>
-  </ds:schemaRefs>
-</ds:datastoreItem>
 </file>
--- a/Fase 2/Evidencias Proyecto (version Agil)/Documento 01- Product Vision.docx
+++ b/Fase 2/Evidencias Proyecto (version Agil)/Documento 01- Product Vision.docx
@@ -3204,16 +3204,10 @@
       </w:pPr>
       <w:r>
         <w:lastRenderedPageBreak/>
-        <w:t xml:space="preserve">Usuario </w:t>
-      </w:r>
-      <w:r>
-        <w:t>4:</w:t>
-      </w:r>
-      <w:r>
-        <w:t xml:space="preserve"> </w:t>
-      </w:r>
-      <w:r>
-        <w:t>Administrador</w:t>
+        <w:t>Usuario 4:</w:t>
+      </w:r>
+      <w:r>
+        <w:t xml:space="preserve"> Administrador</w:t>
       </w:r>
     </w:p>
     <w:p>
@@ -3354,10 +3348,7 @@
         <w:pStyle w:val="Ttulo3"/>
       </w:pPr>
       <w:r>
-        <w:t xml:space="preserve">Usuario </w:t>
-      </w:r>
-      <w:r>
-        <w:t>5</w:t>
+        <w:t>Usuario 5</w:t>
       </w:r>
       <w:r>
         <w:t xml:space="preserve">: </w:t>
@@ -3498,16 +3489,1489 @@
     </w:p>
     <w:p>
       <w:pPr>
-        <w:rPr>
-          <w:lang w:val="es-ES" w:eastAsia="es-ES"/>
-        </w:rPr>
-      </w:pPr>
-      <w:r>
-        <w:rPr>
-          <w:lang w:val="es-ES" w:eastAsia="es-ES"/>
-        </w:rPr>
-        <w:t>Señalar como el producto o solución recoge las problemáticas de los diferentes usuarios y establece un resultado el cual aportará un mayor valor (numérico) que la situación actual.</w:t>
-      </w:r>
+        <w:numPr>
+          <w:ilvl w:val="0"/>
+          <w:numId w:val="12"/>
+        </w:numPr>
+        <w:tabs>
+          <w:tab w:val="num" w:pos="360"/>
+        </w:tabs>
+        <w:rPr>
+          <w:b/>
+          <w:bCs/>
+          <w:lang w:val="es-CL" w:eastAsia="es-ES"/>
+        </w:rPr>
+      </w:pPr>
+      <w:r>
+        <w:rPr>
+          <w:b/>
+          <w:bCs/>
+          <w:lang w:val="es-CL" w:eastAsia="es-ES"/>
+        </w:rPr>
+        <w:t>4.3 Propuesta de Valor</w:t>
+      </w:r>
+    </w:p>
+    <w:p>
+      <w:pPr>
+        <w:rPr>
+          <w:lang w:val="es-CL" w:eastAsia="es-ES"/>
+        </w:rPr>
+      </w:pPr>
+      <w:r>
+        <w:rPr>
+          <w:lang w:val="es-CL" w:eastAsia="es-ES"/>
+        </w:rPr>
+        <w:t xml:space="preserve">A2D SM es una nueva plataforma de trazabilidad de fruta que se construye en paralelo al sistema actual de </w:t>
+      </w:r>
+      <w:proofErr w:type="spellStart"/>
+      <w:r>
+        <w:rPr>
+          <w:lang w:val="es-CL" w:eastAsia="es-ES"/>
+        </w:rPr>
+        <w:t>Socradex</w:t>
+      </w:r>
+      <w:proofErr w:type="spellEnd"/>
+      <w:r>
+        <w:rPr>
+          <w:lang w:val="es-CL" w:eastAsia="es-ES"/>
+        </w:rPr>
+        <w:t>. Reemplaza el acceso directo a la base de datos por una aplicación web segura, con acceso según el perfil de cada usuario, cálculos automáticos y un registro de auditoría de cada cambio. Con esto, cada usuario de la planta trabaja solo en su área, con información consistente y trazable desde la recepción de la fruta hasta su proceso. Esa es la base para los módulos de bodega, despacho y reportes de fases posteriores.</w:t>
+      </w:r>
+    </w:p>
+    <w:tbl>
+      <w:tblPr>
+        <w:tblW w:w="0" w:type="auto"/>
+        <w:tblBorders>
+          <w:top w:val="single" w:sz="6" w:space="0" w:color="2A2B2C"/>
+          <w:left w:val="single" w:sz="6" w:space="0" w:color="2A2B2C"/>
+          <w:bottom w:val="single" w:sz="6" w:space="0" w:color="2A2B2C"/>
+          <w:right w:val="single" w:sz="6" w:space="0" w:color="2A2B2C"/>
+        </w:tblBorders>
+        <w:shd w:val="clear" w:color="auto" w:fill="191A1B"/>
+        <w:tblCellMar>
+          <w:top w:w="15" w:type="dxa"/>
+          <w:left w:w="15" w:type="dxa"/>
+          <w:bottom w:w="15" w:type="dxa"/>
+          <w:right w:w="15" w:type="dxa"/>
+        </w:tblCellMar>
+        <w:tblLook w:val="04A0" w:firstRow="1" w:lastRow="0" w:firstColumn="1" w:lastColumn="0" w:noHBand="0" w:noVBand="1"/>
+      </w:tblPr>
+      <w:tblGrid>
+        <w:gridCol w:w="1437"/>
+        <w:gridCol w:w="1808"/>
+        <w:gridCol w:w="2341"/>
+        <w:gridCol w:w="1714"/>
+        <w:gridCol w:w="1598"/>
+      </w:tblGrid>
+      <w:tr>
+        <w:trPr>
+          <w:tblHeader/>
+        </w:trPr>
+        <w:tc>
+          <w:tcPr>
+            <w:tcW w:w="0" w:type="auto"/>
+            <w:tcBorders>
+              <w:top w:val="single" w:sz="6" w:space="0" w:color="2A2B2C"/>
+              <w:left w:val="single" w:sz="6" w:space="0" w:color="2A2B2C"/>
+              <w:bottom w:val="single" w:sz="6" w:space="0" w:color="2A2B2C"/>
+              <w:right w:val="single" w:sz="6" w:space="0" w:color="2A2B2C"/>
+            </w:tcBorders>
+            <w:shd w:val="clear" w:color="auto" w:fill="191A1B"/>
+            <w:tcMar>
+              <w:top w:w="30" w:type="dxa"/>
+              <w:left w:w="30" w:type="dxa"/>
+              <w:bottom w:w="30" w:type="dxa"/>
+              <w:right w:w="30" w:type="dxa"/>
+            </w:tcMar>
+            <w:vAlign w:val="center"/>
+            <w:hideMark/>
+          </w:tcPr>
+          <w:p>
+            <w:pPr>
+              <w:rPr>
+                <w:b/>
+                <w:bCs/>
+                <w:lang w:val="es-CL" w:eastAsia="es-ES"/>
+              </w:rPr>
+            </w:pPr>
+            <w:r>
+              <w:rPr>
+                <w:b/>
+                <w:bCs/>
+                <w:lang w:val="es-CL" w:eastAsia="es-ES"/>
+              </w:rPr>
+              <w:t>Usuario</w:t>
+            </w:r>
+          </w:p>
+        </w:tc>
+        <w:tc>
+          <w:tcPr>
+            <w:tcW w:w="0" w:type="auto"/>
+            <w:tcBorders>
+              <w:top w:val="single" w:sz="6" w:space="0" w:color="2A2B2C"/>
+              <w:left w:val="single" w:sz="6" w:space="0" w:color="2A2B2C"/>
+              <w:bottom w:val="single" w:sz="6" w:space="0" w:color="2A2B2C"/>
+              <w:right w:val="single" w:sz="6" w:space="0" w:color="2A2B2C"/>
+            </w:tcBorders>
+            <w:shd w:val="clear" w:color="auto" w:fill="191A1B"/>
+            <w:tcMar>
+              <w:top w:w="30" w:type="dxa"/>
+              <w:left w:w="30" w:type="dxa"/>
+              <w:bottom w:w="30" w:type="dxa"/>
+              <w:right w:w="30" w:type="dxa"/>
+            </w:tcMar>
+            <w:vAlign w:val="center"/>
+            <w:hideMark/>
+          </w:tcPr>
+          <w:p>
+            <w:pPr>
+              <w:rPr>
+                <w:b/>
+                <w:bCs/>
+                <w:lang w:val="es-CL" w:eastAsia="es-ES"/>
+              </w:rPr>
+            </w:pPr>
+            <w:r>
+              <w:rPr>
+                <w:b/>
+                <w:bCs/>
+                <w:lang w:val="es-CL" w:eastAsia="es-ES"/>
+              </w:rPr>
+              <w:t>Problema actual</w:t>
+            </w:r>
+          </w:p>
+        </w:tc>
+        <w:tc>
+          <w:tcPr>
+            <w:tcW w:w="0" w:type="auto"/>
+            <w:tcBorders>
+              <w:top w:val="single" w:sz="6" w:space="0" w:color="2A2B2C"/>
+              <w:left w:val="single" w:sz="6" w:space="0" w:color="2A2B2C"/>
+              <w:bottom w:val="single" w:sz="6" w:space="0" w:color="2A2B2C"/>
+              <w:right w:val="single" w:sz="6" w:space="0" w:color="2A2B2C"/>
+            </w:tcBorders>
+            <w:shd w:val="clear" w:color="auto" w:fill="191A1B"/>
+            <w:tcMar>
+              <w:top w:w="30" w:type="dxa"/>
+              <w:left w:w="30" w:type="dxa"/>
+              <w:bottom w:w="30" w:type="dxa"/>
+              <w:right w:w="30" w:type="dxa"/>
+            </w:tcMar>
+            <w:vAlign w:val="center"/>
+            <w:hideMark/>
+          </w:tcPr>
+          <w:p>
+            <w:pPr>
+              <w:rPr>
+                <w:b/>
+                <w:bCs/>
+                <w:lang w:val="es-CL" w:eastAsia="es-ES"/>
+              </w:rPr>
+            </w:pPr>
+            <w:r>
+              <w:rPr>
+                <w:b/>
+                <w:bCs/>
+                <w:lang w:val="es-CL" w:eastAsia="es-ES"/>
+              </w:rPr>
+              <w:t>Cómo lo resuelve A2D SM</w:t>
+            </w:r>
+          </w:p>
+        </w:tc>
+        <w:tc>
+          <w:tcPr>
+            <w:tcW w:w="0" w:type="auto"/>
+            <w:tcBorders>
+              <w:top w:val="single" w:sz="6" w:space="0" w:color="2A2B2C"/>
+              <w:left w:val="single" w:sz="6" w:space="0" w:color="2A2B2C"/>
+              <w:bottom w:val="single" w:sz="6" w:space="0" w:color="2A2B2C"/>
+              <w:right w:val="single" w:sz="6" w:space="0" w:color="2A2B2C"/>
+            </w:tcBorders>
+            <w:shd w:val="clear" w:color="auto" w:fill="191A1B"/>
+            <w:tcMar>
+              <w:top w:w="30" w:type="dxa"/>
+              <w:left w:w="30" w:type="dxa"/>
+              <w:bottom w:w="30" w:type="dxa"/>
+              <w:right w:w="30" w:type="dxa"/>
+            </w:tcMar>
+            <w:vAlign w:val="center"/>
+            <w:hideMark/>
+          </w:tcPr>
+          <w:p>
+            <w:pPr>
+              <w:rPr>
+                <w:b/>
+                <w:bCs/>
+                <w:lang w:val="es-CL" w:eastAsia="es-ES"/>
+              </w:rPr>
+            </w:pPr>
+            <w:r>
+              <w:rPr>
+                <w:b/>
+                <w:bCs/>
+                <w:lang w:val="es-CL" w:eastAsia="es-ES"/>
+              </w:rPr>
+              <w:t>Situación actual</w:t>
+            </w:r>
+          </w:p>
+        </w:tc>
+        <w:tc>
+          <w:tcPr>
+            <w:tcW w:w="0" w:type="auto"/>
+            <w:tcBorders>
+              <w:top w:val="single" w:sz="6" w:space="0" w:color="2A2B2C"/>
+              <w:left w:val="single" w:sz="6" w:space="0" w:color="2A2B2C"/>
+              <w:bottom w:val="single" w:sz="6" w:space="0" w:color="2A2B2C"/>
+              <w:right w:val="single" w:sz="6" w:space="0" w:color="2A2B2C"/>
+            </w:tcBorders>
+            <w:shd w:val="clear" w:color="auto" w:fill="191A1B"/>
+            <w:tcMar>
+              <w:top w:w="30" w:type="dxa"/>
+              <w:left w:w="30" w:type="dxa"/>
+              <w:bottom w:w="30" w:type="dxa"/>
+              <w:right w:w="30" w:type="dxa"/>
+            </w:tcMar>
+            <w:vAlign w:val="center"/>
+            <w:hideMark/>
+          </w:tcPr>
+          <w:p>
+            <w:pPr>
+              <w:rPr>
+                <w:b/>
+                <w:bCs/>
+                <w:lang w:val="es-CL" w:eastAsia="es-ES"/>
+              </w:rPr>
+            </w:pPr>
+            <w:r>
+              <w:rPr>
+                <w:b/>
+                <w:bCs/>
+                <w:lang w:val="es-CL" w:eastAsia="es-ES"/>
+              </w:rPr>
+              <w:t>Con A2D SM</w:t>
+            </w:r>
+          </w:p>
+        </w:tc>
+      </w:tr>
+      <w:tr>
+        <w:tc>
+          <w:tcPr>
+            <w:tcW w:w="0" w:type="auto"/>
+            <w:tcBorders>
+              <w:top w:val="single" w:sz="6" w:space="0" w:color="2A2B2C"/>
+              <w:left w:val="single" w:sz="6" w:space="0" w:color="2A2B2C"/>
+              <w:bottom w:val="single" w:sz="6" w:space="0" w:color="2A2B2C"/>
+              <w:right w:val="single" w:sz="6" w:space="0" w:color="2A2B2C"/>
+            </w:tcBorders>
+            <w:shd w:val="clear" w:color="auto" w:fill="191A1B"/>
+            <w:tcMar>
+              <w:top w:w="30" w:type="dxa"/>
+              <w:left w:w="30" w:type="dxa"/>
+              <w:bottom w:w="30" w:type="dxa"/>
+              <w:right w:w="30" w:type="dxa"/>
+            </w:tcMar>
+            <w:vAlign w:val="center"/>
+            <w:hideMark/>
+          </w:tcPr>
+          <w:p>
+            <w:pPr>
+              <w:rPr>
+                <w:lang w:val="es-CL" w:eastAsia="es-ES"/>
+              </w:rPr>
+            </w:pPr>
+            <w:r>
+              <w:rPr>
+                <w:lang w:val="es-CL" w:eastAsia="es-ES"/>
+              </w:rPr>
+              <w:t>Operador de recepción (3)</w:t>
+            </w:r>
+          </w:p>
+        </w:tc>
+        <w:tc>
+          <w:tcPr>
+            <w:tcW w:w="0" w:type="auto"/>
+            <w:tcBorders>
+              <w:top w:val="single" w:sz="6" w:space="0" w:color="2A2B2C"/>
+              <w:left w:val="single" w:sz="6" w:space="0" w:color="2A2B2C"/>
+              <w:bottom w:val="single" w:sz="6" w:space="0" w:color="2A2B2C"/>
+              <w:right w:val="single" w:sz="6" w:space="0" w:color="2A2B2C"/>
+            </w:tcBorders>
+            <w:shd w:val="clear" w:color="auto" w:fill="191A1B"/>
+            <w:tcMar>
+              <w:top w:w="30" w:type="dxa"/>
+              <w:left w:w="30" w:type="dxa"/>
+              <w:bottom w:w="30" w:type="dxa"/>
+              <w:right w:w="30" w:type="dxa"/>
+            </w:tcMar>
+            <w:vAlign w:val="center"/>
+            <w:hideMark/>
+          </w:tcPr>
+          <w:p>
+            <w:pPr>
+              <w:rPr>
+                <w:lang w:val="es-CL" w:eastAsia="es-ES"/>
+              </w:rPr>
+            </w:pPr>
+            <w:r>
+              <w:rPr>
+                <w:lang w:val="es-CL" w:eastAsia="es-ES"/>
+              </w:rPr>
+              <w:t>Registro manual, cálculos a mano y riesgo de guardar recepciones a medias</w:t>
+            </w:r>
+          </w:p>
+        </w:tc>
+        <w:tc>
+          <w:tcPr>
+            <w:tcW w:w="0" w:type="auto"/>
+            <w:tcBorders>
+              <w:top w:val="single" w:sz="6" w:space="0" w:color="2A2B2C"/>
+              <w:left w:val="single" w:sz="6" w:space="0" w:color="2A2B2C"/>
+              <w:bottom w:val="single" w:sz="6" w:space="0" w:color="2A2B2C"/>
+              <w:right w:val="single" w:sz="6" w:space="0" w:color="2A2B2C"/>
+            </w:tcBorders>
+            <w:shd w:val="clear" w:color="auto" w:fill="191A1B"/>
+            <w:tcMar>
+              <w:top w:w="30" w:type="dxa"/>
+              <w:left w:w="30" w:type="dxa"/>
+              <w:bottom w:w="30" w:type="dxa"/>
+              <w:right w:w="30" w:type="dxa"/>
+            </w:tcMar>
+            <w:vAlign w:val="center"/>
+            <w:hideMark/>
+          </w:tcPr>
+          <w:p>
+            <w:pPr>
+              <w:rPr>
+                <w:lang w:val="es-CL" w:eastAsia="es-ES"/>
+              </w:rPr>
+            </w:pPr>
+            <w:r>
+              <w:rPr>
+                <w:lang w:val="es-CL" w:eastAsia="es-ES"/>
+              </w:rPr>
+              <w:t>Numeración automática de tarjas, cálculo automático de kilos y stock de bandejas, validación en el momento y operaciones que se guardan completas o no se guardan</w:t>
+            </w:r>
+          </w:p>
+        </w:tc>
+        <w:tc>
+          <w:tcPr>
+            <w:tcW w:w="0" w:type="auto"/>
+            <w:tcBorders>
+              <w:top w:val="single" w:sz="6" w:space="0" w:color="2A2B2C"/>
+              <w:left w:val="single" w:sz="6" w:space="0" w:color="2A2B2C"/>
+              <w:bottom w:val="single" w:sz="6" w:space="0" w:color="2A2B2C"/>
+              <w:right w:val="single" w:sz="6" w:space="0" w:color="2A2B2C"/>
+            </w:tcBorders>
+            <w:shd w:val="clear" w:color="auto" w:fill="191A1B"/>
+            <w:tcMar>
+              <w:top w:w="30" w:type="dxa"/>
+              <w:left w:w="30" w:type="dxa"/>
+              <w:bottom w:w="30" w:type="dxa"/>
+              <w:right w:w="30" w:type="dxa"/>
+            </w:tcMar>
+            <w:vAlign w:val="center"/>
+            <w:hideMark/>
+          </w:tcPr>
+          <w:p>
+            <w:pPr>
+              <w:rPr>
+                <w:lang w:val="es-CL" w:eastAsia="es-ES"/>
+              </w:rPr>
+            </w:pPr>
+            <w:r>
+              <w:rPr>
+                <w:lang w:val="es-CL" w:eastAsia="es-ES"/>
+              </w:rPr>
+              <w:t>Tiempo por recepción: </w:t>
+            </w:r>
+            <w:r>
+              <w:rPr>
+                <w:b/>
+                <w:bCs/>
+                <w:lang w:val="es-CL" w:eastAsia="es-ES"/>
+              </w:rPr>
+              <w:t>[X] min</w:t>
+            </w:r>
+            <w:r>
+              <w:rPr>
+                <w:lang w:val="es-CL" w:eastAsia="es-ES"/>
+              </w:rPr>
+              <w:t>. Cálculos manuales: kilos y bandejas</w:t>
+            </w:r>
+          </w:p>
+        </w:tc>
+        <w:tc>
+          <w:tcPr>
+            <w:tcW w:w="0" w:type="auto"/>
+            <w:tcBorders>
+              <w:top w:val="single" w:sz="6" w:space="0" w:color="2A2B2C"/>
+              <w:left w:val="single" w:sz="6" w:space="0" w:color="2A2B2C"/>
+              <w:bottom w:val="single" w:sz="6" w:space="0" w:color="2A2B2C"/>
+              <w:right w:val="single" w:sz="6" w:space="0" w:color="2A2B2C"/>
+            </w:tcBorders>
+            <w:shd w:val="clear" w:color="auto" w:fill="191A1B"/>
+            <w:tcMar>
+              <w:top w:w="30" w:type="dxa"/>
+              <w:left w:w="30" w:type="dxa"/>
+              <w:bottom w:w="30" w:type="dxa"/>
+              <w:right w:w="30" w:type="dxa"/>
+            </w:tcMar>
+            <w:vAlign w:val="center"/>
+            <w:hideMark/>
+          </w:tcPr>
+          <w:p>
+            <w:pPr>
+              <w:rPr>
+                <w:lang w:val="es-CL" w:eastAsia="es-ES"/>
+              </w:rPr>
+            </w:pPr>
+            <w:r>
+              <w:rPr>
+                <w:lang w:val="es-CL" w:eastAsia="es-ES"/>
+              </w:rPr>
+              <w:t>Tiempo por recepción: </w:t>
+            </w:r>
+            <w:r>
+              <w:rPr>
+                <w:b/>
+                <w:bCs/>
+                <w:lang w:val="es-CL" w:eastAsia="es-ES"/>
+              </w:rPr>
+              <w:t>[Y] min</w:t>
+            </w:r>
+            <w:r>
+              <w:rPr>
+                <w:lang w:val="es-CL" w:eastAsia="es-ES"/>
+              </w:rPr>
+              <w:t>. Cálculos manuales: </w:t>
+            </w:r>
+            <w:r>
+              <w:rPr>
+                <w:b/>
+                <w:bCs/>
+                <w:lang w:val="es-CL" w:eastAsia="es-ES"/>
+              </w:rPr>
+              <w:t>0</w:t>
+            </w:r>
+          </w:p>
+        </w:tc>
+      </w:tr>
+      <w:tr>
+        <w:tc>
+          <w:tcPr>
+            <w:tcW w:w="0" w:type="auto"/>
+            <w:tcBorders>
+              <w:top w:val="single" w:sz="6" w:space="0" w:color="2A2B2C"/>
+              <w:left w:val="single" w:sz="6" w:space="0" w:color="2A2B2C"/>
+              <w:bottom w:val="single" w:sz="6" w:space="0" w:color="2A2B2C"/>
+              <w:right w:val="single" w:sz="6" w:space="0" w:color="2A2B2C"/>
+            </w:tcBorders>
+            <w:shd w:val="clear" w:color="auto" w:fill="191A1B"/>
+            <w:tcMar>
+              <w:top w:w="30" w:type="dxa"/>
+              <w:left w:w="30" w:type="dxa"/>
+              <w:bottom w:w="30" w:type="dxa"/>
+              <w:right w:w="30" w:type="dxa"/>
+            </w:tcMar>
+            <w:vAlign w:val="center"/>
+            <w:hideMark/>
+          </w:tcPr>
+          <w:p>
+            <w:pPr>
+              <w:rPr>
+                <w:lang w:val="es-CL" w:eastAsia="es-ES"/>
+              </w:rPr>
+            </w:pPr>
+            <w:r>
+              <w:rPr>
+                <w:lang w:val="es-CL" w:eastAsia="es-ES"/>
+              </w:rPr>
+              <w:t>Operador de proceso</w:t>
+            </w:r>
+          </w:p>
+        </w:tc>
+        <w:tc>
+          <w:tcPr>
+            <w:tcW w:w="0" w:type="auto"/>
+            <w:tcBorders>
+              <w:top w:val="single" w:sz="6" w:space="0" w:color="2A2B2C"/>
+              <w:left w:val="single" w:sz="6" w:space="0" w:color="2A2B2C"/>
+              <w:bottom w:val="single" w:sz="6" w:space="0" w:color="2A2B2C"/>
+              <w:right w:val="single" w:sz="6" w:space="0" w:color="2A2B2C"/>
+            </w:tcBorders>
+            <w:shd w:val="clear" w:color="auto" w:fill="191A1B"/>
+            <w:tcMar>
+              <w:top w:w="30" w:type="dxa"/>
+              <w:left w:w="30" w:type="dxa"/>
+              <w:bottom w:w="30" w:type="dxa"/>
+              <w:right w:w="30" w:type="dxa"/>
+            </w:tcMar>
+            <w:vAlign w:val="center"/>
+            <w:hideMark/>
+          </w:tcPr>
+          <w:p>
+            <w:pPr>
+              <w:rPr>
+                <w:lang w:val="es-CL" w:eastAsia="es-ES"/>
+              </w:rPr>
+            </w:pPr>
+            <w:r>
+              <w:rPr>
+                <w:lang w:val="es-CL" w:eastAsia="es-ES"/>
+              </w:rPr>
+              <w:t xml:space="preserve">Rendimiento y merma calculados fuera del sistema, sin vínculo seguro con la tarja de </w:t>
+            </w:r>
+            <w:r>
+              <w:rPr>
+                <w:lang w:val="es-CL" w:eastAsia="es-ES"/>
+              </w:rPr>
+              <w:lastRenderedPageBreak/>
+              <w:t>origen</w:t>
+            </w:r>
+          </w:p>
+        </w:tc>
+        <w:tc>
+          <w:tcPr>
+            <w:tcW w:w="0" w:type="auto"/>
+            <w:tcBorders>
+              <w:top w:val="single" w:sz="6" w:space="0" w:color="2A2B2C"/>
+              <w:left w:val="single" w:sz="6" w:space="0" w:color="2A2B2C"/>
+              <w:bottom w:val="single" w:sz="6" w:space="0" w:color="2A2B2C"/>
+              <w:right w:val="single" w:sz="6" w:space="0" w:color="2A2B2C"/>
+            </w:tcBorders>
+            <w:shd w:val="clear" w:color="auto" w:fill="191A1B"/>
+            <w:tcMar>
+              <w:top w:w="30" w:type="dxa"/>
+              <w:left w:w="30" w:type="dxa"/>
+              <w:bottom w:w="30" w:type="dxa"/>
+              <w:right w:w="30" w:type="dxa"/>
+            </w:tcMar>
+            <w:vAlign w:val="center"/>
+            <w:hideMark/>
+          </w:tcPr>
+          <w:p>
+            <w:pPr>
+              <w:rPr>
+                <w:lang w:val="es-CL" w:eastAsia="es-ES"/>
+              </w:rPr>
+            </w:pPr>
+            <w:r>
+              <w:rPr>
+                <w:lang w:val="es-CL" w:eastAsia="es-ES"/>
+              </w:rPr>
+              <w:lastRenderedPageBreak/>
+              <w:t>Cálculo automático de rendimiento y merma, con cada proceso vinculado a su tarja</w:t>
+            </w:r>
+          </w:p>
+        </w:tc>
+        <w:tc>
+          <w:tcPr>
+            <w:tcW w:w="0" w:type="auto"/>
+            <w:tcBorders>
+              <w:top w:val="single" w:sz="6" w:space="0" w:color="2A2B2C"/>
+              <w:left w:val="single" w:sz="6" w:space="0" w:color="2A2B2C"/>
+              <w:bottom w:val="single" w:sz="6" w:space="0" w:color="2A2B2C"/>
+              <w:right w:val="single" w:sz="6" w:space="0" w:color="2A2B2C"/>
+            </w:tcBorders>
+            <w:shd w:val="clear" w:color="auto" w:fill="191A1B"/>
+            <w:tcMar>
+              <w:top w:w="30" w:type="dxa"/>
+              <w:left w:w="30" w:type="dxa"/>
+              <w:bottom w:w="30" w:type="dxa"/>
+              <w:right w:w="30" w:type="dxa"/>
+            </w:tcMar>
+            <w:vAlign w:val="center"/>
+            <w:hideMark/>
+          </w:tcPr>
+          <w:p>
+            <w:pPr>
+              <w:rPr>
+                <w:lang w:val="es-CL" w:eastAsia="es-ES"/>
+              </w:rPr>
+            </w:pPr>
+            <w:r>
+              <w:rPr>
+                <w:lang w:val="es-CL" w:eastAsia="es-ES"/>
+              </w:rPr>
+              <w:t>Procesos vinculados a su tarja de origen: </w:t>
+            </w:r>
+            <w:r>
+              <w:rPr>
+                <w:b/>
+                <w:bCs/>
+                <w:lang w:val="es-CL" w:eastAsia="es-ES"/>
+              </w:rPr>
+              <w:t>[X] %</w:t>
+            </w:r>
+          </w:p>
+        </w:tc>
+        <w:tc>
+          <w:tcPr>
+            <w:tcW w:w="0" w:type="auto"/>
+            <w:tcBorders>
+              <w:top w:val="single" w:sz="6" w:space="0" w:color="2A2B2C"/>
+              <w:left w:val="single" w:sz="6" w:space="0" w:color="2A2B2C"/>
+              <w:bottom w:val="single" w:sz="6" w:space="0" w:color="2A2B2C"/>
+              <w:right w:val="single" w:sz="6" w:space="0" w:color="2A2B2C"/>
+            </w:tcBorders>
+            <w:shd w:val="clear" w:color="auto" w:fill="191A1B"/>
+            <w:tcMar>
+              <w:top w:w="30" w:type="dxa"/>
+              <w:left w:w="30" w:type="dxa"/>
+              <w:bottom w:w="30" w:type="dxa"/>
+              <w:right w:w="30" w:type="dxa"/>
+            </w:tcMar>
+            <w:vAlign w:val="center"/>
+            <w:hideMark/>
+          </w:tcPr>
+          <w:p>
+            <w:pPr>
+              <w:rPr>
+                <w:lang w:val="es-CL" w:eastAsia="es-ES"/>
+              </w:rPr>
+            </w:pPr>
+            <w:r>
+              <w:rPr>
+                <w:b/>
+                <w:bCs/>
+                <w:lang w:val="es-CL" w:eastAsia="es-ES"/>
+              </w:rPr>
+              <w:t>100 %</w:t>
+            </w:r>
+          </w:p>
+        </w:tc>
+      </w:tr>
+      <w:tr>
+        <w:tc>
+          <w:tcPr>
+            <w:tcW w:w="0" w:type="auto"/>
+            <w:tcBorders>
+              <w:top w:val="single" w:sz="6" w:space="0" w:color="2A2B2C"/>
+              <w:left w:val="single" w:sz="6" w:space="0" w:color="2A2B2C"/>
+              <w:bottom w:val="single" w:sz="6" w:space="0" w:color="2A2B2C"/>
+              <w:right w:val="single" w:sz="6" w:space="0" w:color="2A2B2C"/>
+            </w:tcBorders>
+            <w:shd w:val="clear" w:color="auto" w:fill="191A1B"/>
+            <w:tcMar>
+              <w:top w:w="30" w:type="dxa"/>
+              <w:left w:w="30" w:type="dxa"/>
+              <w:bottom w:w="30" w:type="dxa"/>
+              <w:right w:w="30" w:type="dxa"/>
+            </w:tcMar>
+            <w:vAlign w:val="center"/>
+            <w:hideMark/>
+          </w:tcPr>
+          <w:p>
+            <w:pPr>
+              <w:rPr>
+                <w:lang w:val="es-CL" w:eastAsia="es-ES"/>
+              </w:rPr>
+            </w:pPr>
+            <w:r>
+              <w:rPr>
+                <w:lang w:val="es-CL" w:eastAsia="es-ES"/>
+              </w:rPr>
+              <w:t>Operador de bodega</w:t>
+            </w:r>
+          </w:p>
+        </w:tc>
+        <w:tc>
+          <w:tcPr>
+            <w:tcW w:w="0" w:type="auto"/>
+            <w:tcBorders>
+              <w:top w:val="single" w:sz="6" w:space="0" w:color="2A2B2C"/>
+              <w:left w:val="single" w:sz="6" w:space="0" w:color="2A2B2C"/>
+              <w:bottom w:val="single" w:sz="6" w:space="0" w:color="2A2B2C"/>
+              <w:right w:val="single" w:sz="6" w:space="0" w:color="2A2B2C"/>
+            </w:tcBorders>
+            <w:shd w:val="clear" w:color="auto" w:fill="191A1B"/>
+            <w:tcMar>
+              <w:top w:w="30" w:type="dxa"/>
+              <w:left w:w="30" w:type="dxa"/>
+              <w:bottom w:w="30" w:type="dxa"/>
+              <w:right w:w="30" w:type="dxa"/>
+            </w:tcMar>
+            <w:vAlign w:val="center"/>
+            <w:hideMark/>
+          </w:tcPr>
+          <w:p>
+            <w:pPr>
+              <w:rPr>
+                <w:lang w:val="es-CL" w:eastAsia="es-ES"/>
+              </w:rPr>
+            </w:pPr>
+            <w:r>
+              <w:rPr>
+                <w:lang w:val="es-CL" w:eastAsia="es-ES"/>
+              </w:rPr>
+              <w:t>Stock poco confiable y despachos sin control</w:t>
+            </w:r>
+          </w:p>
+        </w:tc>
+        <w:tc>
+          <w:tcPr>
+            <w:tcW w:w="0" w:type="auto"/>
+            <w:tcBorders>
+              <w:top w:val="single" w:sz="6" w:space="0" w:color="2A2B2C"/>
+              <w:left w:val="single" w:sz="6" w:space="0" w:color="2A2B2C"/>
+              <w:bottom w:val="single" w:sz="6" w:space="0" w:color="2A2B2C"/>
+              <w:right w:val="single" w:sz="6" w:space="0" w:color="2A2B2C"/>
+            </w:tcBorders>
+            <w:shd w:val="clear" w:color="auto" w:fill="191A1B"/>
+            <w:tcMar>
+              <w:top w:w="30" w:type="dxa"/>
+              <w:left w:w="30" w:type="dxa"/>
+              <w:bottom w:w="30" w:type="dxa"/>
+              <w:right w:w="30" w:type="dxa"/>
+            </w:tcMar>
+            <w:vAlign w:val="center"/>
+            <w:hideMark/>
+          </w:tcPr>
+          <w:p>
+            <w:pPr>
+              <w:rPr>
+                <w:lang w:val="es-CL" w:eastAsia="es-ES"/>
+              </w:rPr>
+            </w:pPr>
+            <w:r>
+              <w:rPr>
+                <w:lang w:val="es-CL" w:eastAsia="es-ES"/>
+              </w:rPr>
+              <w:t>Stock actualizado en la misma operación y bloqueo de despachos sin stock </w:t>
+            </w:r>
+            <w:r>
+              <w:rPr>
+                <w:i/>
+                <w:iCs/>
+                <w:lang w:val="es-CL" w:eastAsia="es-ES"/>
+              </w:rPr>
+              <w:t>(fase posterior)</w:t>
+            </w:r>
+          </w:p>
+        </w:tc>
+        <w:tc>
+          <w:tcPr>
+            <w:tcW w:w="0" w:type="auto"/>
+            <w:tcBorders>
+              <w:top w:val="single" w:sz="6" w:space="0" w:color="2A2B2C"/>
+              <w:left w:val="single" w:sz="6" w:space="0" w:color="2A2B2C"/>
+              <w:bottom w:val="single" w:sz="6" w:space="0" w:color="2A2B2C"/>
+              <w:right w:val="single" w:sz="6" w:space="0" w:color="2A2B2C"/>
+            </w:tcBorders>
+            <w:shd w:val="clear" w:color="auto" w:fill="191A1B"/>
+            <w:tcMar>
+              <w:top w:w="30" w:type="dxa"/>
+              <w:left w:w="30" w:type="dxa"/>
+              <w:bottom w:w="30" w:type="dxa"/>
+              <w:right w:w="30" w:type="dxa"/>
+            </w:tcMar>
+            <w:vAlign w:val="center"/>
+            <w:hideMark/>
+          </w:tcPr>
+          <w:p>
+            <w:pPr>
+              <w:rPr>
+                <w:lang w:val="es-CL" w:eastAsia="es-ES"/>
+              </w:rPr>
+            </w:pPr>
+            <w:r>
+              <w:rPr>
+                <w:lang w:val="es-CL" w:eastAsia="es-ES"/>
+              </w:rPr>
+              <w:t>Diferencias de stock: </w:t>
+            </w:r>
+            <w:r>
+              <w:rPr>
+                <w:b/>
+                <w:bCs/>
+                <w:lang w:val="es-CL" w:eastAsia="es-ES"/>
+              </w:rPr>
+              <w:t>[X] por semana</w:t>
+            </w:r>
+          </w:p>
+        </w:tc>
+        <w:tc>
+          <w:tcPr>
+            <w:tcW w:w="0" w:type="auto"/>
+            <w:tcBorders>
+              <w:top w:val="single" w:sz="6" w:space="0" w:color="2A2B2C"/>
+              <w:left w:val="single" w:sz="6" w:space="0" w:color="2A2B2C"/>
+              <w:bottom w:val="single" w:sz="6" w:space="0" w:color="2A2B2C"/>
+              <w:right w:val="single" w:sz="6" w:space="0" w:color="2A2B2C"/>
+            </w:tcBorders>
+            <w:shd w:val="clear" w:color="auto" w:fill="191A1B"/>
+            <w:tcMar>
+              <w:top w:w="30" w:type="dxa"/>
+              <w:left w:w="30" w:type="dxa"/>
+              <w:bottom w:w="30" w:type="dxa"/>
+              <w:right w:w="30" w:type="dxa"/>
+            </w:tcMar>
+            <w:vAlign w:val="center"/>
+            <w:hideMark/>
+          </w:tcPr>
+          <w:p>
+            <w:pPr>
+              <w:rPr>
+                <w:lang w:val="es-CL" w:eastAsia="es-ES"/>
+              </w:rPr>
+            </w:pPr>
+            <w:r>
+              <w:rPr>
+                <w:lang w:val="es-CL" w:eastAsia="es-ES"/>
+              </w:rPr>
+              <w:t>Meta: </w:t>
+            </w:r>
+            <w:r>
+              <w:rPr>
+                <w:b/>
+                <w:bCs/>
+                <w:lang w:val="es-CL" w:eastAsia="es-ES"/>
+              </w:rPr>
+              <w:t>0</w:t>
+            </w:r>
+          </w:p>
+        </w:tc>
+      </w:tr>
+      <w:tr>
+        <w:tc>
+          <w:tcPr>
+            <w:tcW w:w="0" w:type="auto"/>
+            <w:tcBorders>
+              <w:top w:val="single" w:sz="6" w:space="0" w:color="2A2B2C"/>
+              <w:left w:val="single" w:sz="6" w:space="0" w:color="2A2B2C"/>
+              <w:bottom w:val="single" w:sz="6" w:space="0" w:color="2A2B2C"/>
+              <w:right w:val="single" w:sz="6" w:space="0" w:color="2A2B2C"/>
+            </w:tcBorders>
+            <w:shd w:val="clear" w:color="auto" w:fill="191A1B"/>
+            <w:tcMar>
+              <w:top w:w="30" w:type="dxa"/>
+              <w:left w:w="30" w:type="dxa"/>
+              <w:bottom w:w="30" w:type="dxa"/>
+              <w:right w:w="30" w:type="dxa"/>
+            </w:tcMar>
+            <w:vAlign w:val="center"/>
+            <w:hideMark/>
+          </w:tcPr>
+          <w:p>
+            <w:pPr>
+              <w:rPr>
+                <w:lang w:val="es-CL" w:eastAsia="es-ES"/>
+              </w:rPr>
+            </w:pPr>
+            <w:r>
+              <w:rPr>
+                <w:lang w:val="es-CL" w:eastAsia="es-ES"/>
+              </w:rPr>
+              <w:t>Administrador (1)</w:t>
+            </w:r>
+          </w:p>
+        </w:tc>
+        <w:tc>
+          <w:tcPr>
+            <w:tcW w:w="0" w:type="auto"/>
+            <w:tcBorders>
+              <w:top w:val="single" w:sz="6" w:space="0" w:color="2A2B2C"/>
+              <w:left w:val="single" w:sz="6" w:space="0" w:color="2A2B2C"/>
+              <w:bottom w:val="single" w:sz="6" w:space="0" w:color="2A2B2C"/>
+              <w:right w:val="single" w:sz="6" w:space="0" w:color="2A2B2C"/>
+            </w:tcBorders>
+            <w:shd w:val="clear" w:color="auto" w:fill="191A1B"/>
+            <w:tcMar>
+              <w:top w:w="30" w:type="dxa"/>
+              <w:left w:w="30" w:type="dxa"/>
+              <w:bottom w:w="30" w:type="dxa"/>
+              <w:right w:w="30" w:type="dxa"/>
+            </w:tcMar>
+            <w:vAlign w:val="center"/>
+            <w:hideMark/>
+          </w:tcPr>
+          <w:p>
+            <w:pPr>
+              <w:rPr>
+                <w:lang w:val="es-CL" w:eastAsia="es-ES"/>
+              </w:rPr>
+            </w:pPr>
+            <w:r>
+              <w:rPr>
+                <w:lang w:val="es-CL" w:eastAsia="es-ES"/>
+              </w:rPr>
+              <w:t>Sin control real de accesos ni registro de quién cambió qué</w:t>
+            </w:r>
+          </w:p>
+        </w:tc>
+        <w:tc>
+          <w:tcPr>
+            <w:tcW w:w="0" w:type="auto"/>
+            <w:tcBorders>
+              <w:top w:val="single" w:sz="6" w:space="0" w:color="2A2B2C"/>
+              <w:left w:val="single" w:sz="6" w:space="0" w:color="2A2B2C"/>
+              <w:bottom w:val="single" w:sz="6" w:space="0" w:color="2A2B2C"/>
+              <w:right w:val="single" w:sz="6" w:space="0" w:color="2A2B2C"/>
+            </w:tcBorders>
+            <w:shd w:val="clear" w:color="auto" w:fill="191A1B"/>
+            <w:tcMar>
+              <w:top w:w="30" w:type="dxa"/>
+              <w:left w:w="30" w:type="dxa"/>
+              <w:bottom w:w="30" w:type="dxa"/>
+              <w:right w:w="30" w:type="dxa"/>
+            </w:tcMar>
+            <w:vAlign w:val="center"/>
+            <w:hideMark/>
+          </w:tcPr>
+          <w:p>
+            <w:pPr>
+              <w:rPr>
+                <w:lang w:val="es-CL" w:eastAsia="es-ES"/>
+              </w:rPr>
+            </w:pPr>
+            <w:r>
+              <w:rPr>
+                <w:lang w:val="es-CL" w:eastAsia="es-ES"/>
+              </w:rPr>
+              <w:t>Gestión de usuarios con permisos por perfil y auditoría de los cambios</w:t>
+            </w:r>
+          </w:p>
+        </w:tc>
+        <w:tc>
+          <w:tcPr>
+            <w:tcW w:w="0" w:type="auto"/>
+            <w:tcBorders>
+              <w:top w:val="single" w:sz="6" w:space="0" w:color="2A2B2C"/>
+              <w:left w:val="single" w:sz="6" w:space="0" w:color="2A2B2C"/>
+              <w:bottom w:val="single" w:sz="6" w:space="0" w:color="2A2B2C"/>
+              <w:right w:val="single" w:sz="6" w:space="0" w:color="2A2B2C"/>
+            </w:tcBorders>
+            <w:shd w:val="clear" w:color="auto" w:fill="191A1B"/>
+            <w:tcMar>
+              <w:top w:w="30" w:type="dxa"/>
+              <w:left w:w="30" w:type="dxa"/>
+              <w:bottom w:w="30" w:type="dxa"/>
+              <w:right w:w="30" w:type="dxa"/>
+            </w:tcMar>
+            <w:vAlign w:val="center"/>
+            <w:hideMark/>
+          </w:tcPr>
+          <w:p>
+            <w:pPr>
+              <w:rPr>
+                <w:lang w:val="es-CL" w:eastAsia="es-ES"/>
+              </w:rPr>
+            </w:pPr>
+            <w:r>
+              <w:rPr>
+                <w:lang w:val="es-CL" w:eastAsia="es-ES"/>
+              </w:rPr>
+              <w:t>Operaciones críticas auditadas: </w:t>
+            </w:r>
+            <w:r>
+              <w:rPr>
+                <w:b/>
+                <w:bCs/>
+                <w:lang w:val="es-CL" w:eastAsia="es-ES"/>
+              </w:rPr>
+              <w:t>0 %</w:t>
+            </w:r>
+          </w:p>
+        </w:tc>
+        <w:tc>
+          <w:tcPr>
+            <w:tcW w:w="0" w:type="auto"/>
+            <w:tcBorders>
+              <w:top w:val="single" w:sz="6" w:space="0" w:color="2A2B2C"/>
+              <w:left w:val="single" w:sz="6" w:space="0" w:color="2A2B2C"/>
+              <w:bottom w:val="single" w:sz="6" w:space="0" w:color="2A2B2C"/>
+              <w:right w:val="single" w:sz="6" w:space="0" w:color="2A2B2C"/>
+            </w:tcBorders>
+            <w:shd w:val="clear" w:color="auto" w:fill="191A1B"/>
+            <w:tcMar>
+              <w:top w:w="30" w:type="dxa"/>
+              <w:left w:w="30" w:type="dxa"/>
+              <w:bottom w:w="30" w:type="dxa"/>
+              <w:right w:w="30" w:type="dxa"/>
+            </w:tcMar>
+            <w:vAlign w:val="center"/>
+            <w:hideMark/>
+          </w:tcPr>
+          <w:p>
+            <w:pPr>
+              <w:rPr>
+                <w:lang w:val="es-CL" w:eastAsia="es-ES"/>
+              </w:rPr>
+            </w:pPr>
+            <w:r>
+              <w:rPr>
+                <w:b/>
+                <w:bCs/>
+                <w:lang w:val="es-CL" w:eastAsia="es-ES"/>
+              </w:rPr>
+              <w:t>100 %</w:t>
+            </w:r>
+          </w:p>
+        </w:tc>
+      </w:tr>
+      <w:tr>
+        <w:tc>
+          <w:tcPr>
+            <w:tcW w:w="0" w:type="auto"/>
+            <w:tcBorders>
+              <w:top w:val="single" w:sz="6" w:space="0" w:color="2A2B2C"/>
+              <w:left w:val="single" w:sz="6" w:space="0" w:color="2A2B2C"/>
+              <w:bottom w:val="single" w:sz="6" w:space="0" w:color="2A2B2C"/>
+              <w:right w:val="single" w:sz="6" w:space="0" w:color="2A2B2C"/>
+            </w:tcBorders>
+            <w:shd w:val="clear" w:color="auto" w:fill="191A1B"/>
+            <w:tcMar>
+              <w:top w:w="30" w:type="dxa"/>
+              <w:left w:w="30" w:type="dxa"/>
+              <w:bottom w:w="30" w:type="dxa"/>
+              <w:right w:w="30" w:type="dxa"/>
+            </w:tcMar>
+            <w:vAlign w:val="center"/>
+            <w:hideMark/>
+          </w:tcPr>
+          <w:p>
+            <w:pPr>
+              <w:rPr>
+                <w:lang w:val="es-CL" w:eastAsia="es-ES"/>
+              </w:rPr>
+            </w:pPr>
+            <w:r>
+              <w:rPr>
+                <w:lang w:val="es-CL" w:eastAsia="es-ES"/>
+              </w:rPr>
+              <w:t>Gerencia (1)</w:t>
+            </w:r>
+          </w:p>
+        </w:tc>
+        <w:tc>
+          <w:tcPr>
+            <w:tcW w:w="0" w:type="auto"/>
+            <w:tcBorders>
+              <w:top w:val="single" w:sz="6" w:space="0" w:color="2A2B2C"/>
+              <w:left w:val="single" w:sz="6" w:space="0" w:color="2A2B2C"/>
+              <w:bottom w:val="single" w:sz="6" w:space="0" w:color="2A2B2C"/>
+              <w:right w:val="single" w:sz="6" w:space="0" w:color="2A2B2C"/>
+            </w:tcBorders>
+            <w:shd w:val="clear" w:color="auto" w:fill="191A1B"/>
+            <w:tcMar>
+              <w:top w:w="30" w:type="dxa"/>
+              <w:left w:w="30" w:type="dxa"/>
+              <w:bottom w:w="30" w:type="dxa"/>
+              <w:right w:w="30" w:type="dxa"/>
+            </w:tcMar>
+            <w:vAlign w:val="center"/>
+            <w:hideMark/>
+          </w:tcPr>
+          <w:p>
+            <w:pPr>
+              <w:rPr>
+                <w:lang w:val="es-CL" w:eastAsia="es-ES"/>
+              </w:rPr>
+            </w:pPr>
+            <w:r>
+              <w:rPr>
+                <w:lang w:val="es-CL" w:eastAsia="es-ES"/>
+              </w:rPr>
+              <w:t>Información que no se puede verificar y trazabilidad incompleta</w:t>
+            </w:r>
+          </w:p>
+        </w:tc>
+        <w:tc>
+          <w:tcPr>
+            <w:tcW w:w="0" w:type="auto"/>
+            <w:tcBorders>
+              <w:top w:val="single" w:sz="6" w:space="0" w:color="2A2B2C"/>
+              <w:left w:val="single" w:sz="6" w:space="0" w:color="2A2B2C"/>
+              <w:bottom w:val="single" w:sz="6" w:space="0" w:color="2A2B2C"/>
+              <w:right w:val="single" w:sz="6" w:space="0" w:color="2A2B2C"/>
+            </w:tcBorders>
+            <w:shd w:val="clear" w:color="auto" w:fill="191A1B"/>
+            <w:tcMar>
+              <w:top w:w="30" w:type="dxa"/>
+              <w:left w:w="30" w:type="dxa"/>
+              <w:bottom w:w="30" w:type="dxa"/>
+              <w:right w:w="30" w:type="dxa"/>
+            </w:tcMar>
+            <w:vAlign w:val="center"/>
+            <w:hideMark/>
+          </w:tcPr>
+          <w:p>
+            <w:pPr>
+              <w:rPr>
+                <w:lang w:val="es-CL" w:eastAsia="es-ES"/>
+              </w:rPr>
+            </w:pPr>
+            <w:r>
+              <w:rPr>
+                <w:lang w:val="es-CL" w:eastAsia="es-ES"/>
+              </w:rPr>
+              <w:t>Datos consistentes y rastreo de cada lote desde el productor</w:t>
+            </w:r>
+          </w:p>
+        </w:tc>
+        <w:tc>
+          <w:tcPr>
+            <w:tcW w:w="0" w:type="auto"/>
+            <w:tcBorders>
+              <w:top w:val="single" w:sz="6" w:space="0" w:color="2A2B2C"/>
+              <w:left w:val="single" w:sz="6" w:space="0" w:color="2A2B2C"/>
+              <w:bottom w:val="single" w:sz="6" w:space="0" w:color="2A2B2C"/>
+              <w:right w:val="single" w:sz="6" w:space="0" w:color="2A2B2C"/>
+            </w:tcBorders>
+            <w:shd w:val="clear" w:color="auto" w:fill="191A1B"/>
+            <w:tcMar>
+              <w:top w:w="30" w:type="dxa"/>
+              <w:left w:w="30" w:type="dxa"/>
+              <w:bottom w:w="30" w:type="dxa"/>
+              <w:right w:w="30" w:type="dxa"/>
+            </w:tcMar>
+            <w:vAlign w:val="center"/>
+            <w:hideMark/>
+          </w:tcPr>
+          <w:p>
+            <w:pPr>
+              <w:rPr>
+                <w:lang w:val="es-CL" w:eastAsia="es-ES"/>
+              </w:rPr>
+            </w:pPr>
+            <w:r>
+              <w:rPr>
+                <w:lang w:val="es-CL" w:eastAsia="es-ES"/>
+              </w:rPr>
+              <w:t>Tiempo para rastrear un lote: </w:t>
+            </w:r>
+            <w:r>
+              <w:rPr>
+                <w:b/>
+                <w:bCs/>
+                <w:lang w:val="es-CL" w:eastAsia="es-ES"/>
+              </w:rPr>
+              <w:t>[X] horas</w:t>
+            </w:r>
+          </w:p>
+        </w:tc>
+        <w:tc>
+          <w:tcPr>
+            <w:tcW w:w="0" w:type="auto"/>
+            <w:tcBorders>
+              <w:top w:val="single" w:sz="6" w:space="0" w:color="2A2B2C"/>
+              <w:left w:val="single" w:sz="6" w:space="0" w:color="2A2B2C"/>
+              <w:bottom w:val="single" w:sz="6" w:space="0" w:color="2A2B2C"/>
+              <w:right w:val="single" w:sz="6" w:space="0" w:color="2A2B2C"/>
+            </w:tcBorders>
+            <w:shd w:val="clear" w:color="auto" w:fill="191A1B"/>
+            <w:tcMar>
+              <w:top w:w="30" w:type="dxa"/>
+              <w:left w:w="30" w:type="dxa"/>
+              <w:bottom w:w="30" w:type="dxa"/>
+              <w:right w:w="30" w:type="dxa"/>
+            </w:tcMar>
+            <w:vAlign w:val="center"/>
+            <w:hideMark/>
+          </w:tcPr>
+          <w:p>
+            <w:pPr>
+              <w:rPr>
+                <w:lang w:val="es-CL" w:eastAsia="es-ES"/>
+              </w:rPr>
+            </w:pPr>
+            <w:r>
+              <w:rPr>
+                <w:b/>
+                <w:bCs/>
+                <w:lang w:val="es-CL" w:eastAsia="es-ES"/>
+              </w:rPr>
+              <w:t>[Y] minutos</w:t>
+            </w:r>
+          </w:p>
+        </w:tc>
+      </w:tr>
+    </w:tbl>
+    <w:p>
+      <w:pPr>
+        <w:rPr>
+          <w:lang w:val="es-CL" w:eastAsia="es-ES"/>
+        </w:rPr>
+      </w:pPr>
+      <w:r>
+        <w:rPr>
+          <w:b/>
+          <w:bCs/>
+          <w:lang w:val="es-CL" w:eastAsia="es-ES"/>
+        </w:rPr>
+        <w:t>Mejoras transversales:</w:t>
+      </w:r>
+    </w:p>
+    <w:p>
+      <w:pPr>
+        <w:numPr>
+          <w:ilvl w:val="0"/>
+          <w:numId w:val="15"/>
+        </w:numPr>
+        <w:rPr>
+          <w:lang w:val="es-CL" w:eastAsia="es-ES"/>
+        </w:rPr>
+      </w:pPr>
+      <w:r>
+        <w:rPr>
+          <w:b/>
+          <w:bCs/>
+          <w:lang w:val="es-CL" w:eastAsia="es-ES"/>
+        </w:rPr>
+        <w:t>Seguridad:</w:t>
+      </w:r>
+      <w:r>
+        <w:rPr>
+          <w:lang w:val="es-CL" w:eastAsia="es-ES"/>
+        </w:rPr>
+        <w:t> se pasa de clientes que se conectan directamente a la base de datos con consultas expuestas a inyección SQL, a </w:t>
+      </w:r>
+      <w:r>
+        <w:rPr>
+          <w:b/>
+          <w:bCs/>
+          <w:lang w:val="es-CL" w:eastAsia="es-ES"/>
+        </w:rPr>
+        <w:t>0 accesos directos</w:t>
+      </w:r>
+      <w:r>
+        <w:rPr>
+          <w:lang w:val="es-CL" w:eastAsia="es-ES"/>
+        </w:rPr>
+        <w:t>. Todo pasa por la API, con datos validados.</w:t>
+      </w:r>
+    </w:p>
+    <w:p>
+      <w:pPr>
+        <w:numPr>
+          <w:ilvl w:val="0"/>
+          <w:numId w:val="15"/>
+        </w:numPr>
+        <w:rPr>
+          <w:lang w:val="es-CL" w:eastAsia="es-ES"/>
+        </w:rPr>
+      </w:pPr>
+      <w:r>
+        <w:rPr>
+          <w:b/>
+          <w:bCs/>
+          <w:lang w:val="es-CL" w:eastAsia="es-ES"/>
+        </w:rPr>
+        <w:t>Integridad:</w:t>
+      </w:r>
+      <w:r>
+        <w:rPr>
+          <w:lang w:val="es-CL" w:eastAsia="es-ES"/>
+        </w:rPr>
+        <w:t> se pasa de cerca de </w:t>
+      </w:r>
+      <w:r>
+        <w:rPr>
+          <w:b/>
+          <w:bCs/>
+          <w:lang w:val="es-CL" w:eastAsia="es-ES"/>
+        </w:rPr>
+        <w:t>40 tablas sin integridad referencial ni transacciones</w:t>
+      </w:r>
+      <w:r>
+        <w:rPr>
+          <w:lang w:val="es-CL" w:eastAsia="es-ES"/>
+        </w:rPr>
+        <w:t> a un modelo con </w:t>
+      </w:r>
+      <w:r>
+        <w:rPr>
+          <w:b/>
+          <w:bCs/>
+          <w:lang w:val="es-CL" w:eastAsia="es-ES"/>
+        </w:rPr>
+        <w:t>el 100 % de sus relaciones protegidas</w:t>
+      </w:r>
+      <w:r>
+        <w:rPr>
+          <w:lang w:val="es-CL" w:eastAsia="es-ES"/>
+        </w:rPr>
+        <w:t> y operaciones que se guardan completas o no se guardan.</w:t>
+      </w:r>
+    </w:p>
+    <w:p>
+      <w:pPr>
+        <w:numPr>
+          <w:ilvl w:val="0"/>
+          <w:numId w:val="15"/>
+        </w:numPr>
+        <w:rPr>
+          <w:lang w:val="es-CL" w:eastAsia="es-ES"/>
+        </w:rPr>
+      </w:pPr>
+      <w:r>
+        <w:rPr>
+          <w:b/>
+          <w:bCs/>
+          <w:lang w:val="es-CL" w:eastAsia="es-ES"/>
+        </w:rPr>
+        <w:t>Auditoría:</w:t>
+      </w:r>
+      <w:r>
+        <w:rPr>
+          <w:lang w:val="es-CL" w:eastAsia="es-ES"/>
+        </w:rPr>
+        <w:t> se pasa de </w:t>
+      </w:r>
+      <w:r>
+        <w:rPr>
+          <w:b/>
+          <w:bCs/>
+          <w:lang w:val="es-CL" w:eastAsia="es-ES"/>
+        </w:rPr>
+        <w:t>0 %</w:t>
+      </w:r>
+      <w:r>
+        <w:rPr>
+          <w:lang w:val="es-CL" w:eastAsia="es-ES"/>
+        </w:rPr>
+        <w:t> a </w:t>
+      </w:r>
+      <w:r>
+        <w:rPr>
+          <w:b/>
+          <w:bCs/>
+          <w:lang w:val="es-CL" w:eastAsia="es-ES"/>
+        </w:rPr>
+        <w:t>100 %</w:t>
+      </w:r>
+      <w:r>
+        <w:rPr>
+          <w:lang w:val="es-CL" w:eastAsia="es-ES"/>
+        </w:rPr>
+        <w:t> de las operaciones críticas registradas, con quién, qué y cuándo.</w:t>
+      </w:r>
+    </w:p>
+    <w:p>
+      <w:pPr>
+        <w:rPr>
+          <w:lang w:val="es-CL" w:eastAsia="es-ES"/>
+        </w:rPr>
+      </w:pPr>
+      <w:r>
+        <w:rPr>
+          <w:lang w:val="es-CL" w:eastAsia="es-ES"/>
+        </w:rPr>
+        <w:t>El producto mínimo viable (épicas E1 a E4, 84 puntos de historia) entrega este valor en las áreas de acceso, datos maestros, recepción y proceso. Bodega, despacho y reportes de gestión se abordan en una fase posterior, sobre esta misma base de datos consistente y trazable.</w:t>
+      </w:r>
+    </w:p>
+    <w:p>
+      <w:pPr>
+        <w:rPr>
+          <w:lang w:val="es-CL" w:eastAsia="es-ES"/>
+        </w:rPr>
+      </w:pPr>
+      <w:r>
+        <w:rPr>
+          <w:lang w:val="es-CL" w:eastAsia="es-ES"/>
+        </w:rPr>
+        <w:pict w14:anchorId="2B5F9C0C">
+          <v:rect id="_x0000_i1055" style="width:0;height:1.5pt" o:hralign="center" o:hrstd="t" o:hr="t" fillcolor="#a0a0a0" stroked="f"/>
+        </w:pict>
+      </w:r>
+    </w:p>
+    <w:p>
+      <w:pPr>
+        <w:rPr>
+          <w:lang w:val="es-CL" w:eastAsia="es-ES"/>
+        </w:rPr>
+      </w:pPr>
+      <w:r>
+        <w:rPr>
+          <w:b/>
+          <w:bCs/>
+          <w:lang w:val="es-CL" w:eastAsia="es-ES"/>
+        </w:rPr>
+        <w:t>Antes de entregarla, revisen tres cosas:</w:t>
+      </w:r>
+    </w:p>
+    <w:p>
+      <w:pPr>
+        <w:numPr>
+          <w:ilvl w:val="0"/>
+          <w:numId w:val="16"/>
+        </w:numPr>
+        <w:rPr>
+          <w:lang w:val="es-CL" w:eastAsia="es-ES"/>
+        </w:rPr>
+      </w:pPr>
+      <w:r>
+        <w:rPr>
+          <w:b/>
+          <w:bCs/>
+          <w:lang w:val="es-CL" w:eastAsia="es-ES"/>
+        </w:rPr>
+        <w:lastRenderedPageBreak/>
+        <w:t>Los [X] y [Y]:</w:t>
+      </w:r>
+      <w:r>
+        <w:rPr>
+          <w:lang w:val="es-CL" w:eastAsia="es-ES"/>
+        </w:rPr>
+        <w:t> pídanle a la planta al menos el tiempo que toma hoy registrar una recepción y rastrear un lote. Si no hay datos, pueden presentar los valores con A2D SM como metas ("meta: menos de 2 minutos por recepción"), pero no inventen la situación actual.</w:t>
+      </w:r>
+    </w:p>
+    <w:p>
+      <w:pPr>
+        <w:numPr>
+          <w:ilvl w:val="0"/>
+          <w:numId w:val="16"/>
+        </w:numPr>
+        <w:rPr>
+          <w:lang w:val="es-CL" w:eastAsia="es-ES"/>
+        </w:rPr>
+      </w:pPr>
+      <w:r>
+        <w:rPr>
+          <w:b/>
+          <w:bCs/>
+          <w:lang w:val="es-CL" w:eastAsia="es-ES"/>
+        </w:rPr>
+        <w:t>El "100 % de las relaciones protegidas":</w:t>
+      </w:r>
+      <w:r>
+        <w:rPr>
+          <w:lang w:val="es-CL" w:eastAsia="es-ES"/>
+        </w:rPr>
+        <w:t> solo pueden afirmarlo si el modelo de datos realmente define claves foráneas en todas las relaciones. Confírmalo con el diagrama entidad-relación.</w:t>
+      </w:r>
+    </w:p>
+    <w:p>
+      <w:pPr>
+        <w:numPr>
+          <w:ilvl w:val="0"/>
+          <w:numId w:val="16"/>
+        </w:numPr>
+        <w:rPr>
+          <w:lang w:val="es-CL" w:eastAsia="es-ES"/>
+        </w:rPr>
+      </w:pPr>
+      <w:r>
+        <w:rPr>
+          <w:b/>
+          <w:bCs/>
+          <w:lang w:val="es-CL" w:eastAsia="es-ES"/>
+        </w:rPr>
+        <w:t>El operador de proceso:</w:t>
+      </w:r>
+      <w:r>
+        <w:rPr>
+          <w:lang w:val="es-CL" w:eastAsia="es-ES"/>
+        </w:rPr>
+        <w:t> la tabla supone que hoy el rendimiento y la merma se calculan fuera del sistema. Confirmen con la planta si el sistema actual ya los calcula de alguna forma.</w:t>
+      </w:r>
+    </w:p>
+    <w:p>
+      <w:pPr>
+        <w:rPr>
+          <w:lang w:val="es-CL" w:eastAsia="es-ES"/>
+        </w:rPr>
+      </w:pPr>
     </w:p>
     <w:p>
       <w:pPr>
@@ -4318,6 +5782,119 @@
     </w:lvl>
   </w:abstractNum>
   <w:abstractNum w:abstractNumId="5" w15:restartNumberingAfterBreak="0">
+    <w:nsid w:val="2AD904A8"/>
+    <w:multiLevelType w:val="multilevel"/>
+    <w:tmpl w:val="B420AEE2"/>
+    <w:lvl w:ilvl="0">
+      <w:start w:val="1"/>
+      <w:numFmt w:val="decimal"/>
+      <w:lvlText w:val="%1."/>
+      <w:lvlJc w:val="left"/>
+      <w:pPr>
+        <w:tabs>
+          <w:tab w:val="num" w:pos="720"/>
+        </w:tabs>
+        <w:ind w:left="720" w:hanging="360"/>
+      </w:pPr>
+    </w:lvl>
+    <w:lvl w:ilvl="1" w:tentative="1">
+      <w:start w:val="1"/>
+      <w:numFmt w:val="decimal"/>
+      <w:lvlText w:val="%2."/>
+      <w:lvlJc w:val="left"/>
+      <w:pPr>
+        <w:tabs>
+          <w:tab w:val="num" w:pos="1440"/>
+        </w:tabs>
+        <w:ind w:left="1440" w:hanging="360"/>
+      </w:pPr>
+    </w:lvl>
+    <w:lvl w:ilvl="2" w:tentative="1">
+      <w:start w:val="1"/>
+      <w:numFmt w:val="decimal"/>
+      <w:lvlText w:val="%3."/>
+      <w:lvlJc w:val="left"/>
+      <w:pPr>
+        <w:tabs>
+          <w:tab w:val="num" w:pos="2160"/>
+        </w:tabs>
+        <w:ind w:left="2160" w:hanging="360"/>
+      </w:pPr>
+    </w:lvl>
+    <w:lvl w:ilvl="3" w:tentative="1">
+      <w:start w:val="1"/>
+      <w:numFmt w:val="decimal"/>
+      <w:lvlText w:val="%4."/>
+      <w:lvlJc w:val="left"/>
+      <w:pPr>
+        <w:tabs>
+          <w:tab w:val="num" w:pos="2880"/>
+        </w:tabs>
+        <w:ind w:left="2880" w:hanging="360"/>
+      </w:pPr>
+    </w:lvl>
+    <w:lvl w:ilvl="4" w:tentative="1">
+      <w:start w:val="1"/>
+      <w:numFmt w:val="decimal"/>
+      <w:lvlText w:val="%5."/>
+      <w:lvlJc w:val="left"/>
+      <w:pPr>
+        <w:tabs>
+          <w:tab w:val="num" w:pos="3600"/>
+        </w:tabs>
+        <w:ind w:left="3600" w:hanging="360"/>
+      </w:pPr>
+    </w:lvl>
+    <w:lvl w:ilvl="5" w:tentative="1">
+      <w:start w:val="1"/>
+      <w:numFmt w:val="decimal"/>
+      <w:lvlText w:val="%6."/>
+      <w:lvlJc w:val="left"/>
+      <w:pPr>
+        <w:tabs>
+          <w:tab w:val="num" w:pos="4320"/>
+        </w:tabs>
+        <w:ind w:left="4320" w:hanging="360"/>
+      </w:pPr>
+    </w:lvl>
+    <w:lvl w:ilvl="6" w:tentative="1">
+      <w:start w:val="1"/>
+      <w:numFmt w:val="decimal"/>
+      <w:lvlText w:val="%7."/>
+      <w:lvlJc w:val="left"/>
+      <w:pPr>
+        <w:tabs>
+          <w:tab w:val="num" w:pos="5040"/>
+        </w:tabs>
+        <w:ind w:left="5040" w:hanging="360"/>
+      </w:pPr>
+    </w:lvl>
+    <w:lvl w:ilvl="7" w:tentative="1">
+      <w:start w:val="1"/>
+      <w:numFmt w:val="decimal"/>
+      <w:lvlText w:val="%8."/>
+      <w:lvlJc w:val="left"/>
+      <w:pPr>
+        <w:tabs>
+          <w:tab w:val="num" w:pos="5760"/>
+        </w:tabs>
+        <w:ind w:left="5760" w:hanging="360"/>
+      </w:pPr>
+    </w:lvl>
+    <w:lvl w:ilvl="8" w:tentative="1">
+      <w:start w:val="1"/>
+      <w:numFmt w:val="decimal"/>
+      <w:lvlText w:val="%9."/>
+      <w:lvlJc w:val="left"/>
+      <w:pPr>
+        <w:tabs>
+          <w:tab w:val="num" w:pos="6480"/>
+        </w:tabs>
+        <w:ind w:left="6480" w:hanging="360"/>
+      </w:pPr>
+    </w:lvl>
+  </w:abstractNum>
+  <w:abstractNum w:abstractNumId="6" w15:restartNumberingAfterBreak="0">
     <w:nsid w:val="2B895CBE"/>
     <w:multiLevelType w:val="multilevel"/>
     <w:tmpl w:val="5324F4FC"/>
@@ -4412,7 +5989,7 @@
       </w:pPr>
     </w:lvl>
   </w:abstractNum>
-  <w:abstractNum w:abstractNumId="6" w15:restartNumberingAfterBreak="0">
+  <w:abstractNum w:abstractNumId="7" w15:restartNumberingAfterBreak="0">
     <w:nsid w:val="45D12BE1"/>
     <w:multiLevelType w:val="hybridMultilevel"/>
     <w:tmpl w:val="44B2ED9C"/>
@@ -4525,7 +6102,7 @@
       </w:rPr>
     </w:lvl>
   </w:abstractNum>
-  <w:abstractNum w:abstractNumId="7" w15:restartNumberingAfterBreak="0">
+  <w:abstractNum w:abstractNumId="8" w15:restartNumberingAfterBreak="0">
     <w:nsid w:val="45DB1F84"/>
     <w:multiLevelType w:val="hybridMultilevel"/>
     <w:tmpl w:val="7CF2EF4E"/>
@@ -4611,7 +6188,7 @@
       </w:pPr>
     </w:lvl>
   </w:abstractNum>
-  <w:abstractNum w:abstractNumId="8" w15:restartNumberingAfterBreak="0">
+  <w:abstractNum w:abstractNumId="9" w15:restartNumberingAfterBreak="0">
     <w:nsid w:val="65BA6DC5"/>
     <w:multiLevelType w:val="hybridMultilevel"/>
     <w:tmpl w:val="BE0A0C50"/>
@@ -4724,7 +6301,7 @@
       </w:rPr>
     </w:lvl>
   </w:abstractNum>
-  <w:abstractNum w:abstractNumId="9" w15:restartNumberingAfterBreak="0">
+  <w:abstractNum w:abstractNumId="10" w15:restartNumberingAfterBreak="0">
     <w:nsid w:val="68445685"/>
     <w:multiLevelType w:val="multilevel"/>
     <w:tmpl w:val="C2D629B4"/>
@@ -4873,7 +6450,7 @@
       </w:rPr>
     </w:lvl>
   </w:abstractNum>
-  <w:abstractNum w:abstractNumId="10" w15:restartNumberingAfterBreak="0">
+  <w:abstractNum w:abstractNumId="11" w15:restartNumberingAfterBreak="0">
     <w:nsid w:val="69616CB8"/>
     <w:multiLevelType w:val="hybridMultilevel"/>
     <w:tmpl w:val="23EC7D4A"/>
@@ -4986,7 +6563,7 @@
       </w:rPr>
     </w:lvl>
   </w:abstractNum>
-  <w:abstractNum w:abstractNumId="11" w15:restartNumberingAfterBreak="0">
+  <w:abstractNum w:abstractNumId="12" w15:restartNumberingAfterBreak="0">
     <w:nsid w:val="6B625092"/>
     <w:multiLevelType w:val="hybridMultilevel"/>
     <w:tmpl w:val="86F61076"/>
@@ -5099,7 +6676,156 @@
       </w:rPr>
     </w:lvl>
   </w:abstractNum>
-  <w:abstractNum w:abstractNumId="12" w15:restartNumberingAfterBreak="0">
+  <w:abstractNum w:abstractNumId="13" w15:restartNumberingAfterBreak="0">
+    <w:nsid w:val="73217BE5"/>
+    <w:multiLevelType w:val="multilevel"/>
+    <w:tmpl w:val="B5807638"/>
+    <w:lvl w:ilvl="0">
+      <w:start w:val="1"/>
+      <w:numFmt w:val="bullet"/>
+      <w:lvlText w:val=""/>
+      <w:lvlJc w:val="left"/>
+      <w:pPr>
+        <w:tabs>
+          <w:tab w:val="num" w:pos="720"/>
+        </w:tabs>
+        <w:ind w:left="720" w:hanging="360"/>
+      </w:pPr>
+      <w:rPr>
+        <w:rFonts w:ascii="Symbol" w:hAnsi="Symbol" w:hint="default"/>
+        <w:sz w:val="20"/>
+      </w:rPr>
+    </w:lvl>
+    <w:lvl w:ilvl="1" w:tentative="1">
+      <w:start w:val="1"/>
+      <w:numFmt w:val="bullet"/>
+      <w:lvlText w:val="o"/>
+      <w:lvlJc w:val="left"/>
+      <w:pPr>
+        <w:tabs>
+          <w:tab w:val="num" w:pos="1440"/>
+        </w:tabs>
+        <w:ind w:left="1440" w:hanging="360"/>
+      </w:pPr>
+      <w:rPr>
+        <w:rFonts w:ascii="Courier New" w:hAnsi="Courier New" w:hint="default"/>
+        <w:sz w:val="20"/>
+      </w:rPr>
+    </w:lvl>
+    <w:lvl w:ilvl="2" w:tentative="1">
+      <w:start w:val="1"/>
+      <w:numFmt w:val="bullet"/>
+      <w:lvlText w:val=""/>
+      <w:lvlJc w:val="left"/>
+      <w:pPr>
+        <w:tabs>
+          <w:tab w:val="num" w:pos="2160"/>
+        </w:tabs>
+        <w:ind w:left="2160" w:hanging="360"/>
+      </w:pPr>
+      <w:rPr>
+        <w:rFonts w:ascii="Wingdings" w:hAnsi="Wingdings" w:hint="default"/>
+        <w:sz w:val="20"/>
+      </w:rPr>
+    </w:lvl>
+    <w:lvl w:ilvl="3" w:tentative="1">
+      <w:start w:val="1"/>
+      <w:numFmt w:val="bullet"/>
+      <w:lvlText w:val=""/>
+      <w:lvlJc w:val="left"/>
+      <w:pPr>
+        <w:tabs>
+          <w:tab w:val="num" w:pos="2880"/>
+        </w:tabs>
+        <w:ind w:left="2880" w:hanging="360"/>
+      </w:pPr>
+      <w:rPr>
+        <w:rFonts w:ascii="Wingdings" w:hAnsi="Wingdings" w:hint="default"/>
+        <w:sz w:val="20"/>
+      </w:rPr>
+    </w:lvl>
+    <w:lvl w:ilvl="4" w:tentative="1">
+      <w:start w:val="1"/>
+      <w:numFmt w:val="bullet"/>
+      <w:lvlText w:val=""/>
+      <w:lvlJc w:val="left"/>
+      <w:pPr>
+        <w:tabs>
+          <w:tab w:val="num" w:pos="3600"/>
+        </w:tabs>
+        <w:ind w:left="3600" w:hanging="360"/>
+      </w:pPr>
+      <w:rPr>
+        <w:rFonts w:ascii="Wingdings" w:hAnsi="Wingdings" w:hint="default"/>
+        <w:sz w:val="20"/>
+      </w:rPr>
+    </w:lvl>
+    <w:lvl w:ilvl="5" w:tentative="1">
+      <w:start w:val="1"/>
+      <w:numFmt w:val="bullet"/>
+      <w:lvlText w:val=""/>
+      <w:lvlJc w:val="left"/>
+      <w:pPr>
+        <w:tabs>
+          <w:tab w:val="num" w:pos="4320"/>
+        </w:tabs>
+        <w:ind w:left="4320" w:hanging="360"/>
+      </w:pPr>
+      <w:rPr>
+        <w:rFonts w:ascii="Wingdings" w:hAnsi="Wingdings" w:hint="default"/>
+        <w:sz w:val="20"/>
+      </w:rPr>
+    </w:lvl>
+    <w:lvl w:ilvl="6" w:tentative="1">
+      <w:start w:val="1"/>
+      <w:numFmt w:val="bullet"/>
+      <w:lvlText w:val=""/>
+      <w:lvlJc w:val="left"/>
+      <w:pPr>
+        <w:tabs>
+          <w:tab w:val="num" w:pos="5040"/>
+        </w:tabs>
+        <w:ind w:left="5040" w:hanging="360"/>
+      </w:pPr>
+      <w:rPr>
+        <w:rFonts w:ascii="Wingdings" w:hAnsi="Wingdings" w:hint="default"/>
+        <w:sz w:val="20"/>
+      </w:rPr>
+    </w:lvl>
+    <w:lvl w:ilvl="7" w:tentative="1">
+      <w:start w:val="1"/>
+      <w:numFmt w:val="bullet"/>
+      <w:lvlText w:val=""/>
+      <w:lvlJc w:val="left"/>
+      <w:pPr>
+        <w:tabs>
+          <w:tab w:val="num" w:pos="5760"/>
+        </w:tabs>
+        <w:ind w:left="5760" w:hanging="360"/>
+      </w:pPr>
+      <w:rPr>
+        <w:rFonts w:ascii="Wingdings" w:hAnsi="Wingdings" w:hint="default"/>
+        <w:sz w:val="20"/>
+      </w:rPr>
+    </w:lvl>
+    <w:lvl w:ilvl="8" w:tentative="1">
+      <w:start w:val="1"/>
+      <w:numFmt w:val="bullet"/>
+      <w:lvlText w:val=""/>
+      <w:lvlJc w:val="left"/>
+      <w:pPr>
+        <w:tabs>
+          <w:tab w:val="num" w:pos="6480"/>
+        </w:tabs>
+        <w:ind w:left="6480" w:hanging="360"/>
+      </w:pPr>
+      <w:rPr>
+        <w:rFonts w:ascii="Wingdings" w:hAnsi="Wingdings" w:hint="default"/>
+        <w:sz w:val="20"/>
+      </w:rPr>
+    </w:lvl>
+  </w:abstractNum>
+  <w:abstractNum w:abstractNumId="14" w15:restartNumberingAfterBreak="0">
     <w:nsid w:val="76304F08"/>
     <w:multiLevelType w:val="hybridMultilevel"/>
     <w:tmpl w:val="BBB47B0A"/>
@@ -5211,7 +6937,7 @@
       </w:rPr>
     </w:lvl>
   </w:abstractNum>
-  <w:abstractNum w:abstractNumId="13" w15:restartNumberingAfterBreak="0">
+  <w:abstractNum w:abstractNumId="15" w15:restartNumberingAfterBreak="0">
     <w:nsid w:val="7A7120EA"/>
     <w:multiLevelType w:val="hybridMultilevel"/>
     <w:tmpl w:val="B714EC70"/>
@@ -5355,25 +7081,25 @@
     <w:abstractNumId w:val="0"/>
   </w:num>
   <w:num w:numId="2" w16cid:durableId="2045672853">
-    <w:abstractNumId w:val="7"/>
+    <w:abstractNumId w:val="8"/>
   </w:num>
   <w:num w:numId="3" w16cid:durableId="1798642824">
     <w:abstractNumId w:val="1"/>
   </w:num>
   <w:num w:numId="4" w16cid:durableId="983237737">
-    <w:abstractNumId w:val="11"/>
+    <w:abstractNumId w:val="12"/>
   </w:num>
   <w:num w:numId="5" w16cid:durableId="490171255">
-    <w:abstractNumId w:val="12"/>
+    <w:abstractNumId w:val="14"/>
   </w:num>
   <w:num w:numId="6" w16cid:durableId="340814691">
     <w:abstractNumId w:val="2"/>
   </w:num>
   <w:num w:numId="7" w16cid:durableId="1344936245">
-    <w:abstractNumId w:val="6"/>
+    <w:abstractNumId w:val="7"/>
   </w:num>
   <w:num w:numId="8" w16cid:durableId="1353531980">
-    <w:abstractNumId w:val="8"/>
+    <w:abstractNumId w:val="9"/>
   </w:num>
   <w:num w:numId="9" w16cid:durableId="1518156833">
     <w:abstractNumId w:val="4"/>
@@ -5382,16 +7108,22 @@
     <w:abstractNumId w:val="3"/>
   </w:num>
   <w:num w:numId="11" w16cid:durableId="526329763">
+    <w:abstractNumId w:val="11"/>
+  </w:num>
+  <w:num w:numId="12" w16cid:durableId="67458668">
+    <w:abstractNumId w:val="6"/>
+  </w:num>
+  <w:num w:numId="13" w16cid:durableId="137234301">
+    <w:abstractNumId w:val="15"/>
+  </w:num>
+  <w:num w:numId="14" w16cid:durableId="405960382">
     <w:abstractNumId w:val="10"/>
   </w:num>
-  <w:num w:numId="12" w16cid:durableId="67458668">
-    <w:abstractNumId w:val="5"/>
-  </w:num>
-  <w:num w:numId="13" w16cid:durableId="137234301">
+  <w:num w:numId="15" w16cid:durableId="1697462623">
     <w:abstractNumId w:val="13"/>
   </w:num>
-  <w:num w:numId="14" w16cid:durableId="405960382">
-    <w:abstractNumId w:val="9"/>
+  <w:num w:numId="16" w16cid:durableId="1316254001">
+    <w:abstractNumId w:val="5"/>
   </w:num>
 </w:numbering>
 </file>
@@ -6717,7 +8449,7 @@
     <w:charset w:val="00"/>
     <w:family w:val="swiss"/>
     <w:pitch w:val="variable"/>
-    <w:sig w:usb0="E4002EFF" w:usb1="C000247B" w:usb2="00000009" w:usb3="00000000" w:csb0="000001FF" w:csb1="00000000"/>
+    <w:sig w:usb0="E4002EFF" w:usb1="C200247B" w:usb2="00000009" w:usb3="00000000" w:csb0="000001FF" w:csb1="00000000"/>
   </w:font>
   <w:font w:name="Cambria">
     <w:panose1 w:val="02040503050406030204"/>
@@ -6807,6 +8539,7 @@
     <w:rsid w:val="002835FC"/>
     <w:rsid w:val="002C06A7"/>
     <w:rsid w:val="004F7F49"/>
+    <w:rsid w:val="005071E9"/>
     <w:rsid w:val="0057410B"/>
     <w:rsid w:val="00595623"/>
     <w:rsid w:val="005B27DB"/>
@@ -6824,6 +8557,7 @@
     <w:rsid w:val="00C861E5"/>
     <w:rsid w:val="00CF44FB"/>
     <w:rsid w:val="00DD693D"/>
+    <w:rsid w:val="00EA2054"/>
     <w:rsid w:val="00EC21D5"/>
   </w:rsids>
   <m:mathPr>
@@ -6842,7 +8576,7 @@
   <w:themeFontLang w:val="es-AR" w:eastAsia="ja-JP"/>
   <w:clrSchemeMapping w:bg1="light1" w:t1="dark1" w:bg2="light2" w:t2="dark2" w:accent1="accent1" w:accent2="accent2" w:accent3="accent3" w:accent4="accent4" w:accent5="accent5" w:accent6="accent6" w:hyperlink="hyperlink" w:followedHyperlink="followedHyperlink"/>
   <w:doNotAutoCompressPictures/>
-  <w:decimalSymbol w:val="."/>
+  <w:decimalSymbol w:val=","/>
   <w:listSeparator w:val=";"/>
 </w:settings>
 </file>
@@ -7586,20 +9320,6 @@
 </file>
 
 <file path=customXml/item3.xml><?xml version="1.0" encoding="utf-8"?>
-<p:properties xmlns:p="http://schemas.microsoft.com/office/2006/metadata/properties" xmlns:xsi="http://www.w3.org/2001/XMLSchema-instance" xmlns:pc="http://schemas.microsoft.com/office/infopath/2007/PartnerControls">
-  <documentManagement>
-    <lcf76f155ced4ddcb4097134ff3c332f xmlns="e1e7bc46-bed0-459f-9452-a76b1c5b695e">
-      <Terms xmlns="http://schemas.microsoft.com/office/infopath/2007/PartnerControls"/>
-    </lcf76f155ced4ddcb4097134ff3c332f>
-  </documentManagement>
-</p:properties>
-</file>
-
-<file path=customXml/item4.xml><?xml version="1.0" encoding="utf-8"?>
-<b:Sources xmlns:b="http://schemas.openxmlformats.org/officeDocument/2006/bibliography" xmlns="http://schemas.openxmlformats.org/officeDocument/2006/bibliography" SelectedStyle="\APA.XSL" StyleName="APA"/>
-</file>
-
-<file path=customXml/item5.xml><?xml version="1.0" encoding="utf-8"?>
 <ct:contentTypeSchema xmlns:ct="http://schemas.microsoft.com/office/2006/metadata/contentType" xmlns:ma="http://schemas.microsoft.com/office/2006/metadata/properties/metaAttributes" ct:_="" ma:_="" ma:contentTypeName="Documento" ma:contentTypeID="0x0101005395107FFD641345A10C8A5ACACB9D20" ma:contentTypeVersion="13" ma:contentTypeDescription="Crear nuevo documento." ma:contentTypeScope="" ma:versionID="7407f70e7181b908656026f379795b2c">
   <xsd:schema xmlns:xsd="http://www.w3.org/2001/XMLSchema" xmlns:xs="http://www.w3.org/2001/XMLSchema" xmlns:p="http://schemas.microsoft.com/office/2006/metadata/properties" xmlns:ns2="e1e7bc46-bed0-459f-9452-a76b1c5b695e" xmlns:ns3="bb8cf7e1-610f-40a0-8f00-126b9d139fde" targetNamespace="http://schemas.microsoft.com/office/2006/metadata/properties" ma:root="true" ma:fieldsID="b29ea8901729e1eaaa4e48e09148c760" ns2:_="" ns3:_="">
     <xsd:import namespace="e1e7bc46-bed0-459f-9452-a76b1c5b695e"/>
@@ -7816,6 +9536,20 @@
 </ct:contentTypeSchema>
 </file>
 
+<file path=customXml/item4.xml><?xml version="1.0" encoding="utf-8"?>
+<b:Sources xmlns:b="http://schemas.openxmlformats.org/officeDocument/2006/bibliography" xmlns="http://schemas.openxmlformats.org/officeDocument/2006/bibliography" SelectedStyle="\APA.XSL" StyleName="APA"/>
+</file>
+
+<file path=customXml/item5.xml><?xml version="1.0" encoding="utf-8"?>
+<p:properties xmlns:p="http://schemas.microsoft.com/office/2006/metadata/properties" xmlns:xsi="http://www.w3.org/2001/XMLSchema-instance" xmlns:pc="http://schemas.microsoft.com/office/infopath/2007/PartnerControls">
+  <documentManagement>
+    <lcf76f155ced4ddcb4097134ff3c332f xmlns="e1e7bc46-bed0-459f-9452-a76b1c5b695e">
+      <Terms xmlns="http://schemas.microsoft.com/office/infopath/2007/PartnerControls"/>
+    </lcf76f155ced4ddcb4097134ff3c332f>
+  </documentManagement>
+</p:properties>
+</file>
+
 <file path=customXml/itemProps1.xml><?xml version="1.0" encoding="utf-8"?>
 <ds:datastoreItem xmlns:ds="http://schemas.openxmlformats.org/officeDocument/2006/customXml" ds:itemID="{55AF091B-3C7A-41E3-B477-F2FDAA23CFDA}">
   <ds:schemaRefs>
@@ -7833,24 +9567,6 @@
 </file>
 
 <file path=customXml/itemProps3.xml><?xml version="1.0" encoding="utf-8"?>
-<ds:datastoreItem xmlns:ds="http://schemas.openxmlformats.org/officeDocument/2006/customXml" ds:itemID="{E1036DFC-1D85-404D-898C-621D06C0EB1C}">
-  <ds:schemaRefs>
-    <ds:schemaRef ds:uri="http://schemas.microsoft.com/office/2006/metadata/properties"/>
-    <ds:schemaRef ds:uri="http://schemas.microsoft.com/office/infopath/2007/PartnerControls"/>
-    <ds:schemaRef ds:uri="e1e7bc46-bed0-459f-9452-a76b1c5b695e"/>
-  </ds:schemaRefs>
-</ds:datastoreItem>
-</file>
-
-<file path=customXml/itemProps4.xml><?xml version="1.0" encoding="utf-8"?>
-<ds:datastoreItem xmlns:ds="http://schemas.openxmlformats.org/officeDocument/2006/customXml" ds:itemID="{BD6EC776-6679-4C69-98E3-6D068EA0A3C9}">
-  <ds:schemaRefs>
-    <ds:schemaRef ds:uri="http://schemas.openxmlformats.org/officeDocument/2006/bibliography"/>
-  </ds:schemaRefs>
-</ds:datastoreItem>
-</file>
-
-<file path=customXml/itemProps5.xml><?xml version="1.0" encoding="utf-8"?>
 <ds:datastoreItem xmlns:ds="http://schemas.openxmlformats.org/officeDocument/2006/customXml" ds:itemID="{444115BD-C1C6-48AD-B714-E1866627071D}">
   <ds:schemaRefs>
     <ds:schemaRef ds:uri="http://schemas.microsoft.com/office/2006/metadata/contentType"/>
@@ -7867,4 +9583,22 @@
     <ds:schemaRef ds:uri="http://schemas.microsoft.com/internal/obd"/>
   </ds:schemaRefs>
 </ds:datastoreItem>
+</file>
+
+<file path=customXml/itemProps4.xml><?xml version="1.0" encoding="utf-8"?>
+<ds:datastoreItem xmlns:ds="http://schemas.openxmlformats.org/officeDocument/2006/customXml" ds:itemID="{BD6EC776-6679-4C69-98E3-6D068EA0A3C9}">
+  <ds:schemaRefs>
+    <ds:schemaRef ds:uri="http://schemas.openxmlformats.org/officeDocument/2006/bibliography"/>
+  </ds:schemaRefs>
+</ds:datastoreItem>
+</file>
+
+<file path=customXml/itemProps5.xml><?xml version="1.0" encoding="utf-8"?>
+<ds:datastoreItem xmlns:ds="http://schemas.openxmlformats.org/officeDocument/2006/customXml" ds:itemID="{E1036DFC-1D85-404D-898C-621D06C0EB1C}">
+  <ds:schemaRefs>
+    <ds:schemaRef ds:uri="http://schemas.microsoft.com/office/2006/metadata/properties"/>
+    <ds:schemaRef ds:uri="http://schemas.microsoft.com/office/infopath/2007/PartnerControls"/>
+    <ds:schemaRef ds:uri="e1e7bc46-bed0-459f-9452-a76b1c5b695e"/>
+  </ds:schemaRefs>
+</ds:datastoreItem>
 </file>
--- a/Fase 2/Evidencias Proyecto (version Agil)/Documento 01- Product Vision.docx
+++ b/Fase 2/Evidencias Proyecto (version Agil)/Documento 01- Product Vision.docx
@@ -3489,27 +3489,10 @@
     </w:p>
     <w:p>
       <w:pPr>
-        <w:numPr>
-          <w:ilvl w:val="0"/>
-          <w:numId w:val="12"/>
-        </w:numPr>
-        <w:tabs>
-          <w:tab w:val="num" w:pos="360"/>
-        </w:tabs>
-        <w:rPr>
-          <w:b/>
-          <w:bCs/>
-          <w:lang w:val="es-CL" w:eastAsia="es-ES"/>
-        </w:rPr>
-      </w:pPr>
-      <w:r>
-        <w:rPr>
-          <w:b/>
-          <w:bCs/>
-          <w:lang w:val="es-CL" w:eastAsia="es-ES"/>
-        </w:rPr>
-        <w:t>4.3 Propuesta de Valor</w:t>
-      </w:r>
+        <w:rPr>
+          <w:lang w:val="es-ES" w:eastAsia="es-ES"/>
+        </w:rPr>
+      </w:pPr>
     </w:p>
     <w:p>
       <w:pPr>
@@ -3521,33 +3504,19 @@
         <w:rPr>
           <w:lang w:val="es-CL" w:eastAsia="es-ES"/>
         </w:rPr>
-        <w:t xml:space="preserve">A2D SM es una nueva plataforma de trazabilidad de fruta que se construye en paralelo al sistema actual de </w:t>
-      </w:r>
-      <w:proofErr w:type="spellStart"/>
-      <w:r>
-        <w:rPr>
-          <w:lang w:val="es-CL" w:eastAsia="es-ES"/>
-        </w:rPr>
-        <w:t>Socradex</w:t>
-      </w:r>
-      <w:proofErr w:type="spellEnd"/>
-      <w:r>
-        <w:rPr>
-          <w:lang w:val="es-CL" w:eastAsia="es-ES"/>
-        </w:rPr>
-        <w:t>. Reemplaza el acceso directo a la base de datos por una aplicación web segura, con acceso según el perfil de cada usuario, cálculos automáticos y un registro de auditoría de cada cambio. Con esto, cada usuario de la planta trabaja solo en su área, con información consistente y trazable desde la recepción de la fruta hasta su proceso. Esa es la base para los módulos de bodega, despacho y reportes de fases posteriores.</w:t>
+        <w:t>A2D SM es una nueva plataforma de trazabilidad de fruta que se construye en paralelo al sistema actual de Socradex. Reemplaza el acceso directo a la base de datos por una aplicación web segura, con acceso según el perfil de cada usuario, cálculos automáticos y un registro de auditoría de cada cambio. Con esto, cada usuario de la planta trabaja solo en su área, con información consistente y trazable desde la recepción de la fruta hasta su proceso. Esa es la base para los módulos de bodega, despacho y reportes de fases posteriores.</w:t>
       </w:r>
     </w:p>
     <w:tbl>
       <w:tblPr>
-        <w:tblW w:w="0" w:type="auto"/>
+        <w:tblW w:w="11057" w:type="dxa"/>
+        <w:tblInd w:w="-1104" w:type="dxa"/>
         <w:tblBorders>
           <w:top w:val="single" w:sz="6" w:space="0" w:color="2A2B2C"/>
           <w:left w:val="single" w:sz="6" w:space="0" w:color="2A2B2C"/>
           <w:bottom w:val="single" w:sz="6" w:space="0" w:color="2A2B2C"/>
           <w:right w:val="single" w:sz="6" w:space="0" w:color="2A2B2C"/>
         </w:tblBorders>
-        <w:shd w:val="clear" w:color="auto" w:fill="191A1B"/>
         <w:tblCellMar>
           <w:top w:w="15" w:type="dxa"/>
           <w:left w:w="15" w:type="dxa"/>
@@ -3557,11 +3526,11 @@
         <w:tblLook w:val="04A0" w:firstRow="1" w:lastRow="0" w:firstColumn="1" w:lastColumn="0" w:noHBand="0" w:noVBand="1"/>
       </w:tblPr>
       <w:tblGrid>
-        <w:gridCol w:w="1437"/>
-        <w:gridCol w:w="1808"/>
-        <w:gridCol w:w="2341"/>
-        <w:gridCol w:w="1714"/>
-        <w:gridCol w:w="1598"/>
+        <w:gridCol w:w="1347"/>
+        <w:gridCol w:w="3146"/>
+        <w:gridCol w:w="2716"/>
+        <w:gridCol w:w="1863"/>
+        <w:gridCol w:w="1985"/>
       </w:tblGrid>
       <w:tr>
         <w:trPr>
@@ -3569,14 +3538,13 @@
         </w:trPr>
         <w:tc>
           <w:tcPr>
-            <w:tcW w:w="0" w:type="auto"/>
+            <w:tcW w:w="1347" w:type="dxa"/>
             <w:tcBorders>
               <w:top w:val="single" w:sz="6" w:space="0" w:color="2A2B2C"/>
               <w:left w:val="single" w:sz="6" w:space="0" w:color="2A2B2C"/>
               <w:bottom w:val="single" w:sz="6" w:space="0" w:color="2A2B2C"/>
               <w:right w:val="single" w:sz="6" w:space="0" w:color="2A2B2C"/>
             </w:tcBorders>
-            <w:shd w:val="clear" w:color="auto" w:fill="191A1B"/>
             <w:tcMar>
               <w:top w:w="30" w:type="dxa"/>
               <w:left w:w="30" w:type="dxa"/>
@@ -3606,14 +3574,13 @@
         </w:tc>
         <w:tc>
           <w:tcPr>
-            <w:tcW w:w="0" w:type="auto"/>
+            <w:tcW w:w="3146" w:type="dxa"/>
             <w:tcBorders>
               <w:top w:val="single" w:sz="6" w:space="0" w:color="2A2B2C"/>
               <w:left w:val="single" w:sz="6" w:space="0" w:color="2A2B2C"/>
               <w:bottom w:val="single" w:sz="6" w:space="0" w:color="2A2B2C"/>
               <w:right w:val="single" w:sz="6" w:space="0" w:color="2A2B2C"/>
             </w:tcBorders>
-            <w:shd w:val="clear" w:color="auto" w:fill="191A1B"/>
             <w:tcMar>
               <w:top w:w="30" w:type="dxa"/>
               <w:left w:w="30" w:type="dxa"/>
@@ -3643,14 +3610,13 @@
         </w:tc>
         <w:tc>
           <w:tcPr>
-            <w:tcW w:w="0" w:type="auto"/>
+            <w:tcW w:w="2716" w:type="dxa"/>
             <w:tcBorders>
               <w:top w:val="single" w:sz="6" w:space="0" w:color="2A2B2C"/>
               <w:left w:val="single" w:sz="6" w:space="0" w:color="2A2B2C"/>
               <w:bottom w:val="single" w:sz="6" w:space="0" w:color="2A2B2C"/>
               <w:right w:val="single" w:sz="6" w:space="0" w:color="2A2B2C"/>
             </w:tcBorders>
-            <w:shd w:val="clear" w:color="auto" w:fill="191A1B"/>
             <w:tcMar>
               <w:top w:w="30" w:type="dxa"/>
               <w:left w:w="30" w:type="dxa"/>
@@ -3680,14 +3646,13 @@
         </w:tc>
         <w:tc>
           <w:tcPr>
-            <w:tcW w:w="0" w:type="auto"/>
+            <w:tcW w:w="1863" w:type="dxa"/>
             <w:tcBorders>
               <w:top w:val="single" w:sz="6" w:space="0" w:color="2A2B2C"/>
               <w:left w:val="single" w:sz="6" w:space="0" w:color="2A2B2C"/>
               <w:bottom w:val="single" w:sz="6" w:space="0" w:color="2A2B2C"/>
               <w:right w:val="single" w:sz="6" w:space="0" w:color="2A2B2C"/>
             </w:tcBorders>
-            <w:shd w:val="clear" w:color="auto" w:fill="191A1B"/>
             <w:tcMar>
               <w:top w:w="30" w:type="dxa"/>
               <w:left w:w="30" w:type="dxa"/>
@@ -3717,14 +3682,13 @@
         </w:tc>
         <w:tc>
           <w:tcPr>
-            <w:tcW w:w="0" w:type="auto"/>
+            <w:tcW w:w="1985" w:type="dxa"/>
             <w:tcBorders>
               <w:top w:val="single" w:sz="6" w:space="0" w:color="2A2B2C"/>
               <w:left w:val="single" w:sz="6" w:space="0" w:color="2A2B2C"/>
               <w:bottom w:val="single" w:sz="6" w:space="0" w:color="2A2B2C"/>
               <w:right w:val="single" w:sz="6" w:space="0" w:color="2A2B2C"/>
             </w:tcBorders>
-            <w:shd w:val="clear" w:color="auto" w:fill="191A1B"/>
             <w:tcMar>
               <w:top w:w="30" w:type="dxa"/>
               <w:left w:w="30" w:type="dxa"/>
@@ -3756,14 +3720,13 @@
       <w:tr>
         <w:tc>
           <w:tcPr>
-            <w:tcW w:w="0" w:type="auto"/>
+            <w:tcW w:w="1347" w:type="dxa"/>
             <w:tcBorders>
               <w:top w:val="single" w:sz="6" w:space="0" w:color="2A2B2C"/>
               <w:left w:val="single" w:sz="6" w:space="0" w:color="2A2B2C"/>
               <w:bottom w:val="single" w:sz="6" w:space="0" w:color="2A2B2C"/>
               <w:right w:val="single" w:sz="6" w:space="0" w:color="2A2B2C"/>
             </w:tcBorders>
-            <w:shd w:val="clear" w:color="auto" w:fill="191A1B"/>
             <w:tcMar>
               <w:top w:w="30" w:type="dxa"/>
               <w:left w:w="30" w:type="dxa"/>
@@ -3783,20 +3746,19 @@
               <w:rPr>
                 <w:lang w:val="es-CL" w:eastAsia="es-ES"/>
               </w:rPr>
-              <w:t>Operador de recepción (3)</w:t>
+              <w:t xml:space="preserve">Operador de recepción </w:t>
             </w:r>
           </w:p>
         </w:tc>
         <w:tc>
           <w:tcPr>
-            <w:tcW w:w="0" w:type="auto"/>
+            <w:tcW w:w="3146" w:type="dxa"/>
             <w:tcBorders>
               <w:top w:val="single" w:sz="6" w:space="0" w:color="2A2B2C"/>
               <w:left w:val="single" w:sz="6" w:space="0" w:color="2A2B2C"/>
               <w:bottom w:val="single" w:sz="6" w:space="0" w:color="2A2B2C"/>
               <w:right w:val="single" w:sz="6" w:space="0" w:color="2A2B2C"/>
             </w:tcBorders>
-            <w:shd w:val="clear" w:color="auto" w:fill="191A1B"/>
             <w:tcMar>
               <w:top w:w="30" w:type="dxa"/>
               <w:left w:w="30" w:type="dxa"/>
@@ -3816,20 +3778,37 @@
               <w:rPr>
                 <w:lang w:val="es-CL" w:eastAsia="es-ES"/>
               </w:rPr>
-              <w:t>Registro manual, cálculos a mano y riesgo de guardar recepciones a medias</w:t>
+              <w:t>I</w:t>
+            </w:r>
+            <w:r>
+              <w:rPr>
+                <w:lang w:val="es-CL" w:eastAsia="es-ES"/>
+              </w:rPr>
+              <w:t>nterfaz</w:t>
+            </w:r>
+            <w:r>
+              <w:rPr>
+                <w:lang w:val="es-CL" w:eastAsia="es-ES"/>
+              </w:rPr>
+              <w:t xml:space="preserve"> antigua y poco intuitiva. Por ejemplo, al ingresar un dato el cursor no pasa automáticamente al campo siguiente, lo que obliga a moverse a mano entre los campos. Además, no hay validación al ingresar los datos y existe el riesgo de que una recepción quede guardada a medias</w:t>
+            </w:r>
+            <w:r>
+              <w:rPr>
+                <w:lang w:val="es-CL" w:eastAsia="es-ES"/>
+              </w:rPr>
+              <w:t>.</w:t>
             </w:r>
           </w:p>
         </w:tc>
         <w:tc>
           <w:tcPr>
-            <w:tcW w:w="0" w:type="auto"/>
+            <w:tcW w:w="2716" w:type="dxa"/>
             <w:tcBorders>
               <w:top w:val="single" w:sz="6" w:space="0" w:color="2A2B2C"/>
               <w:left w:val="single" w:sz="6" w:space="0" w:color="2A2B2C"/>
               <w:bottom w:val="single" w:sz="6" w:space="0" w:color="2A2B2C"/>
               <w:right w:val="single" w:sz="6" w:space="0" w:color="2A2B2C"/>
             </w:tcBorders>
-            <w:shd w:val="clear" w:color="auto" w:fill="191A1B"/>
             <w:tcMar>
               <w:top w:w="30" w:type="dxa"/>
               <w:left w:w="30" w:type="dxa"/>
@@ -3849,20 +3828,31 @@
               <w:rPr>
                 <w:lang w:val="es-CL" w:eastAsia="es-ES"/>
               </w:rPr>
-              <w:t>Numeración automática de tarjas, cálculo automático de kilos y stock de bandejas, validación en el momento y operaciones que se guardan completas o no se guardan</w:t>
+              <w:t>I</w:t>
+            </w:r>
+            <w:r>
+              <w:rPr>
+                <w:lang w:val="es-CL" w:eastAsia="es-ES"/>
+              </w:rPr>
+              <w:t>nterfaz web moderna, pensada para ingresar datos de forma continua: el cursor avanza al siguiente campo al completar uno, el formulario sigue el orden del trabajo de recepción, los errores se avisan en el momento y cada recepción se guarda completa o no se guarda</w:t>
+            </w:r>
+            <w:r>
+              <w:rPr>
+                <w:lang w:val="es-CL" w:eastAsia="es-ES"/>
+              </w:rPr>
+              <w:t>.</w:t>
             </w:r>
           </w:p>
         </w:tc>
         <w:tc>
           <w:tcPr>
-            <w:tcW w:w="0" w:type="auto"/>
+            <w:tcW w:w="1863" w:type="dxa"/>
             <w:tcBorders>
               <w:top w:val="single" w:sz="6" w:space="0" w:color="2A2B2C"/>
               <w:left w:val="single" w:sz="6" w:space="0" w:color="2A2B2C"/>
               <w:bottom w:val="single" w:sz="6" w:space="0" w:color="2A2B2C"/>
               <w:right w:val="single" w:sz="6" w:space="0" w:color="2A2B2C"/>
             </w:tcBorders>
-            <w:shd w:val="clear" w:color="auto" w:fill="191A1B"/>
             <w:tcMar>
               <w:top w:w="30" w:type="dxa"/>
               <w:left w:w="30" w:type="dxa"/>
@@ -3882,34 +3872,32 @@
               <w:rPr>
                 <w:lang w:val="es-CL" w:eastAsia="es-ES"/>
               </w:rPr>
-              <w:t>Tiempo por recepción: </w:t>
-            </w:r>
-            <w:r>
-              <w:rPr>
-                <w:b/>
-                <w:bCs/>
+              <w:t xml:space="preserve">Avance automático entre campos: no. </w:t>
+            </w:r>
+          </w:p>
+          <w:p>
+            <w:pPr>
+              <w:rPr>
                 <w:lang w:val="es-CL" w:eastAsia="es-ES"/>
               </w:rPr>
-              <w:t>[X] min</w:t>
-            </w:r>
+            </w:pPr>
             <w:r>
               <w:rPr>
                 <w:lang w:val="es-CL" w:eastAsia="es-ES"/>
               </w:rPr>
-              <w:t>. Cálculos manuales: kilos y bandejas</w:t>
+              <w:t xml:space="preserve">Validación al ingresar los datos: no existe. </w:t>
             </w:r>
           </w:p>
         </w:tc>
         <w:tc>
           <w:tcPr>
-            <w:tcW w:w="0" w:type="auto"/>
+            <w:tcW w:w="1985" w:type="dxa"/>
             <w:tcBorders>
               <w:top w:val="single" w:sz="6" w:space="0" w:color="2A2B2C"/>
               <w:left w:val="single" w:sz="6" w:space="0" w:color="2A2B2C"/>
               <w:bottom w:val="single" w:sz="6" w:space="0" w:color="2A2B2C"/>
               <w:right w:val="single" w:sz="6" w:space="0" w:color="2A2B2C"/>
             </w:tcBorders>
-            <w:shd w:val="clear" w:color="auto" w:fill="191A1B"/>
             <w:tcMar>
               <w:top w:w="30" w:type="dxa"/>
               <w:left w:w="30" w:type="dxa"/>
@@ -3929,29 +3917,7 @@
               <w:rPr>
                 <w:lang w:val="es-CL" w:eastAsia="es-ES"/>
               </w:rPr>
-              <w:t>Tiempo por recepción: </w:t>
-            </w:r>
-            <w:r>
-              <w:rPr>
-                <w:b/>
-                <w:bCs/>
-                <w:lang w:val="es-CL" w:eastAsia="es-ES"/>
-              </w:rPr>
-              <w:t>[Y] min</w:t>
-            </w:r>
-            <w:r>
-              <w:rPr>
-                <w:lang w:val="es-CL" w:eastAsia="es-ES"/>
-              </w:rPr>
-              <w:t>. Cálculos manuales: </w:t>
-            </w:r>
-            <w:r>
-              <w:rPr>
-                <w:b/>
-                <w:bCs/>
-                <w:lang w:val="es-CL" w:eastAsia="es-ES"/>
-              </w:rPr>
-              <w:t>0</w:t>
+              <w:t xml:space="preserve">Avance automático entre campos: sí, en el 100 % de los formularios de recepción. </w:t>
             </w:r>
           </w:p>
         </w:tc>
@@ -3959,14 +3925,13 @@
       <w:tr>
         <w:tc>
           <w:tcPr>
-            <w:tcW w:w="0" w:type="auto"/>
+            <w:tcW w:w="1347" w:type="dxa"/>
             <w:tcBorders>
               <w:top w:val="single" w:sz="6" w:space="0" w:color="2A2B2C"/>
               <w:left w:val="single" w:sz="6" w:space="0" w:color="2A2B2C"/>
               <w:bottom w:val="single" w:sz="6" w:space="0" w:color="2A2B2C"/>
               <w:right w:val="single" w:sz="6" w:space="0" w:color="2A2B2C"/>
             </w:tcBorders>
-            <w:shd w:val="clear" w:color="auto" w:fill="191A1B"/>
             <w:tcMar>
               <w:top w:w="30" w:type="dxa"/>
               <w:left w:w="30" w:type="dxa"/>
@@ -3992,14 +3957,13 @@
         </w:tc>
         <w:tc>
           <w:tcPr>
-            <w:tcW w:w="0" w:type="auto"/>
+            <w:tcW w:w="3146" w:type="dxa"/>
             <w:tcBorders>
               <w:top w:val="single" w:sz="6" w:space="0" w:color="2A2B2C"/>
               <w:left w:val="single" w:sz="6" w:space="0" w:color="2A2B2C"/>
               <w:bottom w:val="single" w:sz="6" w:space="0" w:color="2A2B2C"/>
               <w:right w:val="single" w:sz="6" w:space="0" w:color="2A2B2C"/>
             </w:tcBorders>
-            <w:shd w:val="clear" w:color="auto" w:fill="191A1B"/>
             <w:tcMar>
               <w:top w:w="30" w:type="dxa"/>
               <w:left w:w="30" w:type="dxa"/>
@@ -4019,27 +3983,25 @@
               <w:rPr>
                 <w:lang w:val="es-CL" w:eastAsia="es-ES"/>
               </w:rPr>
-              <w:t xml:space="preserve">Rendimiento y merma calculados fuera del sistema, sin vínculo seguro con la tarja de </w:t>
+              <w:t>Rendimiento y merma calculados fuera del sistema, sin vínculo seguro con la tarja de origen</w:t>
             </w:r>
             <w:r>
               <w:rPr>
                 <w:lang w:val="es-CL" w:eastAsia="es-ES"/>
               </w:rPr>
-              <w:lastRenderedPageBreak/>
-              <w:t>origen</w:t>
+              <w:t>.</w:t>
             </w:r>
           </w:p>
         </w:tc>
         <w:tc>
           <w:tcPr>
-            <w:tcW w:w="0" w:type="auto"/>
+            <w:tcW w:w="2716" w:type="dxa"/>
             <w:tcBorders>
               <w:top w:val="single" w:sz="6" w:space="0" w:color="2A2B2C"/>
               <w:left w:val="single" w:sz="6" w:space="0" w:color="2A2B2C"/>
               <w:bottom w:val="single" w:sz="6" w:space="0" w:color="2A2B2C"/>
               <w:right w:val="single" w:sz="6" w:space="0" w:color="2A2B2C"/>
             </w:tcBorders>
-            <w:shd w:val="clear" w:color="auto" w:fill="191A1B"/>
             <w:tcMar>
               <w:top w:w="30" w:type="dxa"/>
               <w:left w:w="30" w:type="dxa"/>
@@ -4059,21 +4021,25 @@
               <w:rPr>
                 <w:lang w:val="es-CL" w:eastAsia="es-ES"/>
               </w:rPr>
-              <w:lastRenderedPageBreak/>
               <w:t>Cálculo automático de rendimiento y merma, con cada proceso vinculado a su tarja</w:t>
+            </w:r>
+            <w:r>
+              <w:rPr>
+                <w:lang w:val="es-CL" w:eastAsia="es-ES"/>
+              </w:rPr>
+              <w:t>.</w:t>
             </w:r>
           </w:p>
         </w:tc>
         <w:tc>
           <w:tcPr>
-            <w:tcW w:w="0" w:type="auto"/>
+            <w:tcW w:w="1863" w:type="dxa"/>
             <w:tcBorders>
               <w:top w:val="single" w:sz="6" w:space="0" w:color="2A2B2C"/>
               <w:left w:val="single" w:sz="6" w:space="0" w:color="2A2B2C"/>
               <w:bottom w:val="single" w:sz="6" w:space="0" w:color="2A2B2C"/>
               <w:right w:val="single" w:sz="6" w:space="0" w:color="2A2B2C"/>
             </w:tcBorders>
-            <w:shd w:val="clear" w:color="auto" w:fill="191A1B"/>
             <w:tcMar>
               <w:top w:w="30" w:type="dxa"/>
               <w:left w:w="30" w:type="dxa"/>
@@ -4093,7 +4059,19 @@
               <w:rPr>
                 <w:lang w:val="es-CL" w:eastAsia="es-ES"/>
               </w:rPr>
-              <w:t>Procesos vinculados a su tarja de origen: </w:t>
+              <w:t xml:space="preserve">Procesos </w:t>
+            </w:r>
+            <w:r>
+              <w:rPr>
+                <w:lang w:val="es-CL" w:eastAsia="es-ES"/>
+              </w:rPr>
+              <w:t>de cálculo automático de merma y rendimiento</w:t>
+            </w:r>
+            <w:r>
+              <w:rPr>
+                <w:lang w:val="es-CL" w:eastAsia="es-ES"/>
+              </w:rPr>
+              <w:t>: </w:t>
             </w:r>
             <w:r>
               <w:rPr>
@@ -4101,20 +4079,27 @@
                 <w:bCs/>
                 <w:lang w:val="es-CL" w:eastAsia="es-ES"/>
               </w:rPr>
-              <w:t>[X] %</w:t>
+              <w:t>0</w:t>
+            </w:r>
+            <w:r>
+              <w:rPr>
+                <w:b/>
+                <w:bCs/>
+                <w:lang w:val="es-CL" w:eastAsia="es-ES"/>
+              </w:rPr>
+              <w:t>%</w:t>
             </w:r>
           </w:p>
         </w:tc>
         <w:tc>
           <w:tcPr>
-            <w:tcW w:w="0" w:type="auto"/>
+            <w:tcW w:w="1985" w:type="dxa"/>
             <w:tcBorders>
               <w:top w:val="single" w:sz="6" w:space="0" w:color="2A2B2C"/>
               <w:left w:val="single" w:sz="6" w:space="0" w:color="2A2B2C"/>
               <w:bottom w:val="single" w:sz="6" w:space="0" w:color="2A2B2C"/>
               <w:right w:val="single" w:sz="6" w:space="0" w:color="2A2B2C"/>
             </w:tcBorders>
-            <w:shd w:val="clear" w:color="auto" w:fill="191A1B"/>
             <w:tcMar>
               <w:top w:w="30" w:type="dxa"/>
               <w:left w:w="30" w:type="dxa"/>
@@ -4132,6 +4117,30 @@
             </w:pPr>
             <w:r>
               <w:rPr>
+                <w:lang w:val="es-CL" w:eastAsia="es-ES"/>
+              </w:rPr>
+              <w:t xml:space="preserve">Procesos </w:t>
+            </w:r>
+            <w:r>
+              <w:rPr>
+                <w:lang w:val="es-CL" w:eastAsia="es-ES"/>
+              </w:rPr>
+              <w:t>de cálculo automático de merma y rendimiento</w:t>
+            </w:r>
+            <w:r>
+              <w:rPr>
+                <w:lang w:val="es-CL" w:eastAsia="es-ES"/>
+              </w:rPr>
+              <w:t>:</w:t>
+            </w:r>
+            <w:r>
+              <w:rPr>
+                <w:lang w:val="es-CL" w:eastAsia="es-ES"/>
+              </w:rPr>
+              <w:t xml:space="preserve"> </w:t>
+            </w:r>
+            <w:r>
+              <w:rPr>
                 <w:b/>
                 <w:bCs/>
                 <w:lang w:val="es-CL" w:eastAsia="es-ES"/>
@@ -4144,14 +4153,13 @@
       <w:tr>
         <w:tc>
           <w:tcPr>
-            <w:tcW w:w="0" w:type="auto"/>
+            <w:tcW w:w="1347" w:type="dxa"/>
             <w:tcBorders>
               <w:top w:val="single" w:sz="6" w:space="0" w:color="2A2B2C"/>
               <w:left w:val="single" w:sz="6" w:space="0" w:color="2A2B2C"/>
               <w:bottom w:val="single" w:sz="6" w:space="0" w:color="2A2B2C"/>
               <w:right w:val="single" w:sz="6" w:space="0" w:color="2A2B2C"/>
             </w:tcBorders>
-            <w:shd w:val="clear" w:color="auto" w:fill="191A1B"/>
             <w:tcMar>
               <w:top w:w="30" w:type="dxa"/>
               <w:left w:w="30" w:type="dxa"/>
@@ -4171,20 +4179,20 @@
               <w:rPr>
                 <w:lang w:val="es-CL" w:eastAsia="es-ES"/>
               </w:rPr>
+              <w:lastRenderedPageBreak/>
               <w:t>Operador de bodega</w:t>
             </w:r>
           </w:p>
         </w:tc>
         <w:tc>
           <w:tcPr>
-            <w:tcW w:w="0" w:type="auto"/>
+            <w:tcW w:w="3146" w:type="dxa"/>
             <w:tcBorders>
               <w:top w:val="single" w:sz="6" w:space="0" w:color="2A2B2C"/>
               <w:left w:val="single" w:sz="6" w:space="0" w:color="2A2B2C"/>
               <w:bottom w:val="single" w:sz="6" w:space="0" w:color="2A2B2C"/>
               <w:right w:val="single" w:sz="6" w:space="0" w:color="2A2B2C"/>
             </w:tcBorders>
-            <w:shd w:val="clear" w:color="auto" w:fill="191A1B"/>
             <w:tcMar>
               <w:top w:w="30" w:type="dxa"/>
               <w:left w:w="30" w:type="dxa"/>
@@ -4206,18 +4214,23 @@
               </w:rPr>
               <w:t>Stock poco confiable y despachos sin control</w:t>
             </w:r>
+            <w:r>
+              <w:rPr>
+                <w:lang w:val="es-CL" w:eastAsia="es-ES"/>
+              </w:rPr>
+              <w:t>.</w:t>
+            </w:r>
           </w:p>
         </w:tc>
         <w:tc>
           <w:tcPr>
-            <w:tcW w:w="0" w:type="auto"/>
+            <w:tcW w:w="2716" w:type="dxa"/>
             <w:tcBorders>
               <w:top w:val="single" w:sz="6" w:space="0" w:color="2A2B2C"/>
               <w:left w:val="single" w:sz="6" w:space="0" w:color="2A2B2C"/>
               <w:bottom w:val="single" w:sz="6" w:space="0" w:color="2A2B2C"/>
               <w:right w:val="single" w:sz="6" w:space="0" w:color="2A2B2C"/>
             </w:tcBorders>
-            <w:shd w:val="clear" w:color="auto" w:fill="191A1B"/>
             <w:tcMar>
               <w:top w:w="30" w:type="dxa"/>
               <w:left w:w="30" w:type="dxa"/>
@@ -4247,18 +4260,25 @@
               </w:rPr>
               <w:t>(fase posterior)</w:t>
             </w:r>
+            <w:r>
+              <w:rPr>
+                <w:i/>
+                <w:iCs/>
+                <w:lang w:val="es-CL" w:eastAsia="es-ES"/>
+              </w:rPr>
+              <w:t>.</w:t>
+            </w:r>
           </w:p>
         </w:tc>
         <w:tc>
           <w:tcPr>
-            <w:tcW w:w="0" w:type="auto"/>
+            <w:tcW w:w="1863" w:type="dxa"/>
             <w:tcBorders>
               <w:top w:val="single" w:sz="6" w:space="0" w:color="2A2B2C"/>
               <w:left w:val="single" w:sz="6" w:space="0" w:color="2A2B2C"/>
               <w:bottom w:val="single" w:sz="6" w:space="0" w:color="2A2B2C"/>
               <w:right w:val="single" w:sz="6" w:space="0" w:color="2A2B2C"/>
             </w:tcBorders>
-            <w:shd w:val="clear" w:color="auto" w:fill="191A1B"/>
             <w:tcMar>
               <w:top w:w="30" w:type="dxa"/>
               <w:left w:w="30" w:type="dxa"/>
@@ -4278,28 +4298,25 @@
               <w:rPr>
                 <w:lang w:val="es-CL" w:eastAsia="es-ES"/>
               </w:rPr>
-              <w:t>Diferencias de stock: </w:t>
-            </w:r>
-            <w:r>
-              <w:rPr>
-                <w:b/>
-                <w:bCs/>
+              <w:t>Diferencias de stock</w:t>
+            </w:r>
+            <w:r>
+              <w:rPr>
                 <w:lang w:val="es-CL" w:eastAsia="es-ES"/>
               </w:rPr>
-              <w:t>[X] por semana</w:t>
+              <w:t>.</w:t>
             </w:r>
           </w:p>
         </w:tc>
         <w:tc>
           <w:tcPr>
-            <w:tcW w:w="0" w:type="auto"/>
+            <w:tcW w:w="1985" w:type="dxa"/>
             <w:tcBorders>
               <w:top w:val="single" w:sz="6" w:space="0" w:color="2A2B2C"/>
               <w:left w:val="single" w:sz="6" w:space="0" w:color="2A2B2C"/>
               <w:bottom w:val="single" w:sz="6" w:space="0" w:color="2A2B2C"/>
               <w:right w:val="single" w:sz="6" w:space="0" w:color="2A2B2C"/>
             </w:tcBorders>
-            <w:shd w:val="clear" w:color="auto" w:fill="191A1B"/>
             <w:tcMar>
               <w:top w:w="30" w:type="dxa"/>
               <w:left w:w="30" w:type="dxa"/>
@@ -4323,11 +4340,27 @@
             </w:r>
             <w:r>
               <w:rPr>
-                <w:b/>
-                <w:bCs/>
                 <w:lang w:val="es-CL" w:eastAsia="es-ES"/>
               </w:rPr>
+              <w:t>10</w:t>
+            </w:r>
+            <w:r>
+              <w:rPr>
+                <w:lang w:val="es-CL" w:eastAsia="es-ES"/>
+              </w:rPr>
               <w:t>0</w:t>
+            </w:r>
+            <w:r>
+              <w:rPr>
+                <w:lang w:val="es-CL" w:eastAsia="es-ES"/>
+              </w:rPr>
+              <w:t>% de control</w:t>
+            </w:r>
+            <w:r>
+              <w:rPr>
+                <w:lang w:val="es-CL" w:eastAsia="es-ES"/>
+              </w:rPr>
+              <w:t>.</w:t>
             </w:r>
           </w:p>
         </w:tc>
@@ -4335,14 +4368,13 @@
       <w:tr>
         <w:tc>
           <w:tcPr>
-            <w:tcW w:w="0" w:type="auto"/>
+            <w:tcW w:w="1347" w:type="dxa"/>
             <w:tcBorders>
               <w:top w:val="single" w:sz="6" w:space="0" w:color="2A2B2C"/>
               <w:left w:val="single" w:sz="6" w:space="0" w:color="2A2B2C"/>
               <w:bottom w:val="single" w:sz="6" w:space="0" w:color="2A2B2C"/>
               <w:right w:val="single" w:sz="6" w:space="0" w:color="2A2B2C"/>
             </w:tcBorders>
-            <w:shd w:val="clear" w:color="auto" w:fill="191A1B"/>
             <w:tcMar>
               <w:top w:w="30" w:type="dxa"/>
               <w:left w:w="30" w:type="dxa"/>
@@ -4362,20 +4394,19 @@
               <w:rPr>
                 <w:lang w:val="es-CL" w:eastAsia="es-ES"/>
               </w:rPr>
-              <w:t>Administrador (1)</w:t>
+              <w:t xml:space="preserve">Administrador </w:t>
             </w:r>
           </w:p>
         </w:tc>
         <w:tc>
           <w:tcPr>
-            <w:tcW w:w="0" w:type="auto"/>
+            <w:tcW w:w="3146" w:type="dxa"/>
             <w:tcBorders>
               <w:top w:val="single" w:sz="6" w:space="0" w:color="2A2B2C"/>
               <w:left w:val="single" w:sz="6" w:space="0" w:color="2A2B2C"/>
               <w:bottom w:val="single" w:sz="6" w:space="0" w:color="2A2B2C"/>
               <w:right w:val="single" w:sz="6" w:space="0" w:color="2A2B2C"/>
             </w:tcBorders>
-            <w:shd w:val="clear" w:color="auto" w:fill="191A1B"/>
             <w:tcMar>
               <w:top w:w="30" w:type="dxa"/>
               <w:left w:w="30" w:type="dxa"/>
@@ -4395,20 +4426,25 @@
               <w:rPr>
                 <w:lang w:val="es-CL" w:eastAsia="es-ES"/>
               </w:rPr>
-              <w:t>Sin control real de accesos ni registro de quién cambió qué</w:t>
+              <w:t xml:space="preserve">Sin control real de accesos ni registro de quién </w:t>
+            </w:r>
+            <w:r>
+              <w:rPr>
+                <w:lang w:val="es-CL" w:eastAsia="es-ES"/>
+              </w:rPr>
+              <w:t>realizó cambios.</w:t>
             </w:r>
           </w:p>
         </w:tc>
         <w:tc>
           <w:tcPr>
-            <w:tcW w:w="0" w:type="auto"/>
+            <w:tcW w:w="2716" w:type="dxa"/>
             <w:tcBorders>
               <w:top w:val="single" w:sz="6" w:space="0" w:color="2A2B2C"/>
               <w:left w:val="single" w:sz="6" w:space="0" w:color="2A2B2C"/>
               <w:bottom w:val="single" w:sz="6" w:space="0" w:color="2A2B2C"/>
               <w:right w:val="single" w:sz="6" w:space="0" w:color="2A2B2C"/>
             </w:tcBorders>
-            <w:shd w:val="clear" w:color="auto" w:fill="191A1B"/>
             <w:tcMar>
               <w:top w:w="30" w:type="dxa"/>
               <w:left w:w="30" w:type="dxa"/>
@@ -4430,18 +4466,23 @@
               </w:rPr>
               <w:t>Gestión de usuarios con permisos por perfil y auditoría de los cambios</w:t>
             </w:r>
+            <w:r>
+              <w:rPr>
+                <w:lang w:val="es-CL" w:eastAsia="es-ES"/>
+              </w:rPr>
+              <w:t>.</w:t>
+            </w:r>
           </w:p>
         </w:tc>
         <w:tc>
           <w:tcPr>
-            <w:tcW w:w="0" w:type="auto"/>
+            <w:tcW w:w="1863" w:type="dxa"/>
             <w:tcBorders>
               <w:top w:val="single" w:sz="6" w:space="0" w:color="2A2B2C"/>
               <w:left w:val="single" w:sz="6" w:space="0" w:color="2A2B2C"/>
               <w:bottom w:val="single" w:sz="6" w:space="0" w:color="2A2B2C"/>
               <w:right w:val="single" w:sz="6" w:space="0" w:color="2A2B2C"/>
             </w:tcBorders>
-            <w:shd w:val="clear" w:color="auto" w:fill="191A1B"/>
             <w:tcMar>
               <w:top w:w="30" w:type="dxa"/>
               <w:left w:w="30" w:type="dxa"/>
@@ -4461,28 +4502,37 @@
               <w:rPr>
                 <w:lang w:val="es-CL" w:eastAsia="es-ES"/>
               </w:rPr>
-              <w:t>Operaciones críticas auditadas: </w:t>
-            </w:r>
-            <w:r>
-              <w:rPr>
-                <w:b/>
-                <w:bCs/>
+              <w:t xml:space="preserve">Operaciones críticas </w:t>
+            </w:r>
+            <w:r>
+              <w:rPr>
                 <w:lang w:val="es-CL" w:eastAsia="es-ES"/>
               </w:rPr>
-              <w:t>0 %</w:t>
+              <w:t xml:space="preserve">sin </w:t>
+            </w:r>
+            <w:r>
+              <w:rPr>
+                <w:lang w:val="es-CL" w:eastAsia="es-ES"/>
+              </w:rPr>
+              <w:t>audita</w:t>
+            </w:r>
+            <w:r>
+              <w:rPr>
+                <w:lang w:val="es-CL" w:eastAsia="es-ES"/>
+              </w:rPr>
+              <w:t>r.</w:t>
             </w:r>
           </w:p>
         </w:tc>
         <w:tc>
           <w:tcPr>
-            <w:tcW w:w="0" w:type="auto"/>
+            <w:tcW w:w="1985" w:type="dxa"/>
             <w:tcBorders>
               <w:top w:val="single" w:sz="6" w:space="0" w:color="2A2B2C"/>
               <w:left w:val="single" w:sz="6" w:space="0" w:color="2A2B2C"/>
               <w:bottom w:val="single" w:sz="6" w:space="0" w:color="2A2B2C"/>
               <w:right w:val="single" w:sz="6" w:space="0" w:color="2A2B2C"/>
             </w:tcBorders>
-            <w:shd w:val="clear" w:color="auto" w:fill="191A1B"/>
             <w:tcMar>
               <w:top w:w="30" w:type="dxa"/>
               <w:left w:w="30" w:type="dxa"/>
@@ -4500,11 +4550,9 @@
             </w:pPr>
             <w:r>
               <w:rPr>
-                <w:b/>
-                <w:bCs/>
                 <w:lang w:val="es-CL" w:eastAsia="es-ES"/>
               </w:rPr>
-              <w:t>100 %</w:t>
+              <w:t>Auditoría completa.</w:t>
             </w:r>
           </w:p>
         </w:tc>
@@ -4512,14 +4560,13 @@
       <w:tr>
         <w:tc>
           <w:tcPr>
-            <w:tcW w:w="0" w:type="auto"/>
+            <w:tcW w:w="1347" w:type="dxa"/>
             <w:tcBorders>
               <w:top w:val="single" w:sz="6" w:space="0" w:color="2A2B2C"/>
               <w:left w:val="single" w:sz="6" w:space="0" w:color="2A2B2C"/>
               <w:bottom w:val="single" w:sz="6" w:space="0" w:color="2A2B2C"/>
               <w:right w:val="single" w:sz="6" w:space="0" w:color="2A2B2C"/>
             </w:tcBorders>
-            <w:shd w:val="clear" w:color="auto" w:fill="191A1B"/>
             <w:tcMar>
               <w:top w:w="30" w:type="dxa"/>
               <w:left w:w="30" w:type="dxa"/>
@@ -4539,20 +4586,19 @@
               <w:rPr>
                 <w:lang w:val="es-CL" w:eastAsia="es-ES"/>
               </w:rPr>
-              <w:t>Gerencia (1)</w:t>
+              <w:t>Gerencia</w:t>
             </w:r>
           </w:p>
         </w:tc>
         <w:tc>
           <w:tcPr>
-            <w:tcW w:w="0" w:type="auto"/>
+            <w:tcW w:w="3146" w:type="dxa"/>
             <w:tcBorders>
               <w:top w:val="single" w:sz="6" w:space="0" w:color="2A2B2C"/>
               <w:left w:val="single" w:sz="6" w:space="0" w:color="2A2B2C"/>
               <w:bottom w:val="single" w:sz="6" w:space="0" w:color="2A2B2C"/>
               <w:right w:val="single" w:sz="6" w:space="0" w:color="2A2B2C"/>
             </w:tcBorders>
-            <w:shd w:val="clear" w:color="auto" w:fill="191A1B"/>
             <w:tcMar>
               <w:top w:w="30" w:type="dxa"/>
               <w:left w:w="30" w:type="dxa"/>
@@ -4574,18 +4620,23 @@
               </w:rPr>
               <w:t>Información que no se puede verificar y trazabilidad incompleta</w:t>
             </w:r>
+            <w:r>
+              <w:rPr>
+                <w:lang w:val="es-CL" w:eastAsia="es-ES"/>
+              </w:rPr>
+              <w:t>.</w:t>
+            </w:r>
           </w:p>
         </w:tc>
         <w:tc>
           <w:tcPr>
-            <w:tcW w:w="0" w:type="auto"/>
+            <w:tcW w:w="2716" w:type="dxa"/>
             <w:tcBorders>
               <w:top w:val="single" w:sz="6" w:space="0" w:color="2A2B2C"/>
               <w:left w:val="single" w:sz="6" w:space="0" w:color="2A2B2C"/>
               <w:bottom w:val="single" w:sz="6" w:space="0" w:color="2A2B2C"/>
               <w:right w:val="single" w:sz="6" w:space="0" w:color="2A2B2C"/>
             </w:tcBorders>
-            <w:shd w:val="clear" w:color="auto" w:fill="191A1B"/>
             <w:tcMar>
               <w:top w:w="30" w:type="dxa"/>
               <w:left w:w="30" w:type="dxa"/>
@@ -4607,18 +4658,23 @@
               </w:rPr>
               <w:t>Datos consistentes y rastreo de cada lote desde el productor</w:t>
             </w:r>
+            <w:r>
+              <w:rPr>
+                <w:lang w:val="es-CL" w:eastAsia="es-ES"/>
+              </w:rPr>
+              <w:t>.</w:t>
+            </w:r>
           </w:p>
         </w:tc>
         <w:tc>
           <w:tcPr>
-            <w:tcW w:w="0" w:type="auto"/>
+            <w:tcW w:w="1863" w:type="dxa"/>
             <w:tcBorders>
               <w:top w:val="single" w:sz="6" w:space="0" w:color="2A2B2C"/>
               <w:left w:val="single" w:sz="6" w:space="0" w:color="2A2B2C"/>
               <w:bottom w:val="single" w:sz="6" w:space="0" w:color="2A2B2C"/>
               <w:right w:val="single" w:sz="6" w:space="0" w:color="2A2B2C"/>
             </w:tcBorders>
-            <w:shd w:val="clear" w:color="auto" w:fill="191A1B"/>
             <w:tcMar>
               <w:top w:w="30" w:type="dxa"/>
               <w:left w:w="30" w:type="dxa"/>
@@ -4638,28 +4694,19 @@
               <w:rPr>
                 <w:lang w:val="es-CL" w:eastAsia="es-ES"/>
               </w:rPr>
-              <w:t>Tiempo para rastrear un lote: </w:t>
-            </w:r>
-            <w:r>
-              <w:rPr>
-                <w:b/>
-                <w:bCs/>
-                <w:lang w:val="es-CL" w:eastAsia="es-ES"/>
-              </w:rPr>
-              <w:t>[X] horas</w:t>
+              <w:t>Tiempos extensos para rastrear un lote o derechamente perdida de stock.</w:t>
             </w:r>
           </w:p>
         </w:tc>
         <w:tc>
           <w:tcPr>
-            <w:tcW w:w="0" w:type="auto"/>
+            <w:tcW w:w="1985" w:type="dxa"/>
             <w:tcBorders>
               <w:top w:val="single" w:sz="6" w:space="0" w:color="2A2B2C"/>
               <w:left w:val="single" w:sz="6" w:space="0" w:color="2A2B2C"/>
               <w:bottom w:val="single" w:sz="6" w:space="0" w:color="2A2B2C"/>
               <w:right w:val="single" w:sz="6" w:space="0" w:color="2A2B2C"/>
             </w:tcBorders>
-            <w:shd w:val="clear" w:color="auto" w:fill="191A1B"/>
             <w:tcMar>
               <w:top w:w="30" w:type="dxa"/>
               <w:left w:w="30" w:type="dxa"/>
@@ -4677,11 +4724,9 @@
             </w:pPr>
             <w:r>
               <w:rPr>
-                <w:b/>
-                <w:bCs/>
                 <w:lang w:val="es-CL" w:eastAsia="es-ES"/>
               </w:rPr>
-              <w:t>[Y] minutos</w:t>
+              <w:t>Trazabilidad completa en tiempo de ejecución.</w:t>
             </w:r>
           </w:p>
         </w:tc>
@@ -4846,139 +4891,6 @@
         </w:rPr>
         <w:t> de las operaciones críticas registradas, con quién, qué y cuándo.</w:t>
       </w:r>
-    </w:p>
-    <w:p>
-      <w:pPr>
-        <w:rPr>
-          <w:lang w:val="es-CL" w:eastAsia="es-ES"/>
-        </w:rPr>
-      </w:pPr>
-      <w:r>
-        <w:rPr>
-          <w:lang w:val="es-CL" w:eastAsia="es-ES"/>
-        </w:rPr>
-        <w:t>El producto mínimo viable (épicas E1 a E4, 84 puntos de historia) entrega este valor en las áreas de acceso, datos maestros, recepción y proceso. Bodega, despacho y reportes de gestión se abordan en una fase posterior, sobre esta misma base de datos consistente y trazable.</w:t>
-      </w:r>
-    </w:p>
-    <w:p>
-      <w:pPr>
-        <w:rPr>
-          <w:lang w:val="es-CL" w:eastAsia="es-ES"/>
-        </w:rPr>
-      </w:pPr>
-      <w:r>
-        <w:rPr>
-          <w:lang w:val="es-CL" w:eastAsia="es-ES"/>
-        </w:rPr>
-        <w:pict w14:anchorId="2B5F9C0C">
-          <v:rect id="_x0000_i1055" style="width:0;height:1.5pt" o:hralign="center" o:hrstd="t" o:hr="t" fillcolor="#a0a0a0" stroked="f"/>
-        </w:pict>
-      </w:r>
-    </w:p>
-    <w:p>
-      <w:pPr>
-        <w:rPr>
-          <w:lang w:val="es-CL" w:eastAsia="es-ES"/>
-        </w:rPr>
-      </w:pPr>
-      <w:r>
-        <w:rPr>
-          <w:b/>
-          <w:bCs/>
-          <w:lang w:val="es-CL" w:eastAsia="es-ES"/>
-        </w:rPr>
-        <w:t>Antes de entregarla, revisen tres cosas:</w:t>
-      </w:r>
-    </w:p>
-    <w:p>
-      <w:pPr>
-        <w:numPr>
-          <w:ilvl w:val="0"/>
-          <w:numId w:val="16"/>
-        </w:numPr>
-        <w:rPr>
-          <w:lang w:val="es-CL" w:eastAsia="es-ES"/>
-        </w:rPr>
-      </w:pPr>
-      <w:r>
-        <w:rPr>
-          <w:b/>
-          <w:bCs/>
-          <w:lang w:val="es-CL" w:eastAsia="es-ES"/>
-        </w:rPr>
-        <w:lastRenderedPageBreak/>
-        <w:t>Los [X] y [Y]:</w:t>
-      </w:r>
-      <w:r>
-        <w:rPr>
-          <w:lang w:val="es-CL" w:eastAsia="es-ES"/>
-        </w:rPr>
-        <w:t> pídanle a la planta al menos el tiempo que toma hoy registrar una recepción y rastrear un lote. Si no hay datos, pueden presentar los valores con A2D SM como metas ("meta: menos de 2 minutos por recepción"), pero no inventen la situación actual.</w:t>
-      </w:r>
-    </w:p>
-    <w:p>
-      <w:pPr>
-        <w:numPr>
-          <w:ilvl w:val="0"/>
-          <w:numId w:val="16"/>
-        </w:numPr>
-        <w:rPr>
-          <w:lang w:val="es-CL" w:eastAsia="es-ES"/>
-        </w:rPr>
-      </w:pPr>
-      <w:r>
-        <w:rPr>
-          <w:b/>
-          <w:bCs/>
-          <w:lang w:val="es-CL" w:eastAsia="es-ES"/>
-        </w:rPr>
-        <w:t>El "100 % de las relaciones protegidas":</w:t>
-      </w:r>
-      <w:r>
-        <w:rPr>
-          <w:lang w:val="es-CL" w:eastAsia="es-ES"/>
-        </w:rPr>
-        <w:t> solo pueden afirmarlo si el modelo de datos realmente define claves foráneas en todas las relaciones. Confírmalo con el diagrama entidad-relación.</w:t>
-      </w:r>
-    </w:p>
-    <w:p>
-      <w:pPr>
-        <w:numPr>
-          <w:ilvl w:val="0"/>
-          <w:numId w:val="16"/>
-        </w:numPr>
-        <w:rPr>
-          <w:lang w:val="es-CL" w:eastAsia="es-ES"/>
-        </w:rPr>
-      </w:pPr>
-      <w:r>
-        <w:rPr>
-          <w:b/>
-          <w:bCs/>
-          <w:lang w:val="es-CL" w:eastAsia="es-ES"/>
-        </w:rPr>
-        <w:t>El operador de proceso:</w:t>
-      </w:r>
-      <w:r>
-        <w:rPr>
-          <w:lang w:val="es-CL" w:eastAsia="es-ES"/>
-        </w:rPr>
-        <w:t> la tabla supone que hoy el rendimiento y la merma se calculan fuera del sistema. Confirmen con la planta si el sistema actual ya los calcula de alguna forma.</w:t>
-      </w:r>
-    </w:p>
-    <w:p>
-      <w:pPr>
-        <w:rPr>
-          <w:lang w:val="es-CL" w:eastAsia="es-ES"/>
-        </w:rPr>
-      </w:pPr>
-    </w:p>
-    <w:p>
-      <w:pPr>
-        <w:rPr>
-          <w:lang w:val="es-ES" w:eastAsia="es-ES"/>
-        </w:rPr>
-      </w:pPr>
       <w:r>
         <w:rPr>
           <w:lang w:val="es-ES" w:eastAsia="es-ES"/>
@@ -7760,6 +7672,7 @@
   <w:style w:type="character" w:default="1" w:styleId="Fuentedeprrafopredeter">
     <w:name w:val="Default Paragraph Font"/>
     <w:uiPriority w:val="1"/>
+    <w:semiHidden/>
     <w:unhideWhenUsed/>
   </w:style>
   <w:style w:type="table" w:default="1" w:styleId="Tablanormal">
@@ -8449,7 +8362,7 @@
     <w:charset w:val="00"/>
     <w:family w:val="swiss"/>
     <w:pitch w:val="variable"/>
-    <w:sig w:usb0="E4002EFF" w:usb1="C200247B" w:usb2="00000009" w:usb3="00000000" w:csb0="000001FF" w:csb1="00000000"/>
+    <w:sig w:usb0="E4002EFF" w:usb1="C000247B" w:usb2="00000009" w:usb3="00000000" w:csb0="000001FF" w:csb1="00000000"/>
   </w:font>
   <w:font w:name="Cambria">
     <w:panose1 w:val="02040503050406030204"/>
@@ -8534,6 +8447,7 @@
     <w:rsid w:val="001219D6"/>
     <w:rsid w:val="00194DF5"/>
     <w:rsid w:val="001B14B7"/>
+    <w:rsid w:val="00207D06"/>
     <w:rsid w:val="00230D02"/>
     <w:rsid w:val="00252686"/>
     <w:rsid w:val="002835FC"/>
@@ -8576,7 +8490,7 @@
   <w:themeFontLang w:val="es-AR" w:eastAsia="ja-JP"/>
   <w:clrSchemeMapping w:bg1="light1" w:t1="dark1" w:bg2="light2" w:t2="dark2" w:accent1="accent1" w:accent2="accent2" w:accent3="accent3" w:accent4="accent4" w:accent5="accent5" w:accent6="accent6" w:hyperlink="hyperlink" w:followedHyperlink="followedHyperlink"/>
   <w:doNotAutoCompressPictures/>
-  <w:decimalSymbol w:val=","/>
+  <w:decimalSymbol w:val="."/>
   <w:listSeparator w:val=";"/>
 </w:settings>
 </file>
@@ -9311,15 +9225,6 @@
 </file>
 
 <file path=customXml/item2.xml><?xml version="1.0" encoding="utf-8"?>
-<?mso-contentType ?>
-<FormTemplates xmlns="http://schemas.microsoft.com/sharepoint/v3/contenttype/forms">
-  <Display>DocumentLibraryForm</Display>
-  <Edit>DocumentLibraryForm</Edit>
-  <New>DocumentLibraryForm</New>
-</FormTemplates>
-</file>
-
-<file path=customXml/item3.xml><?xml version="1.0" encoding="utf-8"?>
 <ct:contentTypeSchema xmlns:ct="http://schemas.microsoft.com/office/2006/metadata/contentType" xmlns:ma="http://schemas.microsoft.com/office/2006/metadata/properties/metaAttributes" ct:_="" ma:_="" ma:contentTypeName="Documento" ma:contentTypeID="0x0101005395107FFD641345A10C8A5ACACB9D20" ma:contentTypeVersion="13" ma:contentTypeDescription="Crear nuevo documento." ma:contentTypeScope="" ma:versionID="7407f70e7181b908656026f379795b2c">
   <xsd:schema xmlns:xsd="http://www.w3.org/2001/XMLSchema" xmlns:xs="http://www.w3.org/2001/XMLSchema" xmlns:p="http://schemas.microsoft.com/office/2006/metadata/properties" xmlns:ns2="e1e7bc46-bed0-459f-9452-a76b1c5b695e" xmlns:ns3="bb8cf7e1-610f-40a0-8f00-126b9d139fde" targetNamespace="http://schemas.microsoft.com/office/2006/metadata/properties" ma:root="true" ma:fieldsID="b29ea8901729e1eaaa4e48e09148c760" ns2:_="" ns3:_="">
     <xsd:import namespace="e1e7bc46-bed0-459f-9452-a76b1c5b695e"/>
@@ -9536,11 +9441,16 @@
 </ct:contentTypeSchema>
 </file>
 
-<file path=customXml/item4.xml><?xml version="1.0" encoding="utf-8"?>
-<b:Sources xmlns:b="http://schemas.openxmlformats.org/officeDocument/2006/bibliography" xmlns="http://schemas.openxmlformats.org/officeDocument/2006/bibliography" SelectedStyle="\APA.XSL" StyleName="APA"/>
+<file path=customXml/item3.xml><?xml version="1.0" encoding="utf-8"?>
+<?mso-contentType ?>
+<FormTemplates xmlns="http://schemas.microsoft.com/sharepoint/v3/contenttype/forms">
+  <Display>DocumentLibraryForm</Display>
+  <Edit>DocumentLibraryForm</Edit>
+  <New>DocumentLibraryForm</New>
+</FormTemplates>
 </file>
 
-<file path=customXml/item5.xml><?xml version="1.0" encoding="utf-8"?>
+<file path=customXml/item4.xml><?xml version="1.0" encoding="utf-8"?>
 <p:properties xmlns:p="http://schemas.microsoft.com/office/2006/metadata/properties" xmlns:xsi="http://www.w3.org/2001/XMLSchema-instance" xmlns:pc="http://schemas.microsoft.com/office/infopath/2007/PartnerControls">
   <documentManagement>
     <lcf76f155ced4ddcb4097134ff3c332f xmlns="e1e7bc46-bed0-459f-9452-a76b1c5b695e">
@@ -9548,6 +9458,10 @@
     </lcf76f155ced4ddcb4097134ff3c332f>
   </documentManagement>
 </p:properties>
+</file>
+
+<file path=customXml/item5.xml><?xml version="1.0" encoding="utf-8"?>
+<b:Sources xmlns:b="http://schemas.openxmlformats.org/officeDocument/2006/bibliography" xmlns="http://schemas.openxmlformats.org/officeDocument/2006/bibliography" SelectedStyle="\APA.XSL" StyleName="APA"/>
 </file>
 
 <file path=customXml/itemProps1.xml><?xml version="1.0" encoding="utf-8"?>
@@ -9559,14 +9473,6 @@
 </file>
 
 <file path=customXml/itemProps2.xml><?xml version="1.0" encoding="utf-8"?>
-<ds:datastoreItem xmlns:ds="http://schemas.openxmlformats.org/officeDocument/2006/customXml" ds:itemID="{EE9AAF0E-D63F-459F-A0FB-CDCE9F728F33}">
-  <ds:schemaRefs>
-    <ds:schemaRef ds:uri="http://schemas.microsoft.com/sharepoint/v3/contenttype/forms"/>
-  </ds:schemaRefs>
-</ds:datastoreItem>
-</file>
-
-<file path=customXml/itemProps3.xml><?xml version="1.0" encoding="utf-8"?>
 <ds:datastoreItem xmlns:ds="http://schemas.openxmlformats.org/officeDocument/2006/customXml" ds:itemID="{444115BD-C1C6-48AD-B714-E1866627071D}">
   <ds:schemaRefs>
     <ds:schemaRef ds:uri="http://schemas.microsoft.com/office/2006/metadata/contentType"/>
@@ -9585,15 +9491,15 @@
 </ds:datastoreItem>
 </file>
 
-<file path=customXml/itemProps4.xml><?xml version="1.0" encoding="utf-8"?>
-<ds:datastoreItem xmlns:ds="http://schemas.openxmlformats.org/officeDocument/2006/customXml" ds:itemID="{BD6EC776-6679-4C69-98E3-6D068EA0A3C9}">
+<file path=customXml/itemProps3.xml><?xml version="1.0" encoding="utf-8"?>
+<ds:datastoreItem xmlns:ds="http://schemas.openxmlformats.org/officeDocument/2006/customXml" ds:itemID="{EE9AAF0E-D63F-459F-A0FB-CDCE9F728F33}">
   <ds:schemaRefs>
-    <ds:schemaRef ds:uri="http://schemas.openxmlformats.org/officeDocument/2006/bibliography"/>
+    <ds:schemaRef ds:uri="http://schemas.microsoft.com/sharepoint/v3/contenttype/forms"/>
   </ds:schemaRefs>
 </ds:datastoreItem>
 </file>
 
-<file path=customXml/itemProps5.xml><?xml version="1.0" encoding="utf-8"?>
+<file path=customXml/itemProps4.xml><?xml version="1.0" encoding="utf-8"?>
 <ds:datastoreItem xmlns:ds="http://schemas.openxmlformats.org/officeDocument/2006/customXml" ds:itemID="{E1036DFC-1D85-404D-898C-621D06C0EB1C}">
   <ds:schemaRefs>
     <ds:schemaRef ds:uri="http://schemas.microsoft.com/office/2006/metadata/properties"/>
@@ -9601,4 +9507,12 @@
     <ds:schemaRef ds:uri="e1e7bc46-bed0-459f-9452-a76b1c5b695e"/>
   </ds:schemaRefs>
 </ds:datastoreItem>
+</file>
+
+<file path=customXml/itemProps5.xml><?xml version="1.0" encoding="utf-8"?>
+<ds:datastoreItem xmlns:ds="http://schemas.openxmlformats.org/officeDocument/2006/customXml" ds:itemID="{BD6EC776-6679-4C69-98E3-6D068EA0A3C9}">
+  <ds:schemaRefs>
+    <ds:schemaRef ds:uri="http://schemas.openxmlformats.org/officeDocument/2006/bibliography"/>
+  </ds:schemaRefs>
+</ds:datastoreItem>
 </file>
--- a/Fase 2/Evidencias Proyecto (version Agil)/Documento 01- Product Vision.docx
+++ b/Fase 2/Evidencias Proyecto (version Agil)/Documento 01- Product Vision.docx
@@ -554,7 +554,7 @@
               <w:kern w:val="2"/>
               <w:sz w:val="24"/>
               <w:szCs w:val="24"/>
-              <w:lang w:val="es-CL" w:eastAsia="es-MX"/>
+              <w:lang w:val="es-CL" w:eastAsia="es-CL"/>
               <w14:ligatures w14:val="standardContextual"/>
             </w:rPr>
           </w:pPr>
@@ -583,7 +583,7 @@
             </w:rPr>
             <w:fldChar w:fldCharType="separate"/>
           </w:r>
-          <w:hyperlink w:anchor="_Toc241503854" w:history="1">
+          <w:hyperlink w:anchor="_Toc241610598" w:history="1">
             <w:r>
               <w:rPr>
                 <w:rStyle w:val="Hipervnculo"/>
@@ -603,7 +603,7 @@
                 <w:kern w:val="2"/>
                 <w:sz w:val="24"/>
                 <w:szCs w:val="24"/>
-                <w:lang w:val="es-CL" w:eastAsia="es-MX"/>
+                <w:lang w:val="es-CL" w:eastAsia="es-CL"/>
                 <w14:ligatures w14:val="standardContextual"/>
               </w:rPr>
               <w:tab/>
@@ -636,7 +636,7 @@
                 <w:noProof/>
                 <w:webHidden/>
               </w:rPr>
-              <w:instrText xml:space="preserve"> PAGEREF _Toc241503854 \h </w:instrText>
+              <w:instrText xml:space="preserve"> PAGEREF _Toc241610598 \h </w:instrText>
             </w:r>
             <w:r>
               <w:rPr>
@@ -683,11 +683,11 @@
               <w:kern w:val="2"/>
               <w:sz w:val="24"/>
               <w:szCs w:val="24"/>
-              <w:lang w:val="es-CL" w:eastAsia="es-MX"/>
+              <w:lang w:val="es-CL" w:eastAsia="es-CL"/>
               <w14:ligatures w14:val="standardContextual"/>
             </w:rPr>
           </w:pPr>
-          <w:hyperlink w:anchor="_Toc241503855" w:history="1">
+          <w:hyperlink w:anchor="_Toc241610599" w:history="1">
             <w:r>
               <w:rPr>
                 <w:rStyle w:val="Hipervnculo"/>
@@ -705,7 +705,7 @@
                 <w:kern w:val="2"/>
                 <w:sz w:val="24"/>
                 <w:szCs w:val="24"/>
-                <w:lang w:val="es-CL" w:eastAsia="es-MX"/>
+                <w:lang w:val="es-CL" w:eastAsia="es-CL"/>
                 <w14:ligatures w14:val="standardContextual"/>
               </w:rPr>
               <w:tab/>
@@ -736,7 +736,7 @@
                 <w:noProof/>
                 <w:webHidden/>
               </w:rPr>
-              <w:instrText xml:space="preserve"> PAGEREF _Toc241503855 \h </w:instrText>
+              <w:instrText xml:space="preserve"> PAGEREF _Toc241610599 \h </w:instrText>
             </w:r>
             <w:r>
               <w:rPr>
@@ -783,11 +783,11 @@
               <w:kern w:val="2"/>
               <w:sz w:val="24"/>
               <w:szCs w:val="24"/>
-              <w:lang w:val="es-CL" w:eastAsia="es-MX"/>
+              <w:lang w:val="es-CL" w:eastAsia="es-CL"/>
               <w14:ligatures w14:val="standardContextual"/>
             </w:rPr>
           </w:pPr>
-          <w:hyperlink w:anchor="_Toc241503856" w:history="1">
+          <w:hyperlink w:anchor="_Toc241610600" w:history="1">
             <w:r>
               <w:rPr>
                 <w:rStyle w:val="Hipervnculo"/>
@@ -806,7 +806,7 @@
                 <w:kern w:val="2"/>
                 <w:sz w:val="24"/>
                 <w:szCs w:val="24"/>
-                <w:lang w:val="es-CL" w:eastAsia="es-MX"/>
+                <w:lang w:val="es-CL" w:eastAsia="es-CL"/>
                 <w14:ligatures w14:val="standardContextual"/>
               </w:rPr>
               <w:tab/>
@@ -838,7 +838,7 @@
                 <w:noProof/>
                 <w:webHidden/>
               </w:rPr>
-              <w:instrText xml:space="preserve"> PAGEREF _Toc241503856 \h </w:instrText>
+              <w:instrText xml:space="preserve"> PAGEREF _Toc241610600 \h </w:instrText>
             </w:r>
             <w:r>
               <w:rPr>
@@ -883,11 +883,11 @@
               <w:kern w:val="2"/>
               <w:sz w:val="24"/>
               <w:szCs w:val="24"/>
-              <w:lang w:val="es-CL" w:eastAsia="es-MX"/>
+              <w:lang w:val="es-CL" w:eastAsia="es-CL"/>
               <w14:ligatures w14:val="standardContextual"/>
             </w:rPr>
           </w:pPr>
-          <w:hyperlink w:anchor="_Toc241503857" w:history="1">
+          <w:hyperlink w:anchor="_Toc241610601" w:history="1">
             <w:r>
               <w:rPr>
                 <w:rStyle w:val="Hipervnculo"/>
@@ -904,7 +904,7 @@
                 <w:kern w:val="2"/>
                 <w:sz w:val="24"/>
                 <w:szCs w:val="24"/>
-                <w:lang w:val="es-CL" w:eastAsia="es-MX"/>
+                <w:lang w:val="es-CL" w:eastAsia="es-CL"/>
                 <w14:ligatures w14:val="standardContextual"/>
               </w:rPr>
               <w:tab/>
@@ -936,7 +936,7 @@
                 <w:noProof/>
                 <w:webHidden/>
               </w:rPr>
-              <w:instrText xml:space="preserve"> PAGEREF _Toc241503857 \h </w:instrText>
+              <w:instrText xml:space="preserve"> PAGEREF _Toc241610601 \h </w:instrText>
             </w:r>
             <w:r>
               <w:rPr>
@@ -981,11 +981,11 @@
               <w:kern w:val="2"/>
               <w:sz w:val="24"/>
               <w:szCs w:val="24"/>
-              <w:lang w:val="es-CL" w:eastAsia="es-MX"/>
+              <w:lang w:val="es-CL" w:eastAsia="es-CL"/>
               <w14:ligatures w14:val="standardContextual"/>
             </w:rPr>
           </w:pPr>
-          <w:hyperlink w:anchor="_Toc241503858" w:history="1">
+          <w:hyperlink w:anchor="_Toc241610602" w:history="1">
             <w:r>
               <w:rPr>
                 <w:rStyle w:val="Hipervnculo"/>
@@ -1001,7 +1001,7 @@
                 <w:kern w:val="2"/>
                 <w:sz w:val="24"/>
                 <w:szCs w:val="24"/>
-                <w:lang w:val="es-CL" w:eastAsia="es-MX"/>
+                <w:lang w:val="es-CL" w:eastAsia="es-CL"/>
                 <w14:ligatures w14:val="standardContextual"/>
               </w:rPr>
               <w:tab/>
@@ -1032,7 +1032,7 @@
                 <w:noProof/>
                 <w:webHidden/>
               </w:rPr>
-              <w:instrText xml:space="preserve"> PAGEREF _Toc241503858 \h </w:instrText>
+              <w:instrText xml:space="preserve"> PAGEREF _Toc241610602 \h </w:instrText>
             </w:r>
             <w:r>
               <w:rPr>
@@ -1052,7 +1052,7 @@
                 <w:noProof/>
                 <w:webHidden/>
               </w:rPr>
-              <w:t>4</w:t>
+              <w:t>5</w:t>
             </w:r>
             <w:r>
               <w:rPr>
@@ -1078,17 +1078,17 @@
               <w:kern w:val="2"/>
               <w:sz w:val="24"/>
               <w:szCs w:val="24"/>
-              <w:lang w:val="es-CL" w:eastAsia="es-MX"/>
+              <w:lang w:val="es-CL" w:eastAsia="es-CL"/>
               <w14:ligatures w14:val="standardContextual"/>
             </w:rPr>
           </w:pPr>
-          <w:hyperlink w:anchor="_Toc241503859" w:history="1">
+          <w:hyperlink w:anchor="_Toc241610603" w:history="1">
             <w:r>
               <w:rPr>
                 <w:rStyle w:val="Hipervnculo"/>
                 <w:noProof/>
               </w:rPr>
-              <w:t>4.2.1</w:t>
+              <w:t>4.2.2</w:t>
             </w:r>
             <w:r>
               <w:rPr>
@@ -1099,7 +1099,7 @@
                 <w:kern w:val="2"/>
                 <w:sz w:val="24"/>
                 <w:szCs w:val="24"/>
-                <w:lang w:val="es-CL" w:eastAsia="es-MX"/>
+                <w:lang w:val="es-CL" w:eastAsia="es-CL"/>
                 <w14:ligatures w14:val="standardContextual"/>
               </w:rPr>
               <w:tab/>
@@ -1109,7 +1109,7 @@
                 <w:rStyle w:val="Hipervnculo"/>
                 <w:noProof/>
               </w:rPr>
-              <w:t>Usuario 1</w:t>
+              <w:t>Usuario 2: Operador de proceso</w:t>
             </w:r>
             <w:r>
               <w:rPr>
@@ -1130,7 +1130,7 @@
                 <w:noProof/>
                 <w:webHidden/>
               </w:rPr>
-              <w:instrText xml:space="preserve"> PAGEREF _Toc241503859 \h </w:instrText>
+              <w:instrText xml:space="preserve"> PAGEREF _Toc241610603 \h </w:instrText>
             </w:r>
             <w:r>
               <w:rPr>
@@ -1150,7 +1150,7 @@
                 <w:noProof/>
                 <w:webHidden/>
               </w:rPr>
-              <w:t>4</w:t>
+              <w:t>5</w:t>
             </w:r>
             <w:r>
               <w:rPr>
@@ -1176,17 +1176,17 @@
               <w:kern w:val="2"/>
               <w:sz w:val="24"/>
               <w:szCs w:val="24"/>
-              <w:lang w:val="es-CL" w:eastAsia="es-MX"/>
+              <w:lang w:val="es-CL" w:eastAsia="es-CL"/>
               <w14:ligatures w14:val="standardContextual"/>
             </w:rPr>
           </w:pPr>
-          <w:hyperlink w:anchor="_Toc241503860" w:history="1">
+          <w:hyperlink w:anchor="_Toc241610604" w:history="1">
             <w:r>
               <w:rPr>
                 <w:rStyle w:val="Hipervnculo"/>
                 <w:noProof/>
               </w:rPr>
-              <w:t>4.2.2</w:t>
+              <w:t>4.2.3</w:t>
             </w:r>
             <w:r>
               <w:rPr>
@@ -1197,7 +1197,7 @@
                 <w:kern w:val="2"/>
                 <w:sz w:val="24"/>
                 <w:szCs w:val="24"/>
-                <w:lang w:val="es-CL" w:eastAsia="es-MX"/>
+                <w:lang w:val="es-CL" w:eastAsia="es-CL"/>
                 <w14:ligatures w14:val="standardContextual"/>
               </w:rPr>
               <w:tab/>
@@ -1207,7 +1207,7 @@
                 <w:rStyle w:val="Hipervnculo"/>
                 <w:noProof/>
               </w:rPr>
-              <w:t>Usuario 1</w:t>
+              <w:t>Usuario 3: Operador de bodega</w:t>
             </w:r>
             <w:r>
               <w:rPr>
@@ -1228,7 +1228,7 @@
                 <w:noProof/>
                 <w:webHidden/>
               </w:rPr>
-              <w:instrText xml:space="preserve"> PAGEREF _Toc241503860 \h </w:instrText>
+              <w:instrText xml:space="preserve"> PAGEREF _Toc241610604 \h </w:instrText>
             </w:r>
             <w:r>
               <w:rPr>
@@ -1248,7 +1248,7 @@
                 <w:noProof/>
                 <w:webHidden/>
               </w:rPr>
-              <w:t>4</w:t>
+              <w:t>6</w:t>
             </w:r>
             <w:r>
               <w:rPr>
@@ -1274,17 +1274,17 @@
               <w:kern w:val="2"/>
               <w:sz w:val="24"/>
               <w:szCs w:val="24"/>
-              <w:lang w:val="es-CL" w:eastAsia="es-MX"/>
+              <w:lang w:val="es-CL" w:eastAsia="es-CL"/>
               <w14:ligatures w14:val="standardContextual"/>
             </w:rPr>
           </w:pPr>
-          <w:hyperlink w:anchor="_Toc241503861" w:history="1">
+          <w:hyperlink w:anchor="_Toc241610605" w:history="1">
             <w:r>
               <w:rPr>
                 <w:rStyle w:val="Hipervnculo"/>
                 <w:noProof/>
               </w:rPr>
-              <w:t>4.2.3</w:t>
+              <w:t>4.2.4</w:t>
             </w:r>
             <w:r>
               <w:rPr>
@@ -1295,7 +1295,7 @@
                 <w:kern w:val="2"/>
                 <w:sz w:val="24"/>
                 <w:szCs w:val="24"/>
-                <w:lang w:val="es-CL" w:eastAsia="es-MX"/>
+                <w:lang w:val="es-CL" w:eastAsia="es-CL"/>
                 <w14:ligatures w14:val="standardContextual"/>
               </w:rPr>
               <w:tab/>
@@ -1305,7 +1305,7 @@
                 <w:rStyle w:val="Hipervnculo"/>
                 <w:noProof/>
               </w:rPr>
-              <w:t>Usuario 1</w:t>
+              <w:t>Usuario 4: Administrador</w:t>
             </w:r>
             <w:r>
               <w:rPr>
@@ -1326,7 +1326,7 @@
                 <w:noProof/>
                 <w:webHidden/>
               </w:rPr>
-              <w:instrText xml:space="preserve"> PAGEREF _Toc241503861 \h </w:instrText>
+              <w:instrText xml:space="preserve"> PAGEREF _Toc241610605 \h </w:instrText>
             </w:r>
             <w:r>
               <w:rPr>
@@ -1346,7 +1346,105 @@
                 <w:noProof/>
                 <w:webHidden/>
               </w:rPr>
-              <w:t>4</w:t>
+              <w:t>7</w:t>
+            </w:r>
+            <w:r>
+              <w:rPr>
+                <w:noProof/>
+                <w:webHidden/>
+              </w:rPr>
+              <w:fldChar w:fldCharType="end"/>
+            </w:r>
+          </w:hyperlink>
+        </w:p>
+        <w:p>
+          <w:pPr>
+            <w:pStyle w:val="TDC3"/>
+            <w:tabs>
+              <w:tab w:val="left" w:pos="1320"/>
+              <w:tab w:val="right" w:leader="dot" w:pos="8828"/>
+            </w:tabs>
+            <w:rPr>
+              <w:rFonts w:eastAsiaTheme="minorEastAsia"/>
+              <w:i w:val="0"/>
+              <w:iCs w:val="0"/>
+              <w:noProof/>
+              <w:kern w:val="2"/>
+              <w:sz w:val="24"/>
+              <w:szCs w:val="24"/>
+              <w:lang w:val="es-CL" w:eastAsia="es-CL"/>
+              <w14:ligatures w14:val="standardContextual"/>
+            </w:rPr>
+          </w:pPr>
+          <w:hyperlink w:anchor="_Toc241610606" w:history="1">
+            <w:r>
+              <w:rPr>
+                <w:rStyle w:val="Hipervnculo"/>
+                <w:noProof/>
+              </w:rPr>
+              <w:t>4.2.5</w:t>
+            </w:r>
+            <w:r>
+              <w:rPr>
+                <w:rFonts w:eastAsiaTheme="minorEastAsia"/>
+                <w:i w:val="0"/>
+                <w:iCs w:val="0"/>
+                <w:noProof/>
+                <w:kern w:val="2"/>
+                <w:sz w:val="24"/>
+                <w:szCs w:val="24"/>
+                <w:lang w:val="es-CL" w:eastAsia="es-CL"/>
+                <w14:ligatures w14:val="standardContextual"/>
+              </w:rPr>
+              <w:tab/>
+            </w:r>
+            <w:r>
+              <w:rPr>
+                <w:rStyle w:val="Hipervnculo"/>
+                <w:noProof/>
+              </w:rPr>
+              <w:t>Usuario 5: Gerencia</w:t>
+            </w:r>
+            <w:r>
+              <w:rPr>
+                <w:noProof/>
+                <w:webHidden/>
+              </w:rPr>
+              <w:tab/>
+            </w:r>
+            <w:r>
+              <w:rPr>
+                <w:noProof/>
+                <w:webHidden/>
+              </w:rPr>
+              <w:fldChar w:fldCharType="begin"/>
+            </w:r>
+            <w:r>
+              <w:rPr>
+                <w:noProof/>
+                <w:webHidden/>
+              </w:rPr>
+              <w:instrText xml:space="preserve"> PAGEREF _Toc241610606 \h </w:instrText>
+            </w:r>
+            <w:r>
+              <w:rPr>
+                <w:noProof/>
+                <w:webHidden/>
+              </w:rPr>
+            </w:r>
+            <w:r>
+              <w:rPr>
+                <w:noProof/>
+                <w:webHidden/>
+              </w:rPr>
+              <w:fldChar w:fldCharType="separate"/>
+            </w:r>
+            <w:r>
+              <w:rPr>
+                <w:noProof/>
+                <w:webHidden/>
+              </w:rPr>
+              <w:t>7</w:t>
             </w:r>
             <w:r>
               <w:rPr>
@@ -1371,11 +1469,11 @@
               <w:kern w:val="2"/>
               <w:sz w:val="24"/>
               <w:szCs w:val="24"/>
-              <w:lang w:val="es-CL" w:eastAsia="es-MX"/>
+              <w:lang w:val="es-CL" w:eastAsia="es-CL"/>
               <w14:ligatures w14:val="standardContextual"/>
             </w:rPr>
           </w:pPr>
-          <w:hyperlink w:anchor="_Toc241503862" w:history="1">
+          <w:hyperlink w:anchor="_Toc241610607" w:history="1">
             <w:r>
               <w:rPr>
                 <w:rStyle w:val="Hipervnculo"/>
@@ -1392,7 +1490,7 @@
                 <w:kern w:val="2"/>
                 <w:sz w:val="24"/>
                 <w:szCs w:val="24"/>
-                <w:lang w:val="es-CL" w:eastAsia="es-MX"/>
+                <w:lang w:val="es-CL" w:eastAsia="es-CL"/>
                 <w14:ligatures w14:val="standardContextual"/>
               </w:rPr>
               <w:tab/>
@@ -1424,7 +1522,7 @@
                 <w:noProof/>
                 <w:webHidden/>
               </w:rPr>
-              <w:instrText xml:space="preserve"> PAGEREF _Toc241503862 \h </w:instrText>
+              <w:instrText xml:space="preserve"> PAGEREF _Toc241610607 \h </w:instrText>
             </w:r>
             <w:r>
               <w:rPr>
@@ -1444,7 +1542,7 @@
                 <w:noProof/>
                 <w:webHidden/>
               </w:rPr>
-              <w:t>4</w:t>
+              <w:t>8</w:t>
             </w:r>
             <w:r>
               <w:rPr>
@@ -1483,7 +1581,7 @@
         </w:rPr>
       </w:pPr>
       <w:bookmarkStart w:id="0" w:name="_Toc33411057"/>
-      <w:bookmarkStart w:id="1" w:name="_Toc241503854"/>
+      <w:bookmarkStart w:id="1" w:name="_Toc241610598"/>
       <w:r>
         <w:rPr>
           <w:rFonts w:asciiTheme="minorHAnsi" w:eastAsia="Times New Roman" w:hAnsiTheme="minorHAnsi" w:cstheme="minorHAnsi"/>
@@ -2166,7 +2264,7 @@
       <w:pPr>
         <w:pStyle w:val="Ttulo1"/>
       </w:pPr>
-      <w:bookmarkStart w:id="2" w:name="_Toc241503855"/>
+      <w:bookmarkStart w:id="2" w:name="_Toc241610599"/>
       <w:r>
         <w:t>Integrantes:</w:t>
       </w:r>
@@ -2289,6 +2387,15 @@
                 <w:lang w:val="es-ES" w:eastAsia="es-ES"/>
               </w:rPr>
             </w:pPr>
+            <w:r>
+              <w:rPr>
+                <w:rFonts w:asciiTheme="minorHAnsi" w:hAnsiTheme="minorHAnsi" w:cstheme="minorHAnsi"/>
+                <w:i/>
+                <w:szCs w:val="24"/>
+                <w:lang w:val="es-ES" w:eastAsia="es-ES"/>
+              </w:rPr>
+              <w:t>Project Manager</w:t>
+            </w:r>
           </w:p>
         </w:tc>
       </w:tr>
@@ -2319,6 +2426,7 @@
                 <w:szCs w:val="24"/>
                 <w:lang w:val="es-ES" w:eastAsia="es-ES"/>
               </w:rPr>
+              <w:lastRenderedPageBreak/>
               <w:t>Angelo</w:t>
             </w:r>
             <w:proofErr w:type="spellEnd"/>
@@ -2331,6 +2439,111 @@
               </w:rPr>
               <w:t xml:space="preserve"> Galindo</w:t>
             </w:r>
+          </w:p>
+        </w:tc>
+        <w:tc>
+          <w:tcPr>
+            <w:tcW w:w="5275" w:type="dxa"/>
+            <w:vAlign w:val="center"/>
+          </w:tcPr>
+          <w:p>
+            <w:pPr>
+              <w:jc w:val="both"/>
+              <w:rPr>
+                <w:rFonts w:cstheme="minorHAnsi"/>
+                <w:i/>
+                <w:szCs w:val="24"/>
+                <w:lang w:val="es-ES" w:eastAsia="es-ES"/>
+              </w:rPr>
+            </w:pPr>
+            <w:r>
+              <w:rPr>
+                <w:rFonts w:cstheme="minorHAnsi"/>
+                <w:i/>
+                <w:szCs w:val="24"/>
+                <w:lang w:val="es-ES" w:eastAsia="es-ES"/>
+              </w:rPr>
+              <w:t>QA</w:t>
+            </w:r>
+          </w:p>
+        </w:tc>
+      </w:tr>
+      <w:tr>
+        <w:trPr>
+          <w:trHeight w:val="465"/>
+        </w:trPr>
+        <w:tc>
+          <w:tcPr>
+            <w:tcW w:w="3539" w:type="dxa"/>
+            <w:vAlign w:val="center"/>
+          </w:tcPr>
+          <w:p>
+            <w:pPr>
+              <w:jc w:val="both"/>
+              <w:rPr>
+                <w:rFonts w:cstheme="minorHAnsi"/>
+                <w:i/>
+                <w:szCs w:val="24"/>
+                <w:lang w:val="es-ES" w:eastAsia="es-ES"/>
+              </w:rPr>
+            </w:pPr>
+            <w:r>
+              <w:rPr>
+                <w:rFonts w:cstheme="minorHAnsi"/>
+                <w:i/>
+                <w:szCs w:val="24"/>
+                <w:lang w:val="es-ES" w:eastAsia="es-ES"/>
+              </w:rPr>
+              <w:t>Diego Carrillo</w:t>
+            </w:r>
+          </w:p>
+        </w:tc>
+        <w:tc>
+          <w:tcPr>
+            <w:tcW w:w="5275" w:type="dxa"/>
+            <w:vAlign w:val="center"/>
+          </w:tcPr>
+          <w:p>
+            <w:pPr>
+              <w:jc w:val="both"/>
+              <w:rPr>
+                <w:rFonts w:cstheme="minorHAnsi"/>
+                <w:i/>
+                <w:szCs w:val="24"/>
+                <w:lang w:val="es-ES" w:eastAsia="es-ES"/>
+              </w:rPr>
+            </w:pPr>
+            <w:r>
+              <w:rPr>
+                <w:rFonts w:cstheme="minorHAnsi"/>
+                <w:i/>
+                <w:szCs w:val="24"/>
+                <w:lang w:val="es-ES" w:eastAsia="es-ES"/>
+              </w:rPr>
+              <w:t>Analista de base de datos</w:t>
+            </w:r>
+          </w:p>
+        </w:tc>
+      </w:tr>
+      <w:tr>
+        <w:trPr>
+          <w:trHeight w:val="465"/>
+        </w:trPr>
+        <w:tc>
+          <w:tcPr>
+            <w:tcW w:w="3539" w:type="dxa"/>
+            <w:vAlign w:val="center"/>
+          </w:tcPr>
+          <w:p>
+            <w:pPr>
+              <w:jc w:val="both"/>
+              <w:rPr>
+                <w:rFonts w:cstheme="minorHAnsi"/>
+                <w:i/>
+                <w:szCs w:val="24"/>
+                <w:lang w:val="es-ES" w:eastAsia="es-ES"/>
+              </w:rPr>
+            </w:pPr>
           </w:p>
         </w:tc>
         <w:tc>
@@ -2390,84 +2603,6 @@
           </w:p>
         </w:tc>
       </w:tr>
-      <w:tr>
-        <w:trPr>
-          <w:trHeight w:val="465"/>
-        </w:trPr>
-        <w:tc>
-          <w:tcPr>
-            <w:tcW w:w="3539" w:type="dxa"/>
-            <w:vAlign w:val="center"/>
-          </w:tcPr>
-          <w:p>
-            <w:pPr>
-              <w:jc w:val="both"/>
-              <w:rPr>
-                <w:rFonts w:cstheme="minorHAnsi"/>
-                <w:i/>
-                <w:szCs w:val="24"/>
-                <w:lang w:val="es-ES" w:eastAsia="es-ES"/>
-              </w:rPr>
-            </w:pPr>
-          </w:p>
-        </w:tc>
-        <w:tc>
-          <w:tcPr>
-            <w:tcW w:w="5275" w:type="dxa"/>
-            <w:vAlign w:val="center"/>
-          </w:tcPr>
-          <w:p>
-            <w:pPr>
-              <w:jc w:val="both"/>
-              <w:rPr>
-                <w:rFonts w:cstheme="minorHAnsi"/>
-                <w:i/>
-                <w:szCs w:val="24"/>
-                <w:lang w:val="es-ES" w:eastAsia="es-ES"/>
-              </w:rPr>
-            </w:pPr>
-          </w:p>
-        </w:tc>
-      </w:tr>
-      <w:tr>
-        <w:trPr>
-          <w:trHeight w:val="465"/>
-        </w:trPr>
-        <w:tc>
-          <w:tcPr>
-            <w:tcW w:w="3539" w:type="dxa"/>
-            <w:vAlign w:val="center"/>
-          </w:tcPr>
-          <w:p>
-            <w:pPr>
-              <w:jc w:val="both"/>
-              <w:rPr>
-                <w:rFonts w:cstheme="minorHAnsi"/>
-                <w:i/>
-                <w:szCs w:val="24"/>
-                <w:lang w:val="es-ES" w:eastAsia="es-ES"/>
-              </w:rPr>
-            </w:pPr>
-          </w:p>
-        </w:tc>
-        <w:tc>
-          <w:tcPr>
-            <w:tcW w:w="5275" w:type="dxa"/>
-            <w:vAlign w:val="center"/>
-          </w:tcPr>
-          <w:p>
-            <w:pPr>
-              <w:jc w:val="both"/>
-              <w:rPr>
-                <w:rFonts w:cstheme="minorHAnsi"/>
-                <w:i/>
-                <w:szCs w:val="24"/>
-                <w:lang w:val="es-ES" w:eastAsia="es-ES"/>
-              </w:rPr>
-            </w:pPr>
-          </w:p>
-        </w:tc>
-      </w:tr>
     </w:tbl>
     <w:p/>
     <w:p>
@@ -2497,7 +2632,7 @@
           <w:rFonts w:asciiTheme="minorHAnsi" w:hAnsiTheme="minorHAnsi" w:cstheme="minorHAnsi"/>
         </w:rPr>
       </w:pPr>
-      <w:bookmarkStart w:id="3" w:name="_Toc241503856"/>
+      <w:bookmarkStart w:id="3" w:name="_Toc241610600"/>
       <w:r>
         <w:rPr>
           <w:rFonts w:asciiTheme="minorHAnsi" w:hAnsiTheme="minorHAnsi" w:cstheme="minorHAnsi"/>
@@ -2515,7 +2650,7 @@
           <w:rFonts w:asciiTheme="minorHAnsi" w:hAnsiTheme="minorHAnsi" w:cstheme="minorHAnsi"/>
         </w:rPr>
       </w:pPr>
-      <w:bookmarkStart w:id="4" w:name="_Toc241503857"/>
+      <w:bookmarkStart w:id="4" w:name="_Toc241610601"/>
       <w:r>
         <w:rPr>
           <w:rFonts w:asciiTheme="minorHAnsi" w:hAnsiTheme="minorHAnsi" w:cstheme="minorHAnsi"/>
@@ -2757,7 +2892,7 @@
       <w:pPr>
         <w:pStyle w:val="Ttulo2"/>
       </w:pPr>
-      <w:bookmarkStart w:id="5" w:name="_Toc241503858"/>
+      <w:bookmarkStart w:id="5" w:name="_Toc241610602"/>
       <w:r>
         <w:lastRenderedPageBreak/>
         <w:t>Usuarios</w:t>
@@ -2919,17 +3054,17 @@
       <w:pPr>
         <w:pStyle w:val="Ttulo3"/>
       </w:pPr>
-      <w:bookmarkStart w:id="6" w:name="_Toc241503860"/>
+      <w:bookmarkStart w:id="6" w:name="_Toc241610603"/>
       <w:r>
         <w:t xml:space="preserve">Usuario </w:t>
       </w:r>
+      <w:r>
+        <w:t xml:space="preserve">2: </w:t>
+      </w:r>
+      <w:r>
+        <w:t>Operador de proceso</w:t>
+      </w:r>
       <w:bookmarkEnd w:id="6"/>
-      <w:r>
-        <w:t xml:space="preserve">2: </w:t>
-      </w:r>
-      <w:r>
-        <w:t>Operador de proceso</w:t>
-      </w:r>
     </w:p>
     <w:p>
       <w:pPr>
@@ -3061,17 +3196,17 @@
       <w:pPr>
         <w:pStyle w:val="Ttulo3"/>
       </w:pPr>
-      <w:bookmarkStart w:id="7" w:name="_Toc241503861"/>
+      <w:bookmarkStart w:id="7" w:name="_Toc241610604"/>
       <w:r>
         <w:t xml:space="preserve">Usuario </w:t>
       </w:r>
+      <w:r>
+        <w:t xml:space="preserve">3: </w:t>
+      </w:r>
+      <w:r>
+        <w:t>Operador de bodega</w:t>
+      </w:r>
       <w:bookmarkEnd w:id="7"/>
-      <w:r>
-        <w:t xml:space="preserve">3: </w:t>
-      </w:r>
-      <w:r>
-        <w:t>Operador de bodega</w:t>
-      </w:r>
     </w:p>
     <w:p>
       <w:pPr>
@@ -3202,6 +3337,7 @@
       <w:pPr>
         <w:pStyle w:val="Ttulo3"/>
       </w:pPr>
+      <w:bookmarkStart w:id="8" w:name="_Toc241610605"/>
       <w:r>
         <w:lastRenderedPageBreak/>
         <w:t>Usuario 4:</w:t>
@@ -3209,6 +3345,7 @@
       <w:r>
         <w:t xml:space="preserve"> Administrador</w:t>
       </w:r>
+      <w:bookmarkEnd w:id="8"/>
     </w:p>
     <w:p>
       <w:pPr>
@@ -3347,6 +3484,7 @@
       <w:pPr>
         <w:pStyle w:val="Ttulo3"/>
       </w:pPr>
+      <w:bookmarkStart w:id="9" w:name="_Toc241610606"/>
       <w:r>
         <w:t>Usuario 5</w:t>
       </w:r>
@@ -3356,6 +3494,7 @@
       <w:r>
         <w:t>Gerencia</w:t>
       </w:r>
+      <w:bookmarkEnd w:id="9"/>
     </w:p>
     <w:p>
       <w:pPr>
@@ -3478,14 +3617,14 @@
           <w:lang w:val="es-ES" w:eastAsia="es-ES"/>
         </w:rPr>
       </w:pPr>
-      <w:bookmarkStart w:id="8" w:name="_Toc241503862"/>
+      <w:bookmarkStart w:id="10" w:name="_Toc241610607"/>
       <w:r>
         <w:rPr>
           <w:lang w:val="es-ES" w:eastAsia="es-ES"/>
         </w:rPr>
         <w:t>Propuesta de Valor</w:t>
       </w:r>
-      <w:bookmarkEnd w:id="8"/>
+      <w:bookmarkEnd w:id="10"/>
     </w:p>
     <w:p>
       <w:pPr>
@@ -3784,13 +3923,7 @@
               <w:rPr>
                 <w:lang w:val="es-CL" w:eastAsia="es-ES"/>
               </w:rPr>
-              <w:t>nterfaz</w:t>
-            </w:r>
-            <w:r>
-              <w:rPr>
-                <w:lang w:val="es-CL" w:eastAsia="es-ES"/>
-              </w:rPr>
-              <w:t xml:space="preserve"> antigua y poco intuitiva. Por ejemplo, al ingresar un dato el cursor no pasa automáticamente al campo siguiente, lo que obliga a moverse a mano entre los campos. Además, no hay validación al ingresar los datos y existe el riesgo de que una recepción quede guardada a medias</w:t>
+              <w:t>nterfaz antigua y poco intuitiva. Por ejemplo, al ingresar un dato el cursor no pasa automáticamente al campo siguiente, lo que obliga a moverse a mano entre los campos. Además, no hay validación al ingresar los datos y existe el riesgo de que una recepción quede guardada a medias</w:t>
             </w:r>
             <w:r>
               <w:rPr>
@@ -8461,10 +8594,12 @@
     <w:rsid w:val="006E2FCC"/>
     <w:rsid w:val="00704192"/>
     <w:rsid w:val="00825B36"/>
+    <w:rsid w:val="008720E7"/>
     <w:rsid w:val="009007E1"/>
     <w:rsid w:val="00924410"/>
     <w:rsid w:val="00960213"/>
     <w:rsid w:val="009B18C0"/>
+    <w:rsid w:val="00B069A8"/>
     <w:rsid w:val="00BD2436"/>
     <w:rsid w:val="00C47BA2"/>
     <w:rsid w:val="00C5036F"/>
@@ -9225,6 +9360,25 @@
 </file>
 
 <file path=customXml/item2.xml><?xml version="1.0" encoding="utf-8"?>
+<p:properties xmlns:p="http://schemas.microsoft.com/office/2006/metadata/properties" xmlns:xsi="http://www.w3.org/2001/XMLSchema-instance" xmlns:pc="http://schemas.microsoft.com/office/infopath/2007/PartnerControls">
+  <documentManagement>
+    <lcf76f155ced4ddcb4097134ff3c332f xmlns="e1e7bc46-bed0-459f-9452-a76b1c5b695e">
+      <Terms xmlns="http://schemas.microsoft.com/office/infopath/2007/PartnerControls"/>
+    </lcf76f155ced4ddcb4097134ff3c332f>
+  </documentManagement>
+</p:properties>
+</file>
+
+<file path=customXml/item3.xml><?xml version="1.0" encoding="utf-8"?>
+<?mso-contentType ?>
+<FormTemplates xmlns="http://schemas.microsoft.com/sharepoint/v3/contenttype/forms">
+  <Display>DocumentLibraryForm</Display>
+  <Edit>DocumentLibraryForm</Edit>
+  <New>DocumentLibraryForm</New>
+</FormTemplates>
+</file>
+
+<file path=customXml/item4.xml><?xml version="1.0" encoding="utf-8"?>
 <ct:contentTypeSchema xmlns:ct="http://schemas.microsoft.com/office/2006/metadata/contentType" xmlns:ma="http://schemas.microsoft.com/office/2006/metadata/properties/metaAttributes" ct:_="" ma:_="" ma:contentTypeName="Documento" ma:contentTypeID="0x0101005395107FFD641345A10C8A5ACACB9D20" ma:contentTypeVersion="13" ma:contentTypeDescription="Crear nuevo documento." ma:contentTypeScope="" ma:versionID="7407f70e7181b908656026f379795b2c">
   <xsd:schema xmlns:xsd="http://www.w3.org/2001/XMLSchema" xmlns:xs="http://www.w3.org/2001/XMLSchema" xmlns:p="http://schemas.microsoft.com/office/2006/metadata/properties" xmlns:ns2="e1e7bc46-bed0-459f-9452-a76b1c5b695e" xmlns:ns3="bb8cf7e1-610f-40a0-8f00-126b9d139fde" targetNamespace="http://schemas.microsoft.com/office/2006/metadata/properties" ma:root="true" ma:fieldsID="b29ea8901729e1eaaa4e48e09148c760" ns2:_="" ns3:_="">
     <xsd:import namespace="e1e7bc46-bed0-459f-9452-a76b1c5b695e"/>
@@ -9441,25 +9595,6 @@
 </ct:contentTypeSchema>
 </file>
 
-<file path=customXml/item3.xml><?xml version="1.0" encoding="utf-8"?>
-<?mso-contentType ?>
-<FormTemplates xmlns="http://schemas.microsoft.com/sharepoint/v3/contenttype/forms">
-  <Display>DocumentLibraryForm</Display>
-  <Edit>DocumentLibraryForm</Edit>
-  <New>DocumentLibraryForm</New>
-</FormTemplates>
-</file>
-
-<file path=customXml/item4.xml><?xml version="1.0" encoding="utf-8"?>
-<p:properties xmlns:p="http://schemas.microsoft.com/office/2006/metadata/properties" xmlns:xsi="http://www.w3.org/2001/XMLSchema-instance" xmlns:pc="http://schemas.microsoft.com/office/infopath/2007/PartnerControls">
-  <documentManagement>
-    <lcf76f155ced4ddcb4097134ff3c332f xmlns="e1e7bc46-bed0-459f-9452-a76b1c5b695e">
-      <Terms xmlns="http://schemas.microsoft.com/office/infopath/2007/PartnerControls"/>
-    </lcf76f155ced4ddcb4097134ff3c332f>
-  </documentManagement>
-</p:properties>
-</file>
-
 <file path=customXml/item5.xml><?xml version="1.0" encoding="utf-8"?>
 <b:Sources xmlns:b="http://schemas.openxmlformats.org/officeDocument/2006/bibliography" xmlns="http://schemas.openxmlformats.org/officeDocument/2006/bibliography" SelectedStyle="\APA.XSL" StyleName="APA"/>
 </file>
@@ -9473,6 +9608,24 @@
 </file>
 
 <file path=customXml/itemProps2.xml><?xml version="1.0" encoding="utf-8"?>
+<ds:datastoreItem xmlns:ds="http://schemas.openxmlformats.org/officeDocument/2006/customXml" ds:itemID="{E1036DFC-1D85-404D-898C-621D06C0EB1C}">
+  <ds:schemaRefs>
+    <ds:schemaRef ds:uri="http://schemas.microsoft.com/office/2006/metadata/properties"/>
+    <ds:schemaRef ds:uri="http://schemas.microsoft.com/office/infopath/2007/PartnerControls"/>
+    <ds:schemaRef ds:uri="e1e7bc46-bed0-459f-9452-a76b1c5b695e"/>
+  </ds:schemaRefs>
+</ds:datastoreItem>
+</file>
+
+<file path=customXml/itemProps3.xml><?xml version="1.0" encoding="utf-8"?>
+<ds:datastoreItem xmlns:ds="http://schemas.openxmlformats.org/officeDocument/2006/customXml" ds:itemID="{EE9AAF0E-D63F-459F-A0FB-CDCE9F728F33}">
+  <ds:schemaRefs>
+    <ds:schemaRef ds:uri="http://schemas.microsoft.com/sharepoint/v3/contenttype/forms"/>
+  </ds:schemaRefs>
+</ds:datastoreItem>
+</file>
+
+<file path=customXml/itemProps4.xml><?xml version="1.0" encoding="utf-8"?>
 <ds:datastoreItem xmlns:ds="http://schemas.openxmlformats.org/officeDocument/2006/customXml" ds:itemID="{444115BD-C1C6-48AD-B714-E1866627071D}">
   <ds:schemaRefs>
     <ds:schemaRef ds:uri="http://schemas.microsoft.com/office/2006/metadata/contentType"/>
@@ -9491,24 +9644,6 @@
 </ds:datastoreItem>
 </file>
 
-<file path=customXml/itemProps3.xml><?xml version="1.0" encoding="utf-8"?>
-<ds:datastoreItem xmlns:ds="http://schemas.openxmlformats.org/officeDocument/2006/customXml" ds:itemID="{EE9AAF0E-D63F-459F-A0FB-CDCE9F728F33}">
-  <ds:schemaRefs>
-    <ds:schemaRef ds:uri="http://schemas.microsoft.com/sharepoint/v3/contenttype/forms"/>
-  </ds:schemaRefs>
-</ds:datastoreItem>
-</file>
-
-<file path=customXml/itemProps4.xml><?xml version="1.0" encoding="utf-8"?>
-<ds:datastoreItem xmlns:ds="http://schemas.openxmlformats.org/officeDocument/2006/customXml" ds:itemID="{E1036DFC-1D85-404D-898C-621D06C0EB1C}">
-  <ds:schemaRefs>
-    <ds:schemaRef ds:uri="http://schemas.microsoft.com/office/2006/metadata/properties"/>
-    <ds:schemaRef ds:uri="http://schemas.microsoft.com/office/infopath/2007/PartnerControls"/>
-    <ds:schemaRef ds:uri="e1e7bc46-bed0-459f-9452-a76b1c5b695e"/>
-  </ds:schemaRefs>
-</ds:datastoreItem>
-</file>
-
 <file path=customXml/itemProps5.xml><?xml version="1.0" encoding="utf-8"?>
 <ds:datastoreItem xmlns:ds="http://schemas.openxmlformats.org/officeDocument/2006/customXml" ds:itemID="{BD6EC776-6679-4C69-98E3-6D068EA0A3C9}">
   <ds:schemaRefs>

--- a/Fase 2/Evidencias Proyecto (version Agil)/Documento 01- Product Vision.docx
+++ b/Fase 2/Evidencias Proyecto (version Agil)/Documento 01- Product Vision.docx
@@ -2418,7 +2418,6 @@
                 <w:lang w:val="es-ES" w:eastAsia="es-ES"/>
               </w:rPr>
             </w:pPr>
-            <w:proofErr w:type="spellStart"/>
             <w:r>
               <w:rPr>
                 <w:rFonts w:cstheme="minorHAnsi"/>
@@ -2427,17 +2426,7 @@
                 <w:lang w:val="es-ES" w:eastAsia="es-ES"/>
               </w:rPr>
               <w:lastRenderedPageBreak/>
-              <w:t>Angelo</w:t>
-            </w:r>
-            <w:proofErr w:type="spellEnd"/>
-            <w:r>
-              <w:rPr>
-                <w:rFonts w:cstheme="minorHAnsi"/>
-                <w:i/>
-                <w:szCs w:val="24"/>
-                <w:lang w:val="es-ES" w:eastAsia="es-ES"/>
-              </w:rPr>
-              <w:t xml:space="preserve"> Galindo</w:t>
+              <w:t>Angelo Galindo</w:t>
             </w:r>
           </w:p>
         </w:tc>
@@ -3196,15 +3185,18 @@
       <w:pPr>
         <w:pStyle w:val="Ttulo3"/>
       </w:pPr>
-      <w:bookmarkStart w:id="7" w:name="_Toc241610604"/>
+      <w:bookmarkStart w:id="7" w:name="_Toc241610605"/>
       <w:r>
         <w:t xml:space="preserve">Usuario </w:t>
       </w:r>
       <w:r>
-        <w:t xml:space="preserve">3: </w:t>
-      </w:r>
-      <w:r>
-        <w:t>Operador de bodega</w:t>
+        <w:t>3</w:t>
+      </w:r>
+      <w:r>
+        <w:t>:</w:t>
+      </w:r>
+      <w:r>
+        <w:t xml:space="preserve"> Administrador</w:t>
       </w:r>
       <w:bookmarkEnd w:id="7"/>
     </w:p>
@@ -3226,19 +3218,7 @@
         <w:rPr>
           <w:lang w:val="es-ES" w:eastAsia="es-ES"/>
         </w:rPr>
-        <w:t xml:space="preserve">Son los trabajadores de la planta de Socradex encargados de la fruta almacenada en la bodega y de su despacho a los clientes. Registran lo que entra a bodega, lo que se mueve dentro de ella y lo que sale hacia cada cliente. En temporada alta son </w:t>
-      </w:r>
-      <w:r>
-        <w:rPr>
-          <w:lang w:val="es-ES" w:eastAsia="es-ES"/>
-        </w:rPr>
-        <w:t xml:space="preserve">3 </w:t>
-      </w:r>
-      <w:r>
-        <w:rPr>
-          <w:lang w:val="es-ES" w:eastAsia="es-ES"/>
-        </w:rPr>
-        <w:t>operadores.</w:t>
+        <w:t>Es la persona de Socradex responsable de la configuración del sistema y del acceso de los demás usuarios. Mantiene la información base sobre la que trabaja toda la operación: productores, especies, variedades, calidades y tipos de bandeja. En la planta este rol lo cumple una sola persona.</w:t>
       </w:r>
     </w:p>
     <w:p>
@@ -3251,7 +3231,7 @@
         <w:rPr>
           <w:lang w:val="es-ES" w:eastAsia="es-ES"/>
         </w:rPr>
-        <w:t>Trabajan en la bodega de la planta, un entorno operativo y no de oficina, con más carga de trabajo durante la temporada de cosecha, cuando aumentan el volumen almacenado y los despachos. Tienen conocimientos informáticos de nivel básico a medio y usan el sistema para registrar datos, no para analizarlos.</w:t>
+        <w:t>A diferencia de los operadores, trabaja principalmente en funciones administrativas. Conoce en profundidad el negocio y los procesos de la planta, y maneja las herramientas informáticas con más soltura que el resto de los usuarios. Es el usuario con mayor responsabilidad sobre la seguridad y la calidad de la información del sistema.</w:t>
       </w:r>
     </w:p>
     <w:p>
@@ -3278,7 +3258,7 @@
         <w:rPr>
           <w:lang w:val="es-ES" w:eastAsia="es-ES"/>
         </w:rPr>
-        <w:t>Conocer el stock real: saber en todo momento cuánta fruta hay disponible en bodega y de qué tipo.</w:t>
+        <w:t>Controlar el acceso: crear, activar y desactivar las cuentas de los usuarios y definir a qué funciones puede entrar cada uno. Hoy no existe un control real de quién accede a qué.</w:t>
       </w:r>
     </w:p>
     <w:p>
@@ -3291,7 +3271,7 @@
         <w:rPr>
           <w:lang w:val="es-ES" w:eastAsia="es-ES"/>
         </w:rPr>
-        <w:t>Despachar sin errores: que el sistema impida despachar fruta sin stock o que ya fue despachada.</w:t>
+        <w:t>Mantener datos maestros confiables: registrar y actualizar productores, especies, variedades, calidades y tipos de bandeja sin generar duplicados ni registros sin relación.</w:t>
       </w:r>
     </w:p>
     <w:p>
@@ -3304,7 +3284,7 @@
         <w:rPr>
           <w:lang w:val="es-ES" w:eastAsia="es-ES"/>
         </w:rPr>
-        <w:t>Actualizar el stock en el mismo paso: que cada despacho descuente el stock en la misma operación, sin ajustes manuales posteriores.</w:t>
+        <w:t>Corregir errores de forma controlada: poder corregir registros erróneos de la operación, dejando constancia de qué se cambió, quién lo hizo y cuándo.</w:t>
       </w:r>
     </w:p>
     <w:p>
@@ -3317,7 +3297,7 @@
         <w:rPr>
           <w:lang w:val="es-ES" w:eastAsia="es-ES"/>
         </w:rPr>
-        <w:t>Conocer el origen de lo despachado: poder identificar de qué productor, tarja y proceso viene la fruta que sale hacia cada cliente.</w:t>
+        <w:t>Consultar el historial de cambios: revisar la auditoría de las operaciones críticas para aclarar diferencias o responder consultas.</w:t>
       </w:r>
     </w:p>
     <w:p>
@@ -3330,20 +3310,46 @@
         <w:rPr>
           <w:lang w:val="es-ES" w:eastAsia="es-ES"/>
         </w:rPr>
-        <w:t>Trabajar solo en su área: acceder únicamente a las funciones de bodega y despacho, sin riesgo de modificar información de recepción o proceso.</w:t>
+        <w:t>Proteger la información: contar con un sistema que no exponga la base de datos a accesos directos ni a vulnerabilidades como las del sistema actual.</w:t>
       </w:r>
     </w:p>
     <w:p>
       <w:pPr>
+        <w:rPr>
+          <w:lang w:val="es-ES" w:eastAsia="es-ES"/>
+        </w:rPr>
+      </w:pPr>
+      <w:r>
+        <w:rPr>
+          <w:lang w:val="es-ES" w:eastAsia="es-ES"/>
+        </w:rPr>
+        <w:lastRenderedPageBreak/>
+        <w:t>No depender de una sola persona para todo: que las tareas de la operación diaria las realicen los operadores en sus propias áreas, de modo que el administrador no sea un cuello de botella.</w:t>
+      </w:r>
+    </w:p>
+    <w:p>
+      <w:pPr>
+        <w:rPr>
+          <w:lang w:val="es-ES" w:eastAsia="es-ES"/>
+        </w:rPr>
+      </w:pPr>
+    </w:p>
+    <w:p>
+      <w:pPr>
         <w:pStyle w:val="Ttulo3"/>
       </w:pPr>
-      <w:bookmarkStart w:id="8" w:name="_Toc241610605"/>
-      <w:r>
-        <w:lastRenderedPageBreak/>
-        <w:t>Usuario 4:</w:t>
-      </w:r>
-      <w:r>
-        <w:t xml:space="preserve"> Administrador</w:t>
+      <w:bookmarkStart w:id="8" w:name="_Toc241610606"/>
+      <w:r>
+        <w:t xml:space="preserve">Usuario </w:t>
+      </w:r>
+      <w:r>
+        <w:t>4</w:t>
+      </w:r>
+      <w:r>
+        <w:t xml:space="preserve">: </w:t>
+      </w:r>
+      <w:r>
+        <w:t>Gerencia</w:t>
       </w:r>
       <w:bookmarkEnd w:id="8"/>
     </w:p>
@@ -3365,7 +3371,7 @@
         <w:rPr>
           <w:lang w:val="es-ES" w:eastAsia="es-ES"/>
         </w:rPr>
-        <w:t>Es la persona de Socradex responsable de la configuración del sistema y del acceso de los demás usuarios. Mantiene la información base sobre la que trabaja toda la operación: productores, especies, variedades, calidades y tipos de bandeja. En la planta este rol lo cumple una sola persona.</w:t>
+        <w:t>Es la persona responsable de la planta y del negocio de Socradex. En la planta este rol lo cumple una sola persona. No registra operaciones en el sistema: consume la información que este genera para tomar decisiones productivas y comerciales y para responder a productores y clientes.</w:t>
       </w:r>
     </w:p>
     <w:p>
@@ -3378,7 +3384,7 @@
         <w:rPr>
           <w:lang w:val="es-ES" w:eastAsia="es-ES"/>
         </w:rPr>
-        <w:t>A diferencia de los operadores, trabaja principalmente en funciones administrativas. Conoce en profundidad el negocio y los procesos de la planta, y maneja las herramientas informáticas con más soltura que el resto de los usuarios. Es el usuario con mayor responsabilidad sobre la seguridad y la calidad de la información del sistema.</w:t>
+        <w:t>Trabaja en funciones de dirección, con una visión global de la operación: recepción, proceso, bodega y despacho. Su interés no está en cómo se registra cada dato, sino en que la información sea correcta, esté disponible a tiempo y le permita evaluar el resultado de la temporada.</w:t>
       </w:r>
     </w:p>
     <w:p>
@@ -3405,7 +3411,7 @@
         <w:rPr>
           <w:lang w:val="es-ES" w:eastAsia="es-ES"/>
         </w:rPr>
-        <w:t>Controlar el acceso: crear, activar y desactivar las cuentas de los usuarios y definir a qué funciones puede entrar cada uno. Hoy no existe un control real de quién accede a qué.</w:t>
+        <w:t>Información confiable para decidir: contar con datos correctos de kilos recibidos, rendimientos, mermas, stock y despachos, sin tener que cuestionar si los registros son consistentes.</w:t>
       </w:r>
     </w:p>
     <w:p>
@@ -3418,7 +3424,7 @@
         <w:rPr>
           <w:lang w:val="es-ES" w:eastAsia="es-ES"/>
         </w:rPr>
-        <w:t>Mantener datos maestros confiables: registrar y actualizar productores, especies, variedades, calidades y tipos de bandeja sin generar duplicados ni registros sin relación.</w:t>
+        <w:t>Trazabilidad de punta a punta: poder rastrear un lote de fruta desde el productor hasta el cliente, para responder a reclamos, exigencias de calidad o consultas de los productores.</w:t>
       </w:r>
     </w:p>
     <w:p>
@@ -3431,7 +3437,7 @@
         <w:rPr>
           <w:lang w:val="es-ES" w:eastAsia="es-ES"/>
         </w:rPr>
-        <w:t>Corregir errores de forma controlada: poder corregir registros erróneos de la operación, dejando constancia de qué se cambió, quién lo hizo y cuándo.</w:t>
+        <w:t>Control sobre los cambios: saber que toda modificación de información crítica queda registrada, con quién la hizo y cuándo.</w:t>
       </w:r>
     </w:p>
     <w:p>
@@ -3444,7 +3450,7 @@
         <w:rPr>
           <w:lang w:val="es-ES" w:eastAsia="es-ES"/>
         </w:rPr>
-        <w:t>Consultar el historial de cambios: revisar la auditoría de las operaciones críticas para aclarar diferencias o responder consultas.</w:t>
+        <w:t>Continuidad de la operación: reducir el riesgo de que una falla de seguridad, una pérdida o una alteración de datos del sistema actual detenga el trabajo de la planta.</w:t>
       </w:r>
     </w:p>
     <w:p>
@@ -3457,174 +3463,24 @@
         <w:rPr>
           <w:lang w:val="es-ES" w:eastAsia="es-ES"/>
         </w:rPr>
-        <w:t>Proteger la información: contar con un sistema que no exponga la base de datos a accesos directos ni a vulnerabilidades como las del sistema actual.</w:t>
+        <w:t>Visión de la temporada: conocer el resultado de la operación (volúmenes, rendimientos y mermas por productor, especie o variedad) para planificar las próximas temporadas.</w:t>
       </w:r>
     </w:p>
     <w:p>
       <w:pPr>
+        <w:pStyle w:val="Ttulo2"/>
         <w:rPr>
           <w:lang w:val="es-ES" w:eastAsia="es-ES"/>
         </w:rPr>
       </w:pPr>
+      <w:bookmarkStart w:id="9" w:name="_Toc241610607"/>
       <w:r>
         <w:rPr>
           <w:lang w:val="es-ES" w:eastAsia="es-ES"/>
         </w:rPr>
-        <w:t>No depender de una sola persona para todo: que las tareas de la operación diaria las realicen los operadores en sus propias áreas, de modo que el administrador no sea un cuello de botella.</w:t>
-      </w:r>
-    </w:p>
-    <w:p>
-      <w:pPr>
-        <w:rPr>
-          <w:lang w:val="es-ES" w:eastAsia="es-ES"/>
-        </w:rPr>
-      </w:pPr>
-    </w:p>
-    <w:p>
-      <w:pPr>
-        <w:pStyle w:val="Ttulo3"/>
-      </w:pPr>
-      <w:bookmarkStart w:id="9" w:name="_Toc241610606"/>
-      <w:r>
-        <w:t>Usuario 5</w:t>
-      </w:r>
-      <w:r>
-        <w:t xml:space="preserve">: </w:t>
-      </w:r>
-      <w:r>
-        <w:t>Gerencia</w:t>
+        <w:t>Propuesta de Valor</w:t>
       </w:r>
       <w:bookmarkEnd w:id="9"/>
-    </w:p>
-    <w:p>
-      <w:pPr>
-        <w:pStyle w:val="Ttulo4"/>
-      </w:pPr>
-      <w:r>
-        <w:t>Determinación del usuario</w:t>
-      </w:r>
-    </w:p>
-    <w:p>
-      <w:pPr>
-        <w:rPr>
-          <w:lang w:val="es-ES" w:eastAsia="es-ES"/>
-        </w:rPr>
-      </w:pPr>
-      <w:r>
-        <w:rPr>
-          <w:lang w:val="es-ES" w:eastAsia="es-ES"/>
-        </w:rPr>
-        <w:t>Es la persona responsable de la planta y del negocio de Socradex. En la planta este rol lo cumple una sola persona. No registra operaciones en el sistema: consume la información que este genera para tomar decisiones productivas y comerciales y para responder a productores y clientes.</w:t>
-      </w:r>
-    </w:p>
-    <w:p>
-      <w:pPr>
-        <w:rPr>
-          <w:lang w:val="es-ES" w:eastAsia="es-ES"/>
-        </w:rPr>
-      </w:pPr>
-      <w:r>
-        <w:rPr>
-          <w:lang w:val="es-ES" w:eastAsia="es-ES"/>
-        </w:rPr>
-        <w:t>Trabaja en funciones de dirección, con una visión global de la operación: recepción, proceso, bodega y despacho. Su interés no está en cómo se registra cada dato, sino en que la información sea correcta, esté disponible a tiempo y le permita evaluar el resultado de la temporada.</w:t>
-      </w:r>
-    </w:p>
-    <w:p>
-      <w:pPr>
-        <w:pStyle w:val="Ttulo4"/>
-        <w:rPr>
-          <w:lang w:val="es-ES" w:eastAsia="es-ES"/>
-        </w:rPr>
-      </w:pPr>
-      <w:r>
-        <w:rPr>
-          <w:lang w:val="es-ES" w:eastAsia="es-ES"/>
-        </w:rPr>
-        <w:lastRenderedPageBreak/>
-        <w:t>Necesidades de los usuarios</w:t>
-      </w:r>
-    </w:p>
-    <w:p>
-      <w:pPr>
-        <w:rPr>
-          <w:lang w:val="es-ES" w:eastAsia="es-ES"/>
-        </w:rPr>
-      </w:pPr>
-      <w:r>
-        <w:rPr>
-          <w:lang w:val="es-ES" w:eastAsia="es-ES"/>
-        </w:rPr>
-        <w:t>Información confiable para decidir: contar con datos correctos de kilos recibidos, rendimientos, mermas, stock y despachos, sin tener que cuestionar si los registros son consistentes.</w:t>
-      </w:r>
-    </w:p>
-    <w:p>
-      <w:pPr>
-        <w:rPr>
-          <w:lang w:val="es-ES" w:eastAsia="es-ES"/>
-        </w:rPr>
-      </w:pPr>
-      <w:r>
-        <w:rPr>
-          <w:lang w:val="es-ES" w:eastAsia="es-ES"/>
-        </w:rPr>
-        <w:t>Trazabilidad de punta a punta: poder rastrear un lote de fruta desde el productor hasta el cliente, para responder a reclamos, exigencias de calidad o consultas de los productores.</w:t>
-      </w:r>
-    </w:p>
-    <w:p>
-      <w:pPr>
-        <w:rPr>
-          <w:lang w:val="es-ES" w:eastAsia="es-ES"/>
-        </w:rPr>
-      </w:pPr>
-      <w:r>
-        <w:rPr>
-          <w:lang w:val="es-ES" w:eastAsia="es-ES"/>
-        </w:rPr>
-        <w:t>Control sobre los cambios: saber que toda modificación de información crítica queda registrada, con quién la hizo y cuándo.</w:t>
-      </w:r>
-    </w:p>
-    <w:p>
-      <w:pPr>
-        <w:rPr>
-          <w:lang w:val="es-ES" w:eastAsia="es-ES"/>
-        </w:rPr>
-      </w:pPr>
-      <w:r>
-        <w:rPr>
-          <w:lang w:val="es-ES" w:eastAsia="es-ES"/>
-        </w:rPr>
-        <w:t>Continuidad de la operación: reducir el riesgo de que una falla de seguridad, una pérdida o una alteración de datos del sistema actual detenga el trabajo de la planta.</w:t>
-      </w:r>
-    </w:p>
-    <w:p>
-      <w:pPr>
-        <w:rPr>
-          <w:lang w:val="es-ES" w:eastAsia="es-ES"/>
-        </w:rPr>
-      </w:pPr>
-      <w:r>
-        <w:rPr>
-          <w:lang w:val="es-ES" w:eastAsia="es-ES"/>
-        </w:rPr>
-        <w:t>Visión de la temporada: conocer el resultado de la operación (volúmenes, rendimientos y mermas por productor, especie o variedad) para planificar las próximas temporadas.</w:t>
-      </w:r>
-    </w:p>
-    <w:p>
-      <w:pPr>
-        <w:pStyle w:val="Ttulo2"/>
-        <w:rPr>
-          <w:lang w:val="es-ES" w:eastAsia="es-ES"/>
-        </w:rPr>
-      </w:pPr>
-      <w:bookmarkStart w:id="10" w:name="_Toc241610607"/>
-      <w:r>
-        <w:rPr>
-          <w:lang w:val="es-ES" w:eastAsia="es-ES"/>
-        </w:rPr>
-        <w:t>Propuesta de Valor</w:t>
-      </w:r>
-      <w:bookmarkEnd w:id="10"/>
     </w:p>
     <w:p>
       <w:pPr>
@@ -3885,7 +3741,14 @@
               <w:rPr>
                 <w:lang w:val="es-CL" w:eastAsia="es-ES"/>
               </w:rPr>
-              <w:t xml:space="preserve">Operador de recepción </w:t>
+              <w:t xml:space="preserve">Operador de </w:t>
+            </w:r>
+            <w:r>
+              <w:rPr>
+                <w:lang w:val="es-CL" w:eastAsia="es-ES"/>
+              </w:rPr>
+              <w:lastRenderedPageBreak/>
+              <w:t xml:space="preserve">recepción </w:t>
             </w:r>
           </w:p>
         </w:tc>
@@ -3917,13 +3780,21 @@
               <w:rPr>
                 <w:lang w:val="es-CL" w:eastAsia="es-ES"/>
               </w:rPr>
+              <w:lastRenderedPageBreak/>
               <w:t>I</w:t>
             </w:r>
             <w:r>
               <w:rPr>
                 <w:lang w:val="es-CL" w:eastAsia="es-ES"/>
               </w:rPr>
-              <w:t>nterfaz antigua y poco intuitiva. Por ejemplo, al ingresar un dato el cursor no pasa automáticamente al campo siguiente, lo que obliga a moverse a mano entre los campos. Además, no hay validación al ingresar los datos y existe el riesgo de que una recepción quede guardada a medias</w:t>
+              <w:t xml:space="preserve">nterfaz antigua y poco intuitiva. Por ejemplo, al ingresar un dato el </w:t>
+            </w:r>
+            <w:r>
+              <w:rPr>
+                <w:lang w:val="es-CL" w:eastAsia="es-ES"/>
+              </w:rPr>
+              <w:lastRenderedPageBreak/>
+              <w:t>cursor no pasa automáticamente al campo siguiente, lo que obliga a moverse a mano entre los campos. Además, no hay validación al ingresar los datos y existe el riesgo de que una recepción quede guardada a medias</w:t>
             </w:r>
             <w:r>
               <w:rPr>
@@ -3961,13 +3832,21 @@
               <w:rPr>
                 <w:lang w:val="es-CL" w:eastAsia="es-ES"/>
               </w:rPr>
+              <w:lastRenderedPageBreak/>
               <w:t>I</w:t>
             </w:r>
             <w:r>
               <w:rPr>
                 <w:lang w:val="es-CL" w:eastAsia="es-ES"/>
               </w:rPr>
-              <w:t>nterfaz web moderna, pensada para ingresar datos de forma continua: el cursor avanza al siguiente campo al completar uno, el formulario sigue el orden del trabajo de recepción, los errores se avisan en el momento y cada recepción se guarda completa o no se guarda</w:t>
+              <w:t xml:space="preserve">nterfaz web moderna, pensada para ingresar datos </w:t>
+            </w:r>
+            <w:r>
+              <w:rPr>
+                <w:lang w:val="es-CL" w:eastAsia="es-ES"/>
+              </w:rPr>
+              <w:lastRenderedPageBreak/>
+              <w:t>de forma continua: el cursor avanza al siguiente campo al completar uno, el formulario sigue el orden del trabajo de recepción, los errores se avisan en el momento y cada recepción se guarda completa o no se guarda</w:t>
             </w:r>
             <w:r>
               <w:rPr>
@@ -4005,7 +3884,15 @@
               <w:rPr>
                 <w:lang w:val="es-CL" w:eastAsia="es-ES"/>
               </w:rPr>
-              <w:t xml:space="preserve">Avance automático entre campos: no. </w:t>
+              <w:lastRenderedPageBreak/>
+              <w:t xml:space="preserve">Avance automático </w:t>
+            </w:r>
+            <w:r>
+              <w:rPr>
+                <w:lang w:val="es-CL" w:eastAsia="es-ES"/>
+              </w:rPr>
+              <w:lastRenderedPageBreak/>
+              <w:t xml:space="preserve">entre campos: no. </w:t>
             </w:r>
           </w:p>
           <w:p>
@@ -4050,7 +3937,15 @@
               <w:rPr>
                 <w:lang w:val="es-CL" w:eastAsia="es-ES"/>
               </w:rPr>
-              <w:t xml:space="preserve">Avance automático entre campos: sí, en el 100 % de los formularios de recepción. </w:t>
+              <w:lastRenderedPageBreak/>
+              <w:t xml:space="preserve">Avance automático entre campos: sí, en </w:t>
+            </w:r>
+            <w:r>
+              <w:rPr>
+                <w:lang w:val="es-CL" w:eastAsia="es-ES"/>
+              </w:rPr>
+              <w:lastRenderedPageBreak/>
+              <w:t xml:space="preserve">el 100 % de los formularios de recepción. </w:t>
             </w:r>
           </w:p>
         </w:tc>
@@ -4084,6 +3979,7 @@
               <w:rPr>
                 <w:lang w:val="es-CL" w:eastAsia="es-ES"/>
               </w:rPr>
+              <w:lastRenderedPageBreak/>
               <w:t>Operador de proceso</w:t>
             </w:r>
           </w:p>
@@ -4312,7 +4208,6 @@
               <w:rPr>
                 <w:lang w:val="es-CL" w:eastAsia="es-ES"/>
               </w:rPr>
-              <w:lastRenderedPageBreak/>
               <w:t>Operador de bodega</w:t>
             </w:r>
           </w:p>
@@ -8495,7 +8390,7 @@
     <w:charset w:val="00"/>
     <w:family w:val="swiss"/>
     <w:pitch w:val="variable"/>
-    <w:sig w:usb0="E4002EFF" w:usb1="C000247B" w:usb2="00000009" w:usb3="00000000" w:csb0="000001FF" w:csb1="00000000"/>
+    <w:sig w:usb0="E4002EFF" w:usb1="C200247B" w:usb2="00000009" w:usb3="00000000" w:csb0="000001FF" w:csb1="00000000"/>
   </w:font>
   <w:font w:name="Cambria">
     <w:panose1 w:val="02040503050406030204"/>
@@ -8577,6 +8472,7 @@
     <w:rsid w:val="000609BA"/>
     <w:rsid w:val="000623B8"/>
     <w:rsid w:val="000B3410"/>
+    <w:rsid w:val="000E6E85"/>
     <w:rsid w:val="001219D6"/>
     <w:rsid w:val="00194DF5"/>
     <w:rsid w:val="001B14B7"/>
@@ -8585,6 +8481,7 @@
     <w:rsid w:val="00252686"/>
     <w:rsid w:val="002835FC"/>
     <w:rsid w:val="002C06A7"/>
+    <w:rsid w:val="004326AC"/>
     <w:rsid w:val="004F7F49"/>
     <w:rsid w:val="005071E9"/>
     <w:rsid w:val="0057410B"/>
@@ -9360,25 +9257,10 @@
 </file>
 
 <file path=customXml/item2.xml><?xml version="1.0" encoding="utf-8"?>
-<p:properties xmlns:p="http://schemas.microsoft.com/office/2006/metadata/properties" xmlns:xsi="http://www.w3.org/2001/XMLSchema-instance" xmlns:pc="http://schemas.microsoft.com/office/infopath/2007/PartnerControls">
-  <documentManagement>
-    <lcf76f155ced4ddcb4097134ff3c332f xmlns="e1e7bc46-bed0-459f-9452-a76b1c5b695e">
-      <Terms xmlns="http://schemas.microsoft.com/office/infopath/2007/PartnerControls"/>
-    </lcf76f155ced4ddcb4097134ff3c332f>
-  </documentManagement>
-</p:properties>
+<b:Sources xmlns:b="http://schemas.openxmlformats.org/officeDocument/2006/bibliography" xmlns="http://schemas.openxmlformats.org/officeDocument/2006/bibliography" SelectedStyle="\APA.XSL" StyleName="APA"/>
 </file>
 
 <file path=customXml/item3.xml><?xml version="1.0" encoding="utf-8"?>
-<?mso-contentType ?>
-<FormTemplates xmlns="http://schemas.microsoft.com/sharepoint/v3/contenttype/forms">
-  <Display>DocumentLibraryForm</Display>
-  <Edit>DocumentLibraryForm</Edit>
-  <New>DocumentLibraryForm</New>
-</FormTemplates>
-</file>
-
-<file path=customXml/item4.xml><?xml version="1.0" encoding="utf-8"?>
 <ct:contentTypeSchema xmlns:ct="http://schemas.microsoft.com/office/2006/metadata/contentType" xmlns:ma="http://schemas.microsoft.com/office/2006/metadata/properties/metaAttributes" ct:_="" ma:_="" ma:contentTypeName="Documento" ma:contentTypeID="0x0101005395107FFD641345A10C8A5ACACB9D20" ma:contentTypeVersion="13" ma:contentTypeDescription="Crear nuevo documento." ma:contentTypeScope="" ma:versionID="7407f70e7181b908656026f379795b2c">
   <xsd:schema xmlns:xsd="http://www.w3.org/2001/XMLSchema" xmlns:xs="http://www.w3.org/2001/XMLSchema" xmlns:p="http://schemas.microsoft.com/office/2006/metadata/properties" xmlns:ns2="e1e7bc46-bed0-459f-9452-a76b1c5b695e" xmlns:ns3="bb8cf7e1-610f-40a0-8f00-126b9d139fde" targetNamespace="http://schemas.microsoft.com/office/2006/metadata/properties" ma:root="true" ma:fieldsID="b29ea8901729e1eaaa4e48e09148c760" ns2:_="" ns3:_="">
     <xsd:import namespace="e1e7bc46-bed0-459f-9452-a76b1c5b695e"/>
@@ -9595,8 +9477,23 @@
 </ct:contentTypeSchema>
 </file>
 
+<file path=customXml/item4.xml><?xml version="1.0" encoding="utf-8"?>
+<?mso-contentType ?>
+<FormTemplates xmlns="http://schemas.microsoft.com/sharepoint/v3/contenttype/forms">
+  <Display>DocumentLibraryForm</Display>
+  <Edit>DocumentLibraryForm</Edit>
+  <New>DocumentLibraryForm</New>
+</FormTemplates>
+</file>
+
 <file path=customXml/item5.xml><?xml version="1.0" encoding="utf-8"?>
-<b:Sources xmlns:b="http://schemas.openxmlformats.org/officeDocument/2006/bibliography" xmlns="http://schemas.openxmlformats.org/officeDocument/2006/bibliography" SelectedStyle="\APA.XSL" StyleName="APA"/>
+<p:properties xmlns:p="http://schemas.microsoft.com/office/2006/metadata/properties" xmlns:xsi="http://www.w3.org/2001/XMLSchema-instance" xmlns:pc="http://schemas.microsoft.com/office/infopath/2007/PartnerControls">
+  <documentManagement>
+    <lcf76f155ced4ddcb4097134ff3c332f xmlns="e1e7bc46-bed0-459f-9452-a76b1c5b695e">
+      <Terms xmlns="http://schemas.microsoft.com/office/infopath/2007/PartnerControls"/>
+    </lcf76f155ced4ddcb4097134ff3c332f>
+  </documentManagement>
+</p:properties>
 </file>
 
 <file path=customXml/itemProps1.xml><?xml version="1.0" encoding="utf-8"?>
@@ -9608,24 +9505,14 @@
 </file>
 
 <file path=customXml/itemProps2.xml><?xml version="1.0" encoding="utf-8"?>
-<ds:datastoreItem xmlns:ds="http://schemas.openxmlformats.org/officeDocument/2006/customXml" ds:itemID="{E1036DFC-1D85-404D-898C-621D06C0EB1C}">
+<ds:datastoreItem xmlns:ds="http://schemas.openxmlformats.org/officeDocument/2006/customXml" ds:itemID="{BD6EC776-6679-4C69-98E3-6D068EA0A3C9}">
   <ds:schemaRefs>
-    <ds:schemaRef ds:uri="http://schemas.microsoft.com/office/2006/metadata/properties"/>
-    <ds:schemaRef ds:uri="http://schemas.microsoft.com/office/infopath/2007/PartnerControls"/>
-    <ds:schemaRef ds:uri="e1e7bc46-bed0-459f-9452-a76b1c5b695e"/>
+    <ds:schemaRef ds:uri="http://schemas.openxmlformats.org/officeDocument/2006/bibliography"/>
   </ds:schemaRefs>
 </ds:datastoreItem>
 </file>
 
 <file path=customXml/itemProps3.xml><?xml version="1.0" encoding="utf-8"?>
-<ds:datastoreItem xmlns:ds="http://schemas.openxmlformats.org/officeDocument/2006/customXml" ds:itemID="{EE9AAF0E-D63F-459F-A0FB-CDCE9F728F33}">
-  <ds:schemaRefs>
-    <ds:schemaRef ds:uri="http://schemas.microsoft.com/sharepoint/v3/contenttype/forms"/>
-  </ds:schemaRefs>
-</ds:datastoreItem>
-</file>
-
-<file path=customXml/itemProps4.xml><?xml version="1.0" encoding="utf-8"?>
 <ds:datastoreItem xmlns:ds="http://schemas.openxmlformats.org/officeDocument/2006/customXml" ds:itemID="{444115BD-C1C6-48AD-B714-E1866627071D}">
   <ds:schemaRefs>
     <ds:schemaRef ds:uri="http://schemas.microsoft.com/office/2006/metadata/contentType"/>
@@ -9644,10 +9531,20 @@
 </ds:datastoreItem>
 </file>
 
+<file path=customXml/itemProps4.xml><?xml version="1.0" encoding="utf-8"?>
+<ds:datastoreItem xmlns:ds="http://schemas.openxmlformats.org/officeDocument/2006/customXml" ds:itemID="{EE9AAF0E-D63F-459F-A0FB-CDCE9F728F33}">
+  <ds:schemaRefs>
+    <ds:schemaRef ds:uri="http://schemas.microsoft.com/sharepoint/v3/contenttype/forms"/>
+  </ds:schemaRefs>
+</ds:datastoreItem>
+</file>
+
 <file path=customXml/itemProps5.xml><?xml version="1.0" encoding="utf-8"?>
-<ds:datastoreItem xmlns:ds="http://schemas.openxmlformats.org/officeDocument/2006/customXml" ds:itemID="{BD6EC776-6679-4C69-98E3-6D068EA0A3C9}">
+<ds:datastoreItem xmlns:ds="http://schemas.openxmlformats.org/officeDocument/2006/customXml" ds:itemID="{E1036DFC-1D85-404D-898C-621D06C0EB1C}">
   <ds:schemaRefs>
-    <ds:schemaRef ds:uri="http://schemas.openxmlformats.org/officeDocument/2006/bibliography"/>
+    <ds:schemaRef ds:uri="http://schemas.microsoft.com/office/2006/metadata/properties"/>
+    <ds:schemaRef ds:uri="http://schemas.microsoft.com/office/infopath/2007/PartnerControls"/>
+    <ds:schemaRef ds:uri="e1e7bc46-bed0-459f-9452-a76b1c5b695e"/>
   </ds:schemaRefs>
 </ds:datastoreItem>
 </file>
--- a/Fase 2/Evidencias Proyecto (version Agil)/Documento 01- Product Vision.docx
+++ b/Fase 2/Evidencias Proyecto (version Agil)/Documento 01- Product Vision.docx
@@ -67,6 +67,7 @@
                   </w:tcPr>
                   <w:p>
                     <w:pPr>
+                      <w:ind w:left="1416" w:hanging="1416"/>
                       <w:rPr>
                         <w:rFonts w:eastAsiaTheme="majorEastAsia"/>
                       </w:rPr>
@@ -2533,6 +2534,26 @@
                 <w:lang w:val="es-ES" w:eastAsia="es-ES"/>
               </w:rPr>
             </w:pPr>
+            <w:r>
+              <w:rPr>
+                <w:rFonts w:cstheme="minorHAnsi"/>
+                <w:i/>
+                <w:szCs w:val="24"/>
+                <w:lang w:val="es-ES" w:eastAsia="es-ES"/>
+              </w:rPr>
+              <w:t xml:space="preserve">Alejandro </w:t>
+            </w:r>
+            <w:proofErr w:type="spellStart"/>
+            <w:r>
+              <w:rPr>
+                <w:rFonts w:cstheme="minorHAnsi"/>
+                <w:i/>
+                <w:szCs w:val="24"/>
+                <w:lang w:val="es-ES" w:eastAsia="es-ES"/>
+              </w:rPr>
+              <w:t>rodriguez</w:t>
+            </w:r>
+            <w:proofErr w:type="spellEnd"/>
           </w:p>
         </w:tc>
         <w:tc>
@@ -2550,6 +2571,15 @@
                 <w:lang w:val="es-ES" w:eastAsia="es-ES"/>
               </w:rPr>
             </w:pPr>
+            <w:r>
+              <w:rPr>
+                <w:rFonts w:cstheme="minorHAnsi"/>
+                <w:i/>
+                <w:szCs w:val="24"/>
+                <w:lang w:val="es-ES" w:eastAsia="es-ES"/>
+              </w:rPr>
+              <w:t>PM</w:t>
+            </w:r>
           </w:p>
         </w:tc>
       </w:tr>
@@ -2616,6 +2646,7 @@
     <w:p>
       <w:pPr>
         <w:pStyle w:val="Ttulo1"/>
+        <w:ind w:left="708" w:hanging="708"/>
         <w:jc w:val="both"/>
         <w:rPr>
           <w:rFonts w:asciiTheme="minorHAnsi" w:hAnsiTheme="minorHAnsi" w:cstheme="minorHAnsi"/>
@@ -2781,7 +2812,19 @@
         <w:rPr>
           <w:lang w:val="es-CL"/>
         </w:rPr>
-        <w:t> no existe una auditoría confiable de quién cambió qué y cuándo. Por eso no se puede reconstruir con certeza el recorrido de un lote de fruta desde que lo entrega el productor hasta que se despacha al cliente.</w:t>
+        <w:t> no existe una auditoría confiable de quién cambió qué y cuándo. Por eso no se puede reconstruir con certeza el recorrido</w:t>
+      </w:r>
+      <w:r>
+        <w:rPr>
+          <w:lang w:val="es-CL"/>
+        </w:rPr>
+        <w:t xml:space="preserve"> de una tarja desde que el productor entrega la fruta hasta que se procesa.</w:t>
+      </w:r>
+      <w:r>
+        <w:rPr>
+          <w:lang w:val="es-CL"/>
+        </w:rPr>
+        <w:t xml:space="preserve"> </w:t>
       </w:r>
     </w:p>
     <w:p>
@@ -2839,7 +2882,7 @@
         <w:rPr>
           <w:lang w:val="es-CL"/>
         </w:rPr>
-        <w:t xml:space="preserve"> Estas debilidades afectan a toda la cadena: administradores, operadores de recepción, proceso y bodega, y gerencia. Esta última toma decisiones con información que no tiene garantía de ser correcta. Una filtración o una alteración de datos podría detener la operación, y la falta de trazabilidad compromete la respuesta ante reclamos de clientes o exigencias de calidad. Rediseñar el sistema con una arquitectura en capas (</w:t>
+        <w:t xml:space="preserve"> Estas debilidades afectan a toda la cadena: administradores, operadores de recepción, proceso y gerencia. Esta última toma decisiones con información que no tiene garantía de ser correcta. Una filtración o una alteración de datos podría detener la operación, y la falta de trazabilidad compromete la respuesta ante reclamos de clientes o exigencias de calidad. Rediseñar el sistema con una arquitectura en capas (</w:t>
       </w:r>
       <w:proofErr w:type="spellStart"/>
       <w:r>
@@ -3178,7 +3221,7 @@
         <w:rPr>
           <w:lang w:val="es-ES" w:eastAsia="es-ES"/>
         </w:rPr>
-        <w:t>Trabajar solo en su área: acceder únicamente a las funciones de proceso, sin riesgo de modificar información de recepción o bodega.</w:t>
+        <w:t>Trabajar solo en su área: acceder únicamente a las funciones de proceso, sin riesgo de modificar información de recepción.</w:t>
       </w:r>
     </w:p>
     <w:p>
@@ -3384,7 +3427,7 @@
         <w:rPr>
           <w:lang w:val="es-ES" w:eastAsia="es-ES"/>
         </w:rPr>
-        <w:t>Trabaja en funciones de dirección, con una visión global de la operación: recepción, proceso, bodega y despacho. Su interés no está en cómo se registra cada dato, sino en que la información sea correcta, esté disponible a tiempo y le permita evaluar el resultado de la temporada.</w:t>
+        <w:t>Trabaja en funciones de dirección, con una visión global de la operación: recepción, proceso. Su interés no está en cómo se registra cada dato, sino en que la información sea correcta, esté disponible a tiempo y le permita evaluar el resultado de la temporada.</w:t>
       </w:r>
     </w:p>
     <w:p>
@@ -3411,7 +3454,7 @@
         <w:rPr>
           <w:lang w:val="es-ES" w:eastAsia="es-ES"/>
         </w:rPr>
-        <w:t>Información confiable para decidir: contar con datos correctos de kilos recibidos, rendimientos, mermas, stock y despachos, sin tener que cuestionar si los registros son consistentes.</w:t>
+        <w:t>Información confiable para decidir: contar con datos correctos de kilos recibidos, rendimientos, mermas, sin tener que cuestionar si los registros son consistentes.</w:t>
       </w:r>
     </w:p>
     <w:p>
@@ -3424,7 +3467,31 @@
         <w:rPr>
           <w:lang w:val="es-ES" w:eastAsia="es-ES"/>
         </w:rPr>
-        <w:t>Trazabilidad de punta a punta: poder rastrear un lote de fruta desde el productor hasta el cliente, para responder a reclamos, exigencias de calidad o consultas de los productores.</w:t>
+        <w:t>Trazabilidad de punta a punta: poder rastrear u</w:t>
+      </w:r>
+      <w:r>
+        <w:rPr>
+          <w:lang w:val="es-ES" w:eastAsia="es-ES"/>
+        </w:rPr>
+        <w:t>na tarja</w:t>
+      </w:r>
+      <w:r>
+        <w:rPr>
+          <w:lang w:val="es-ES" w:eastAsia="es-ES"/>
+        </w:rPr>
+        <w:t xml:space="preserve"> de fruta desde el productor hasta </w:t>
+      </w:r>
+      <w:r>
+        <w:rPr>
+          <w:lang w:val="es-ES" w:eastAsia="es-ES"/>
+        </w:rPr>
+        <w:t>su proceso</w:t>
+      </w:r>
+      <w:r>
+        <w:rPr>
+          <w:lang w:val="es-ES" w:eastAsia="es-ES"/>
+        </w:rPr>
+        <w:t>, para responder a reclamos, exigencias de calidad o consultas de los productores.</w:t>
       </w:r>
     </w:p>
     <w:p>
@@ -4208,7 +4275,7 @@
               <w:rPr>
                 <w:lang w:val="es-CL" w:eastAsia="es-ES"/>
               </w:rPr>
-              <w:t>Operador de bodega</w:t>
+              <w:t xml:space="preserve">Administrador </w:t>
             </w:r>
           </w:p>
         </w:tc>
@@ -4240,13 +4307,13 @@
               <w:rPr>
                 <w:lang w:val="es-CL" w:eastAsia="es-ES"/>
               </w:rPr>
-              <w:t>Stock poco confiable y despachos sin control</w:t>
+              <w:t xml:space="preserve">Sin control real de accesos ni registro de quién </w:t>
             </w:r>
             <w:r>
               <w:rPr>
                 <w:lang w:val="es-CL" w:eastAsia="es-ES"/>
               </w:rPr>
-              <w:t>.</w:t>
+              <w:t>realizó cambios.</w:t>
             </w:r>
           </w:p>
         </w:tc>
@@ -4278,20 +4345,10 @@
               <w:rPr>
                 <w:lang w:val="es-CL" w:eastAsia="es-ES"/>
               </w:rPr>
-              <w:t>Stock actualizado en la misma operación y bloqueo de despachos sin stock </w:t>
-            </w:r>
-            <w:r>
-              <w:rPr>
-                <w:i/>
-                <w:iCs/>
-                <w:lang w:val="es-CL" w:eastAsia="es-ES"/>
-              </w:rPr>
-              <w:t>(fase posterior)</w:t>
-            </w:r>
-            <w:r>
-              <w:rPr>
-                <w:i/>
-                <w:iCs/>
+              <w:t>Gestión de usuarios con permisos por perfil y auditoría de los cambios</w:t>
+            </w:r>
+            <w:r>
+              <w:rPr>
                 <w:lang w:val="es-CL" w:eastAsia="es-ES"/>
               </w:rPr>
               <w:t>.</w:t>
@@ -4326,13 +4383,25 @@
               <w:rPr>
                 <w:lang w:val="es-CL" w:eastAsia="es-ES"/>
               </w:rPr>
-              <w:t>Diferencias de stock</w:t>
+              <w:t xml:space="preserve">Operaciones críticas </w:t>
             </w:r>
             <w:r>
               <w:rPr>
                 <w:lang w:val="es-CL" w:eastAsia="es-ES"/>
               </w:rPr>
-              <w:t>.</w:t>
+              <w:t xml:space="preserve">sin </w:t>
+            </w:r>
+            <w:r>
+              <w:rPr>
+                <w:lang w:val="es-CL" w:eastAsia="es-ES"/>
+              </w:rPr>
+              <w:t>audita</w:t>
+            </w:r>
+            <w:r>
+              <w:rPr>
+                <w:lang w:val="es-CL" w:eastAsia="es-ES"/>
+              </w:rPr>
+              <w:t>r.</w:t>
             </w:r>
           </w:p>
         </w:tc>
@@ -4364,31 +4433,7 @@
               <w:rPr>
                 <w:lang w:val="es-CL" w:eastAsia="es-ES"/>
               </w:rPr>
-              <w:t>Meta: </w:t>
-            </w:r>
-            <w:r>
-              <w:rPr>
-                <w:lang w:val="es-CL" w:eastAsia="es-ES"/>
-              </w:rPr>
-              <w:t>10</w:t>
-            </w:r>
-            <w:r>
-              <w:rPr>
-                <w:lang w:val="es-CL" w:eastAsia="es-ES"/>
-              </w:rPr>
-              <w:t>0</w:t>
-            </w:r>
-            <w:r>
-              <w:rPr>
-                <w:lang w:val="es-CL" w:eastAsia="es-ES"/>
-              </w:rPr>
-              <w:t>% de control</w:t>
-            </w:r>
-            <w:r>
-              <w:rPr>
-                <w:lang w:val="es-CL" w:eastAsia="es-ES"/>
-              </w:rPr>
-              <w:t>.</w:t>
+              <w:t>Auditoría completa.</w:t>
             </w:r>
           </w:p>
         </w:tc>
@@ -4422,7 +4467,7 @@
               <w:rPr>
                 <w:lang w:val="es-CL" w:eastAsia="es-ES"/>
               </w:rPr>
-              <w:t xml:space="preserve">Administrador </w:t>
+              <w:t>Gerencia</w:t>
             </w:r>
           </w:p>
         </w:tc>
@@ -4454,13 +4499,13 @@
               <w:rPr>
                 <w:lang w:val="es-CL" w:eastAsia="es-ES"/>
               </w:rPr>
-              <w:t xml:space="preserve">Sin control real de accesos ni registro de quién </w:t>
+              <w:t>Información que no se puede verificar y trazabilidad incompleta</w:t>
             </w:r>
             <w:r>
               <w:rPr>
                 <w:lang w:val="es-CL" w:eastAsia="es-ES"/>
               </w:rPr>
-              <w:t>realizó cambios.</w:t>
+              <w:t>.</w:t>
             </w:r>
           </w:p>
         </w:tc>
@@ -4492,7 +4537,7 @@
               <w:rPr>
                 <w:lang w:val="es-CL" w:eastAsia="es-ES"/>
               </w:rPr>
-              <w:t>Gestión de usuarios con permisos por perfil y auditoría de los cambios</w:t>
+              <w:t>Datos consistentes y rastreo de cada lote desde el productor</w:t>
             </w:r>
             <w:r>
               <w:rPr>
@@ -4530,25 +4575,7 @@
               <w:rPr>
                 <w:lang w:val="es-CL" w:eastAsia="es-ES"/>
               </w:rPr>
-              <w:t xml:space="preserve">Operaciones críticas </w:t>
-            </w:r>
-            <w:r>
-              <w:rPr>
-                <w:lang w:val="es-CL" w:eastAsia="es-ES"/>
-              </w:rPr>
-              <w:t xml:space="preserve">sin </w:t>
-            </w:r>
-            <w:r>
-              <w:rPr>
-                <w:lang w:val="es-CL" w:eastAsia="es-ES"/>
-              </w:rPr>
-              <w:t>audita</w:t>
-            </w:r>
-            <w:r>
-              <w:rPr>
-                <w:lang w:val="es-CL" w:eastAsia="es-ES"/>
-              </w:rPr>
-              <w:t>r.</w:t>
+              <w:t>Tiempos extensos para rastrear un lote o derechamente perdida de stock.</w:t>
             </w:r>
           </w:p>
         </w:tc>
@@ -4580,180 +4607,6 @@
               <w:rPr>
                 <w:lang w:val="es-CL" w:eastAsia="es-ES"/>
               </w:rPr>
-              <w:t>Auditoría completa.</w:t>
-            </w:r>
-          </w:p>
-        </w:tc>
-      </w:tr>
-      <w:tr>
-        <w:tc>
-          <w:tcPr>
-            <w:tcW w:w="1347" w:type="dxa"/>
-            <w:tcBorders>
-              <w:top w:val="single" w:sz="6" w:space="0" w:color="2A2B2C"/>
-              <w:left w:val="single" w:sz="6" w:space="0" w:color="2A2B2C"/>
-              <w:bottom w:val="single" w:sz="6" w:space="0" w:color="2A2B2C"/>
-              <w:right w:val="single" w:sz="6" w:space="0" w:color="2A2B2C"/>
-            </w:tcBorders>
-            <w:tcMar>
-              <w:top w:w="30" w:type="dxa"/>
-              <w:left w:w="30" w:type="dxa"/>
-              <w:bottom w:w="30" w:type="dxa"/>
-              <w:right w:w="30" w:type="dxa"/>
-            </w:tcMar>
-            <w:vAlign w:val="center"/>
-            <w:hideMark/>
-          </w:tcPr>
-          <w:p>
-            <w:pPr>
-              <w:rPr>
-                <w:lang w:val="es-CL" w:eastAsia="es-ES"/>
-              </w:rPr>
-            </w:pPr>
-            <w:r>
-              <w:rPr>
-                <w:lang w:val="es-CL" w:eastAsia="es-ES"/>
-              </w:rPr>
-              <w:t>Gerencia</w:t>
-            </w:r>
-          </w:p>
-        </w:tc>
-        <w:tc>
-          <w:tcPr>
-            <w:tcW w:w="3146" w:type="dxa"/>
-            <w:tcBorders>
-              <w:top w:val="single" w:sz="6" w:space="0" w:color="2A2B2C"/>
-              <w:left w:val="single" w:sz="6" w:space="0" w:color="2A2B2C"/>
-              <w:bottom w:val="single" w:sz="6" w:space="0" w:color="2A2B2C"/>
-              <w:right w:val="single" w:sz="6" w:space="0" w:color="2A2B2C"/>
-            </w:tcBorders>
-            <w:tcMar>
-              <w:top w:w="30" w:type="dxa"/>
-              <w:left w:w="30" w:type="dxa"/>
-              <w:bottom w:w="30" w:type="dxa"/>
-              <w:right w:w="30" w:type="dxa"/>
-            </w:tcMar>
-            <w:vAlign w:val="center"/>
-            <w:hideMark/>
-          </w:tcPr>
-          <w:p>
-            <w:pPr>
-              <w:rPr>
-                <w:lang w:val="es-CL" w:eastAsia="es-ES"/>
-              </w:rPr>
-            </w:pPr>
-            <w:r>
-              <w:rPr>
-                <w:lang w:val="es-CL" w:eastAsia="es-ES"/>
-              </w:rPr>
-              <w:t>Información que no se puede verificar y trazabilidad incompleta</w:t>
-            </w:r>
-            <w:r>
-              <w:rPr>
-                <w:lang w:val="es-CL" w:eastAsia="es-ES"/>
-              </w:rPr>
-              <w:t>.</w:t>
-            </w:r>
-          </w:p>
-        </w:tc>
-        <w:tc>
-          <w:tcPr>
-            <w:tcW w:w="2716" w:type="dxa"/>
-            <w:tcBorders>
-              <w:top w:val="single" w:sz="6" w:space="0" w:color="2A2B2C"/>
-              <w:left w:val="single" w:sz="6" w:space="0" w:color="2A2B2C"/>
-              <w:bottom w:val="single" w:sz="6" w:space="0" w:color="2A2B2C"/>
-              <w:right w:val="single" w:sz="6" w:space="0" w:color="2A2B2C"/>
-            </w:tcBorders>
-            <w:tcMar>
-              <w:top w:w="30" w:type="dxa"/>
-              <w:left w:w="30" w:type="dxa"/>
-              <w:bottom w:w="30" w:type="dxa"/>
-              <w:right w:w="30" w:type="dxa"/>
-            </w:tcMar>
-            <w:vAlign w:val="center"/>
-            <w:hideMark/>
-          </w:tcPr>
-          <w:p>
-            <w:pPr>
-              <w:rPr>
-                <w:lang w:val="es-CL" w:eastAsia="es-ES"/>
-              </w:rPr>
-            </w:pPr>
-            <w:r>
-              <w:rPr>
-                <w:lang w:val="es-CL" w:eastAsia="es-ES"/>
-              </w:rPr>
-              <w:t>Datos consistentes y rastreo de cada lote desde el productor</w:t>
-            </w:r>
-            <w:r>
-              <w:rPr>
-                <w:lang w:val="es-CL" w:eastAsia="es-ES"/>
-              </w:rPr>
-              <w:t>.</w:t>
-            </w:r>
-          </w:p>
-        </w:tc>
-        <w:tc>
-          <w:tcPr>
-            <w:tcW w:w="1863" w:type="dxa"/>
-            <w:tcBorders>
-              <w:top w:val="single" w:sz="6" w:space="0" w:color="2A2B2C"/>
-              <w:left w:val="single" w:sz="6" w:space="0" w:color="2A2B2C"/>
-              <w:bottom w:val="single" w:sz="6" w:space="0" w:color="2A2B2C"/>
-              <w:right w:val="single" w:sz="6" w:space="0" w:color="2A2B2C"/>
-            </w:tcBorders>
-            <w:tcMar>
-              <w:top w:w="30" w:type="dxa"/>
-              <w:left w:w="30" w:type="dxa"/>
-              <w:bottom w:w="30" w:type="dxa"/>
-              <w:right w:w="30" w:type="dxa"/>
-            </w:tcMar>
-            <w:vAlign w:val="center"/>
-            <w:hideMark/>
-          </w:tcPr>
-          <w:p>
-            <w:pPr>
-              <w:rPr>
-                <w:lang w:val="es-CL" w:eastAsia="es-ES"/>
-              </w:rPr>
-            </w:pPr>
-            <w:r>
-              <w:rPr>
-                <w:lang w:val="es-CL" w:eastAsia="es-ES"/>
-              </w:rPr>
-              <w:t>Tiempos extensos para rastrear un lote o derechamente perdida de stock.</w:t>
-            </w:r>
-          </w:p>
-        </w:tc>
-        <w:tc>
-          <w:tcPr>
-            <w:tcW w:w="1985" w:type="dxa"/>
-            <w:tcBorders>
-              <w:top w:val="single" w:sz="6" w:space="0" w:color="2A2B2C"/>
-              <w:left w:val="single" w:sz="6" w:space="0" w:color="2A2B2C"/>
-              <w:bottom w:val="single" w:sz="6" w:space="0" w:color="2A2B2C"/>
-              <w:right w:val="single" w:sz="6" w:space="0" w:color="2A2B2C"/>
-            </w:tcBorders>
-            <w:tcMar>
-              <w:top w:w="30" w:type="dxa"/>
-              <w:left w:w="30" w:type="dxa"/>
-              <w:bottom w:w="30" w:type="dxa"/>
-              <w:right w:w="30" w:type="dxa"/>
-            </w:tcMar>
-            <w:vAlign w:val="center"/>
-            <w:hideMark/>
-          </w:tcPr>
-          <w:p>
-            <w:pPr>
-              <w:rPr>
-                <w:lang w:val="es-CL" w:eastAsia="es-ES"/>
-              </w:rPr>
-            </w:pPr>
-            <w:r>
-              <w:rPr>
-                <w:lang w:val="es-CL" w:eastAsia="es-ES"/>
-              </w:rPr>
               <w:t>Trazabilidad completa en tiempo de ejecución.</w:t>
             </w:r>
           </w:p>
@@ -4820,6 +4673,7 @@
           <w:ilvl w:val="0"/>
           <w:numId w:val="15"/>
         </w:numPr>
+        <w:ind w:left="1416" w:hanging="1056"/>
         <w:rPr>
           <w:lang w:val="es-CL" w:eastAsia="es-ES"/>
         </w:rPr>
@@ -8473,6 +8327,7 @@
     <w:rsid w:val="000623B8"/>
     <w:rsid w:val="000B3410"/>
     <w:rsid w:val="000E6E85"/>
+    <w:rsid w:val="000F4DD1"/>
     <w:rsid w:val="001219D6"/>
     <w:rsid w:val="00194DF5"/>
     <w:rsid w:val="001B14B7"/>
@@ -8503,6 +8358,7 @@
     <w:rsid w:val="00C861E5"/>
     <w:rsid w:val="00CF44FB"/>
     <w:rsid w:val="00DD693D"/>
+    <w:rsid w:val="00E07498"/>
     <w:rsid w:val="00EA2054"/>
     <w:rsid w:val="00EC21D5"/>
   </w:rsids>
@@ -9261,6 +9117,25 @@
 </file>
 
 <file path=customXml/item3.xml><?xml version="1.0" encoding="utf-8"?>
+<p:properties xmlns:p="http://schemas.microsoft.com/office/2006/metadata/properties" xmlns:xsi="http://www.w3.org/2001/XMLSchema-instance" xmlns:pc="http://schemas.microsoft.com/office/infopath/2007/PartnerControls">
+  <documentManagement>
+    <lcf76f155ced4ddcb4097134ff3c332f xmlns="e1e7bc46-bed0-459f-9452-a76b1c5b695e">
+      <Terms xmlns="http://schemas.microsoft.com/office/infopath/2007/PartnerControls"/>
+    </lcf76f155ced4ddcb4097134ff3c332f>
+  </documentManagement>
+</p:properties>
+</file>
+
+<file path=customXml/item4.xml><?xml version="1.0" encoding="utf-8"?>
+<?mso-contentType ?>
+<FormTemplates xmlns="http://schemas.microsoft.com/sharepoint/v3/contenttype/forms">
+  <Display>DocumentLibraryForm</Display>
+  <Edit>DocumentLibraryForm</Edit>
+  <New>DocumentLibraryForm</New>
+</FormTemplates>
+</file>
+
+<file path=customXml/item5.xml><?xml version="1.0" encoding="utf-8"?>
 <ct:contentTypeSchema xmlns:ct="http://schemas.microsoft.com/office/2006/metadata/contentType" xmlns:ma="http://schemas.microsoft.com/office/2006/metadata/properties/metaAttributes" ct:_="" ma:_="" ma:contentTypeName="Documento" ma:contentTypeID="0x0101005395107FFD641345A10C8A5ACACB9D20" ma:contentTypeVersion="13" ma:contentTypeDescription="Crear nuevo documento." ma:contentTypeScope="" ma:versionID="7407f70e7181b908656026f379795b2c">
   <xsd:schema xmlns:xsd="http://www.w3.org/2001/XMLSchema" xmlns:xs="http://www.w3.org/2001/XMLSchema" xmlns:p="http://schemas.microsoft.com/office/2006/metadata/properties" xmlns:ns2="e1e7bc46-bed0-459f-9452-a76b1c5b695e" xmlns:ns3="bb8cf7e1-610f-40a0-8f00-126b9d139fde" targetNamespace="http://schemas.microsoft.com/office/2006/metadata/properties" ma:root="true" ma:fieldsID="b29ea8901729e1eaaa4e48e09148c760" ns2:_="" ns3:_="">
     <xsd:import namespace="e1e7bc46-bed0-459f-9452-a76b1c5b695e"/>
@@ -9477,25 +9352,6 @@
 </ct:contentTypeSchema>
 </file>
 
-<file path=customXml/item4.xml><?xml version="1.0" encoding="utf-8"?>
-<?mso-contentType ?>
-<FormTemplates xmlns="http://schemas.microsoft.com/sharepoint/v3/contenttype/forms">
-  <Display>DocumentLibraryForm</Display>
-  <Edit>DocumentLibraryForm</Edit>
-  <New>DocumentLibraryForm</New>
-</FormTemplates>
-</file>
-
-<file path=customXml/item5.xml><?xml version="1.0" encoding="utf-8"?>
-<p:properties xmlns:p="http://schemas.microsoft.com/office/2006/metadata/properties" xmlns:xsi="http://www.w3.org/2001/XMLSchema-instance" xmlns:pc="http://schemas.microsoft.com/office/infopath/2007/PartnerControls">
-  <documentManagement>
-    <lcf76f155ced4ddcb4097134ff3c332f xmlns="e1e7bc46-bed0-459f-9452-a76b1c5b695e">
-      <Terms xmlns="http://schemas.microsoft.com/office/infopath/2007/PartnerControls"/>
-    </lcf76f155ced4ddcb4097134ff3c332f>
-  </documentManagement>
-</p:properties>
-</file>
-
 <file path=customXml/itemProps1.xml><?xml version="1.0" encoding="utf-8"?>
 <ds:datastoreItem xmlns:ds="http://schemas.openxmlformats.org/officeDocument/2006/customXml" ds:itemID="{55AF091B-3C7A-41E3-B477-F2FDAA23CFDA}">
   <ds:schemaRefs>
@@ -9513,6 +9369,24 @@
 </file>
 
 <file path=customXml/itemProps3.xml><?xml version="1.0" encoding="utf-8"?>
+<ds:datastoreItem xmlns:ds="http://schemas.openxmlformats.org/officeDocument/2006/customXml" ds:itemID="{E1036DFC-1D85-404D-898C-621D06C0EB1C}">
+  <ds:schemaRefs>
+    <ds:schemaRef ds:uri="http://schemas.microsoft.com/office/2006/metadata/properties"/>
+    <ds:schemaRef ds:uri="http://schemas.microsoft.com/office/infopath/2007/PartnerControls"/>
+    <ds:schemaRef ds:uri="e1e7bc46-bed0-459f-9452-a76b1c5b695e"/>
+  </ds:schemaRefs>
+</ds:datastoreItem>
+</file>
+
+<file path=customXml/itemProps4.xml><?xml version="1.0" encoding="utf-8"?>
+<ds:datastoreItem xmlns:ds="http://schemas.openxmlformats.org/officeDocument/2006/customXml" ds:itemID="{EE9AAF0E-D63F-459F-A0FB-CDCE9F728F33}">
+  <ds:schemaRefs>
+    <ds:schemaRef ds:uri="http://schemas.microsoft.com/sharepoint/v3/contenttype/forms"/>
+  </ds:schemaRefs>
+</ds:datastoreItem>
+</file>
+
+<file path=customXml/itemProps5.xml><?xml version="1.0" encoding="utf-8"?>
 <ds:datastoreItem xmlns:ds="http://schemas.openxmlformats.org/officeDocument/2006/customXml" ds:itemID="{444115BD-C1C6-48AD-B714-E1866627071D}">
   <ds:schemaRefs>
     <ds:schemaRef ds:uri="http://schemas.microsoft.com/office/2006/metadata/contentType"/>
@@ -9529,22 +9403,4 @@
     <ds:schemaRef ds:uri="http://schemas.microsoft.com/internal/obd"/>
   </ds:schemaRefs>
 </ds:datastoreItem>
-</file>
-
-<file path=customXml/itemProps4.xml><?xml version="1.0" encoding="utf-8"?>
-<ds:datastoreItem xmlns:ds="http://schemas.openxmlformats.org/officeDocument/2006/customXml" ds:itemID="{EE9AAF0E-D63F-459F-A0FB-CDCE9F728F33}">
-  <ds:schemaRefs>
-    <ds:schemaRef ds:uri="http://schemas.microsoft.com/sharepoint/v3/contenttype/forms"/>
-  </ds:schemaRefs>
-</ds:datastoreItem>
-</file>
-
-<file path=customXml/itemProps5.xml><?xml version="1.0" encoding="utf-8"?>
-<ds:datastoreItem xmlns:ds="http://schemas.openxmlformats.org/officeDocument/2006/customXml" ds:itemID="{E1036DFC-1D85-404D-898C-621D06C0EB1C}">
-  <ds:schemaRefs>
-    <ds:schemaRef ds:uri="http://schemas.microsoft.com/office/2006/metadata/properties"/>
-    <ds:schemaRef ds:uri="http://schemas.microsoft.com/office/infopath/2007/PartnerControls"/>
-    <ds:schemaRef ds:uri="e1e7bc46-bed0-459f-9452-a76b1c5b695e"/>
-  </ds:schemaRefs>
-</ds:datastoreItem>
 </file>
--- a/Fase 2/Evidencias Proyecto (version Agil)/Documento 01- Product Vision.docx
+++ b/Fase 2/Evidencias Proyecto (version Agil)/Documento 01- Product Vision.docx
@@ -555,7 +555,7 @@
               <w:kern w:val="2"/>
               <w:sz w:val="24"/>
               <w:szCs w:val="24"/>
-              <w:lang w:val="es-CL" w:eastAsia="es-CL"/>
+              <w:lang w:val="es-419" w:eastAsia="es-419"/>
               <w14:ligatures w14:val="standardContextual"/>
             </w:rPr>
           </w:pPr>
@@ -584,7 +584,7 @@
             </w:rPr>
             <w:fldChar w:fldCharType="separate"/>
           </w:r>
-          <w:hyperlink w:anchor="_Toc241610598" w:history="1">
+          <w:hyperlink w:anchor="_Toc241927748" w:history="1">
             <w:r>
               <w:rPr>
                 <w:rStyle w:val="Hipervnculo"/>
@@ -604,7 +604,7 @@
                 <w:kern w:val="2"/>
                 <w:sz w:val="24"/>
                 <w:szCs w:val="24"/>
-                <w:lang w:val="es-CL" w:eastAsia="es-CL"/>
+                <w:lang w:val="es-419" w:eastAsia="es-419"/>
                 <w14:ligatures w14:val="standardContextual"/>
               </w:rPr>
               <w:tab/>
@@ -637,7 +637,7 @@
                 <w:noProof/>
                 <w:webHidden/>
               </w:rPr>
-              <w:instrText xml:space="preserve"> PAGEREF _Toc241610598 \h </w:instrText>
+              <w:instrText xml:space="preserve"> PAGEREF _Toc241927748 \h </w:instrText>
             </w:r>
             <w:r>
               <w:rPr>
@@ -684,11 +684,11 @@
               <w:kern w:val="2"/>
               <w:sz w:val="24"/>
               <w:szCs w:val="24"/>
-              <w:lang w:val="es-CL" w:eastAsia="es-CL"/>
+              <w:lang w:val="es-419" w:eastAsia="es-419"/>
               <w14:ligatures w14:val="standardContextual"/>
             </w:rPr>
           </w:pPr>
-          <w:hyperlink w:anchor="_Toc241610599" w:history="1">
+          <w:hyperlink w:anchor="_Toc241927749" w:history="1">
             <w:r>
               <w:rPr>
                 <w:rStyle w:val="Hipervnculo"/>
@@ -706,7 +706,7 @@
                 <w:kern w:val="2"/>
                 <w:sz w:val="24"/>
                 <w:szCs w:val="24"/>
-                <w:lang w:val="es-CL" w:eastAsia="es-CL"/>
+                <w:lang w:val="es-419" w:eastAsia="es-419"/>
                 <w14:ligatures w14:val="standardContextual"/>
               </w:rPr>
               <w:tab/>
@@ -737,7 +737,7 @@
                 <w:noProof/>
                 <w:webHidden/>
               </w:rPr>
-              <w:instrText xml:space="preserve"> PAGEREF _Toc241610599 \h </w:instrText>
+              <w:instrText xml:space="preserve"> PAGEREF _Toc241927749 \h </w:instrText>
             </w:r>
             <w:r>
               <w:rPr>
@@ -784,11 +784,11 @@
               <w:kern w:val="2"/>
               <w:sz w:val="24"/>
               <w:szCs w:val="24"/>
-              <w:lang w:val="es-CL" w:eastAsia="es-CL"/>
+              <w:lang w:val="es-419" w:eastAsia="es-419"/>
               <w14:ligatures w14:val="standardContextual"/>
             </w:rPr>
           </w:pPr>
-          <w:hyperlink w:anchor="_Toc241610600" w:history="1">
+          <w:hyperlink w:anchor="_Toc241927750" w:history="1">
             <w:r>
               <w:rPr>
                 <w:rStyle w:val="Hipervnculo"/>
@@ -807,7 +807,7 @@
                 <w:kern w:val="2"/>
                 <w:sz w:val="24"/>
                 <w:szCs w:val="24"/>
-                <w:lang w:val="es-CL" w:eastAsia="es-CL"/>
+                <w:lang w:val="es-419" w:eastAsia="es-419"/>
                 <w14:ligatures w14:val="standardContextual"/>
               </w:rPr>
               <w:tab/>
@@ -839,7 +839,7 @@
                 <w:noProof/>
                 <w:webHidden/>
               </w:rPr>
-              <w:instrText xml:space="preserve"> PAGEREF _Toc241610600 \h </w:instrText>
+              <w:instrText xml:space="preserve"> PAGEREF _Toc241927750 \h </w:instrText>
             </w:r>
             <w:r>
               <w:rPr>
@@ -884,11 +884,11 @@
               <w:kern w:val="2"/>
               <w:sz w:val="24"/>
               <w:szCs w:val="24"/>
-              <w:lang w:val="es-CL" w:eastAsia="es-CL"/>
+              <w:lang w:val="es-419" w:eastAsia="es-419"/>
               <w14:ligatures w14:val="standardContextual"/>
             </w:rPr>
           </w:pPr>
-          <w:hyperlink w:anchor="_Toc241610601" w:history="1">
+          <w:hyperlink w:anchor="_Toc241927751" w:history="1">
             <w:r>
               <w:rPr>
                 <w:rStyle w:val="Hipervnculo"/>
@@ -905,7 +905,7 @@
                 <w:kern w:val="2"/>
                 <w:sz w:val="24"/>
                 <w:szCs w:val="24"/>
-                <w:lang w:val="es-CL" w:eastAsia="es-CL"/>
+                <w:lang w:val="es-419" w:eastAsia="es-419"/>
                 <w14:ligatures w14:val="standardContextual"/>
               </w:rPr>
               <w:tab/>
@@ -937,7 +937,7 @@
                 <w:noProof/>
                 <w:webHidden/>
               </w:rPr>
-              <w:instrText xml:space="preserve"> PAGEREF _Toc241610601 \h </w:instrText>
+              <w:instrText xml:space="preserve"> PAGEREF _Toc241927751 \h </w:instrText>
             </w:r>
             <w:r>
               <w:rPr>
@@ -982,11 +982,11 @@
               <w:kern w:val="2"/>
               <w:sz w:val="24"/>
               <w:szCs w:val="24"/>
-              <w:lang w:val="es-CL" w:eastAsia="es-CL"/>
+              <w:lang w:val="es-419" w:eastAsia="es-419"/>
               <w14:ligatures w14:val="standardContextual"/>
             </w:rPr>
           </w:pPr>
-          <w:hyperlink w:anchor="_Toc241610602" w:history="1">
+          <w:hyperlink w:anchor="_Toc241927752" w:history="1">
             <w:r>
               <w:rPr>
                 <w:rStyle w:val="Hipervnculo"/>
@@ -1002,7 +1002,7 @@
                 <w:kern w:val="2"/>
                 <w:sz w:val="24"/>
                 <w:szCs w:val="24"/>
-                <w:lang w:val="es-CL" w:eastAsia="es-CL"/>
+                <w:lang w:val="es-419" w:eastAsia="es-419"/>
                 <w14:ligatures w14:val="standardContextual"/>
               </w:rPr>
               <w:tab/>
@@ -1033,7 +1033,7 @@
                 <w:noProof/>
                 <w:webHidden/>
               </w:rPr>
-              <w:instrText xml:space="preserve"> PAGEREF _Toc241610602 \h </w:instrText>
+              <w:instrText xml:space="preserve"> PAGEREF _Toc241927752 \h </w:instrText>
             </w:r>
             <w:r>
               <w:rPr>
@@ -1079,11 +1079,11 @@
               <w:kern w:val="2"/>
               <w:sz w:val="24"/>
               <w:szCs w:val="24"/>
-              <w:lang w:val="es-CL" w:eastAsia="es-CL"/>
+              <w:lang w:val="es-419" w:eastAsia="es-419"/>
               <w14:ligatures w14:val="standardContextual"/>
             </w:rPr>
           </w:pPr>
-          <w:hyperlink w:anchor="_Toc241610603" w:history="1">
+          <w:hyperlink w:anchor="_Toc241927753" w:history="1">
             <w:r>
               <w:rPr>
                 <w:rStyle w:val="Hipervnculo"/>
@@ -1100,7 +1100,7 @@
                 <w:kern w:val="2"/>
                 <w:sz w:val="24"/>
                 <w:szCs w:val="24"/>
-                <w:lang w:val="es-CL" w:eastAsia="es-CL"/>
+                <w:lang w:val="es-419" w:eastAsia="es-419"/>
                 <w14:ligatures w14:val="standardContextual"/>
               </w:rPr>
               <w:tab/>
@@ -1131,7 +1131,7 @@
                 <w:noProof/>
                 <w:webHidden/>
               </w:rPr>
-              <w:instrText xml:space="preserve"> PAGEREF _Toc241610603 \h </w:instrText>
+              <w:instrText xml:space="preserve"> PAGEREF _Toc241927753 \h </w:instrText>
             </w:r>
             <w:r>
               <w:rPr>
@@ -1177,11 +1177,11 @@
               <w:kern w:val="2"/>
               <w:sz w:val="24"/>
               <w:szCs w:val="24"/>
-              <w:lang w:val="es-CL" w:eastAsia="es-CL"/>
+              <w:lang w:val="es-419" w:eastAsia="es-419"/>
               <w14:ligatures w14:val="standardContextual"/>
             </w:rPr>
           </w:pPr>
-          <w:hyperlink w:anchor="_Toc241610604" w:history="1">
+          <w:hyperlink w:anchor="_Toc241927754" w:history="1">
             <w:r>
               <w:rPr>
                 <w:rStyle w:val="Hipervnculo"/>
@@ -1198,7 +1198,7 @@
                 <w:kern w:val="2"/>
                 <w:sz w:val="24"/>
                 <w:szCs w:val="24"/>
-                <w:lang w:val="es-CL" w:eastAsia="es-CL"/>
+                <w:lang w:val="es-419" w:eastAsia="es-419"/>
                 <w14:ligatures w14:val="standardContextual"/>
               </w:rPr>
               <w:tab/>
@@ -1208,7 +1208,7 @@
                 <w:rStyle w:val="Hipervnculo"/>
                 <w:noProof/>
               </w:rPr>
-              <w:t>Usuario 3: Operador de bodega</w:t>
+              <w:t>Usuario 3: Administrador</w:t>
             </w:r>
             <w:r>
               <w:rPr>
@@ -1229,7 +1229,7 @@
                 <w:noProof/>
                 <w:webHidden/>
               </w:rPr>
-              <w:instrText xml:space="preserve"> PAGEREF _Toc241610604 \h </w:instrText>
+              <w:instrText xml:space="preserve"> PAGEREF _Toc241927754 \h </w:instrText>
             </w:r>
             <w:r>
               <w:rPr>
@@ -1275,11 +1275,11 @@
               <w:kern w:val="2"/>
               <w:sz w:val="24"/>
               <w:szCs w:val="24"/>
-              <w:lang w:val="es-CL" w:eastAsia="es-CL"/>
+              <w:lang w:val="es-419" w:eastAsia="es-419"/>
               <w14:ligatures w14:val="standardContextual"/>
             </w:rPr>
           </w:pPr>
-          <w:hyperlink w:anchor="_Toc241610605" w:history="1">
+          <w:hyperlink w:anchor="_Toc241927755" w:history="1">
             <w:r>
               <w:rPr>
                 <w:rStyle w:val="Hipervnculo"/>
@@ -1296,7 +1296,7 @@
                 <w:kern w:val="2"/>
                 <w:sz w:val="24"/>
                 <w:szCs w:val="24"/>
-                <w:lang w:val="es-CL" w:eastAsia="es-CL"/>
+                <w:lang w:val="es-419" w:eastAsia="es-419"/>
                 <w14:ligatures w14:val="standardContextual"/>
               </w:rPr>
               <w:tab/>
@@ -1306,7 +1306,7 @@
                 <w:rStyle w:val="Hipervnculo"/>
                 <w:noProof/>
               </w:rPr>
-              <w:t>Usuario 4: Administrador</w:t>
+              <w:t>Usuario 4: Gerencia</w:t>
             </w:r>
             <w:r>
               <w:rPr>
@@ -1327,105 +1327,7 @@
                 <w:noProof/>
                 <w:webHidden/>
               </w:rPr>
-              <w:instrText xml:space="preserve"> PAGEREF _Toc241610605 \h </w:instrText>
-            </w:r>
-            <w:r>
-              <w:rPr>
-                <w:noProof/>
-                <w:webHidden/>
-              </w:rPr>
-            </w:r>
-            <w:r>
-              <w:rPr>
-                <w:noProof/>
-                <w:webHidden/>
-              </w:rPr>
-              <w:fldChar w:fldCharType="separate"/>
-            </w:r>
-            <w:r>
-              <w:rPr>
-                <w:noProof/>
-                <w:webHidden/>
-              </w:rPr>
-              <w:t>7</w:t>
-            </w:r>
-            <w:r>
-              <w:rPr>
-                <w:noProof/>
-                <w:webHidden/>
-              </w:rPr>
-              <w:fldChar w:fldCharType="end"/>
-            </w:r>
-          </w:hyperlink>
-        </w:p>
-        <w:p>
-          <w:pPr>
-            <w:pStyle w:val="TDC3"/>
-            <w:tabs>
-              <w:tab w:val="left" w:pos="1320"/>
-              <w:tab w:val="right" w:leader="dot" w:pos="8828"/>
-            </w:tabs>
-            <w:rPr>
-              <w:rFonts w:eastAsiaTheme="minorEastAsia"/>
-              <w:i w:val="0"/>
-              <w:iCs w:val="0"/>
-              <w:noProof/>
-              <w:kern w:val="2"/>
-              <w:sz w:val="24"/>
-              <w:szCs w:val="24"/>
-              <w:lang w:val="es-CL" w:eastAsia="es-CL"/>
-              <w14:ligatures w14:val="standardContextual"/>
-            </w:rPr>
-          </w:pPr>
-          <w:hyperlink w:anchor="_Toc241610606" w:history="1">
-            <w:r>
-              <w:rPr>
-                <w:rStyle w:val="Hipervnculo"/>
-                <w:noProof/>
-              </w:rPr>
-              <w:t>4.2.5</w:t>
-            </w:r>
-            <w:r>
-              <w:rPr>
-                <w:rFonts w:eastAsiaTheme="minorEastAsia"/>
-                <w:i w:val="0"/>
-                <w:iCs w:val="0"/>
-                <w:noProof/>
-                <w:kern w:val="2"/>
-                <w:sz w:val="24"/>
-                <w:szCs w:val="24"/>
-                <w:lang w:val="es-CL" w:eastAsia="es-CL"/>
-                <w14:ligatures w14:val="standardContextual"/>
-              </w:rPr>
-              <w:tab/>
-            </w:r>
-            <w:r>
-              <w:rPr>
-                <w:rStyle w:val="Hipervnculo"/>
-                <w:noProof/>
-              </w:rPr>
-              <w:t>Usuario 5: Gerencia</w:t>
-            </w:r>
-            <w:r>
-              <w:rPr>
-                <w:noProof/>
-                <w:webHidden/>
-              </w:rPr>
-              <w:tab/>
-            </w:r>
-            <w:r>
-              <w:rPr>
-                <w:noProof/>
-                <w:webHidden/>
-              </w:rPr>
-              <w:fldChar w:fldCharType="begin"/>
-            </w:r>
-            <w:r>
-              <w:rPr>
-                <w:noProof/>
-                <w:webHidden/>
-              </w:rPr>
-              <w:instrText xml:space="preserve"> PAGEREF _Toc241610606 \h </w:instrText>
+              <w:instrText xml:space="preserve"> PAGEREF _Toc241927755 \h </w:instrText>
             </w:r>
             <w:r>
               <w:rPr>
@@ -1470,11 +1372,11 @@
               <w:kern w:val="2"/>
               <w:sz w:val="24"/>
               <w:szCs w:val="24"/>
-              <w:lang w:val="es-CL" w:eastAsia="es-CL"/>
+              <w:lang w:val="es-419" w:eastAsia="es-419"/>
               <w14:ligatures w14:val="standardContextual"/>
             </w:rPr>
           </w:pPr>
-          <w:hyperlink w:anchor="_Toc241610607" w:history="1">
+          <w:hyperlink w:anchor="_Toc241927756" w:history="1">
             <w:r>
               <w:rPr>
                 <w:rStyle w:val="Hipervnculo"/>
@@ -1491,7 +1393,7 @@
                 <w:kern w:val="2"/>
                 <w:sz w:val="24"/>
                 <w:szCs w:val="24"/>
-                <w:lang w:val="es-CL" w:eastAsia="es-CL"/>
+                <w:lang w:val="es-419" w:eastAsia="es-419"/>
                 <w14:ligatures w14:val="standardContextual"/>
               </w:rPr>
               <w:tab/>
@@ -1523,7 +1425,7 @@
                 <w:noProof/>
                 <w:webHidden/>
               </w:rPr>
-              <w:instrText xml:space="preserve"> PAGEREF _Toc241610607 \h </w:instrText>
+              <w:instrText xml:space="preserve"> PAGEREF _Toc241927756 \h </w:instrText>
             </w:r>
             <w:r>
               <w:rPr>
@@ -1543,7 +1445,7 @@
                 <w:noProof/>
                 <w:webHidden/>
               </w:rPr>
-              <w:t>8</w:t>
+              <w:t>7</w:t>
             </w:r>
             <w:r>
               <w:rPr>
@@ -1582,7 +1484,7 @@
         </w:rPr>
       </w:pPr>
       <w:bookmarkStart w:id="0" w:name="_Toc33411057"/>
-      <w:bookmarkStart w:id="1" w:name="_Toc241610598"/>
+      <w:bookmarkStart w:id="1" w:name="_Toc241927748"/>
       <w:r>
         <w:rPr>
           <w:rFonts w:asciiTheme="minorHAnsi" w:eastAsia="Times New Roman" w:hAnsiTheme="minorHAnsi" w:cstheme="minorHAnsi"/>
@@ -2265,7 +2167,7 @@
       <w:pPr>
         <w:pStyle w:val="Ttulo1"/>
       </w:pPr>
-      <w:bookmarkStart w:id="2" w:name="_Toc241610599"/>
+      <w:bookmarkStart w:id="2" w:name="_Toc241927749"/>
       <w:r>
         <w:t>Integrantes:</w:t>
       </w:r>
@@ -2426,7 +2328,6 @@
                 <w:szCs w:val="24"/>
                 <w:lang w:val="es-ES" w:eastAsia="es-ES"/>
               </w:rPr>
-              <w:lastRenderedPageBreak/>
               <w:t>Angelo Galindo</w:t>
             </w:r>
           </w:p>
@@ -2484,6 +2385,7 @@
                 <w:szCs w:val="24"/>
                 <w:lang w:val="es-ES" w:eastAsia="es-ES"/>
               </w:rPr>
+              <w:lastRenderedPageBreak/>
               <w:t>Diego Carrillo</w:t>
             </w:r>
           </w:p>
@@ -2652,7 +2554,7 @@
           <w:rFonts w:asciiTheme="minorHAnsi" w:hAnsiTheme="minorHAnsi" w:cstheme="minorHAnsi"/>
         </w:rPr>
       </w:pPr>
-      <w:bookmarkStart w:id="3" w:name="_Toc241610600"/>
+      <w:bookmarkStart w:id="3" w:name="_Toc241927750"/>
       <w:r>
         <w:rPr>
           <w:rFonts w:asciiTheme="minorHAnsi" w:hAnsiTheme="minorHAnsi" w:cstheme="minorHAnsi"/>
@@ -2670,7 +2572,7 @@
           <w:rFonts w:asciiTheme="minorHAnsi" w:hAnsiTheme="minorHAnsi" w:cstheme="minorHAnsi"/>
         </w:rPr>
       </w:pPr>
-      <w:bookmarkStart w:id="4" w:name="_Toc241610601"/>
+      <w:bookmarkStart w:id="4" w:name="_Toc241927751"/>
       <w:r>
         <w:rPr>
           <w:rFonts w:asciiTheme="minorHAnsi" w:hAnsiTheme="minorHAnsi" w:cstheme="minorHAnsi"/>
@@ -2924,7 +2826,7 @@
       <w:pPr>
         <w:pStyle w:val="Ttulo2"/>
       </w:pPr>
-      <w:bookmarkStart w:id="5" w:name="_Toc241610602"/>
+      <w:bookmarkStart w:id="5" w:name="_Toc241927752"/>
       <w:r>
         <w:lastRenderedPageBreak/>
         <w:t>Usuarios</w:t>
@@ -3086,7 +2988,7 @@
       <w:pPr>
         <w:pStyle w:val="Ttulo3"/>
       </w:pPr>
-      <w:bookmarkStart w:id="6" w:name="_Toc241610603"/>
+      <w:bookmarkStart w:id="6" w:name="_Toc241927753"/>
       <w:r>
         <w:t xml:space="preserve">Usuario </w:t>
       </w:r>
@@ -3228,7 +3130,7 @@
       <w:pPr>
         <w:pStyle w:val="Ttulo3"/>
       </w:pPr>
-      <w:bookmarkStart w:id="7" w:name="_Toc241610605"/>
+      <w:bookmarkStart w:id="7" w:name="_Toc241927754"/>
       <w:r>
         <w:t xml:space="preserve">Usuario </w:t>
       </w:r>
@@ -3381,7 +3283,7 @@
       <w:pPr>
         <w:pStyle w:val="Ttulo3"/>
       </w:pPr>
-      <w:bookmarkStart w:id="8" w:name="_Toc241610606"/>
+      <w:bookmarkStart w:id="8" w:name="_Toc241927755"/>
       <w:r>
         <w:t xml:space="preserve">Usuario </w:t>
       </w:r>
@@ -3540,7 +3442,7 @@
           <w:lang w:val="es-ES" w:eastAsia="es-ES"/>
         </w:rPr>
       </w:pPr>
-      <w:bookmarkStart w:id="9" w:name="_Toc241610607"/>
+      <w:bookmarkStart w:id="9" w:name="_Toc241927756"/>
       <w:r>
         <w:rPr>
           <w:lang w:val="es-ES" w:eastAsia="es-ES"/>
@@ -3566,7 +3468,46 @@
         <w:rPr>
           <w:lang w:val="es-CL" w:eastAsia="es-ES"/>
         </w:rPr>
-        <w:t>A2D SM es una nueva plataforma de trazabilidad de fruta que se construye en paralelo al sistema actual de Socradex. Reemplaza el acceso directo a la base de datos por una aplicación web segura, con acceso según el perfil de cada usuario, cálculos automáticos y un registro de auditoría de cada cambio. Con esto, cada usuario de la planta trabaja solo en su área, con información consistente y trazable desde la recepción de la fruta hasta su proceso. Esa es la base para los módulos de bodega, despacho y reportes de fases posteriores.</w:t>
+        <w:t>A2D SM es una nueva plataforma de trazabilidad de fruta que se construye en paralelo al sistema actual de Socradex. Reemplaza el acceso directo a la base de datos por una aplicación web segura, con acceso según el perfil de cada usuario, cálculos automáticos y un registro de auditoría de cada cambio. Con esto, cada usuario de la planta trabaja solo en su área, con información consistente y trazable desde la recepción de la fruta hasta su proceso. Esa es la base para los módulos de bodega, despacho y reportes</w:t>
+      </w:r>
+      <w:r>
+        <w:rPr>
+          <w:lang w:val="es-CL" w:eastAsia="es-ES"/>
+        </w:rPr>
+        <w:t xml:space="preserve"> serán</w:t>
+      </w:r>
+      <w:r>
+        <w:rPr>
+          <w:lang w:val="es-CL" w:eastAsia="es-ES"/>
+        </w:rPr>
+        <w:t xml:space="preserve"> de fases posteriores.</w:t>
+      </w:r>
+    </w:p>
+    <w:p>
+      <w:pPr>
+        <w:rPr>
+          <w:lang w:val="es-CL" w:eastAsia="es-ES"/>
+        </w:rPr>
+      </w:pPr>
+      <w:r>
+        <w:rPr>
+          <w:lang w:eastAsia="es-ES"/>
+        </w:rPr>
+        <w:t xml:space="preserve">El producto mínimo viable abarca cuatro épicas: E1 Autenticación y control de acceso por rol, E2 Maestros </w:t>
+      </w:r>
+      <w:proofErr w:type="spellStart"/>
+      <w:r>
+        <w:rPr>
+          <w:lang w:eastAsia="es-ES"/>
+        </w:rPr>
+        <w:t>core</w:t>
+      </w:r>
+      <w:proofErr w:type="spellEnd"/>
+      <w:r>
+        <w:rPr>
+          <w:lang w:eastAsia="es-ES"/>
+        </w:rPr>
+        <w:t>, E3 Recepción de tarjas y E4 Procesamiento de tarjas y auditoría.</w:t>
       </w:r>
     </w:p>
     <w:tbl>
@@ -3630,6 +3571,7 @@
                 <w:bCs/>
                 <w:lang w:val="es-CL" w:eastAsia="es-ES"/>
               </w:rPr>
+              <w:lastRenderedPageBreak/>
               <w:t>Usuario</w:t>
             </w:r>
           </w:p>
@@ -3808,14 +3750,7 @@
               <w:rPr>
                 <w:lang w:val="es-CL" w:eastAsia="es-ES"/>
               </w:rPr>
-              <w:t xml:space="preserve">Operador de </w:t>
-            </w:r>
-            <w:r>
-              <w:rPr>
-                <w:lang w:val="es-CL" w:eastAsia="es-ES"/>
-              </w:rPr>
-              <w:lastRenderedPageBreak/>
-              <w:t xml:space="preserve">recepción </w:t>
+              <w:t xml:space="preserve">Operador de recepción </w:t>
             </w:r>
           </w:p>
         </w:tc>
@@ -3847,21 +3782,13 @@
               <w:rPr>
                 <w:lang w:val="es-CL" w:eastAsia="es-ES"/>
               </w:rPr>
-              <w:lastRenderedPageBreak/>
               <w:t>I</w:t>
             </w:r>
             <w:r>
               <w:rPr>
                 <w:lang w:val="es-CL" w:eastAsia="es-ES"/>
               </w:rPr>
-              <w:t xml:space="preserve">nterfaz antigua y poco intuitiva. Por ejemplo, al ingresar un dato el </w:t>
-            </w:r>
-            <w:r>
-              <w:rPr>
-                <w:lang w:val="es-CL" w:eastAsia="es-ES"/>
-              </w:rPr>
-              <w:lastRenderedPageBreak/>
-              <w:t>cursor no pasa automáticamente al campo siguiente, lo que obliga a moverse a mano entre los campos. Además, no hay validación al ingresar los datos y existe el riesgo de que una recepción quede guardada a medias</w:t>
+              <w:t>nterfaz antigua y poco intuitiva. Por ejemplo, al ingresar un dato el cursor no pasa automáticamente al campo siguiente, lo que obliga a moverse a mano entre los campos. Además, no hay validación al ingresar los datos y existe el riesgo de que una recepción quede guardada a medias</w:t>
             </w:r>
             <w:r>
               <w:rPr>
@@ -3899,21 +3826,13 @@
               <w:rPr>
                 <w:lang w:val="es-CL" w:eastAsia="es-ES"/>
               </w:rPr>
-              <w:lastRenderedPageBreak/>
               <w:t>I</w:t>
             </w:r>
             <w:r>
               <w:rPr>
                 <w:lang w:val="es-CL" w:eastAsia="es-ES"/>
               </w:rPr>
-              <w:t xml:space="preserve">nterfaz web moderna, pensada para ingresar datos </w:t>
-            </w:r>
-            <w:r>
-              <w:rPr>
-                <w:lang w:val="es-CL" w:eastAsia="es-ES"/>
-              </w:rPr>
-              <w:lastRenderedPageBreak/>
-              <w:t>de forma continua: el cursor avanza al siguiente campo al completar uno, el formulario sigue el orden del trabajo de recepción, los errores se avisan en el momento y cada recepción se guarda completa o no se guarda</w:t>
+              <w:t>nterfaz web moderna, pensada para ingresar datos de forma continua: el cursor avanza al siguiente campo al completar uno, el formulario sigue el orden del trabajo de recepción, los errores se avisan en el momento y cada recepción se guarda completa o no se guarda</w:t>
             </w:r>
             <w:r>
               <w:rPr>
@@ -3951,15 +3870,7 @@
               <w:rPr>
                 <w:lang w:val="es-CL" w:eastAsia="es-ES"/>
               </w:rPr>
-              <w:lastRenderedPageBreak/>
-              <w:t xml:space="preserve">Avance automático </w:t>
-            </w:r>
-            <w:r>
-              <w:rPr>
-                <w:lang w:val="es-CL" w:eastAsia="es-ES"/>
-              </w:rPr>
-              <w:lastRenderedPageBreak/>
-              <w:t xml:space="preserve">entre campos: no. </w:t>
+              <w:t xml:space="preserve">Avance automático entre campos: no. </w:t>
             </w:r>
           </w:p>
           <w:p>
@@ -3997,23 +3908,28 @@
           <w:p>
             <w:pPr>
               <w:rPr>
+                <w:lang w:eastAsia="es-ES"/>
+              </w:rPr>
+            </w:pPr>
+            <w:r>
+              <w:rPr>
+                <w:lang w:eastAsia="es-ES"/>
+              </w:rPr>
+              <w:t>Validación al ingresar los datos: 100 % de los campos obligatorios y rangos de peso</w:t>
+            </w:r>
+            <w:r>
+              <w:rPr>
+                <w:lang w:eastAsia="es-ES"/>
+              </w:rPr>
+              <w:t>.</w:t>
+            </w:r>
+          </w:p>
+          <w:p>
+            <w:pPr>
+              <w:rPr>
                 <w:lang w:val="es-CL" w:eastAsia="es-ES"/>
               </w:rPr>
             </w:pPr>
-            <w:r>
-              <w:rPr>
-                <w:lang w:val="es-CL" w:eastAsia="es-ES"/>
-              </w:rPr>
-              <w:lastRenderedPageBreak/>
-              <w:t xml:space="preserve">Avance automático entre campos: sí, en </w:t>
-            </w:r>
-            <w:r>
-              <w:rPr>
-                <w:lang w:val="es-CL" w:eastAsia="es-ES"/>
-              </w:rPr>
-              <w:lastRenderedPageBreak/>
-              <w:t xml:space="preserve">el 100 % de los formularios de recepción. </w:t>
-            </w:r>
           </w:p>
         </w:tc>
       </w:tr>
@@ -4046,7 +3962,6 @@
               <w:rPr>
                 <w:lang w:val="es-CL" w:eastAsia="es-ES"/>
               </w:rPr>
-              <w:lastRenderedPageBreak/>
               <w:t>Operador de proceso</w:t>
             </w:r>
           </w:p>
@@ -4431,9 +4346,9 @@
             </w:pPr>
             <w:r>
               <w:rPr>
-                <w:lang w:val="es-CL" w:eastAsia="es-ES"/>
-              </w:rPr>
-              <w:t>Auditoría completa.</w:t>
+                <w:lang w:eastAsia="es-ES"/>
+              </w:rPr>
+              <w:t>Operaciones críticas auditadas: 0 % → 100 %</w:t>
             </w:r>
           </w:p>
         </w:tc>
@@ -4537,13 +4452,25 @@
               <w:rPr>
                 <w:lang w:val="es-CL" w:eastAsia="es-ES"/>
               </w:rPr>
-              <w:t>Datos consistentes y rastreo de cada lote desde el productor</w:t>
+              <w:t xml:space="preserve">Datos consistentes y rastreo de cada </w:t>
             </w:r>
             <w:r>
               <w:rPr>
                 <w:lang w:val="es-CL" w:eastAsia="es-ES"/>
               </w:rPr>
-              <w:t>.</w:t>
+              <w:t>tarja</w:t>
+            </w:r>
+            <w:r>
+              <w:rPr>
+                <w:lang w:val="es-CL" w:eastAsia="es-ES"/>
+              </w:rPr>
+              <w:t xml:space="preserve"> desde el productor</w:t>
+            </w:r>
+            <w:r>
+              <w:rPr>
+                <w:lang w:val="es-CL" w:eastAsia="es-ES"/>
+              </w:rPr>
+              <w:t xml:space="preserve"> hasta su proceso.</w:t>
             </w:r>
           </w:p>
         </w:tc>
@@ -4575,7 +4502,31 @@
               <w:rPr>
                 <w:lang w:val="es-CL" w:eastAsia="es-ES"/>
               </w:rPr>
-              <w:t>Tiempos extensos para rastrear un lote o derechamente perdida de stock.</w:t>
+              <w:t xml:space="preserve">Tiempos extensos para rastrear </w:t>
+            </w:r>
+            <w:r>
+              <w:rPr>
+                <w:lang w:val="es-CL" w:eastAsia="es-ES"/>
+              </w:rPr>
+              <w:t>una tarja</w:t>
+            </w:r>
+            <w:r>
+              <w:rPr>
+                <w:lang w:val="es-CL" w:eastAsia="es-ES"/>
+              </w:rPr>
+              <w:t xml:space="preserve"> o derechamente p</w:t>
+            </w:r>
+            <w:r>
+              <w:rPr>
+                <w:lang w:val="es-CL" w:eastAsia="es-ES"/>
+              </w:rPr>
+              <w:t>é</w:t>
+            </w:r>
+            <w:r>
+              <w:rPr>
+                <w:lang w:val="es-CL" w:eastAsia="es-ES"/>
+              </w:rPr>
+              <w:t>rdida de stock.</w:t>
             </w:r>
           </w:p>
         </w:tc>
@@ -4605,9 +4556,9 @@
             </w:pPr>
             <w:r>
               <w:rPr>
-                <w:lang w:val="es-CL" w:eastAsia="es-ES"/>
-              </w:rPr>
-              <w:t>Trazabilidad completa en tiempo de ejecución.</w:t>
+                <w:lang w:eastAsia="es-ES"/>
+              </w:rPr>
+              <w:t>Datos consistentes y rastreo de cada tarja desde el productor hasta su proceso</w:t>
             </w:r>
           </w:p>
         </w:tc>
@@ -7554,7 +7505,6 @@
   <w:style w:type="character" w:default="1" w:styleId="Fuentedeprrafopredeter">
     <w:name w:val="Default Paragraph Font"/>
     <w:uiPriority w:val="1"/>
-    <w:semiHidden/>
     <w:unhideWhenUsed/>
   </w:style>
   <w:style w:type="table" w:default="1" w:styleId="Tablanormal">
@@ -8327,7 +8277,6 @@
     <w:rsid w:val="000623B8"/>
     <w:rsid w:val="000B3410"/>
     <w:rsid w:val="000E6E85"/>
-    <w:rsid w:val="000F4DD1"/>
     <w:rsid w:val="001219D6"/>
     <w:rsid w:val="00194DF5"/>
     <w:rsid w:val="001B14B7"/>
@@ -8345,6 +8294,7 @@
     <w:rsid w:val="00687CD9"/>
     <w:rsid w:val="006E2FCC"/>
     <w:rsid w:val="00704192"/>
+    <w:rsid w:val="0078453B"/>
     <w:rsid w:val="00825B36"/>
     <w:rsid w:val="008720E7"/>
     <w:rsid w:val="009007E1"/>

--- a/Fase 2/Evidencias Proyecto (version Agil)/Documento 01- Product Vision.docx
+++ b/Fase 2/Evidencias Proyecto (version Agil)/Documento 01- Product Vision.docx
@@ -314,9 +314,9 @@
                 </w:rPr>
                 <w:alias w:val="Fecha"/>
                 <w:id w:val="516659546"/>
-                <w:showingPlcHdr/>
                 <w:dataBinding w:prefixMappings="xmlns:ns0='http://schemas.microsoft.com/office/2006/coverPageProps'" w:xpath="/ns0:CoverPageProperties[1]/ns0:PublishDate[1]" w:storeItemID="{55AF091B-3C7A-41E3-B477-F2FDAA23CFDA}"/>
-                <w:date>
+                <w:date w:fullDate="2026-10-03T00:00:00Z">
+                  <w:dateFormat w:val="dd/MM/yyyy"/>
                   <w:lid w:val="es-ES"/>
                   <w:storeMappedDataAs w:val="dateTime"/>
                   <w:calendar w:val="gregorian"/>
@@ -343,9 +343,8 @@
                         <w:rFonts w:cstheme="minorHAnsi"/>
                         <w:b/>
                         <w:bCs/>
-                        <w:color w:val="FF0000"/>
                       </w:rPr>
-                      <w:t>[Seleccionar fecha]</w:t>
+                      <w:t>03/10/2026</w:t>
                     </w:r>
                   </w:p>
                 </w:tc>
@@ -2436,26 +2435,6 @@
                 <w:lang w:val="es-ES" w:eastAsia="es-ES"/>
               </w:rPr>
             </w:pPr>
-            <w:r>
-              <w:rPr>
-                <w:rFonts w:cstheme="minorHAnsi"/>
-                <w:i/>
-                <w:szCs w:val="24"/>
-                <w:lang w:val="es-ES" w:eastAsia="es-ES"/>
-              </w:rPr>
-              <w:t xml:space="preserve">Alejandro </w:t>
-            </w:r>
-            <w:proofErr w:type="spellStart"/>
-            <w:r>
-              <w:rPr>
-                <w:rFonts w:cstheme="minorHAnsi"/>
-                <w:i/>
-                <w:szCs w:val="24"/>
-                <w:lang w:val="es-ES" w:eastAsia="es-ES"/>
-              </w:rPr>
-              <w:t>rodriguez</w:t>
-            </w:r>
-            <w:proofErr w:type="spellEnd"/>
           </w:p>
         </w:tc>
         <w:tc>
@@ -2473,54 +2452,6 @@
                 <w:lang w:val="es-ES" w:eastAsia="es-ES"/>
               </w:rPr>
             </w:pPr>
-            <w:r>
-              <w:rPr>
-                <w:rFonts w:cstheme="minorHAnsi"/>
-                <w:i/>
-                <w:szCs w:val="24"/>
-                <w:lang w:val="es-ES" w:eastAsia="es-ES"/>
-              </w:rPr>
-              <w:t>PM</w:t>
-            </w:r>
-          </w:p>
-        </w:tc>
-      </w:tr>
-      <w:tr>
-        <w:trPr>
-          <w:trHeight w:val="465"/>
-        </w:trPr>
-        <w:tc>
-          <w:tcPr>
-            <w:tcW w:w="3539" w:type="dxa"/>
-            <w:vAlign w:val="center"/>
-          </w:tcPr>
-          <w:p>
-            <w:pPr>
-              <w:jc w:val="both"/>
-              <w:rPr>
-                <w:rFonts w:cstheme="minorHAnsi"/>
-                <w:i/>
-                <w:szCs w:val="24"/>
-                <w:lang w:val="es-ES" w:eastAsia="es-ES"/>
-              </w:rPr>
-            </w:pPr>
-          </w:p>
-        </w:tc>
-        <w:tc>
-          <w:tcPr>
-            <w:tcW w:w="5275" w:type="dxa"/>
-            <w:vAlign w:val="center"/>
-          </w:tcPr>
-          <w:p>
-            <w:pPr>
-              <w:jc w:val="both"/>
-              <w:rPr>
-                <w:rFonts w:cstheme="minorHAnsi"/>
-                <w:i/>
-                <w:szCs w:val="24"/>
-                <w:lang w:val="es-ES" w:eastAsia="es-ES"/>
-              </w:rPr>
-            </w:pPr>
           </w:p>
         </w:tc>
       </w:tr>
@@ -3432,7 +3363,19 @@
         <w:rPr>
           <w:lang w:val="es-ES" w:eastAsia="es-ES"/>
         </w:rPr>
-        <w:t>Visión de la temporada: conocer el resultado de la operación (volúmenes, rendimientos y mermas por productor, especie o variedad) para planificar las próximas temporadas.</w:t>
+        <w:t xml:space="preserve">Visión de la temporada: conocer el resultado de la operación (volúmenes, rendimientos y mermas por productor, especie o variedad) para planificar las próximas </w:t>
+      </w:r>
+      <w:r>
+        <w:rPr>
+          <w:lang w:val="es-ES" w:eastAsia="es-ES"/>
+        </w:rPr>
+        <w:t>temporadas</w:t>
+      </w:r>
+      <w:r>
+        <w:rPr>
+          <w:lang w:val="es-ES" w:eastAsia="es-ES"/>
+        </w:rPr>
+        <w:t>. (para fases posteriores)</w:t>
       </w:r>
     </w:p>
     <w:p>
@@ -3468,19 +3411,23 @@
         <w:rPr>
           <w:lang w:val="es-CL" w:eastAsia="es-ES"/>
         </w:rPr>
-        <w:t>A2D SM es una nueva plataforma de trazabilidad de fruta que se construye en paralelo al sistema actual de Socradex. Reemplaza el acceso directo a la base de datos por una aplicación web segura, con acceso según el perfil de cada usuario, cálculos automáticos y un registro de auditoría de cada cambio. Con esto, cada usuario de la planta trabaja solo en su área, con información consistente y trazable desde la recepción de la fruta hasta su proceso. Esa es la base para los módulos de bodega, despacho y reportes</w:t>
-      </w:r>
-      <w:r>
-        <w:rPr>
-          <w:lang w:val="es-CL" w:eastAsia="es-ES"/>
-        </w:rPr>
-        <w:t xml:space="preserve"> serán</w:t>
-      </w:r>
-      <w:r>
-        <w:rPr>
-          <w:lang w:val="es-CL" w:eastAsia="es-ES"/>
-        </w:rPr>
-        <w:t xml:space="preserve"> de fases posteriores.</w:t>
+        <w:t>A2D SM es una nueva plataforma de trazabilidad de fruta que se construye en paralelo al sistema actual de Socradex. Reemplaza el acceso directo a la base de datos por una aplicación web segura, con acceso según el perfil de cada usuario, cálculos automáticos y un registro de auditoría de cada cambio. Con esto, cada usuario de la planta trabaja solo en su área, con información consistente y trazable desde la recepción de la fruta hasta su proceso.</w:t>
+      </w:r>
+      <w:r>
+        <w:rPr>
+          <w:rFonts w:ascii="Roboto" w:hAnsi="Roboto"/>
+          <w:color w:val="E3E3E3"/>
+          <w:sz w:val="21"/>
+          <w:szCs w:val="21"/>
+          <w:shd w:val="clear" w:color="auto" w:fill="303030"/>
+        </w:rPr>
+        <w:t xml:space="preserve"> </w:t>
+      </w:r>
+      <w:r>
+        <w:rPr>
+          <w:lang w:eastAsia="es-ES"/>
+        </w:rPr>
+        <w:t>Esa es la base para los módulos de bodega, despacho y reportes, que quedan para fases posteriores.</w:t>
       </w:r>
     </w:p>
     <w:p>
@@ -3915,6 +3862,19 @@
               <w:rPr>
                 <w:lang w:eastAsia="es-ES"/>
               </w:rPr>
+              <w:t>Avance automático entre campos: sí, en el 100 % de los formularios</w:t>
+            </w:r>
+          </w:p>
+          <w:p>
+            <w:pPr>
+              <w:rPr>
+                <w:lang w:eastAsia="es-ES"/>
+              </w:rPr>
+            </w:pPr>
+            <w:r>
+              <w:rPr>
+                <w:lang w:eastAsia="es-ES"/>
+              </w:rPr>
               <w:t>Validación al ingresar los datos: 100 % de los campos obligatorios y rangos de peso</w:t>
             </w:r>
             <w:r>
@@ -4548,6 +4508,19 @@
             <w:vAlign w:val="center"/>
             <w:hideMark/>
           </w:tcPr>
+          <w:p>
+            <w:pPr>
+              <w:rPr>
+                <w:lang w:eastAsia="es-ES"/>
+              </w:rPr>
+            </w:pPr>
+            <w:r>
+              <w:rPr>
+                <w:lang w:eastAsia="es-ES"/>
+              </w:rPr>
+              <w:t>Trazabilidad de una tarja en una sola consulta.</w:t>
+            </w:r>
+          </w:p>
           <w:p>
             <w:pPr>
               <w:rPr>
@@ -8232,6 +8205,12 @@
     <w:pitch w:val="fixed"/>
     <w:sig w:usb0="E00002FF" w:usb1="6AC7FDFB" w:usb2="08000012" w:usb3="00000000" w:csb0="0002009F" w:csb1="00000000"/>
   </w:font>
+  <w:font w:name="Roboto">
+    <w:charset w:val="00"/>
+    <w:family w:val="auto"/>
+    <w:pitch w:val="variable"/>
+    <w:sig w:usb0="E0000AFF" w:usb1="5000217F" w:usb2="00000021" w:usb3="00000000" w:csb0="0000019F" w:csb1="00000000"/>
+  </w:font>
   <w:font w:name="Aptos">
     <w:charset w:val="00"/>
     <w:family w:val="swiss"/>
@@ -8285,6 +8264,7 @@
     <w:rsid w:val="00252686"/>
     <w:rsid w:val="002835FC"/>
     <w:rsid w:val="002C06A7"/>
+    <w:rsid w:val="003A4342"/>
     <w:rsid w:val="004326AC"/>
     <w:rsid w:val="004F7F49"/>
     <w:rsid w:val="005071E9"/>
@@ -8301,6 +8281,7 @@
     <w:rsid w:val="00924410"/>
     <w:rsid w:val="00960213"/>
     <w:rsid w:val="009B18C0"/>
+    <w:rsid w:val="00A93BB9"/>
     <w:rsid w:val="00B069A8"/>
     <w:rsid w:val="00BD2436"/>
     <w:rsid w:val="00C47BA2"/>
@@ -9053,7 +9034,7 @@
 
 <file path=customXml/item1.xml><?xml version="1.0" encoding="utf-8"?>
 <CoverPageProperties xmlns="http://schemas.microsoft.com/office/2006/coverPageProps">
-  <PublishDate/>
+  <PublishDate>2026-10-03T00:00:00</PublishDate>
   <Abstract>Planificación y Especificación de Requisitos según estándares; IEEE 830, ISO9000 y PMI.</Abstract>
   <CompanyAddress/>
   <CompanyPhone/>
@@ -9063,29 +9044,6 @@
 </file>
 
 <file path=customXml/item2.xml><?xml version="1.0" encoding="utf-8"?>
-<b:Sources xmlns:b="http://schemas.openxmlformats.org/officeDocument/2006/bibliography" xmlns="http://schemas.openxmlformats.org/officeDocument/2006/bibliography" SelectedStyle="\APA.XSL" StyleName="APA"/>
-</file>
-
-<file path=customXml/item3.xml><?xml version="1.0" encoding="utf-8"?>
-<p:properties xmlns:p="http://schemas.microsoft.com/office/2006/metadata/properties" xmlns:xsi="http://www.w3.org/2001/XMLSchema-instance" xmlns:pc="http://schemas.microsoft.com/office/infopath/2007/PartnerControls">
-  <documentManagement>
-    <lcf76f155ced4ddcb4097134ff3c332f xmlns="e1e7bc46-bed0-459f-9452-a76b1c5b695e">
-      <Terms xmlns="http://schemas.microsoft.com/office/infopath/2007/PartnerControls"/>
-    </lcf76f155ced4ddcb4097134ff3c332f>
-  </documentManagement>
-</p:properties>
-</file>
-
-<file path=customXml/item4.xml><?xml version="1.0" encoding="utf-8"?>
-<?mso-contentType ?>
-<FormTemplates xmlns="http://schemas.microsoft.com/sharepoint/v3/contenttype/forms">
-  <Display>DocumentLibraryForm</Display>
-  <Edit>DocumentLibraryForm</Edit>
-  <New>DocumentLibraryForm</New>
-</FormTemplates>
-</file>
-
-<file path=customXml/item5.xml><?xml version="1.0" encoding="utf-8"?>
 <ct:contentTypeSchema xmlns:ct="http://schemas.microsoft.com/office/2006/metadata/contentType" xmlns:ma="http://schemas.microsoft.com/office/2006/metadata/properties/metaAttributes" ct:_="" ma:_="" ma:contentTypeName="Documento" ma:contentTypeID="0x0101005395107FFD641345A10C8A5ACACB9D20" ma:contentTypeVersion="13" ma:contentTypeDescription="Crear nuevo documento." ma:contentTypeScope="" ma:versionID="7407f70e7181b908656026f379795b2c">
   <xsd:schema xmlns:xsd="http://www.w3.org/2001/XMLSchema" xmlns:xs="http://www.w3.org/2001/XMLSchema" xmlns:p="http://schemas.microsoft.com/office/2006/metadata/properties" xmlns:ns2="e1e7bc46-bed0-459f-9452-a76b1c5b695e" xmlns:ns3="bb8cf7e1-610f-40a0-8f00-126b9d139fde" targetNamespace="http://schemas.microsoft.com/office/2006/metadata/properties" ma:root="true" ma:fieldsID="b29ea8901729e1eaaa4e48e09148c760" ns2:_="" ns3:_="">
     <xsd:import namespace="e1e7bc46-bed0-459f-9452-a76b1c5b695e"/>
@@ -9302,6 +9260,29 @@
 </ct:contentTypeSchema>
 </file>
 
+<file path=customXml/item3.xml><?xml version="1.0" encoding="utf-8"?>
+<?mso-contentType ?>
+<FormTemplates xmlns="http://schemas.microsoft.com/sharepoint/v3/contenttype/forms">
+  <Display>DocumentLibraryForm</Display>
+  <Edit>DocumentLibraryForm</Edit>
+  <New>DocumentLibraryForm</New>
+</FormTemplates>
+</file>
+
+<file path=customXml/item4.xml><?xml version="1.0" encoding="utf-8"?>
+<p:properties xmlns:p="http://schemas.microsoft.com/office/2006/metadata/properties" xmlns:xsi="http://www.w3.org/2001/XMLSchema-instance" xmlns:pc="http://schemas.microsoft.com/office/infopath/2007/PartnerControls">
+  <documentManagement>
+    <lcf76f155ced4ddcb4097134ff3c332f xmlns="e1e7bc46-bed0-459f-9452-a76b1c5b695e">
+      <Terms xmlns="http://schemas.microsoft.com/office/infopath/2007/PartnerControls"/>
+    </lcf76f155ced4ddcb4097134ff3c332f>
+  </documentManagement>
+</p:properties>
+</file>
+
+<file path=customXml/item5.xml><?xml version="1.0" encoding="utf-8"?>
+<b:Sources xmlns:b="http://schemas.openxmlformats.org/officeDocument/2006/bibliography" xmlns="http://schemas.openxmlformats.org/officeDocument/2006/bibliography" SelectedStyle="\APA.XSL" StyleName="APA"/>
+</file>
+
 <file path=customXml/itemProps1.xml><?xml version="1.0" encoding="utf-8"?>
 <ds:datastoreItem xmlns:ds="http://schemas.openxmlformats.org/officeDocument/2006/customXml" ds:itemID="{55AF091B-3C7A-41E3-B477-F2FDAA23CFDA}">
   <ds:schemaRefs>
@@ -9311,32 +9292,6 @@
 </file>
 
 <file path=customXml/itemProps2.xml><?xml version="1.0" encoding="utf-8"?>
-<ds:datastoreItem xmlns:ds="http://schemas.openxmlformats.org/officeDocument/2006/customXml" ds:itemID="{BD6EC776-6679-4C69-98E3-6D068EA0A3C9}">
-  <ds:schemaRefs>
-    <ds:schemaRef ds:uri="http://schemas.openxmlformats.org/officeDocument/2006/bibliography"/>
-  </ds:schemaRefs>
-</ds:datastoreItem>
-</file>
-
-<file path=customXml/itemProps3.xml><?xml version="1.0" encoding="utf-8"?>
-<ds:datastoreItem xmlns:ds="http://schemas.openxmlformats.org/officeDocument/2006/customXml" ds:itemID="{E1036DFC-1D85-404D-898C-621D06C0EB1C}">
-  <ds:schemaRefs>
-    <ds:schemaRef ds:uri="http://schemas.microsoft.com/office/2006/metadata/properties"/>
-    <ds:schemaRef ds:uri="http://schemas.microsoft.com/office/infopath/2007/PartnerControls"/>
-    <ds:schemaRef ds:uri="e1e7bc46-bed0-459f-9452-a76b1c5b695e"/>
-  </ds:schemaRefs>
-</ds:datastoreItem>
-</file>
-
-<file path=customXml/itemProps4.xml><?xml version="1.0" encoding="utf-8"?>
-<ds:datastoreItem xmlns:ds="http://schemas.openxmlformats.org/officeDocument/2006/customXml" ds:itemID="{EE9AAF0E-D63F-459F-A0FB-CDCE9F728F33}">
-  <ds:schemaRefs>
-    <ds:schemaRef ds:uri="http://schemas.microsoft.com/sharepoint/v3/contenttype/forms"/>
-  </ds:schemaRefs>
-</ds:datastoreItem>
-</file>
-
-<file path=customXml/itemProps5.xml><?xml version="1.0" encoding="utf-8"?>
 <ds:datastoreItem xmlns:ds="http://schemas.openxmlformats.org/officeDocument/2006/customXml" ds:itemID="{444115BD-C1C6-48AD-B714-E1866627071D}">
   <ds:schemaRefs>
     <ds:schemaRef ds:uri="http://schemas.microsoft.com/office/2006/metadata/contentType"/>
@@ -9353,4 +9308,30 @@
     <ds:schemaRef ds:uri="http://schemas.microsoft.com/internal/obd"/>
   </ds:schemaRefs>
 </ds:datastoreItem>
+</file>
+
+<file path=customXml/itemProps3.xml><?xml version="1.0" encoding="utf-8"?>
+<ds:datastoreItem xmlns:ds="http://schemas.openxmlformats.org/officeDocument/2006/customXml" ds:itemID="{EE9AAF0E-D63F-459F-A0FB-CDCE9F728F33}">
+  <ds:schemaRefs>
+    <ds:schemaRef ds:uri="http://schemas.microsoft.com/sharepoint/v3/contenttype/forms"/>
+  </ds:schemaRefs>
+</ds:datastoreItem>
+</file>
+
+<file path=customXml/itemProps4.xml><?xml version="1.0" encoding="utf-8"?>
+<ds:datastoreItem xmlns:ds="http://schemas.openxmlformats.org/officeDocument/2006/customXml" ds:itemID="{E1036DFC-1D85-404D-898C-621D06C0EB1C}">
+  <ds:schemaRefs>
+    <ds:schemaRef ds:uri="http://schemas.microsoft.com/office/2006/metadata/properties"/>
+    <ds:schemaRef ds:uri="http://schemas.microsoft.com/office/infopath/2007/PartnerControls"/>
+    <ds:schemaRef ds:uri="e1e7bc46-bed0-459f-9452-a76b1c5b695e"/>
+  </ds:schemaRefs>
+</ds:datastoreItem>
+</file>
+
+<file path=customXml/itemProps5.xml><?xml version="1.0" encoding="utf-8"?>
+<ds:datastoreItem xmlns:ds="http://schemas.openxmlformats.org/officeDocument/2006/customXml" ds:itemID="{BD6EC776-6679-4C69-98E3-6D068EA0A3C9}">
+  <ds:schemaRefs>
+    <ds:schemaRef ds:uri="http://schemas.openxmlformats.org/officeDocument/2006/bibliography"/>
+  </ds:schemaRefs>
+</ds:datastoreItem>
 </file>
--- a/Fase 2/Evidencias Proyecto (version Agil)/Documento 01- Product Vision.docx
+++ b/Fase 2/Evidencias Proyecto (version Agil)/Documento 01- Product Vision.docx
@@ -73,10 +73,7 @@
                       </w:rPr>
                     </w:pPr>
                     <w:r>
-                      <w:t>DUOC UC - Escuela de informá</w:t>
-                    </w:r>
-                    <w:r>
-                      <w:t>tica y telecomunicaciones</w:t>
+                      <w:t>DUOC UC - Escuela de informática y telecomunicaciones</w:t>
                     </w:r>
                   </w:p>
                 </w:tc>
@@ -103,6 +100,7 @@
                 <w:dataBinding w:prefixMappings="xmlns:ns0='http://schemas.openxmlformats.org/package/2006/metadata/core-properties' xmlns:ns1='http://purl.org/dc/elements/1.1/'" w:xpath="/ns0:coreProperties[1]/ns1:title[1]" w:storeItemID="{6C3C8BC8-F283-45AE-878A-BAB7291924A1}"/>
                 <w:text/>
               </w:sdtPr>
+              <w:sdtEndPr/>
               <w:sdtContent>
                 <w:tc>
                   <w:tcPr>
@@ -128,15 +126,7 @@
                         <w:sz w:val="80"/>
                         <w:szCs w:val="80"/>
                       </w:rPr>
-                      <w:t xml:space="preserve">Propuesta de Proyecto       y </w:t>
-                    </w:r>
-                    <w:r>
-                      <w:rPr>
-                        <w:rFonts w:eastAsiaTheme="majorEastAsia" w:cstheme="minorHAnsi"/>
-                        <w:sz w:val="80"/>
-                        <w:szCs w:val="80"/>
-                      </w:rPr>
-                      <w:t>Especificación de Requisitos de Software</w:t>
+                      <w:t>Propuesta de Proyecto       y Especificación de Requisitos de Software</w:t>
                     </w:r>
                   </w:p>
                 </w:tc>
@@ -163,6 +153,7 @@
                 <w:dataBinding w:prefixMappings="xmlns:ns0='http://schemas.openxmlformats.org/package/2006/metadata/core-properties' xmlns:ns1='http://purl.org/dc/elements/1.1/'" w:xpath="/ns0:coreProperties[1]/ns1:subject[1]" w:storeItemID="{6C3C8BC8-F283-45AE-878A-BAB7291924A1}"/>
                 <w:text/>
               </w:sdtPr>
+              <w:sdtEndPr/>
               <w:sdtContent>
                 <w:tc>
                   <w:tcPr>
@@ -191,18 +182,7 @@
                         <w:szCs w:val="44"/>
                         <w:lang w:val="es-AR"/>
                       </w:rPr>
-                      <w:t xml:space="preserve">Proyecto: </w:t>
-                    </w:r>
-                    <w:r>
-                      <w:rPr>
-                        <w:rFonts w:eastAsiaTheme="majorEastAsia" w:cstheme="minorHAnsi"/>
-                        <w:i/>
-                        <w:color w:val="FF0000"/>
-                        <w:sz w:val="44"/>
-                        <w:szCs w:val="44"/>
-                        <w:lang w:val="es-AR"/>
-                      </w:rPr>
-                      <w:t>A2D SM</w:t>
+                      <w:t>Proyecto: A2D SM</w:t>
                     </w:r>
                   </w:p>
                 </w:tc>
@@ -267,36 +247,30 @@
                   </w:rPr>
                   <w:t xml:space="preserve">: </w:t>
                 </w:r>
-                <w:r>
-                  <w:rPr>
-                    <w:rFonts w:cstheme="minorHAnsi"/>
-                    <w:b/>
-                    <w:bCs/>
-                    <w:i/>
-                    <w:color w:val="FF0000"/>
-                  </w:rPr>
-                  <w:t>[</w:t>
-                </w:r>
-                <w:r>
-                  <w:rPr>
-                    <w:rFonts w:cstheme="minorHAnsi"/>
-                    <w:b/>
-                    <w:bCs/>
-                    <w:i/>
-                    <w:color w:val="FF0000"/>
-                  </w:rPr>
-                  <w:t>01</w:t>
-                </w:r>
-                <w:r>
-                  <w:rPr>
-                    <w:rFonts w:cstheme="minorHAnsi"/>
-                    <w:b/>
-                    <w:bCs/>
-                    <w:i/>
-                    <w:color w:val="FF0000"/>
-                  </w:rPr>
-                  <w:t>]</w:t>
-                </w:r>
+                <w:del w:id="0" w:author="Claude" w:date="2026-10-04T12:00:00Z">
+                  <w:r>
+                    <w:rPr>
+                      <w:rFonts w:cstheme="minorHAnsi"/>
+                      <w:b/>
+                      <w:bCs/>
+                      <w:i/>
+                      <w:color w:val="FF0000"/>
+                    </w:rPr>
+                    <w:delText>[01]</w:delText>
+                  </w:r>
+                </w:del>
+                <w:ins w:id="1" w:author="Claude" w:date="2026-10-04T12:00:00Z">
+                  <w:r>
+                    <w:rPr>
+                      <w:rFonts w:cstheme="minorHAnsi"/>
+                      <w:b/>
+                      <w:bCs/>
+                      <w:i/>
+                      <w:color w:val="FF0000"/>
+                    </w:rPr>
+                    <w:t>[02]</w:t>
+                  </w:r>
+                </w:ins>
               </w:p>
             </w:tc>
           </w:tr>
@@ -315,13 +289,14 @@
                 <w:alias w:val="Fecha"/>
                 <w:id w:val="516659546"/>
                 <w:dataBinding w:prefixMappings="xmlns:ns0='http://schemas.microsoft.com/office/2006/coverPageProps'" w:xpath="/ns0:CoverPageProperties[1]/ns0:PublishDate[1]" w:storeItemID="{55AF091B-3C7A-41E3-B477-F2FDAA23CFDA}"/>
-                <w:date w:fullDate="2026-10-03T00:00:00Z">
+                <w:date w:fullDate="2026-10-04T00:00:00Z">
                   <w:dateFormat w:val="dd/MM/yyyy"/>
                   <w:lid w:val="es-ES"/>
                   <w:storeMappedDataAs w:val="dateTime"/>
                   <w:calendar w:val="gregorian"/>
                 </w:date>
               </w:sdtPr>
+              <w:sdtEndPr/>
               <w:sdtContent>
                 <w:tc>
                   <w:tcPr>
@@ -338,14 +313,26 @@
                         <w:bCs/>
                       </w:rPr>
                     </w:pPr>
-                    <w:r>
-                      <w:rPr>
-                        <w:rFonts w:cstheme="minorHAnsi"/>
-                        <w:b/>
-                        <w:bCs/>
-                      </w:rPr>
-                      <w:t>03/10/2026</w:t>
-                    </w:r>
+                    <w:del w:id="2" w:author="Claude" w:date="2026-10-04T12:00:00Z">
+                      <w:r>
+                        <w:rPr>
+                          <w:rFonts w:cstheme="minorHAnsi"/>
+                          <w:b/>
+                          <w:bCs/>
+                        </w:rPr>
+                        <w:delText>03/10/2026</w:delText>
+                      </w:r>
+                    </w:del>
+                    <w:ins w:id="3" w:author="Claude" w:date="2026-10-04T12:00:00Z">
+                      <w:r>
+                        <w:rPr>
+                          <w:rFonts w:cstheme="minorHAnsi"/>
+                          <w:b/>
+                          <w:bCs/>
+                        </w:rPr>
+                        <w:t>04/10/2026</w:t>
+                      </w:r>
+                    </w:ins>
                   </w:p>
                 </w:tc>
               </w:sdtContent>
@@ -390,6 +377,7 @@
                 <w:dataBinding w:prefixMappings="xmlns:ns0='http://schemas.microsoft.com/office/2006/coverPageProps'" w:xpath="/ns0:CoverPageProperties[1]/ns0:Abstract[1]" w:storeItemID="{55AF091B-3C7A-41E3-B477-F2FDAA23CFDA}"/>
                 <w:text/>
               </w:sdtPr>
+              <w:sdtEndPr/>
               <w:sdtContent>
                 <w:tc>
                   <w:tcPr>
@@ -408,47 +396,7 @@
                         <w:color w:val="FF0000"/>
                         <w:lang w:val="es-AR"/>
                       </w:rPr>
-                      <w:t>Planificación y</w:t>
-                    </w:r>
-                    <w:r>
-                      <w:rPr>
-                        <w:rFonts w:eastAsiaTheme="minorHAnsi" w:cstheme="minorHAnsi"/>
-                        <w:color w:val="FF0000"/>
-                        <w:lang w:val="es-AR"/>
-                      </w:rPr>
-                      <w:t xml:space="preserve"> Especificación de Requisitos según estándar</w:t>
-                    </w:r>
-                    <w:r>
-                      <w:rPr>
-                        <w:rFonts w:eastAsiaTheme="minorHAnsi" w:cstheme="minorHAnsi"/>
-                        <w:color w:val="FF0000"/>
-                        <w:lang w:val="es-AR"/>
-                      </w:rPr>
-                      <w:t>es;</w:t>
-                    </w:r>
-                    <w:r>
-                      <w:rPr>
-                        <w:rFonts w:eastAsiaTheme="minorHAnsi" w:cstheme="minorHAnsi"/>
-                        <w:color w:val="FF0000"/>
-                        <w:lang w:val="es-AR"/>
-                      </w:rPr>
-                      <w:t xml:space="preserve"> IEEE 830</w:t>
-                    </w:r>
-                    <w:r>
-                      <w:rPr>
-                        <w:rFonts w:eastAsiaTheme="minorHAnsi" w:cstheme="minorHAnsi"/>
-                        <w:color w:val="FF0000"/>
-                        <w:lang w:val="es-AR"/>
-                      </w:rPr>
-                      <w:t>, ISO9000 y PMI</w:t>
-                    </w:r>
-                    <w:r>
-                      <w:rPr>
-                        <w:rFonts w:eastAsiaTheme="minorHAnsi" w:cstheme="minorHAnsi"/>
-                        <w:color w:val="FF0000"/>
-                        <w:lang w:val="es-AR"/>
-                      </w:rPr>
-                      <w:t>.</w:t>
+                      <w:t>Planificación y Especificación de Requisitos según estándares; IEEE 830, ISO9000 y PMI.</w:t>
                     </w:r>
                   </w:p>
                 </w:tc>
@@ -522,6 +470,7 @@
           <w:docPartUnique/>
         </w:docPartObj>
       </w:sdtPr>
+      <w:sdtEndPr/>
       <w:sdtContent>
         <w:p>
           <w:pPr>
@@ -546,6 +495,7 @@
               <w:tab w:val="right" w:leader="dot" w:pos="8828"/>
             </w:tabs>
             <w:rPr>
+              <w:ins w:id="4" w:author="Alejandro Antonio Rodríguez Leiva (alejandrorodriguez)" w:date="2026-10-04T12:30:00Z" w16du:dateUtc="2026-10-04T15:30:00Z"/>
               <w:rFonts w:eastAsiaTheme="minorEastAsia"/>
               <w:b w:val="0"/>
               <w:bCs w:val="0"/>
@@ -554,7 +504,7 @@
               <w:kern w:val="2"/>
               <w:sz w:val="24"/>
               <w:szCs w:val="24"/>
-              <w:lang w:val="es-419" w:eastAsia="es-419"/>
+              <w:lang w:val="es-CL" w:eastAsia="es-CL"/>
               <w14:ligatures w14:val="standardContextual"/>
             </w:rPr>
           </w:pPr>
@@ -583,7 +533,47 @@
             </w:rPr>
             <w:fldChar w:fldCharType="separate"/>
           </w:r>
-          <w:hyperlink w:anchor="_Toc241927748" w:history="1">
+          <w:ins w:id="5" w:author="Alejandro Antonio Rodríguez Leiva (alejandrorodriguez)" w:date="2026-10-04T12:30:00Z" w16du:dateUtc="2026-10-04T15:30:00Z">
+            <w:r>
+              <w:rPr>
+                <w:rStyle w:val="Hipervnculo"/>
+                <w:noProof/>
+              </w:rPr>
+              <w:fldChar w:fldCharType="begin"/>
+            </w:r>
+            <w:r>
+              <w:rPr>
+                <w:rStyle w:val="Hipervnculo"/>
+                <w:noProof/>
+              </w:rPr>
+              <w:instrText xml:space="preserve"> </w:instrText>
+            </w:r>
+            <w:r>
+              <w:rPr>
+                <w:noProof/>
+              </w:rPr>
+              <w:instrText>HYPERLINK \l "_Toc242009453"</w:instrText>
+            </w:r>
+            <w:r>
+              <w:rPr>
+                <w:rStyle w:val="Hipervnculo"/>
+                <w:noProof/>
+              </w:rPr>
+              <w:instrText xml:space="preserve"> </w:instrText>
+            </w:r>
+            <w:r>
+              <w:rPr>
+                <w:rStyle w:val="Hipervnculo"/>
+                <w:noProof/>
+              </w:rPr>
+            </w:r>
+            <w:r>
+              <w:rPr>
+                <w:rStyle w:val="Hipervnculo"/>
+                <w:noProof/>
+              </w:rPr>
+              <w:fldChar w:fldCharType="separate"/>
+            </w:r>
             <w:r>
               <w:rPr>
                 <w:rStyle w:val="Hipervnculo"/>
@@ -603,7 +593,7 @@
                 <w:kern w:val="2"/>
                 <w:sz w:val="24"/>
                 <w:szCs w:val="24"/>
-                <w:lang w:val="es-419" w:eastAsia="es-419"/>
+                <w:lang w:val="es-CL" w:eastAsia="es-CL"/>
                 <w14:ligatures w14:val="standardContextual"/>
               </w:rPr>
               <w:tab/>
@@ -636,7 +626,7 @@
                 <w:noProof/>
                 <w:webHidden/>
               </w:rPr>
-              <w:instrText xml:space="preserve"> PAGEREF _Toc241927748 \h </w:instrText>
+              <w:instrText xml:space="preserve"> PAGEREF _Toc242009453 \h </w:instrText>
             </w:r>
             <w:r>
               <w:rPr>
@@ -665,7 +655,14 @@
               </w:rPr>
               <w:fldChar w:fldCharType="end"/>
             </w:r>
-          </w:hyperlink>
+            <w:r>
+              <w:rPr>
+                <w:rStyle w:val="Hipervnculo"/>
+                <w:noProof/>
+              </w:rPr>
+              <w:fldChar w:fldCharType="end"/>
+            </w:r>
+          </w:ins>
         </w:p>
         <w:p>
           <w:pPr>
@@ -675,6 +672,1325 @@
               <w:tab w:val="right" w:leader="dot" w:pos="8828"/>
             </w:tabs>
             <w:rPr>
+              <w:ins w:id="6" w:author="Alejandro Antonio Rodríguez Leiva (alejandrorodriguez)" w:date="2026-10-04T12:30:00Z" w16du:dateUtc="2026-10-04T15:30:00Z"/>
+              <w:rFonts w:eastAsiaTheme="minorEastAsia"/>
+              <w:b w:val="0"/>
+              <w:bCs w:val="0"/>
+              <w:caps w:val="0"/>
+              <w:noProof/>
+              <w:kern w:val="2"/>
+              <w:sz w:val="24"/>
+              <w:szCs w:val="24"/>
+              <w:lang w:val="es-CL" w:eastAsia="es-CL"/>
+              <w14:ligatures w14:val="standardContextual"/>
+            </w:rPr>
+          </w:pPr>
+          <w:ins w:id="7" w:author="Alejandro Antonio Rodríguez Leiva (alejandrorodriguez)" w:date="2026-10-04T12:30:00Z" w16du:dateUtc="2026-10-04T15:30:00Z">
+            <w:r>
+              <w:rPr>
+                <w:rStyle w:val="Hipervnculo"/>
+                <w:noProof/>
+              </w:rPr>
+              <w:fldChar w:fldCharType="begin"/>
+            </w:r>
+            <w:r>
+              <w:rPr>
+                <w:rStyle w:val="Hipervnculo"/>
+                <w:noProof/>
+              </w:rPr>
+              <w:instrText xml:space="preserve"> </w:instrText>
+            </w:r>
+            <w:r>
+              <w:rPr>
+                <w:noProof/>
+              </w:rPr>
+              <w:instrText>HYPERLINK \l "_Toc242009454"</w:instrText>
+            </w:r>
+            <w:r>
+              <w:rPr>
+                <w:rStyle w:val="Hipervnculo"/>
+                <w:noProof/>
+              </w:rPr>
+              <w:instrText xml:space="preserve"> </w:instrText>
+            </w:r>
+            <w:r>
+              <w:rPr>
+                <w:rStyle w:val="Hipervnculo"/>
+                <w:noProof/>
+              </w:rPr>
+            </w:r>
+            <w:r>
+              <w:rPr>
+                <w:rStyle w:val="Hipervnculo"/>
+                <w:noProof/>
+              </w:rPr>
+              <w:fldChar w:fldCharType="separate"/>
+            </w:r>
+            <w:r>
+              <w:rPr>
+                <w:rStyle w:val="Hipervnculo"/>
+                <w:noProof/>
+              </w:rPr>
+              <w:t>3</w:t>
+            </w:r>
+            <w:r>
+              <w:rPr>
+                <w:rFonts w:eastAsiaTheme="minorEastAsia"/>
+                <w:b w:val="0"/>
+                <w:bCs w:val="0"/>
+                <w:caps w:val="0"/>
+                <w:noProof/>
+                <w:kern w:val="2"/>
+                <w:sz w:val="24"/>
+                <w:szCs w:val="24"/>
+                <w:lang w:val="es-CL" w:eastAsia="es-CL"/>
+                <w14:ligatures w14:val="standardContextual"/>
+              </w:rPr>
+              <w:tab/>
+            </w:r>
+            <w:r>
+              <w:rPr>
+                <w:rStyle w:val="Hipervnculo"/>
+                <w:noProof/>
+              </w:rPr>
+              <w:t>Integrantes:</w:t>
+            </w:r>
+            <w:r>
+              <w:rPr>
+                <w:noProof/>
+                <w:webHidden/>
+              </w:rPr>
+              <w:tab/>
+            </w:r>
+            <w:r>
+              <w:rPr>
+                <w:noProof/>
+                <w:webHidden/>
+              </w:rPr>
+              <w:fldChar w:fldCharType="begin"/>
+            </w:r>
+            <w:r>
+              <w:rPr>
+                <w:noProof/>
+                <w:webHidden/>
+              </w:rPr>
+              <w:instrText xml:space="preserve"> PAGEREF _Toc242009454 \h </w:instrText>
+            </w:r>
+            <w:r>
+              <w:rPr>
+                <w:noProof/>
+                <w:webHidden/>
+              </w:rPr>
+            </w:r>
+            <w:r>
+              <w:rPr>
+                <w:noProof/>
+                <w:webHidden/>
+              </w:rPr>
+              <w:fldChar w:fldCharType="separate"/>
+            </w:r>
+            <w:r>
+              <w:rPr>
+                <w:noProof/>
+                <w:webHidden/>
+              </w:rPr>
+              <w:t>3</w:t>
+            </w:r>
+            <w:r>
+              <w:rPr>
+                <w:noProof/>
+                <w:webHidden/>
+              </w:rPr>
+              <w:fldChar w:fldCharType="end"/>
+            </w:r>
+            <w:r>
+              <w:rPr>
+                <w:rStyle w:val="Hipervnculo"/>
+                <w:noProof/>
+              </w:rPr>
+              <w:fldChar w:fldCharType="end"/>
+            </w:r>
+          </w:ins>
+        </w:p>
+        <w:p>
+          <w:pPr>
+            <w:pStyle w:val="TDC1"/>
+            <w:tabs>
+              <w:tab w:val="left" w:pos="440"/>
+              <w:tab w:val="right" w:leader="dot" w:pos="8828"/>
+            </w:tabs>
+            <w:rPr>
+              <w:ins w:id="8" w:author="Alejandro Antonio Rodríguez Leiva (alejandrorodriguez)" w:date="2026-10-04T12:30:00Z" w16du:dateUtc="2026-10-04T15:30:00Z"/>
+              <w:rFonts w:eastAsiaTheme="minorEastAsia"/>
+              <w:b w:val="0"/>
+              <w:bCs w:val="0"/>
+              <w:caps w:val="0"/>
+              <w:noProof/>
+              <w:kern w:val="2"/>
+              <w:sz w:val="24"/>
+              <w:szCs w:val="24"/>
+              <w:lang w:val="es-CL" w:eastAsia="es-CL"/>
+              <w14:ligatures w14:val="standardContextual"/>
+            </w:rPr>
+          </w:pPr>
+          <w:ins w:id="9" w:author="Alejandro Antonio Rodríguez Leiva (alejandrorodriguez)" w:date="2026-10-04T12:30:00Z" w16du:dateUtc="2026-10-04T15:30:00Z">
+            <w:r>
+              <w:rPr>
+                <w:rStyle w:val="Hipervnculo"/>
+                <w:noProof/>
+              </w:rPr>
+              <w:fldChar w:fldCharType="begin"/>
+            </w:r>
+            <w:r>
+              <w:rPr>
+                <w:rStyle w:val="Hipervnculo"/>
+                <w:noProof/>
+              </w:rPr>
+              <w:instrText xml:space="preserve"> </w:instrText>
+            </w:r>
+            <w:r>
+              <w:rPr>
+                <w:noProof/>
+              </w:rPr>
+              <w:instrText>HYPERLINK \l "_Toc242009455"</w:instrText>
+            </w:r>
+            <w:r>
+              <w:rPr>
+                <w:rStyle w:val="Hipervnculo"/>
+                <w:noProof/>
+              </w:rPr>
+              <w:instrText xml:space="preserve"> </w:instrText>
+            </w:r>
+            <w:r>
+              <w:rPr>
+                <w:rStyle w:val="Hipervnculo"/>
+                <w:noProof/>
+              </w:rPr>
+            </w:r>
+            <w:r>
+              <w:rPr>
+                <w:rStyle w:val="Hipervnculo"/>
+                <w:noProof/>
+              </w:rPr>
+              <w:fldChar w:fldCharType="separate"/>
+            </w:r>
+            <w:r>
+              <w:rPr>
+                <w:rStyle w:val="Hipervnculo"/>
+                <w:rFonts w:cstheme="minorHAnsi"/>
+                <w:noProof/>
+              </w:rPr>
+              <w:t>4</w:t>
+            </w:r>
+            <w:r>
+              <w:rPr>
+                <w:rFonts w:eastAsiaTheme="minorEastAsia"/>
+                <w:b w:val="0"/>
+                <w:bCs w:val="0"/>
+                <w:caps w:val="0"/>
+                <w:noProof/>
+                <w:kern w:val="2"/>
+                <w:sz w:val="24"/>
+                <w:szCs w:val="24"/>
+                <w:lang w:val="es-CL" w:eastAsia="es-CL"/>
+                <w14:ligatures w14:val="standardContextual"/>
+              </w:rPr>
+              <w:tab/>
+            </w:r>
+            <w:r>
+              <w:rPr>
+                <w:rStyle w:val="Hipervnculo"/>
+                <w:rFonts w:cstheme="minorHAnsi"/>
+                <w:noProof/>
+              </w:rPr>
+              <w:t>Product Vision</w:t>
+            </w:r>
+            <w:r>
+              <w:rPr>
+                <w:noProof/>
+                <w:webHidden/>
+              </w:rPr>
+              <w:tab/>
+            </w:r>
+            <w:r>
+              <w:rPr>
+                <w:noProof/>
+                <w:webHidden/>
+              </w:rPr>
+              <w:fldChar w:fldCharType="begin"/>
+            </w:r>
+            <w:r>
+              <w:rPr>
+                <w:noProof/>
+                <w:webHidden/>
+              </w:rPr>
+              <w:instrText xml:space="preserve"> PAGEREF _Toc242009455 \h </w:instrText>
+            </w:r>
+            <w:r>
+              <w:rPr>
+                <w:noProof/>
+                <w:webHidden/>
+              </w:rPr>
+            </w:r>
+            <w:r>
+              <w:rPr>
+                <w:noProof/>
+                <w:webHidden/>
+              </w:rPr>
+              <w:fldChar w:fldCharType="separate"/>
+            </w:r>
+            <w:r>
+              <w:rPr>
+                <w:noProof/>
+                <w:webHidden/>
+              </w:rPr>
+              <w:t>4</w:t>
+            </w:r>
+            <w:r>
+              <w:rPr>
+                <w:noProof/>
+                <w:webHidden/>
+              </w:rPr>
+              <w:fldChar w:fldCharType="end"/>
+            </w:r>
+            <w:r>
+              <w:rPr>
+                <w:rStyle w:val="Hipervnculo"/>
+                <w:noProof/>
+              </w:rPr>
+              <w:fldChar w:fldCharType="end"/>
+            </w:r>
+          </w:ins>
+        </w:p>
+        <w:p>
+          <w:pPr>
+            <w:pStyle w:val="TDC2"/>
+            <w:tabs>
+              <w:tab w:val="left" w:pos="880"/>
+              <w:tab w:val="right" w:leader="dot" w:pos="8828"/>
+            </w:tabs>
+            <w:rPr>
+              <w:ins w:id="10" w:author="Alejandro Antonio Rodríguez Leiva (alejandrorodriguez)" w:date="2026-10-04T12:30:00Z" w16du:dateUtc="2026-10-04T15:30:00Z"/>
+              <w:rFonts w:eastAsiaTheme="minorEastAsia"/>
+              <w:smallCaps w:val="0"/>
+              <w:noProof/>
+              <w:kern w:val="2"/>
+              <w:sz w:val="24"/>
+              <w:szCs w:val="24"/>
+              <w:lang w:val="es-CL" w:eastAsia="es-CL"/>
+              <w14:ligatures w14:val="standardContextual"/>
+            </w:rPr>
+          </w:pPr>
+          <w:ins w:id="11" w:author="Alejandro Antonio Rodríguez Leiva (alejandrorodriguez)" w:date="2026-10-04T12:30:00Z" w16du:dateUtc="2026-10-04T15:30:00Z">
+            <w:r>
+              <w:rPr>
+                <w:rStyle w:val="Hipervnculo"/>
+                <w:noProof/>
+              </w:rPr>
+              <w:fldChar w:fldCharType="begin"/>
+            </w:r>
+            <w:r>
+              <w:rPr>
+                <w:rStyle w:val="Hipervnculo"/>
+                <w:noProof/>
+              </w:rPr>
+              <w:instrText xml:space="preserve"> </w:instrText>
+            </w:r>
+            <w:r>
+              <w:rPr>
+                <w:noProof/>
+              </w:rPr>
+              <w:instrText>HYPERLINK \l "_Toc242009456"</w:instrText>
+            </w:r>
+            <w:r>
+              <w:rPr>
+                <w:rStyle w:val="Hipervnculo"/>
+                <w:noProof/>
+              </w:rPr>
+              <w:instrText xml:space="preserve"> </w:instrText>
+            </w:r>
+            <w:r>
+              <w:rPr>
+                <w:rStyle w:val="Hipervnculo"/>
+                <w:noProof/>
+              </w:rPr>
+            </w:r>
+            <w:r>
+              <w:rPr>
+                <w:rStyle w:val="Hipervnculo"/>
+                <w:noProof/>
+              </w:rPr>
+              <w:fldChar w:fldCharType="separate"/>
+            </w:r>
+            <w:r>
+              <w:rPr>
+                <w:rStyle w:val="Hipervnculo"/>
+                <w:rFonts w:cstheme="minorHAnsi"/>
+                <w:noProof/>
+              </w:rPr>
+              <w:t>4.1</w:t>
+            </w:r>
+            <w:r>
+              <w:rPr>
+                <w:rFonts w:eastAsiaTheme="minorEastAsia"/>
+                <w:smallCaps w:val="0"/>
+                <w:noProof/>
+                <w:kern w:val="2"/>
+                <w:sz w:val="24"/>
+                <w:szCs w:val="24"/>
+                <w:lang w:val="es-CL" w:eastAsia="es-CL"/>
+                <w14:ligatures w14:val="standardContextual"/>
+              </w:rPr>
+              <w:tab/>
+            </w:r>
+            <w:r>
+              <w:rPr>
+                <w:rStyle w:val="Hipervnculo"/>
+                <w:rFonts w:cstheme="minorHAnsi"/>
+                <w:noProof/>
+              </w:rPr>
+              <w:t>¿Cuál es el problema?</w:t>
+            </w:r>
+            <w:r>
+              <w:rPr>
+                <w:noProof/>
+                <w:webHidden/>
+              </w:rPr>
+              <w:tab/>
+            </w:r>
+            <w:r>
+              <w:rPr>
+                <w:noProof/>
+                <w:webHidden/>
+              </w:rPr>
+              <w:fldChar w:fldCharType="begin"/>
+            </w:r>
+            <w:r>
+              <w:rPr>
+                <w:noProof/>
+                <w:webHidden/>
+              </w:rPr>
+              <w:instrText xml:space="preserve"> PAGEREF _Toc242009456 \h </w:instrText>
+            </w:r>
+            <w:r>
+              <w:rPr>
+                <w:noProof/>
+                <w:webHidden/>
+              </w:rPr>
+            </w:r>
+            <w:r>
+              <w:rPr>
+                <w:noProof/>
+                <w:webHidden/>
+              </w:rPr>
+              <w:fldChar w:fldCharType="separate"/>
+            </w:r>
+            <w:r>
+              <w:rPr>
+                <w:noProof/>
+                <w:webHidden/>
+              </w:rPr>
+              <w:t>4</w:t>
+            </w:r>
+            <w:r>
+              <w:rPr>
+                <w:noProof/>
+                <w:webHidden/>
+              </w:rPr>
+              <w:fldChar w:fldCharType="end"/>
+            </w:r>
+            <w:r>
+              <w:rPr>
+                <w:rStyle w:val="Hipervnculo"/>
+                <w:noProof/>
+              </w:rPr>
+              <w:fldChar w:fldCharType="end"/>
+            </w:r>
+          </w:ins>
+        </w:p>
+        <w:p>
+          <w:pPr>
+            <w:pStyle w:val="TDC2"/>
+            <w:tabs>
+              <w:tab w:val="left" w:pos="880"/>
+              <w:tab w:val="right" w:leader="dot" w:pos="8828"/>
+            </w:tabs>
+            <w:rPr>
+              <w:ins w:id="12" w:author="Alejandro Antonio Rodríguez Leiva (alejandrorodriguez)" w:date="2026-10-04T12:30:00Z" w16du:dateUtc="2026-10-04T15:30:00Z"/>
+              <w:rFonts w:eastAsiaTheme="minorEastAsia"/>
+              <w:smallCaps w:val="0"/>
+              <w:noProof/>
+              <w:kern w:val="2"/>
+              <w:sz w:val="24"/>
+              <w:szCs w:val="24"/>
+              <w:lang w:val="es-CL" w:eastAsia="es-CL"/>
+              <w14:ligatures w14:val="standardContextual"/>
+            </w:rPr>
+          </w:pPr>
+          <w:ins w:id="13" w:author="Alejandro Antonio Rodríguez Leiva (alejandrorodriguez)" w:date="2026-10-04T12:30:00Z" w16du:dateUtc="2026-10-04T15:30:00Z">
+            <w:r>
+              <w:rPr>
+                <w:rStyle w:val="Hipervnculo"/>
+                <w:noProof/>
+              </w:rPr>
+              <w:fldChar w:fldCharType="begin"/>
+            </w:r>
+            <w:r>
+              <w:rPr>
+                <w:rStyle w:val="Hipervnculo"/>
+                <w:noProof/>
+              </w:rPr>
+              <w:instrText xml:space="preserve"> </w:instrText>
+            </w:r>
+            <w:r>
+              <w:rPr>
+                <w:noProof/>
+              </w:rPr>
+              <w:instrText>HYPERLINK \l "_Toc242009457"</w:instrText>
+            </w:r>
+            <w:r>
+              <w:rPr>
+                <w:rStyle w:val="Hipervnculo"/>
+                <w:noProof/>
+              </w:rPr>
+              <w:instrText xml:space="preserve"> </w:instrText>
+            </w:r>
+            <w:r>
+              <w:rPr>
+                <w:rStyle w:val="Hipervnculo"/>
+                <w:noProof/>
+              </w:rPr>
+            </w:r>
+            <w:r>
+              <w:rPr>
+                <w:rStyle w:val="Hipervnculo"/>
+                <w:noProof/>
+              </w:rPr>
+              <w:fldChar w:fldCharType="separate"/>
+            </w:r>
+            <w:r>
+              <w:rPr>
+                <w:rStyle w:val="Hipervnculo"/>
+                <w:noProof/>
+              </w:rPr>
+              <w:t>4.2</w:t>
+            </w:r>
+            <w:r>
+              <w:rPr>
+                <w:rFonts w:eastAsiaTheme="minorEastAsia"/>
+                <w:smallCaps w:val="0"/>
+                <w:noProof/>
+                <w:kern w:val="2"/>
+                <w:sz w:val="24"/>
+                <w:szCs w:val="24"/>
+                <w:lang w:val="es-CL" w:eastAsia="es-CL"/>
+                <w14:ligatures w14:val="standardContextual"/>
+              </w:rPr>
+              <w:tab/>
+            </w:r>
+            <w:r>
+              <w:rPr>
+                <w:rStyle w:val="Hipervnculo"/>
+                <w:noProof/>
+              </w:rPr>
+              <w:t>Usuarios</w:t>
+            </w:r>
+            <w:r>
+              <w:rPr>
+                <w:noProof/>
+                <w:webHidden/>
+              </w:rPr>
+              <w:tab/>
+            </w:r>
+            <w:r>
+              <w:rPr>
+                <w:noProof/>
+                <w:webHidden/>
+              </w:rPr>
+              <w:fldChar w:fldCharType="begin"/>
+            </w:r>
+            <w:r>
+              <w:rPr>
+                <w:noProof/>
+                <w:webHidden/>
+              </w:rPr>
+              <w:instrText xml:space="preserve"> PAGEREF _Toc242009457 \h </w:instrText>
+            </w:r>
+            <w:r>
+              <w:rPr>
+                <w:noProof/>
+                <w:webHidden/>
+              </w:rPr>
+            </w:r>
+            <w:r>
+              <w:rPr>
+                <w:noProof/>
+                <w:webHidden/>
+              </w:rPr>
+              <w:fldChar w:fldCharType="separate"/>
+            </w:r>
+            <w:r>
+              <w:rPr>
+                <w:noProof/>
+                <w:webHidden/>
+              </w:rPr>
+              <w:t>5</w:t>
+            </w:r>
+            <w:r>
+              <w:rPr>
+                <w:noProof/>
+                <w:webHidden/>
+              </w:rPr>
+              <w:fldChar w:fldCharType="end"/>
+            </w:r>
+            <w:r>
+              <w:rPr>
+                <w:rStyle w:val="Hipervnculo"/>
+                <w:noProof/>
+              </w:rPr>
+              <w:fldChar w:fldCharType="end"/>
+            </w:r>
+          </w:ins>
+        </w:p>
+        <w:p>
+          <w:pPr>
+            <w:pStyle w:val="TDC3"/>
+            <w:tabs>
+              <w:tab w:val="left" w:pos="1320"/>
+              <w:tab w:val="right" w:leader="dot" w:pos="8828"/>
+            </w:tabs>
+            <w:rPr>
+              <w:ins w:id="14" w:author="Alejandro Antonio Rodríguez Leiva (alejandrorodriguez)" w:date="2026-10-04T12:30:00Z" w16du:dateUtc="2026-10-04T15:30:00Z"/>
+              <w:rFonts w:eastAsiaTheme="minorEastAsia"/>
+              <w:i w:val="0"/>
+              <w:iCs w:val="0"/>
+              <w:noProof/>
+              <w:kern w:val="2"/>
+              <w:sz w:val="24"/>
+              <w:szCs w:val="24"/>
+              <w:lang w:val="es-CL" w:eastAsia="es-CL"/>
+              <w14:ligatures w14:val="standardContextual"/>
+            </w:rPr>
+          </w:pPr>
+          <w:ins w:id="15" w:author="Alejandro Antonio Rodríguez Leiva (alejandrorodriguez)" w:date="2026-10-04T12:30:00Z" w16du:dateUtc="2026-10-04T15:30:00Z">
+            <w:r>
+              <w:rPr>
+                <w:rStyle w:val="Hipervnculo"/>
+                <w:noProof/>
+              </w:rPr>
+              <w:fldChar w:fldCharType="begin"/>
+            </w:r>
+            <w:r>
+              <w:rPr>
+                <w:rStyle w:val="Hipervnculo"/>
+                <w:noProof/>
+              </w:rPr>
+              <w:instrText xml:space="preserve"> </w:instrText>
+            </w:r>
+            <w:r>
+              <w:rPr>
+                <w:noProof/>
+              </w:rPr>
+              <w:instrText>HYPERLINK \l "_Toc242009458"</w:instrText>
+            </w:r>
+            <w:r>
+              <w:rPr>
+                <w:rStyle w:val="Hipervnculo"/>
+                <w:noProof/>
+              </w:rPr>
+              <w:instrText xml:space="preserve"> </w:instrText>
+            </w:r>
+            <w:r>
+              <w:rPr>
+                <w:rStyle w:val="Hipervnculo"/>
+                <w:noProof/>
+              </w:rPr>
+            </w:r>
+            <w:r>
+              <w:rPr>
+                <w:rStyle w:val="Hipervnculo"/>
+                <w:noProof/>
+              </w:rPr>
+              <w:fldChar w:fldCharType="separate"/>
+            </w:r>
+            <w:r>
+              <w:rPr>
+                <w:rStyle w:val="Hipervnculo"/>
+                <w:noProof/>
+              </w:rPr>
+              <w:t>4.2.1</w:t>
+            </w:r>
+            <w:r>
+              <w:rPr>
+                <w:rFonts w:eastAsiaTheme="minorEastAsia"/>
+                <w:i w:val="0"/>
+                <w:iCs w:val="0"/>
+                <w:noProof/>
+                <w:kern w:val="2"/>
+                <w:sz w:val="24"/>
+                <w:szCs w:val="24"/>
+                <w:lang w:val="es-CL" w:eastAsia="es-CL"/>
+                <w14:ligatures w14:val="standardContextual"/>
+              </w:rPr>
+              <w:tab/>
+            </w:r>
+            <w:r>
+              <w:rPr>
+                <w:rStyle w:val="Hipervnculo"/>
+                <w:noProof/>
+              </w:rPr>
+              <w:t>Usuario 1: Operador de recepción</w:t>
+            </w:r>
+            <w:r>
+              <w:rPr>
+                <w:noProof/>
+                <w:webHidden/>
+              </w:rPr>
+              <w:tab/>
+            </w:r>
+            <w:r>
+              <w:rPr>
+                <w:noProof/>
+                <w:webHidden/>
+              </w:rPr>
+              <w:fldChar w:fldCharType="begin"/>
+            </w:r>
+            <w:r>
+              <w:rPr>
+                <w:noProof/>
+                <w:webHidden/>
+              </w:rPr>
+              <w:instrText xml:space="preserve"> PAGEREF _Toc242009458 \h </w:instrText>
+            </w:r>
+            <w:r>
+              <w:rPr>
+                <w:noProof/>
+                <w:webHidden/>
+              </w:rPr>
+            </w:r>
+            <w:r>
+              <w:rPr>
+                <w:noProof/>
+                <w:webHidden/>
+              </w:rPr>
+              <w:fldChar w:fldCharType="separate"/>
+            </w:r>
+            <w:r>
+              <w:rPr>
+                <w:noProof/>
+                <w:webHidden/>
+              </w:rPr>
+              <w:t>5</w:t>
+            </w:r>
+            <w:r>
+              <w:rPr>
+                <w:noProof/>
+                <w:webHidden/>
+              </w:rPr>
+              <w:fldChar w:fldCharType="end"/>
+            </w:r>
+            <w:r>
+              <w:rPr>
+                <w:rStyle w:val="Hipervnculo"/>
+                <w:noProof/>
+              </w:rPr>
+              <w:fldChar w:fldCharType="end"/>
+            </w:r>
+          </w:ins>
+        </w:p>
+        <w:p>
+          <w:pPr>
+            <w:pStyle w:val="TDC3"/>
+            <w:tabs>
+              <w:tab w:val="left" w:pos="1320"/>
+              <w:tab w:val="right" w:leader="dot" w:pos="8828"/>
+            </w:tabs>
+            <w:rPr>
+              <w:ins w:id="16" w:author="Alejandro Antonio Rodríguez Leiva (alejandrorodriguez)" w:date="2026-10-04T12:30:00Z" w16du:dateUtc="2026-10-04T15:30:00Z"/>
+              <w:rFonts w:eastAsiaTheme="minorEastAsia"/>
+              <w:i w:val="0"/>
+              <w:iCs w:val="0"/>
+              <w:noProof/>
+              <w:kern w:val="2"/>
+              <w:sz w:val="24"/>
+              <w:szCs w:val="24"/>
+              <w:lang w:val="es-CL" w:eastAsia="es-CL"/>
+              <w14:ligatures w14:val="standardContextual"/>
+            </w:rPr>
+          </w:pPr>
+          <w:ins w:id="17" w:author="Alejandro Antonio Rodríguez Leiva (alejandrorodriguez)" w:date="2026-10-04T12:30:00Z" w16du:dateUtc="2026-10-04T15:30:00Z">
+            <w:r>
+              <w:rPr>
+                <w:rStyle w:val="Hipervnculo"/>
+                <w:noProof/>
+              </w:rPr>
+              <w:fldChar w:fldCharType="begin"/>
+            </w:r>
+            <w:r>
+              <w:rPr>
+                <w:rStyle w:val="Hipervnculo"/>
+                <w:noProof/>
+              </w:rPr>
+              <w:instrText xml:space="preserve"> </w:instrText>
+            </w:r>
+            <w:r>
+              <w:rPr>
+                <w:noProof/>
+              </w:rPr>
+              <w:instrText>HYPERLINK \l "_Toc242009459"</w:instrText>
+            </w:r>
+            <w:r>
+              <w:rPr>
+                <w:rStyle w:val="Hipervnculo"/>
+                <w:noProof/>
+              </w:rPr>
+              <w:instrText xml:space="preserve"> </w:instrText>
+            </w:r>
+            <w:r>
+              <w:rPr>
+                <w:rStyle w:val="Hipervnculo"/>
+                <w:noProof/>
+              </w:rPr>
+            </w:r>
+            <w:r>
+              <w:rPr>
+                <w:rStyle w:val="Hipervnculo"/>
+                <w:noProof/>
+              </w:rPr>
+              <w:fldChar w:fldCharType="separate"/>
+            </w:r>
+            <w:r>
+              <w:rPr>
+                <w:rStyle w:val="Hipervnculo"/>
+                <w:noProof/>
+              </w:rPr>
+              <w:t>4.2.2</w:t>
+            </w:r>
+            <w:r>
+              <w:rPr>
+                <w:rFonts w:eastAsiaTheme="minorEastAsia"/>
+                <w:i w:val="0"/>
+                <w:iCs w:val="0"/>
+                <w:noProof/>
+                <w:kern w:val="2"/>
+                <w:sz w:val="24"/>
+                <w:szCs w:val="24"/>
+                <w:lang w:val="es-CL" w:eastAsia="es-CL"/>
+                <w14:ligatures w14:val="standardContextual"/>
+              </w:rPr>
+              <w:tab/>
+            </w:r>
+            <w:r>
+              <w:rPr>
+                <w:rStyle w:val="Hipervnculo"/>
+                <w:noProof/>
+              </w:rPr>
+              <w:t>Usuario 2: Operador de proceso</w:t>
+            </w:r>
+            <w:r>
+              <w:rPr>
+                <w:noProof/>
+                <w:webHidden/>
+              </w:rPr>
+              <w:tab/>
+            </w:r>
+            <w:r>
+              <w:rPr>
+                <w:noProof/>
+                <w:webHidden/>
+              </w:rPr>
+              <w:fldChar w:fldCharType="begin"/>
+            </w:r>
+            <w:r>
+              <w:rPr>
+                <w:noProof/>
+                <w:webHidden/>
+              </w:rPr>
+              <w:instrText xml:space="preserve"> PAGEREF _Toc242009459 \h </w:instrText>
+            </w:r>
+            <w:r>
+              <w:rPr>
+                <w:noProof/>
+                <w:webHidden/>
+              </w:rPr>
+            </w:r>
+            <w:r>
+              <w:rPr>
+                <w:noProof/>
+                <w:webHidden/>
+              </w:rPr>
+              <w:fldChar w:fldCharType="separate"/>
+            </w:r>
+            <w:r>
+              <w:rPr>
+                <w:noProof/>
+                <w:webHidden/>
+              </w:rPr>
+              <w:t>5</w:t>
+            </w:r>
+            <w:r>
+              <w:rPr>
+                <w:noProof/>
+                <w:webHidden/>
+              </w:rPr>
+              <w:fldChar w:fldCharType="end"/>
+            </w:r>
+            <w:r>
+              <w:rPr>
+                <w:rStyle w:val="Hipervnculo"/>
+                <w:noProof/>
+              </w:rPr>
+              <w:fldChar w:fldCharType="end"/>
+            </w:r>
+          </w:ins>
+        </w:p>
+        <w:p>
+          <w:pPr>
+            <w:pStyle w:val="TDC3"/>
+            <w:tabs>
+              <w:tab w:val="left" w:pos="1320"/>
+              <w:tab w:val="right" w:leader="dot" w:pos="8828"/>
+            </w:tabs>
+            <w:rPr>
+              <w:ins w:id="18" w:author="Alejandro Antonio Rodríguez Leiva (alejandrorodriguez)" w:date="2026-10-04T12:30:00Z" w16du:dateUtc="2026-10-04T15:30:00Z"/>
+              <w:rFonts w:eastAsiaTheme="minorEastAsia"/>
+              <w:i w:val="0"/>
+              <w:iCs w:val="0"/>
+              <w:noProof/>
+              <w:kern w:val="2"/>
+              <w:sz w:val="24"/>
+              <w:szCs w:val="24"/>
+              <w:lang w:val="es-CL" w:eastAsia="es-CL"/>
+              <w14:ligatures w14:val="standardContextual"/>
+            </w:rPr>
+          </w:pPr>
+          <w:ins w:id="19" w:author="Alejandro Antonio Rodríguez Leiva (alejandrorodriguez)" w:date="2026-10-04T12:30:00Z" w16du:dateUtc="2026-10-04T15:30:00Z">
+            <w:r>
+              <w:rPr>
+                <w:rStyle w:val="Hipervnculo"/>
+                <w:noProof/>
+              </w:rPr>
+              <w:fldChar w:fldCharType="begin"/>
+            </w:r>
+            <w:r>
+              <w:rPr>
+                <w:rStyle w:val="Hipervnculo"/>
+                <w:noProof/>
+              </w:rPr>
+              <w:instrText xml:space="preserve"> </w:instrText>
+            </w:r>
+            <w:r>
+              <w:rPr>
+                <w:noProof/>
+              </w:rPr>
+              <w:instrText>HYPERLINK \l "_Toc242009460"</w:instrText>
+            </w:r>
+            <w:r>
+              <w:rPr>
+                <w:rStyle w:val="Hipervnculo"/>
+                <w:noProof/>
+              </w:rPr>
+              <w:instrText xml:space="preserve"> </w:instrText>
+            </w:r>
+            <w:r>
+              <w:rPr>
+                <w:rStyle w:val="Hipervnculo"/>
+                <w:noProof/>
+              </w:rPr>
+            </w:r>
+            <w:r>
+              <w:rPr>
+                <w:rStyle w:val="Hipervnculo"/>
+                <w:noProof/>
+              </w:rPr>
+              <w:fldChar w:fldCharType="separate"/>
+            </w:r>
+            <w:r>
+              <w:rPr>
+                <w:rStyle w:val="Hipervnculo"/>
+                <w:noProof/>
+              </w:rPr>
+              <w:t>4.2.3</w:t>
+            </w:r>
+            <w:r>
+              <w:rPr>
+                <w:rFonts w:eastAsiaTheme="minorEastAsia"/>
+                <w:i w:val="0"/>
+                <w:iCs w:val="0"/>
+                <w:noProof/>
+                <w:kern w:val="2"/>
+                <w:sz w:val="24"/>
+                <w:szCs w:val="24"/>
+                <w:lang w:val="es-CL" w:eastAsia="es-CL"/>
+                <w14:ligatures w14:val="standardContextual"/>
+              </w:rPr>
+              <w:tab/>
+            </w:r>
+            <w:r>
+              <w:rPr>
+                <w:rStyle w:val="Hipervnculo"/>
+                <w:noProof/>
+              </w:rPr>
+              <w:t>Usuario 3: Administrador</w:t>
+            </w:r>
+            <w:r>
+              <w:rPr>
+                <w:noProof/>
+                <w:webHidden/>
+              </w:rPr>
+              <w:tab/>
+            </w:r>
+            <w:r>
+              <w:rPr>
+                <w:noProof/>
+                <w:webHidden/>
+              </w:rPr>
+              <w:fldChar w:fldCharType="begin"/>
+            </w:r>
+            <w:r>
+              <w:rPr>
+                <w:noProof/>
+                <w:webHidden/>
+              </w:rPr>
+              <w:instrText xml:space="preserve"> PAGEREF _Toc242009460 \h </w:instrText>
+            </w:r>
+            <w:r>
+              <w:rPr>
+                <w:noProof/>
+                <w:webHidden/>
+              </w:rPr>
+            </w:r>
+            <w:r>
+              <w:rPr>
+                <w:noProof/>
+                <w:webHidden/>
+              </w:rPr>
+              <w:fldChar w:fldCharType="separate"/>
+            </w:r>
+            <w:r>
+              <w:rPr>
+                <w:noProof/>
+                <w:webHidden/>
+              </w:rPr>
+              <w:t>6</w:t>
+            </w:r>
+            <w:r>
+              <w:rPr>
+                <w:noProof/>
+                <w:webHidden/>
+              </w:rPr>
+              <w:fldChar w:fldCharType="end"/>
+            </w:r>
+            <w:r>
+              <w:rPr>
+                <w:rStyle w:val="Hipervnculo"/>
+                <w:noProof/>
+              </w:rPr>
+              <w:fldChar w:fldCharType="end"/>
+            </w:r>
+          </w:ins>
+        </w:p>
+        <w:p>
+          <w:pPr>
+            <w:pStyle w:val="TDC3"/>
+            <w:tabs>
+              <w:tab w:val="left" w:pos="1320"/>
+              <w:tab w:val="right" w:leader="dot" w:pos="8828"/>
+            </w:tabs>
+            <w:rPr>
+              <w:ins w:id="20" w:author="Alejandro Antonio Rodríguez Leiva (alejandrorodriguez)" w:date="2026-10-04T12:30:00Z" w16du:dateUtc="2026-10-04T15:30:00Z"/>
+              <w:rFonts w:eastAsiaTheme="minorEastAsia"/>
+              <w:i w:val="0"/>
+              <w:iCs w:val="0"/>
+              <w:noProof/>
+              <w:kern w:val="2"/>
+              <w:sz w:val="24"/>
+              <w:szCs w:val="24"/>
+              <w:lang w:val="es-CL" w:eastAsia="es-CL"/>
+              <w14:ligatures w14:val="standardContextual"/>
+            </w:rPr>
+          </w:pPr>
+          <w:ins w:id="21" w:author="Alejandro Antonio Rodríguez Leiva (alejandrorodriguez)" w:date="2026-10-04T12:30:00Z" w16du:dateUtc="2026-10-04T15:30:00Z">
+            <w:r>
+              <w:rPr>
+                <w:rStyle w:val="Hipervnculo"/>
+                <w:noProof/>
+              </w:rPr>
+              <w:fldChar w:fldCharType="begin"/>
+            </w:r>
+            <w:r>
+              <w:rPr>
+                <w:rStyle w:val="Hipervnculo"/>
+                <w:noProof/>
+              </w:rPr>
+              <w:instrText xml:space="preserve"> </w:instrText>
+            </w:r>
+            <w:r>
+              <w:rPr>
+                <w:noProof/>
+              </w:rPr>
+              <w:instrText>HYPERLINK \l "_Toc242009461"</w:instrText>
+            </w:r>
+            <w:r>
+              <w:rPr>
+                <w:rStyle w:val="Hipervnculo"/>
+                <w:noProof/>
+              </w:rPr>
+              <w:instrText xml:space="preserve"> </w:instrText>
+            </w:r>
+            <w:r>
+              <w:rPr>
+                <w:rStyle w:val="Hipervnculo"/>
+                <w:noProof/>
+              </w:rPr>
+            </w:r>
+            <w:r>
+              <w:rPr>
+                <w:rStyle w:val="Hipervnculo"/>
+                <w:noProof/>
+              </w:rPr>
+              <w:fldChar w:fldCharType="separate"/>
+            </w:r>
+            <w:r>
+              <w:rPr>
+                <w:rStyle w:val="Hipervnculo"/>
+                <w:noProof/>
+              </w:rPr>
+              <w:t>4.2.4</w:t>
+            </w:r>
+            <w:r>
+              <w:rPr>
+                <w:rFonts w:eastAsiaTheme="minorEastAsia"/>
+                <w:i w:val="0"/>
+                <w:iCs w:val="0"/>
+                <w:noProof/>
+                <w:kern w:val="2"/>
+                <w:sz w:val="24"/>
+                <w:szCs w:val="24"/>
+                <w:lang w:val="es-CL" w:eastAsia="es-CL"/>
+                <w14:ligatures w14:val="standardContextual"/>
+              </w:rPr>
+              <w:tab/>
+            </w:r>
+            <w:r>
+              <w:rPr>
+                <w:rStyle w:val="Hipervnculo"/>
+                <w:noProof/>
+              </w:rPr>
+              <w:t>Usuario 4: Gerencia</w:t>
+            </w:r>
+            <w:r>
+              <w:rPr>
+                <w:noProof/>
+                <w:webHidden/>
+              </w:rPr>
+              <w:tab/>
+            </w:r>
+            <w:r>
+              <w:rPr>
+                <w:noProof/>
+                <w:webHidden/>
+              </w:rPr>
+              <w:fldChar w:fldCharType="begin"/>
+            </w:r>
+            <w:r>
+              <w:rPr>
+                <w:noProof/>
+                <w:webHidden/>
+              </w:rPr>
+              <w:instrText xml:space="preserve"> PAGEREF _Toc242009461 \h </w:instrText>
+            </w:r>
+            <w:r>
+              <w:rPr>
+                <w:noProof/>
+                <w:webHidden/>
+              </w:rPr>
+            </w:r>
+            <w:r>
+              <w:rPr>
+                <w:noProof/>
+                <w:webHidden/>
+              </w:rPr>
+              <w:fldChar w:fldCharType="separate"/>
+            </w:r>
+            <w:r>
+              <w:rPr>
+                <w:noProof/>
+                <w:webHidden/>
+              </w:rPr>
+              <w:t>7</w:t>
+            </w:r>
+            <w:r>
+              <w:rPr>
+                <w:noProof/>
+                <w:webHidden/>
+              </w:rPr>
+              <w:fldChar w:fldCharType="end"/>
+            </w:r>
+            <w:r>
+              <w:rPr>
+                <w:rStyle w:val="Hipervnculo"/>
+                <w:noProof/>
+              </w:rPr>
+              <w:fldChar w:fldCharType="end"/>
+            </w:r>
+          </w:ins>
+        </w:p>
+        <w:p>
+          <w:pPr>
+            <w:pStyle w:val="TDC2"/>
+            <w:tabs>
+              <w:tab w:val="left" w:pos="880"/>
+              <w:tab w:val="right" w:leader="dot" w:pos="8828"/>
+            </w:tabs>
+            <w:rPr>
+              <w:ins w:id="22" w:author="Alejandro Antonio Rodríguez Leiva (alejandrorodriguez)" w:date="2026-10-04T12:30:00Z" w16du:dateUtc="2026-10-04T15:30:00Z"/>
+              <w:rFonts w:eastAsiaTheme="minorEastAsia"/>
+              <w:smallCaps w:val="0"/>
+              <w:noProof/>
+              <w:kern w:val="2"/>
+              <w:sz w:val="24"/>
+              <w:szCs w:val="24"/>
+              <w:lang w:val="es-CL" w:eastAsia="es-CL"/>
+              <w14:ligatures w14:val="standardContextual"/>
+            </w:rPr>
+          </w:pPr>
+          <w:ins w:id="23" w:author="Alejandro Antonio Rodríguez Leiva (alejandrorodriguez)" w:date="2026-10-04T12:30:00Z" w16du:dateUtc="2026-10-04T15:30:00Z">
+            <w:r>
+              <w:rPr>
+                <w:rStyle w:val="Hipervnculo"/>
+                <w:noProof/>
+              </w:rPr>
+              <w:fldChar w:fldCharType="begin"/>
+            </w:r>
+            <w:r>
+              <w:rPr>
+                <w:rStyle w:val="Hipervnculo"/>
+                <w:noProof/>
+              </w:rPr>
+              <w:instrText xml:space="preserve"> </w:instrText>
+            </w:r>
+            <w:r>
+              <w:rPr>
+                <w:noProof/>
+              </w:rPr>
+              <w:instrText>HYPERLINK \l "_Toc242009462"</w:instrText>
+            </w:r>
+            <w:r>
+              <w:rPr>
+                <w:rStyle w:val="Hipervnculo"/>
+                <w:noProof/>
+              </w:rPr>
+              <w:instrText xml:space="preserve"> </w:instrText>
+            </w:r>
+            <w:r>
+              <w:rPr>
+                <w:rStyle w:val="Hipervnculo"/>
+                <w:noProof/>
+              </w:rPr>
+            </w:r>
+            <w:r>
+              <w:rPr>
+                <w:rStyle w:val="Hipervnculo"/>
+                <w:noProof/>
+              </w:rPr>
+              <w:fldChar w:fldCharType="separate"/>
+            </w:r>
+            <w:r>
+              <w:rPr>
+                <w:rStyle w:val="Hipervnculo"/>
+                <w:noProof/>
+                <w:lang w:val="es-ES" w:eastAsia="es-ES"/>
+              </w:rPr>
+              <w:t>4.3</w:t>
+            </w:r>
+            <w:r>
+              <w:rPr>
+                <w:rFonts w:eastAsiaTheme="minorEastAsia"/>
+                <w:smallCaps w:val="0"/>
+                <w:noProof/>
+                <w:kern w:val="2"/>
+                <w:sz w:val="24"/>
+                <w:szCs w:val="24"/>
+                <w:lang w:val="es-CL" w:eastAsia="es-CL"/>
+                <w14:ligatures w14:val="standardContextual"/>
+              </w:rPr>
+              <w:tab/>
+            </w:r>
+            <w:r>
+              <w:rPr>
+                <w:rStyle w:val="Hipervnculo"/>
+                <w:noProof/>
+                <w:lang w:val="es-ES" w:eastAsia="es-ES"/>
+              </w:rPr>
+              <w:t>Propuesta de Valor</w:t>
+            </w:r>
+            <w:r>
+              <w:rPr>
+                <w:noProof/>
+                <w:webHidden/>
+              </w:rPr>
+              <w:tab/>
+            </w:r>
+            <w:r>
+              <w:rPr>
+                <w:noProof/>
+                <w:webHidden/>
+              </w:rPr>
+              <w:fldChar w:fldCharType="begin"/>
+            </w:r>
+            <w:r>
+              <w:rPr>
+                <w:noProof/>
+                <w:webHidden/>
+              </w:rPr>
+              <w:instrText xml:space="preserve"> PAGEREF _Toc242009462 \h </w:instrText>
+            </w:r>
+            <w:r>
+              <w:rPr>
+                <w:noProof/>
+                <w:webHidden/>
+              </w:rPr>
+            </w:r>
+            <w:r>
+              <w:rPr>
+                <w:noProof/>
+                <w:webHidden/>
+              </w:rPr>
+              <w:fldChar w:fldCharType="separate"/>
+            </w:r>
+            <w:r>
+              <w:rPr>
+                <w:noProof/>
+                <w:webHidden/>
+              </w:rPr>
+              <w:t>7</w:t>
+            </w:r>
+            <w:r>
+              <w:rPr>
+                <w:noProof/>
+                <w:webHidden/>
+              </w:rPr>
+              <w:fldChar w:fldCharType="end"/>
+            </w:r>
+            <w:r>
+              <w:rPr>
+                <w:rStyle w:val="Hipervnculo"/>
+                <w:noProof/>
+              </w:rPr>
+              <w:fldChar w:fldCharType="end"/>
+            </w:r>
+          </w:ins>
+        </w:p>
+        <w:p>
+          <w:pPr>
+            <w:pStyle w:val="TDC1"/>
+            <w:tabs>
+              <w:tab w:val="left" w:pos="440"/>
+              <w:tab w:val="right" w:leader="dot" w:pos="8828"/>
+            </w:tabs>
+            <w:rPr>
+              <w:del w:id="24" w:author="Alejandro Antonio Rodríguez Leiva (alejandrorodriguez)" w:date="2026-10-04T12:30:00Z" w16du:dateUtc="2026-10-04T15:30:00Z"/>
               <w:rFonts w:eastAsiaTheme="minorEastAsia"/>
               <w:b w:val="0"/>
               <w:bCs w:val="0"/>
@@ -687,13 +2003,22 @@
               <w14:ligatures w14:val="standardContextual"/>
             </w:rPr>
           </w:pPr>
-          <w:hyperlink w:anchor="_Toc241927749" w:history="1">
-            <w:r>
-              <w:rPr>
-                <w:rStyle w:val="Hipervnculo"/>
-                <w:noProof/>
-              </w:rPr>
-              <w:t>3</w:t>
+          <w:del w:id="25" w:author="Alejandro Antonio Rodríguez Leiva (alejandrorodriguez)" w:date="2026-10-04T12:30:00Z" w16du:dateUtc="2026-10-04T15:30:00Z">
+            <w:r>
+              <w:rPr>
+                <w:rFonts w:eastAsia="Times New Roman" w:cstheme="minorHAnsi"/>
+                <w:noProof/>
+                <w:kern w:val="32"/>
+                <w:rPrChange w:id="26" w:author="Alejandro Antonio Rodríguez Leiva (alejandrorodriguez)" w:date="2026-10-04T12:30:00Z" w16du:dateUtc="2026-10-04T15:30:00Z">
+                  <w:rPr>
+                    <w:rStyle w:val="Hipervnculo"/>
+                    <w:rFonts w:eastAsia="Times New Roman" w:cstheme="minorHAnsi"/>
+                    <w:noProof/>
+                    <w:kern w:val="32"/>
+                  </w:rPr>
+                </w:rPrChange>
+              </w:rPr>
+              <w:delText>2</w:delText>
             </w:r>
             <w:r>
               <w:rPr>
@@ -712,10 +2037,19 @@
             </w:r>
             <w:r>
               <w:rPr>
-                <w:rStyle w:val="Hipervnculo"/>
-                <w:noProof/>
-              </w:rPr>
-              <w:t>Integrantes:</w:t>
+                <w:rFonts w:eastAsia="Times New Roman" w:cstheme="minorHAnsi"/>
+                <w:noProof/>
+                <w:kern w:val="32"/>
+                <w:rPrChange w:id="27" w:author="Alejandro Antonio Rodríguez Leiva (alejandrorodriguez)" w:date="2026-10-04T12:30:00Z" w16du:dateUtc="2026-10-04T15:30:00Z">
+                  <w:rPr>
+                    <w:rStyle w:val="Hipervnculo"/>
+                    <w:rFonts w:eastAsia="Times New Roman" w:cstheme="minorHAnsi"/>
+                    <w:noProof/>
+                    <w:kern w:val="32"/>
+                  </w:rPr>
+                </w:rPrChange>
+              </w:rPr>
+              <w:delText>Ficha del documento</w:delText>
             </w:r>
             <w:r>
               <w:rPr>
@@ -723,49 +2057,9 @@
                 <w:webHidden/>
               </w:rPr>
               <w:tab/>
-            </w:r>
-            <w:r>
-              <w:rPr>
-                <w:noProof/>
-                <w:webHidden/>
-              </w:rPr>
-              <w:fldChar w:fldCharType="begin"/>
-            </w:r>
-            <w:r>
-              <w:rPr>
-                <w:noProof/>
-                <w:webHidden/>
-              </w:rPr>
-              <w:instrText xml:space="preserve"> PAGEREF _Toc241927749 \h </w:instrText>
-            </w:r>
-            <w:r>
-              <w:rPr>
-                <w:noProof/>
-                <w:webHidden/>
-              </w:rPr>
-            </w:r>
-            <w:r>
-              <w:rPr>
-                <w:noProof/>
-                <w:webHidden/>
-              </w:rPr>
-              <w:fldChar w:fldCharType="separate"/>
-            </w:r>
-            <w:r>
-              <w:rPr>
-                <w:noProof/>
-                <w:webHidden/>
-              </w:rPr>
-              <w:t>2</w:t>
-            </w:r>
-            <w:r>
-              <w:rPr>
-                <w:noProof/>
-                <w:webHidden/>
-              </w:rPr>
-              <w:fldChar w:fldCharType="end"/>
-            </w:r>
-          </w:hyperlink>
+              <w:delText>2</w:delText>
+            </w:r>
+          </w:del>
         </w:p>
         <w:p>
           <w:pPr>
@@ -775,6 +2069,7 @@
               <w:tab w:val="right" w:leader="dot" w:pos="8828"/>
             </w:tabs>
             <w:rPr>
+              <w:del w:id="28" w:author="Alejandro Antonio Rodríguez Leiva (alejandrorodriguez)" w:date="2026-10-04T12:30:00Z" w16du:dateUtc="2026-10-04T15:30:00Z"/>
               <w:rFonts w:eastAsiaTheme="minorEastAsia"/>
               <w:b w:val="0"/>
               <w:bCs w:val="0"/>
@@ -787,14 +2082,18 @@
               <w14:ligatures w14:val="standardContextual"/>
             </w:rPr>
           </w:pPr>
-          <w:hyperlink w:anchor="_Toc241927750" w:history="1">
-            <w:r>
-              <w:rPr>
-                <w:rStyle w:val="Hipervnculo"/>
-                <w:rFonts w:cstheme="minorHAnsi"/>
-                <w:noProof/>
-              </w:rPr>
-              <w:t>4</w:t>
+          <w:del w:id="29" w:author="Alejandro Antonio Rodríguez Leiva (alejandrorodriguez)" w:date="2026-10-04T12:30:00Z" w16du:dateUtc="2026-10-04T15:30:00Z">
+            <w:r>
+              <w:rPr>
+                <w:noProof/>
+                <w:rPrChange w:id="30" w:author="Alejandro Antonio Rodríguez Leiva (alejandrorodriguez)" w:date="2026-10-04T12:30:00Z" w16du:dateUtc="2026-10-04T15:30:00Z">
+                  <w:rPr>
+                    <w:rStyle w:val="Hipervnculo"/>
+                    <w:noProof/>
+                  </w:rPr>
+                </w:rPrChange>
+              </w:rPr>
+              <w:delText>3</w:delText>
             </w:r>
             <w:r>
               <w:rPr>
@@ -813,11 +2112,90 @@
             </w:r>
             <w:r>
               <w:rPr>
-                <w:rStyle w:val="Hipervnculo"/>
+                <w:noProof/>
+                <w:rPrChange w:id="31" w:author="Alejandro Antonio Rodríguez Leiva (alejandrorodriguez)" w:date="2026-10-04T12:30:00Z" w16du:dateUtc="2026-10-04T15:30:00Z">
+                  <w:rPr>
+                    <w:rStyle w:val="Hipervnculo"/>
+                    <w:noProof/>
+                  </w:rPr>
+                </w:rPrChange>
+              </w:rPr>
+              <w:delText>Integrantes:</w:delText>
+            </w:r>
+            <w:r>
+              <w:rPr>
+                <w:noProof/>
+                <w:webHidden/>
+              </w:rPr>
+              <w:tab/>
+              <w:delText>2</w:delText>
+            </w:r>
+          </w:del>
+        </w:p>
+        <w:p>
+          <w:pPr>
+            <w:pStyle w:val="TDC1"/>
+            <w:tabs>
+              <w:tab w:val="left" w:pos="440"/>
+              <w:tab w:val="right" w:leader="dot" w:pos="8828"/>
+            </w:tabs>
+            <w:rPr>
+              <w:del w:id="32" w:author="Alejandro Antonio Rodríguez Leiva (alejandrorodriguez)" w:date="2026-10-04T12:30:00Z" w16du:dateUtc="2026-10-04T15:30:00Z"/>
+              <w:rFonts w:eastAsiaTheme="minorEastAsia"/>
+              <w:b w:val="0"/>
+              <w:bCs w:val="0"/>
+              <w:caps w:val="0"/>
+              <w:noProof/>
+              <w:kern w:val="2"/>
+              <w:sz w:val="24"/>
+              <w:szCs w:val="24"/>
+              <w:lang w:val="es-419" w:eastAsia="es-419"/>
+              <w14:ligatures w14:val="standardContextual"/>
+            </w:rPr>
+          </w:pPr>
+          <w:del w:id="33" w:author="Alejandro Antonio Rodríguez Leiva (alejandrorodriguez)" w:date="2026-10-04T12:30:00Z" w16du:dateUtc="2026-10-04T15:30:00Z">
+            <w:r>
+              <w:rPr>
                 <w:rFonts w:cstheme="minorHAnsi"/>
                 <w:noProof/>
-              </w:rPr>
-              <w:t>Producto Vision</w:t>
+                <w:rPrChange w:id="34" w:author="Alejandro Antonio Rodríguez Leiva (alejandrorodriguez)" w:date="2026-10-04T12:30:00Z" w16du:dateUtc="2026-10-04T15:30:00Z">
+                  <w:rPr>
+                    <w:rStyle w:val="Hipervnculo"/>
+                    <w:rFonts w:cstheme="minorHAnsi"/>
+                    <w:noProof/>
+                  </w:rPr>
+                </w:rPrChange>
+              </w:rPr>
+              <w:delText>4</w:delText>
+            </w:r>
+            <w:r>
+              <w:rPr>
+                <w:rFonts w:eastAsiaTheme="minorEastAsia"/>
+                <w:b w:val="0"/>
+                <w:bCs w:val="0"/>
+                <w:caps w:val="0"/>
+                <w:noProof/>
+                <w:kern w:val="2"/>
+                <w:sz w:val="24"/>
+                <w:szCs w:val="24"/>
+                <w:lang w:val="es-419" w:eastAsia="es-419"/>
+                <w14:ligatures w14:val="standardContextual"/>
+              </w:rPr>
+              <w:tab/>
+            </w:r>
+            <w:r>
+              <w:rPr>
+                <w:rFonts w:cstheme="minorHAnsi"/>
+                <w:noProof/>
+                <w:rPrChange w:id="35" w:author="Alejandro Antonio Rodríguez Leiva (alejandrorodriguez)" w:date="2026-10-04T12:30:00Z" w16du:dateUtc="2026-10-04T15:30:00Z">
+                  <w:rPr>
+                    <w:rStyle w:val="Hipervnculo"/>
+                    <w:rFonts w:cstheme="minorHAnsi"/>
+                    <w:noProof/>
+                  </w:rPr>
+                </w:rPrChange>
+              </w:rPr>
+              <w:delText>Producto Vision</w:delText>
             </w:r>
             <w:r>
               <w:rPr>
@@ -825,49 +2203,9 @@
                 <w:webHidden/>
               </w:rPr>
               <w:tab/>
-            </w:r>
-            <w:r>
-              <w:rPr>
-                <w:noProof/>
-                <w:webHidden/>
-              </w:rPr>
-              <w:fldChar w:fldCharType="begin"/>
-            </w:r>
-            <w:r>
-              <w:rPr>
-                <w:noProof/>
-                <w:webHidden/>
-              </w:rPr>
-              <w:instrText xml:space="preserve"> PAGEREF _Toc241927750 \h </w:instrText>
-            </w:r>
-            <w:r>
-              <w:rPr>
-                <w:noProof/>
-                <w:webHidden/>
-              </w:rPr>
-            </w:r>
-            <w:r>
-              <w:rPr>
-                <w:noProof/>
-                <w:webHidden/>
-              </w:rPr>
-              <w:fldChar w:fldCharType="separate"/>
-            </w:r>
-            <w:r>
-              <w:rPr>
-                <w:noProof/>
-                <w:webHidden/>
-              </w:rPr>
-              <w:t>4</w:t>
-            </w:r>
-            <w:r>
-              <w:rPr>
-                <w:noProof/>
-                <w:webHidden/>
-              </w:rPr>
-              <w:fldChar w:fldCharType="end"/>
-            </w:r>
-          </w:hyperlink>
+              <w:delText>4</w:delText>
+            </w:r>
+          </w:del>
         </w:p>
         <w:p>
           <w:pPr>
@@ -877,6 +2215,7 @@
               <w:tab w:val="right" w:leader="dot" w:pos="8828"/>
             </w:tabs>
             <w:rPr>
+              <w:del w:id="36" w:author="Alejandro Antonio Rodríguez Leiva (alejandrorodriguez)" w:date="2026-10-04T12:30:00Z" w16du:dateUtc="2026-10-04T15:30:00Z"/>
               <w:rFonts w:eastAsiaTheme="minorEastAsia"/>
               <w:smallCaps w:val="0"/>
               <w:noProof/>
@@ -887,14 +2226,20 @@
               <w14:ligatures w14:val="standardContextual"/>
             </w:rPr>
           </w:pPr>
-          <w:hyperlink w:anchor="_Toc241927751" w:history="1">
-            <w:r>
-              <w:rPr>
-                <w:rStyle w:val="Hipervnculo"/>
+          <w:del w:id="37" w:author="Alejandro Antonio Rodríguez Leiva (alejandrorodriguez)" w:date="2026-10-04T12:30:00Z" w16du:dateUtc="2026-10-04T15:30:00Z">
+            <w:r>
+              <w:rPr>
                 <w:rFonts w:cstheme="minorHAnsi"/>
                 <w:noProof/>
-              </w:rPr>
-              <w:t>4.1</w:t>
+                <w:rPrChange w:id="38" w:author="Alejandro Antonio Rodríguez Leiva (alejandrorodriguez)" w:date="2026-10-04T12:30:00Z" w16du:dateUtc="2026-10-04T15:30:00Z">
+                  <w:rPr>
+                    <w:rStyle w:val="Hipervnculo"/>
+                    <w:rFonts w:cstheme="minorHAnsi"/>
+                    <w:noProof/>
+                  </w:rPr>
+                </w:rPrChange>
+              </w:rPr>
+              <w:delText>4.1</w:delText>
             </w:r>
             <w:r>
               <w:rPr>
@@ -911,11 +2256,17 @@
             </w:r>
             <w:r>
               <w:rPr>
-                <w:rStyle w:val="Hipervnculo"/>
                 <w:rFonts w:cstheme="minorHAnsi"/>
                 <w:noProof/>
-              </w:rPr>
-              <w:t>¿Cuál es el problema?</w:t>
+                <w:rPrChange w:id="39" w:author="Alejandro Antonio Rodríguez Leiva (alejandrorodriguez)" w:date="2026-10-04T12:30:00Z" w16du:dateUtc="2026-10-04T15:30:00Z">
+                  <w:rPr>
+                    <w:rStyle w:val="Hipervnculo"/>
+                    <w:rFonts w:cstheme="minorHAnsi"/>
+                    <w:noProof/>
+                  </w:rPr>
+                </w:rPrChange>
+              </w:rPr>
+              <w:delText>¿Cuál es el problema?</w:delText>
             </w:r>
             <w:r>
               <w:rPr>
@@ -923,49 +2274,9 @@
                 <w:webHidden/>
               </w:rPr>
               <w:tab/>
-            </w:r>
-            <w:r>
-              <w:rPr>
-                <w:noProof/>
-                <w:webHidden/>
-              </w:rPr>
-              <w:fldChar w:fldCharType="begin"/>
-            </w:r>
-            <w:r>
-              <w:rPr>
-                <w:noProof/>
-                <w:webHidden/>
-              </w:rPr>
-              <w:instrText xml:space="preserve"> PAGEREF _Toc241927751 \h </w:instrText>
-            </w:r>
-            <w:r>
-              <w:rPr>
-                <w:noProof/>
-                <w:webHidden/>
-              </w:rPr>
-            </w:r>
-            <w:r>
-              <w:rPr>
-                <w:noProof/>
-                <w:webHidden/>
-              </w:rPr>
-              <w:fldChar w:fldCharType="separate"/>
-            </w:r>
-            <w:r>
-              <w:rPr>
-                <w:noProof/>
-                <w:webHidden/>
-              </w:rPr>
-              <w:t>4</w:t>
-            </w:r>
-            <w:r>
-              <w:rPr>
-                <w:noProof/>
-                <w:webHidden/>
-              </w:rPr>
-              <w:fldChar w:fldCharType="end"/>
-            </w:r>
-          </w:hyperlink>
+              <w:delText>4</w:delText>
+            </w:r>
+          </w:del>
         </w:p>
         <w:p>
           <w:pPr>
@@ -975,6 +2286,7 @@
               <w:tab w:val="right" w:leader="dot" w:pos="8828"/>
             </w:tabs>
             <w:rPr>
+              <w:del w:id="40" w:author="Alejandro Antonio Rodríguez Leiva (alejandrorodriguez)" w:date="2026-10-04T12:30:00Z" w16du:dateUtc="2026-10-04T15:30:00Z"/>
               <w:rFonts w:eastAsiaTheme="minorEastAsia"/>
               <w:smallCaps w:val="0"/>
               <w:noProof/>
@@ -985,13 +2297,18 @@
               <w14:ligatures w14:val="standardContextual"/>
             </w:rPr>
           </w:pPr>
-          <w:hyperlink w:anchor="_Toc241927752" w:history="1">
-            <w:r>
-              <w:rPr>
-                <w:rStyle w:val="Hipervnculo"/>
-                <w:noProof/>
-              </w:rPr>
-              <w:t>4.2</w:t>
+          <w:del w:id="41" w:author="Alejandro Antonio Rodríguez Leiva (alejandrorodriguez)" w:date="2026-10-04T12:30:00Z" w16du:dateUtc="2026-10-04T15:30:00Z">
+            <w:r>
+              <w:rPr>
+                <w:noProof/>
+                <w:rPrChange w:id="42" w:author="Alejandro Antonio Rodríguez Leiva (alejandrorodriguez)" w:date="2026-10-04T12:30:00Z" w16du:dateUtc="2026-10-04T15:30:00Z">
+                  <w:rPr>
+                    <w:rStyle w:val="Hipervnculo"/>
+                    <w:noProof/>
+                  </w:rPr>
+                </w:rPrChange>
+              </w:rPr>
+              <w:delText>4.2</w:delText>
             </w:r>
             <w:r>
               <w:rPr>
@@ -1008,10 +2325,15 @@
             </w:r>
             <w:r>
               <w:rPr>
-                <w:rStyle w:val="Hipervnculo"/>
-                <w:noProof/>
-              </w:rPr>
-              <w:t>Usuarios</w:t>
+                <w:noProof/>
+                <w:rPrChange w:id="43" w:author="Alejandro Antonio Rodríguez Leiva (alejandrorodriguez)" w:date="2026-10-04T12:30:00Z" w16du:dateUtc="2026-10-04T15:30:00Z">
+                  <w:rPr>
+                    <w:rStyle w:val="Hipervnculo"/>
+                    <w:noProof/>
+                  </w:rPr>
+                </w:rPrChange>
+              </w:rPr>
+              <w:delText>Usuarios</w:delText>
             </w:r>
             <w:r>
               <w:rPr>
@@ -1019,49 +2341,9 @@
                 <w:webHidden/>
               </w:rPr>
               <w:tab/>
-            </w:r>
-            <w:r>
-              <w:rPr>
-                <w:noProof/>
-                <w:webHidden/>
-              </w:rPr>
-              <w:fldChar w:fldCharType="begin"/>
-            </w:r>
-            <w:r>
-              <w:rPr>
-                <w:noProof/>
-                <w:webHidden/>
-              </w:rPr>
-              <w:instrText xml:space="preserve"> PAGEREF _Toc241927752 \h </w:instrText>
-            </w:r>
-            <w:r>
-              <w:rPr>
-                <w:noProof/>
-                <w:webHidden/>
-              </w:rPr>
-            </w:r>
-            <w:r>
-              <w:rPr>
-                <w:noProof/>
-                <w:webHidden/>
-              </w:rPr>
-              <w:fldChar w:fldCharType="separate"/>
-            </w:r>
-            <w:r>
-              <w:rPr>
-                <w:noProof/>
-                <w:webHidden/>
-              </w:rPr>
-              <w:t>5</w:t>
-            </w:r>
-            <w:r>
-              <w:rPr>
-                <w:noProof/>
-                <w:webHidden/>
-              </w:rPr>
-              <w:fldChar w:fldCharType="end"/>
-            </w:r>
-          </w:hyperlink>
+              <w:delText>5</w:delText>
+            </w:r>
+          </w:del>
         </w:p>
         <w:p>
           <w:pPr>
@@ -1071,6 +2353,7 @@
               <w:tab w:val="right" w:leader="dot" w:pos="8828"/>
             </w:tabs>
             <w:rPr>
+              <w:del w:id="44" w:author="Alejandro Antonio Rodríguez Leiva (alejandrorodriguez)" w:date="2026-10-04T12:30:00Z" w16du:dateUtc="2026-10-04T15:30:00Z"/>
               <w:rFonts w:eastAsiaTheme="minorEastAsia"/>
               <w:i w:val="0"/>
               <w:iCs w:val="0"/>
@@ -1082,13 +2365,18 @@
               <w14:ligatures w14:val="standardContextual"/>
             </w:rPr>
           </w:pPr>
-          <w:hyperlink w:anchor="_Toc241927753" w:history="1">
-            <w:r>
-              <w:rPr>
-                <w:rStyle w:val="Hipervnculo"/>
-                <w:noProof/>
-              </w:rPr>
-              <w:t>4.2.2</w:t>
+          <w:del w:id="45" w:author="Alejandro Antonio Rodríguez Leiva (alejandrorodriguez)" w:date="2026-10-04T12:30:00Z" w16du:dateUtc="2026-10-04T15:30:00Z">
+            <w:r>
+              <w:rPr>
+                <w:noProof/>
+                <w:rPrChange w:id="46" w:author="Alejandro Antonio Rodríguez Leiva (alejandrorodriguez)" w:date="2026-10-04T12:30:00Z" w16du:dateUtc="2026-10-04T15:30:00Z">
+                  <w:rPr>
+                    <w:rStyle w:val="Hipervnculo"/>
+                    <w:noProof/>
+                  </w:rPr>
+                </w:rPrChange>
+              </w:rPr>
+              <w:delText>4.2.2</w:delText>
             </w:r>
             <w:r>
               <w:rPr>
@@ -1106,10 +2394,15 @@
             </w:r>
             <w:r>
               <w:rPr>
-                <w:rStyle w:val="Hipervnculo"/>
-                <w:noProof/>
-              </w:rPr>
-              <w:t>Usuario 2: Operador de proceso</w:t>
+                <w:noProof/>
+                <w:rPrChange w:id="47" w:author="Alejandro Antonio Rodríguez Leiva (alejandrorodriguez)" w:date="2026-10-04T12:30:00Z" w16du:dateUtc="2026-10-04T15:30:00Z">
+                  <w:rPr>
+                    <w:rStyle w:val="Hipervnculo"/>
+                    <w:noProof/>
+                  </w:rPr>
+                </w:rPrChange>
+              </w:rPr>
+              <w:delText>Usuario 2: Operador de proceso</w:delText>
             </w:r>
             <w:r>
               <w:rPr>
@@ -1117,49 +2410,9 @@
                 <w:webHidden/>
               </w:rPr>
               <w:tab/>
-            </w:r>
-            <w:r>
-              <w:rPr>
-                <w:noProof/>
-                <w:webHidden/>
-              </w:rPr>
-              <w:fldChar w:fldCharType="begin"/>
-            </w:r>
-            <w:r>
-              <w:rPr>
-                <w:noProof/>
-                <w:webHidden/>
-              </w:rPr>
-              <w:instrText xml:space="preserve"> PAGEREF _Toc241927753 \h </w:instrText>
-            </w:r>
-            <w:r>
-              <w:rPr>
-                <w:noProof/>
-                <w:webHidden/>
-              </w:rPr>
-            </w:r>
-            <w:r>
-              <w:rPr>
-                <w:noProof/>
-                <w:webHidden/>
-              </w:rPr>
-              <w:fldChar w:fldCharType="separate"/>
-            </w:r>
-            <w:r>
-              <w:rPr>
-                <w:noProof/>
-                <w:webHidden/>
-              </w:rPr>
-              <w:t>5</w:t>
-            </w:r>
-            <w:r>
-              <w:rPr>
-                <w:noProof/>
-                <w:webHidden/>
-              </w:rPr>
-              <w:fldChar w:fldCharType="end"/>
-            </w:r>
-          </w:hyperlink>
+              <w:delText>5</w:delText>
+            </w:r>
+          </w:del>
         </w:p>
         <w:p>
           <w:pPr>
@@ -1169,6 +2422,7 @@
               <w:tab w:val="right" w:leader="dot" w:pos="8828"/>
             </w:tabs>
             <w:rPr>
+              <w:del w:id="48" w:author="Alejandro Antonio Rodríguez Leiva (alejandrorodriguez)" w:date="2026-10-04T12:30:00Z" w16du:dateUtc="2026-10-04T15:30:00Z"/>
               <w:rFonts w:eastAsiaTheme="minorEastAsia"/>
               <w:i w:val="0"/>
               <w:iCs w:val="0"/>
@@ -1180,13 +2434,18 @@
               <w14:ligatures w14:val="standardContextual"/>
             </w:rPr>
           </w:pPr>
-          <w:hyperlink w:anchor="_Toc241927754" w:history="1">
-            <w:r>
-              <w:rPr>
-                <w:rStyle w:val="Hipervnculo"/>
-                <w:noProof/>
-              </w:rPr>
-              <w:t>4.2.3</w:t>
+          <w:del w:id="49" w:author="Alejandro Antonio Rodríguez Leiva (alejandrorodriguez)" w:date="2026-10-04T12:30:00Z" w16du:dateUtc="2026-10-04T15:30:00Z">
+            <w:r>
+              <w:rPr>
+                <w:noProof/>
+                <w:rPrChange w:id="50" w:author="Alejandro Antonio Rodríguez Leiva (alejandrorodriguez)" w:date="2026-10-04T12:30:00Z" w16du:dateUtc="2026-10-04T15:30:00Z">
+                  <w:rPr>
+                    <w:rStyle w:val="Hipervnculo"/>
+                    <w:noProof/>
+                  </w:rPr>
+                </w:rPrChange>
+              </w:rPr>
+              <w:delText>4.2.3</w:delText>
             </w:r>
             <w:r>
               <w:rPr>
@@ -1204,10 +2463,15 @@
             </w:r>
             <w:r>
               <w:rPr>
-                <w:rStyle w:val="Hipervnculo"/>
-                <w:noProof/>
-              </w:rPr>
-              <w:t>Usuario 3: Administrador</w:t>
+                <w:noProof/>
+                <w:rPrChange w:id="51" w:author="Alejandro Antonio Rodríguez Leiva (alejandrorodriguez)" w:date="2026-10-04T12:30:00Z" w16du:dateUtc="2026-10-04T15:30:00Z">
+                  <w:rPr>
+                    <w:rStyle w:val="Hipervnculo"/>
+                    <w:noProof/>
+                  </w:rPr>
+                </w:rPrChange>
+              </w:rPr>
+              <w:delText>Usuario 3: Administrador</w:delText>
             </w:r>
             <w:r>
               <w:rPr>
@@ -1215,49 +2479,9 @@
                 <w:webHidden/>
               </w:rPr>
               <w:tab/>
-            </w:r>
-            <w:r>
-              <w:rPr>
-                <w:noProof/>
-                <w:webHidden/>
-              </w:rPr>
-              <w:fldChar w:fldCharType="begin"/>
-            </w:r>
-            <w:r>
-              <w:rPr>
-                <w:noProof/>
-                <w:webHidden/>
-              </w:rPr>
-              <w:instrText xml:space="preserve"> PAGEREF _Toc241927754 \h </w:instrText>
-            </w:r>
-            <w:r>
-              <w:rPr>
-                <w:noProof/>
-                <w:webHidden/>
-              </w:rPr>
-            </w:r>
-            <w:r>
-              <w:rPr>
-                <w:noProof/>
-                <w:webHidden/>
-              </w:rPr>
-              <w:fldChar w:fldCharType="separate"/>
-            </w:r>
-            <w:r>
-              <w:rPr>
-                <w:noProof/>
-                <w:webHidden/>
-              </w:rPr>
-              <w:t>6</w:t>
-            </w:r>
-            <w:r>
-              <w:rPr>
-                <w:noProof/>
-                <w:webHidden/>
-              </w:rPr>
-              <w:fldChar w:fldCharType="end"/>
-            </w:r>
-          </w:hyperlink>
+              <w:delText>6</w:delText>
+            </w:r>
+          </w:del>
         </w:p>
         <w:p>
           <w:pPr>
@@ -1267,6 +2491,7 @@
               <w:tab w:val="right" w:leader="dot" w:pos="8828"/>
             </w:tabs>
             <w:rPr>
+              <w:del w:id="52" w:author="Alejandro Antonio Rodríguez Leiva (alejandrorodriguez)" w:date="2026-10-04T12:30:00Z" w16du:dateUtc="2026-10-04T15:30:00Z"/>
               <w:rFonts w:eastAsiaTheme="minorEastAsia"/>
               <w:i w:val="0"/>
               <w:iCs w:val="0"/>
@@ -1278,13 +2503,18 @@
               <w14:ligatures w14:val="standardContextual"/>
             </w:rPr>
           </w:pPr>
-          <w:hyperlink w:anchor="_Toc241927755" w:history="1">
-            <w:r>
-              <w:rPr>
-                <w:rStyle w:val="Hipervnculo"/>
-                <w:noProof/>
-              </w:rPr>
-              <w:t>4.2.4</w:t>
+          <w:del w:id="53" w:author="Alejandro Antonio Rodríguez Leiva (alejandrorodriguez)" w:date="2026-10-04T12:30:00Z" w16du:dateUtc="2026-10-04T15:30:00Z">
+            <w:r>
+              <w:rPr>
+                <w:noProof/>
+                <w:rPrChange w:id="54" w:author="Alejandro Antonio Rodríguez Leiva (alejandrorodriguez)" w:date="2026-10-04T12:30:00Z" w16du:dateUtc="2026-10-04T15:30:00Z">
+                  <w:rPr>
+                    <w:rStyle w:val="Hipervnculo"/>
+                    <w:noProof/>
+                  </w:rPr>
+                </w:rPrChange>
+              </w:rPr>
+              <w:delText>4.2.4</w:delText>
             </w:r>
             <w:r>
               <w:rPr>
@@ -1302,10 +2532,15 @@
             </w:r>
             <w:r>
               <w:rPr>
-                <w:rStyle w:val="Hipervnculo"/>
-                <w:noProof/>
-              </w:rPr>
-              <w:t>Usuario 4: Gerencia</w:t>
+                <w:noProof/>
+                <w:rPrChange w:id="55" w:author="Alejandro Antonio Rodríguez Leiva (alejandrorodriguez)" w:date="2026-10-04T12:30:00Z" w16du:dateUtc="2026-10-04T15:30:00Z">
+                  <w:rPr>
+                    <w:rStyle w:val="Hipervnculo"/>
+                    <w:noProof/>
+                  </w:rPr>
+                </w:rPrChange>
+              </w:rPr>
+              <w:delText>Usuario 4: Gerencia</w:delText>
             </w:r>
             <w:r>
               <w:rPr>
@@ -1313,49 +2548,9 @@
                 <w:webHidden/>
               </w:rPr>
               <w:tab/>
-            </w:r>
-            <w:r>
-              <w:rPr>
-                <w:noProof/>
-                <w:webHidden/>
-              </w:rPr>
-              <w:fldChar w:fldCharType="begin"/>
-            </w:r>
-            <w:r>
-              <w:rPr>
-                <w:noProof/>
-                <w:webHidden/>
-              </w:rPr>
-              <w:instrText xml:space="preserve"> PAGEREF _Toc241927755 \h </w:instrText>
-            </w:r>
-            <w:r>
-              <w:rPr>
-                <w:noProof/>
-                <w:webHidden/>
-              </w:rPr>
-            </w:r>
-            <w:r>
-              <w:rPr>
-                <w:noProof/>
-                <w:webHidden/>
-              </w:rPr>
-              <w:fldChar w:fldCharType="separate"/>
-            </w:r>
-            <w:r>
-              <w:rPr>
-                <w:noProof/>
-                <w:webHidden/>
-              </w:rPr>
-              <w:t>7</w:t>
-            </w:r>
-            <w:r>
-              <w:rPr>
-                <w:noProof/>
-                <w:webHidden/>
-              </w:rPr>
-              <w:fldChar w:fldCharType="end"/>
-            </w:r>
-          </w:hyperlink>
+              <w:delText>7</w:delText>
+            </w:r>
+          </w:del>
         </w:p>
         <w:p>
           <w:pPr>
@@ -1365,6 +2560,7 @@
               <w:tab w:val="right" w:leader="dot" w:pos="8828"/>
             </w:tabs>
             <w:rPr>
+              <w:del w:id="56" w:author="Alejandro Antonio Rodríguez Leiva (alejandrorodriguez)" w:date="2026-10-04T12:30:00Z" w16du:dateUtc="2026-10-04T15:30:00Z"/>
               <w:rFonts w:eastAsiaTheme="minorEastAsia"/>
               <w:smallCaps w:val="0"/>
               <w:noProof/>
@@ -1375,14 +2571,20 @@
               <w14:ligatures w14:val="standardContextual"/>
             </w:rPr>
           </w:pPr>
-          <w:hyperlink w:anchor="_Toc241927756" w:history="1">
-            <w:r>
-              <w:rPr>
-                <w:rStyle w:val="Hipervnculo"/>
+          <w:del w:id="57" w:author="Alejandro Antonio Rodríguez Leiva (alejandrorodriguez)" w:date="2026-10-04T12:30:00Z" w16du:dateUtc="2026-10-04T15:30:00Z">
+            <w:r>
+              <w:rPr>
                 <w:noProof/>
                 <w:lang w:val="es-ES" w:eastAsia="es-ES"/>
-              </w:rPr>
-              <w:t>4.3</w:t>
+                <w:rPrChange w:id="58" w:author="Alejandro Antonio Rodríguez Leiva (alejandrorodriguez)" w:date="2026-10-04T12:30:00Z" w16du:dateUtc="2026-10-04T15:30:00Z">
+                  <w:rPr>
+                    <w:rStyle w:val="Hipervnculo"/>
+                    <w:noProof/>
+                    <w:lang w:val="es-ES" w:eastAsia="es-ES"/>
+                  </w:rPr>
+                </w:rPrChange>
+              </w:rPr>
+              <w:delText>4.3</w:delText>
             </w:r>
             <w:r>
               <w:rPr>
@@ -1399,11 +2601,17 @@
             </w:r>
             <w:r>
               <w:rPr>
-                <w:rStyle w:val="Hipervnculo"/>
                 <w:noProof/>
                 <w:lang w:val="es-ES" w:eastAsia="es-ES"/>
-              </w:rPr>
-              <w:t>Propuesta de Valor</w:t>
+                <w:rPrChange w:id="59" w:author="Alejandro Antonio Rodríguez Leiva (alejandrorodriguez)" w:date="2026-10-04T12:30:00Z" w16du:dateUtc="2026-10-04T15:30:00Z">
+                  <w:rPr>
+                    <w:rStyle w:val="Hipervnculo"/>
+                    <w:noProof/>
+                    <w:lang w:val="es-ES" w:eastAsia="es-ES"/>
+                  </w:rPr>
+                </w:rPrChange>
+              </w:rPr>
+              <w:delText>Propuesta de Valor</w:delText>
             </w:r>
             <w:r>
               <w:rPr>
@@ -1411,49 +2619,9 @@
                 <w:webHidden/>
               </w:rPr>
               <w:tab/>
-            </w:r>
-            <w:r>
-              <w:rPr>
-                <w:noProof/>
-                <w:webHidden/>
-              </w:rPr>
-              <w:fldChar w:fldCharType="begin"/>
-            </w:r>
-            <w:r>
-              <w:rPr>
-                <w:noProof/>
-                <w:webHidden/>
-              </w:rPr>
-              <w:instrText xml:space="preserve"> PAGEREF _Toc241927756 \h </w:instrText>
-            </w:r>
-            <w:r>
-              <w:rPr>
-                <w:noProof/>
-                <w:webHidden/>
-              </w:rPr>
-            </w:r>
-            <w:r>
-              <w:rPr>
-                <w:noProof/>
-                <w:webHidden/>
-              </w:rPr>
-              <w:fldChar w:fldCharType="separate"/>
-            </w:r>
-            <w:r>
-              <w:rPr>
-                <w:noProof/>
-                <w:webHidden/>
-              </w:rPr>
-              <w:t>7</w:t>
-            </w:r>
-            <w:r>
-              <w:rPr>
-                <w:noProof/>
-                <w:webHidden/>
-              </w:rPr>
-              <w:fldChar w:fldCharType="end"/>
-            </w:r>
-          </w:hyperlink>
+              <w:delText>7</w:delText>
+            </w:r>
+          </w:del>
         </w:p>
         <w:p>
           <w:pPr>
@@ -1482,8 +2650,8 @@
           <w:kern w:val="32"/>
         </w:rPr>
       </w:pPr>
-      <w:bookmarkStart w:id="0" w:name="_Toc33411057"/>
-      <w:bookmarkStart w:id="1" w:name="_Toc241927748"/>
+      <w:bookmarkStart w:id="60" w:name="_Toc33411057"/>
+      <w:bookmarkStart w:id="61" w:name="_Toc242009453"/>
       <w:r>
         <w:rPr>
           <w:rFonts w:asciiTheme="minorHAnsi" w:eastAsia="Times New Roman" w:hAnsiTheme="minorHAnsi" w:cstheme="minorHAnsi"/>
@@ -1491,8 +2659,8 @@
         </w:rPr>
         <w:t>Ficha del documento</w:t>
       </w:r>
-      <w:bookmarkEnd w:id="0"/>
-      <w:bookmarkEnd w:id="1"/>
+      <w:bookmarkEnd w:id="60"/>
+      <w:bookmarkEnd w:id="61"/>
     </w:p>
     <w:p>
       <w:pPr>
@@ -1664,36 +2832,47 @@
                 <w:lang w:val="es-ES" w:eastAsia="es-ES"/>
               </w:rPr>
             </w:pPr>
-            <w:r>
-              <w:rPr>
-                <w:rFonts w:cstheme="minorHAnsi"/>
-                <w:i/>
-                <w:color w:val="FF0000"/>
-                <w:szCs w:val="24"/>
-                <w:lang w:val="es-ES" w:eastAsia="es-ES"/>
-              </w:rPr>
-              <w:fldChar w:fldCharType="begin"/>
-            </w:r>
-            <w:r>
-              <w:rPr>
-                <w:rFonts w:asciiTheme="minorHAnsi" w:hAnsiTheme="minorHAnsi" w:cstheme="minorHAnsi"/>
-                <w:i/>
-                <w:color w:val="FF0000"/>
-                <w:szCs w:val="24"/>
-                <w:lang w:val="es-ES" w:eastAsia="es-ES"/>
-              </w:rPr>
-              <w:instrText>MACROBUTTON NoMacro [Fecha]</w:instrText>
-            </w:r>
-            <w:r>
-              <w:rPr>
-                <w:rFonts w:cstheme="minorHAnsi"/>
-                <w:i/>
-                <w:color w:val="FF0000"/>
-                <w:szCs w:val="24"/>
-                <w:lang w:val="es-ES" w:eastAsia="es-ES"/>
-              </w:rPr>
-              <w:fldChar w:fldCharType="end"/>
-            </w:r>
+            <w:del w:id="62" w:author="Claude" w:date="2026-10-04T12:00:00Z">
+              <w:r>
+                <w:rPr>
+                  <w:rFonts w:cstheme="minorHAnsi"/>
+                  <w:i/>
+                  <w:color w:val="FF0000"/>
+                  <w:szCs w:val="24"/>
+                  <w:lang w:val="es-ES" w:eastAsia="es-ES"/>
+                </w:rPr>
+                <w:fldChar w:fldCharType="begin"/>
+              </w:r>
+              <w:r>
+                <w:rPr>
+                  <w:rFonts w:asciiTheme="minorHAnsi" w:hAnsiTheme="minorHAnsi" w:cstheme="minorHAnsi"/>
+                  <w:i/>
+                  <w:color w:val="FF0000"/>
+                  <w:szCs w:val="24"/>
+                  <w:lang w:val="es-ES" w:eastAsia="es-ES"/>
+                </w:rPr>
+                <w:delInstrText>MACROBUTTON NoMacro [Fecha]</w:delInstrText>
+              </w:r>
+              <w:r>
+                <w:rPr>
+                  <w:rFonts w:cstheme="minorHAnsi"/>
+                  <w:i/>
+                  <w:color w:val="FF0000"/>
+                  <w:szCs w:val="24"/>
+                  <w:lang w:val="es-ES" w:eastAsia="es-ES"/>
+                </w:rPr>
+                <w:fldChar w:fldCharType="end"/>
+              </w:r>
+            </w:del>
+            <w:ins w:id="63" w:author="Claude" w:date="2026-10-04T12:00:00Z">
+              <w:r>
+                <w:rPr>
+                  <w:rFonts w:asciiTheme="minorHAnsi" w:hAnsiTheme="minorHAnsi" w:cstheme="minorHAnsi"/>
+                  <w:lang w:val="es-ES" w:eastAsia="es-ES"/>
+                </w:rPr>
+                <w:t>03/10/2026</w:t>
+              </w:r>
+            </w:ins>
           </w:p>
         </w:tc>
         <w:tc>
@@ -1712,36 +2891,47 @@
                 <w:lang w:val="es-ES" w:eastAsia="es-ES"/>
               </w:rPr>
             </w:pPr>
-            <w:r>
-              <w:rPr>
-                <w:rFonts w:cstheme="minorHAnsi"/>
-                <w:i/>
-                <w:color w:val="FF0000"/>
-                <w:szCs w:val="24"/>
-                <w:lang w:val="es-ES" w:eastAsia="es-ES"/>
-              </w:rPr>
-              <w:fldChar w:fldCharType="begin"/>
-            </w:r>
-            <w:r>
-              <w:rPr>
-                <w:rFonts w:asciiTheme="minorHAnsi" w:hAnsiTheme="minorHAnsi" w:cstheme="minorHAnsi"/>
-                <w:i/>
-                <w:color w:val="FF0000"/>
-                <w:szCs w:val="24"/>
-                <w:lang w:val="es-ES" w:eastAsia="es-ES"/>
-              </w:rPr>
-              <w:instrText>MACROBUTTON NoMacro [Rev]</w:instrText>
-            </w:r>
-            <w:r>
-              <w:rPr>
-                <w:rFonts w:cstheme="minorHAnsi"/>
-                <w:i/>
-                <w:color w:val="FF0000"/>
-                <w:szCs w:val="24"/>
-                <w:lang w:val="es-ES" w:eastAsia="es-ES"/>
-              </w:rPr>
-              <w:fldChar w:fldCharType="end"/>
-            </w:r>
+            <w:del w:id="64" w:author="Claude" w:date="2026-10-04T12:00:00Z">
+              <w:r>
+                <w:rPr>
+                  <w:rFonts w:cstheme="minorHAnsi"/>
+                  <w:i/>
+                  <w:color w:val="FF0000"/>
+                  <w:szCs w:val="24"/>
+                  <w:lang w:val="es-ES" w:eastAsia="es-ES"/>
+                </w:rPr>
+                <w:fldChar w:fldCharType="begin"/>
+              </w:r>
+              <w:r>
+                <w:rPr>
+                  <w:rFonts w:asciiTheme="minorHAnsi" w:hAnsiTheme="minorHAnsi" w:cstheme="minorHAnsi"/>
+                  <w:i/>
+                  <w:color w:val="FF0000"/>
+                  <w:szCs w:val="24"/>
+                  <w:lang w:val="es-ES" w:eastAsia="es-ES"/>
+                </w:rPr>
+                <w:delInstrText>MACROBUTTON NoMacro [Rev]</w:delInstrText>
+              </w:r>
+              <w:r>
+                <w:rPr>
+                  <w:rFonts w:cstheme="minorHAnsi"/>
+                  <w:i/>
+                  <w:color w:val="FF0000"/>
+                  <w:szCs w:val="24"/>
+                  <w:lang w:val="es-ES" w:eastAsia="es-ES"/>
+                </w:rPr>
+                <w:fldChar w:fldCharType="end"/>
+              </w:r>
+            </w:del>
+            <w:ins w:id="65" w:author="Claude" w:date="2026-10-04T12:00:00Z">
+              <w:r>
+                <w:rPr>
+                  <w:rFonts w:asciiTheme="minorHAnsi" w:hAnsiTheme="minorHAnsi" w:cstheme="minorHAnsi"/>
+                  <w:lang w:val="es-ES" w:eastAsia="es-ES"/>
+                </w:rPr>
+                <w:t>01</w:t>
+              </w:r>
+            </w:ins>
           </w:p>
         </w:tc>
         <w:tc>
@@ -1760,36 +2950,47 @@
                 <w:lang w:val="es-ES" w:eastAsia="es-ES"/>
               </w:rPr>
             </w:pPr>
-            <w:r>
-              <w:rPr>
-                <w:rFonts w:cstheme="minorHAnsi"/>
-                <w:i/>
-                <w:color w:val="FF0000"/>
-                <w:szCs w:val="24"/>
-                <w:lang w:val="es-ES" w:eastAsia="es-ES"/>
-              </w:rPr>
-              <w:fldChar w:fldCharType="begin"/>
-            </w:r>
-            <w:r>
-              <w:rPr>
-                <w:rFonts w:asciiTheme="minorHAnsi" w:hAnsiTheme="minorHAnsi" w:cstheme="minorHAnsi"/>
-                <w:i/>
-                <w:color w:val="FF0000"/>
-                <w:szCs w:val="24"/>
-                <w:lang w:val="es-ES" w:eastAsia="es-ES"/>
-              </w:rPr>
-              <w:instrText>MACROBUTTON NoMacro [Descripcion]</w:instrText>
-            </w:r>
-            <w:r>
-              <w:rPr>
-                <w:rFonts w:cstheme="minorHAnsi"/>
-                <w:i/>
-                <w:color w:val="FF0000"/>
-                <w:szCs w:val="24"/>
-                <w:lang w:val="es-ES" w:eastAsia="es-ES"/>
-              </w:rPr>
-              <w:fldChar w:fldCharType="end"/>
-            </w:r>
+            <w:del w:id="66" w:author="Claude" w:date="2026-10-04T12:00:00Z">
+              <w:r>
+                <w:rPr>
+                  <w:rFonts w:cstheme="minorHAnsi"/>
+                  <w:i/>
+                  <w:color w:val="FF0000"/>
+                  <w:szCs w:val="24"/>
+                  <w:lang w:val="es-ES" w:eastAsia="es-ES"/>
+                </w:rPr>
+                <w:fldChar w:fldCharType="begin"/>
+              </w:r>
+              <w:r>
+                <w:rPr>
+                  <w:rFonts w:asciiTheme="minorHAnsi" w:hAnsiTheme="minorHAnsi" w:cstheme="minorHAnsi"/>
+                  <w:i/>
+                  <w:color w:val="FF0000"/>
+                  <w:szCs w:val="24"/>
+                  <w:lang w:val="es-ES" w:eastAsia="es-ES"/>
+                </w:rPr>
+                <w:delInstrText>MACROBUTTON NoMacro [Descripcion]</w:delInstrText>
+              </w:r>
+              <w:r>
+                <w:rPr>
+                  <w:rFonts w:cstheme="minorHAnsi"/>
+                  <w:i/>
+                  <w:color w:val="FF0000"/>
+                  <w:szCs w:val="24"/>
+                  <w:lang w:val="es-ES" w:eastAsia="es-ES"/>
+                </w:rPr>
+                <w:fldChar w:fldCharType="end"/>
+              </w:r>
+            </w:del>
+            <w:ins w:id="67" w:author="Claude" w:date="2026-10-04T12:00:00Z">
+              <w:r>
+                <w:rPr>
+                  <w:rFonts w:asciiTheme="minorHAnsi" w:hAnsiTheme="minorHAnsi" w:cstheme="minorHAnsi"/>
+                  <w:lang w:val="es-ES" w:eastAsia="es-ES"/>
+                </w:rPr>
+                <w:t>Equipo A2D SM</w:t>
+              </w:r>
+            </w:ins>
           </w:p>
         </w:tc>
         <w:tc>
@@ -1808,36 +3009,47 @@
                 <w:lang w:val="es-ES" w:eastAsia="es-ES"/>
               </w:rPr>
             </w:pPr>
-            <w:r>
-              <w:rPr>
-                <w:rFonts w:cstheme="minorHAnsi"/>
-                <w:i/>
-                <w:color w:val="FF0000"/>
-                <w:szCs w:val="24"/>
-                <w:lang w:val="es-ES" w:eastAsia="es-ES"/>
-              </w:rPr>
-              <w:fldChar w:fldCharType="begin"/>
-            </w:r>
-            <w:r>
-              <w:rPr>
-                <w:rFonts w:asciiTheme="minorHAnsi" w:hAnsiTheme="minorHAnsi" w:cstheme="minorHAnsi"/>
-                <w:i/>
-                <w:color w:val="FF0000"/>
-                <w:szCs w:val="24"/>
-                <w:lang w:val="es-ES" w:eastAsia="es-ES"/>
-              </w:rPr>
-              <w:instrText>MACROBUTTON NoMacro [Descripcion]</w:instrText>
-            </w:r>
-            <w:r>
-              <w:rPr>
-                <w:rFonts w:cstheme="minorHAnsi"/>
-                <w:i/>
-                <w:color w:val="FF0000"/>
-                <w:szCs w:val="24"/>
-                <w:lang w:val="es-ES" w:eastAsia="es-ES"/>
-              </w:rPr>
-              <w:fldChar w:fldCharType="end"/>
-            </w:r>
+            <w:del w:id="68" w:author="Claude" w:date="2026-10-04T12:00:00Z">
+              <w:r>
+                <w:rPr>
+                  <w:rFonts w:cstheme="minorHAnsi"/>
+                  <w:i/>
+                  <w:color w:val="FF0000"/>
+                  <w:szCs w:val="24"/>
+                  <w:lang w:val="es-ES" w:eastAsia="es-ES"/>
+                </w:rPr>
+                <w:fldChar w:fldCharType="begin"/>
+              </w:r>
+              <w:r>
+                <w:rPr>
+                  <w:rFonts w:asciiTheme="minorHAnsi" w:hAnsiTheme="minorHAnsi" w:cstheme="minorHAnsi"/>
+                  <w:i/>
+                  <w:color w:val="FF0000"/>
+                  <w:szCs w:val="24"/>
+                  <w:lang w:val="es-ES" w:eastAsia="es-ES"/>
+                </w:rPr>
+                <w:delInstrText>MACROBUTTON NoMacro [Descripcion]</w:delInstrText>
+              </w:r>
+              <w:r>
+                <w:rPr>
+                  <w:rFonts w:cstheme="minorHAnsi"/>
+                  <w:i/>
+                  <w:color w:val="FF0000"/>
+                  <w:szCs w:val="24"/>
+                  <w:lang w:val="es-ES" w:eastAsia="es-ES"/>
+                </w:rPr>
+                <w:fldChar w:fldCharType="end"/>
+              </w:r>
+            </w:del>
+            <w:ins w:id="69" w:author="Claude" w:date="2026-10-04T12:00:00Z">
+              <w:r>
+                <w:rPr>
+                  <w:rFonts w:asciiTheme="minorHAnsi" w:hAnsiTheme="minorHAnsi" w:cstheme="minorHAnsi"/>
+                  <w:lang w:val="es-ES" w:eastAsia="es-ES"/>
+                </w:rPr>
+                <w:t>Versión inicial del Product Vision.</w:t>
+              </w:r>
+            </w:ins>
           </w:p>
         </w:tc>
       </w:tr>
@@ -1861,36 +3073,47 @@
                 <w:lang w:val="es-ES" w:eastAsia="es-ES"/>
               </w:rPr>
             </w:pPr>
-            <w:r>
-              <w:rPr>
-                <w:rFonts w:cstheme="minorHAnsi"/>
-                <w:i/>
-                <w:color w:val="FF0000"/>
-                <w:szCs w:val="24"/>
-                <w:lang w:val="es-ES" w:eastAsia="es-ES"/>
-              </w:rPr>
-              <w:fldChar w:fldCharType="begin"/>
-            </w:r>
-            <w:r>
-              <w:rPr>
-                <w:rFonts w:asciiTheme="minorHAnsi" w:hAnsiTheme="minorHAnsi" w:cstheme="minorHAnsi"/>
-                <w:i/>
-                <w:color w:val="FF0000"/>
-                <w:szCs w:val="24"/>
-                <w:lang w:val="es-ES" w:eastAsia="es-ES"/>
-              </w:rPr>
-              <w:instrText>MACROBUTTON NoMacro [Fecha]</w:instrText>
-            </w:r>
-            <w:r>
-              <w:rPr>
-                <w:rFonts w:cstheme="minorHAnsi"/>
-                <w:i/>
-                <w:color w:val="FF0000"/>
-                <w:szCs w:val="24"/>
-                <w:lang w:val="es-ES" w:eastAsia="es-ES"/>
-              </w:rPr>
-              <w:fldChar w:fldCharType="end"/>
-            </w:r>
+            <w:del w:id="70" w:author="Claude" w:date="2026-10-04T12:00:00Z">
+              <w:r>
+                <w:rPr>
+                  <w:rFonts w:cstheme="minorHAnsi"/>
+                  <w:i/>
+                  <w:color w:val="FF0000"/>
+                  <w:szCs w:val="24"/>
+                  <w:lang w:val="es-ES" w:eastAsia="es-ES"/>
+                </w:rPr>
+                <w:fldChar w:fldCharType="begin"/>
+              </w:r>
+              <w:r>
+                <w:rPr>
+                  <w:rFonts w:asciiTheme="minorHAnsi" w:hAnsiTheme="minorHAnsi" w:cstheme="minorHAnsi"/>
+                  <w:i/>
+                  <w:color w:val="FF0000"/>
+                  <w:szCs w:val="24"/>
+                  <w:lang w:val="es-ES" w:eastAsia="es-ES"/>
+                </w:rPr>
+                <w:delInstrText>MACROBUTTON NoMacro [Fecha]</w:delInstrText>
+              </w:r>
+              <w:r>
+                <w:rPr>
+                  <w:rFonts w:cstheme="minorHAnsi"/>
+                  <w:i/>
+                  <w:color w:val="FF0000"/>
+                  <w:szCs w:val="24"/>
+                  <w:lang w:val="es-ES" w:eastAsia="es-ES"/>
+                </w:rPr>
+                <w:fldChar w:fldCharType="end"/>
+              </w:r>
+            </w:del>
+            <w:ins w:id="71" w:author="Claude" w:date="2026-10-04T12:00:00Z">
+              <w:r>
+                <w:rPr>
+                  <w:rFonts w:asciiTheme="minorHAnsi" w:hAnsiTheme="minorHAnsi" w:cstheme="minorHAnsi"/>
+                  <w:lang w:val="es-ES" w:eastAsia="es-ES"/>
+                </w:rPr>
+                <w:t>04/10/2026</w:t>
+              </w:r>
+            </w:ins>
           </w:p>
         </w:tc>
         <w:tc>
@@ -1909,36 +3132,47 @@
                 <w:lang w:val="es-ES" w:eastAsia="es-ES"/>
               </w:rPr>
             </w:pPr>
-            <w:r>
-              <w:rPr>
-                <w:rFonts w:cstheme="minorHAnsi"/>
-                <w:i/>
-                <w:color w:val="FF0000"/>
-                <w:szCs w:val="24"/>
-                <w:lang w:val="es-ES" w:eastAsia="es-ES"/>
-              </w:rPr>
-              <w:fldChar w:fldCharType="begin"/>
-            </w:r>
-            <w:r>
-              <w:rPr>
-                <w:rFonts w:asciiTheme="minorHAnsi" w:hAnsiTheme="minorHAnsi" w:cstheme="minorHAnsi"/>
-                <w:i/>
-                <w:color w:val="FF0000"/>
-                <w:szCs w:val="24"/>
-                <w:lang w:val="es-ES" w:eastAsia="es-ES"/>
-              </w:rPr>
-              <w:instrText>MACROBUTTON NoMacro [Rev]</w:instrText>
-            </w:r>
-            <w:r>
-              <w:rPr>
-                <w:rFonts w:cstheme="minorHAnsi"/>
-                <w:i/>
-                <w:color w:val="FF0000"/>
-                <w:szCs w:val="24"/>
-                <w:lang w:val="es-ES" w:eastAsia="es-ES"/>
-              </w:rPr>
-              <w:fldChar w:fldCharType="end"/>
-            </w:r>
+            <w:del w:id="72" w:author="Claude" w:date="2026-10-04T12:00:00Z">
+              <w:r>
+                <w:rPr>
+                  <w:rFonts w:cstheme="minorHAnsi"/>
+                  <w:i/>
+                  <w:color w:val="FF0000"/>
+                  <w:szCs w:val="24"/>
+                  <w:lang w:val="es-ES" w:eastAsia="es-ES"/>
+                </w:rPr>
+                <w:fldChar w:fldCharType="begin"/>
+              </w:r>
+              <w:r>
+                <w:rPr>
+                  <w:rFonts w:asciiTheme="minorHAnsi" w:hAnsiTheme="minorHAnsi" w:cstheme="minorHAnsi"/>
+                  <w:i/>
+                  <w:color w:val="FF0000"/>
+                  <w:szCs w:val="24"/>
+                  <w:lang w:val="es-ES" w:eastAsia="es-ES"/>
+                </w:rPr>
+                <w:delInstrText>MACROBUTTON NoMacro [Rev]</w:delInstrText>
+              </w:r>
+              <w:r>
+                <w:rPr>
+                  <w:rFonts w:cstheme="minorHAnsi"/>
+                  <w:i/>
+                  <w:color w:val="FF0000"/>
+                  <w:szCs w:val="24"/>
+                  <w:lang w:val="es-ES" w:eastAsia="es-ES"/>
+                </w:rPr>
+                <w:fldChar w:fldCharType="end"/>
+              </w:r>
+            </w:del>
+            <w:ins w:id="73" w:author="Claude" w:date="2026-10-04T12:00:00Z">
+              <w:r>
+                <w:rPr>
+                  <w:rFonts w:asciiTheme="minorHAnsi" w:hAnsiTheme="minorHAnsi" w:cstheme="minorHAnsi"/>
+                  <w:lang w:val="es-ES" w:eastAsia="es-ES"/>
+                </w:rPr>
+                <w:t>02</w:t>
+              </w:r>
+            </w:ins>
           </w:p>
         </w:tc>
         <w:tc>
@@ -1957,36 +3191,47 @@
                 <w:lang w:val="es-ES" w:eastAsia="es-ES"/>
               </w:rPr>
             </w:pPr>
-            <w:r>
-              <w:rPr>
-                <w:rFonts w:cstheme="minorHAnsi"/>
-                <w:i/>
-                <w:color w:val="FF0000"/>
-                <w:szCs w:val="24"/>
-                <w:lang w:val="es-ES" w:eastAsia="es-ES"/>
-              </w:rPr>
-              <w:fldChar w:fldCharType="begin"/>
-            </w:r>
-            <w:r>
-              <w:rPr>
-                <w:rFonts w:asciiTheme="minorHAnsi" w:hAnsiTheme="minorHAnsi" w:cstheme="minorHAnsi"/>
-                <w:i/>
-                <w:color w:val="FF0000"/>
-                <w:szCs w:val="24"/>
-                <w:lang w:val="es-ES" w:eastAsia="es-ES"/>
-              </w:rPr>
-              <w:instrText>MACROBUTTON NoMacro [Descripcion]</w:instrText>
-            </w:r>
-            <w:r>
-              <w:rPr>
-                <w:rFonts w:cstheme="minorHAnsi"/>
-                <w:i/>
-                <w:color w:val="FF0000"/>
-                <w:szCs w:val="24"/>
-                <w:lang w:val="es-ES" w:eastAsia="es-ES"/>
-              </w:rPr>
-              <w:fldChar w:fldCharType="end"/>
-            </w:r>
+            <w:del w:id="74" w:author="Claude" w:date="2026-10-04T12:00:00Z">
+              <w:r>
+                <w:rPr>
+                  <w:rFonts w:cstheme="minorHAnsi"/>
+                  <w:i/>
+                  <w:color w:val="FF0000"/>
+                  <w:szCs w:val="24"/>
+                  <w:lang w:val="es-ES" w:eastAsia="es-ES"/>
+                </w:rPr>
+                <w:fldChar w:fldCharType="begin"/>
+              </w:r>
+              <w:r>
+                <w:rPr>
+                  <w:rFonts w:asciiTheme="minorHAnsi" w:hAnsiTheme="minorHAnsi" w:cstheme="minorHAnsi"/>
+                  <w:i/>
+                  <w:color w:val="FF0000"/>
+                  <w:szCs w:val="24"/>
+                  <w:lang w:val="es-ES" w:eastAsia="es-ES"/>
+                </w:rPr>
+                <w:delInstrText>MACROBUTTON NoMacro [Descripcion]</w:delInstrText>
+              </w:r>
+              <w:r>
+                <w:rPr>
+                  <w:rFonts w:cstheme="minorHAnsi"/>
+                  <w:i/>
+                  <w:color w:val="FF0000"/>
+                  <w:szCs w:val="24"/>
+                  <w:lang w:val="es-ES" w:eastAsia="es-ES"/>
+                </w:rPr>
+                <w:fldChar w:fldCharType="end"/>
+              </w:r>
+            </w:del>
+            <w:ins w:id="75" w:author="Claude" w:date="2026-10-04T12:00:00Z">
+              <w:r>
+                <w:rPr>
+                  <w:rFonts w:asciiTheme="minorHAnsi" w:hAnsiTheme="minorHAnsi" w:cstheme="minorHAnsi"/>
+                  <w:lang w:val="es-ES" w:eastAsia="es-ES"/>
+                </w:rPr>
+                <w:t>Equipo A2D SM</w:t>
+              </w:r>
+            </w:ins>
           </w:p>
         </w:tc>
         <w:tc>
@@ -2005,36 +3250,47 @@
                 <w:lang w:val="es-ES" w:eastAsia="es-ES"/>
               </w:rPr>
             </w:pPr>
-            <w:r>
-              <w:rPr>
-                <w:rFonts w:cstheme="minorHAnsi"/>
-                <w:i/>
-                <w:color w:val="FF0000"/>
-                <w:szCs w:val="24"/>
-                <w:lang w:val="es-ES" w:eastAsia="es-ES"/>
-              </w:rPr>
-              <w:fldChar w:fldCharType="begin"/>
-            </w:r>
-            <w:r>
-              <w:rPr>
-                <w:rFonts w:asciiTheme="minorHAnsi" w:hAnsiTheme="minorHAnsi" w:cstheme="minorHAnsi"/>
-                <w:i/>
-                <w:color w:val="FF0000"/>
-                <w:szCs w:val="24"/>
-                <w:lang w:val="es-ES" w:eastAsia="es-ES"/>
-              </w:rPr>
-              <w:instrText>MACROBUTTON NoMacro [Descripcion]</w:instrText>
-            </w:r>
-            <w:r>
-              <w:rPr>
-                <w:rFonts w:cstheme="minorHAnsi"/>
-                <w:i/>
-                <w:color w:val="FF0000"/>
-                <w:szCs w:val="24"/>
-                <w:lang w:val="es-ES" w:eastAsia="es-ES"/>
-              </w:rPr>
-              <w:fldChar w:fldCharType="end"/>
-            </w:r>
+            <w:del w:id="76" w:author="Claude" w:date="2026-10-04T12:00:00Z">
+              <w:r>
+                <w:rPr>
+                  <w:rFonts w:cstheme="minorHAnsi"/>
+                  <w:i/>
+                  <w:color w:val="FF0000"/>
+                  <w:szCs w:val="24"/>
+                  <w:lang w:val="es-ES" w:eastAsia="es-ES"/>
+                </w:rPr>
+                <w:fldChar w:fldCharType="begin"/>
+              </w:r>
+              <w:r>
+                <w:rPr>
+                  <w:rFonts w:asciiTheme="minorHAnsi" w:hAnsiTheme="minorHAnsi" w:cstheme="minorHAnsi"/>
+                  <w:i/>
+                  <w:color w:val="FF0000"/>
+                  <w:szCs w:val="24"/>
+                  <w:lang w:val="es-ES" w:eastAsia="es-ES"/>
+                </w:rPr>
+                <w:delInstrText>MACROBUTTON NoMacro [Descripcion]</w:delInstrText>
+              </w:r>
+              <w:r>
+                <w:rPr>
+                  <w:rFonts w:cstheme="minorHAnsi"/>
+                  <w:i/>
+                  <w:color w:val="FF0000"/>
+                  <w:szCs w:val="24"/>
+                  <w:lang w:val="es-ES" w:eastAsia="es-ES"/>
+                </w:rPr>
+                <w:fldChar w:fldCharType="end"/>
+              </w:r>
+            </w:del>
+            <w:ins w:id="77" w:author="Claude" w:date="2026-10-04T12:00:00Z">
+              <w:r>
+                <w:rPr>
+                  <w:rFonts w:asciiTheme="minorHAnsi" w:hAnsiTheme="minorHAnsi" w:cstheme="minorHAnsi"/>
+                  <w:lang w:val="es-ES" w:eastAsia="es-ES"/>
+                </w:rPr>
+                <w:t>Ajustes por el análisis del sistema legado: cálculo del rendimiento, consumo parcial de tarjas, nuevos catálogos, anulaciones y alcance del PMV.</w:t>
+              </w:r>
+            </w:ins>
           </w:p>
         </w:tc>
       </w:tr>
@@ -2166,11 +3422,11 @@
       <w:pPr>
         <w:pStyle w:val="Ttulo1"/>
       </w:pPr>
-      <w:bookmarkStart w:id="2" w:name="_Toc241927749"/>
+      <w:bookmarkStart w:id="78" w:name="_Toc242009454"/>
       <w:r>
         <w:t>Integrantes:</w:t>
       </w:r>
-      <w:bookmarkEnd w:id="2"/>
+      <w:bookmarkEnd w:id="78"/>
     </w:p>
     <w:tbl>
       <w:tblPr>
@@ -2327,6 +3583,7 @@
                 <w:szCs w:val="24"/>
                 <w:lang w:val="es-ES" w:eastAsia="es-ES"/>
               </w:rPr>
+              <w:lastRenderedPageBreak/>
               <w:t>Angelo Galindo</w:t>
             </w:r>
           </w:p>
@@ -2384,7 +3641,6 @@
                 <w:szCs w:val="24"/>
                 <w:lang w:val="es-ES" w:eastAsia="es-ES"/>
               </w:rPr>
-              <w:lastRenderedPageBreak/>
               <w:t>Diego Carrillo</w:t>
             </w:r>
           </w:p>
@@ -2485,15 +3741,24 @@
           <w:rFonts w:asciiTheme="minorHAnsi" w:hAnsiTheme="minorHAnsi" w:cstheme="minorHAnsi"/>
         </w:rPr>
       </w:pPr>
-      <w:bookmarkStart w:id="3" w:name="_Toc241927750"/>
-      <w:r>
-        <w:rPr>
-          <w:rFonts w:asciiTheme="minorHAnsi" w:hAnsiTheme="minorHAnsi" w:cstheme="minorHAnsi"/>
-        </w:rPr>
-        <w:lastRenderedPageBreak/>
-        <w:t>Producto Vision</w:t>
-      </w:r>
-      <w:bookmarkEnd w:id="3"/>
+      <w:bookmarkStart w:id="79" w:name="_Toc242009455"/>
+      <w:del w:id="80" w:author="Claude" w:date="2026-10-04T12:00:00Z">
+        <w:r>
+          <w:rPr>
+            <w:rFonts w:asciiTheme="minorHAnsi" w:hAnsiTheme="minorHAnsi" w:cstheme="minorHAnsi"/>
+          </w:rPr>
+          <w:delText>Producto Vision</w:delText>
+        </w:r>
+      </w:del>
+      <w:ins w:id="81" w:author="Claude" w:date="2026-10-04T12:00:00Z">
+        <w:r>
+          <w:rPr>
+            <w:rFonts w:asciiTheme="minorHAnsi" w:hAnsiTheme="minorHAnsi" w:cstheme="minorHAnsi"/>
+          </w:rPr>
+          <w:t>Product Vision</w:t>
+        </w:r>
+      </w:ins>
+      <w:bookmarkEnd w:id="79"/>
     </w:p>
     <w:p>
       <w:pPr>
@@ -2503,14 +3768,14 @@
           <w:rFonts w:asciiTheme="minorHAnsi" w:hAnsiTheme="minorHAnsi" w:cstheme="minorHAnsi"/>
         </w:rPr>
       </w:pPr>
-      <w:bookmarkStart w:id="4" w:name="_Toc241927751"/>
+      <w:bookmarkStart w:id="82" w:name="_Toc242009456"/>
       <w:r>
         <w:rPr>
           <w:rFonts w:asciiTheme="minorHAnsi" w:hAnsiTheme="minorHAnsi" w:cstheme="minorHAnsi"/>
         </w:rPr>
         <w:t>¿Cuál es el problema?</w:t>
       </w:r>
-      <w:bookmarkEnd w:id="4"/>
+      <w:bookmarkEnd w:id="82"/>
     </w:p>
     <w:p/>
     <w:p>
@@ -2527,24 +3792,22 @@
         </w:rPr>
         <w:t>Situación actual</w:t>
       </w:r>
-      <w:r>
-        <w:rPr>
-          <w:lang w:val="es-CL"/>
-        </w:rPr>
-        <w:t xml:space="preserve"> La planta procesadora de fruta de Socradex controla la recepción, el proceso, la bodega y el despacho con un sistema desarrollado en VB.NET 2008 (WinForms) y PHP. La aplicaci</w:t>
-      </w:r>
-      <w:r>
-        <w:rPr>
-          <w:lang w:val="es-CL"/>
-        </w:rPr>
-        <w:t>ó</w:t>
-      </w:r>
-      <w:r>
-        <w:rPr>
-          <w:lang w:val="es-CL"/>
-        </w:rPr>
-        <w:t>n cliente se conecta directamente a la base de datos SQL Server y arma las consultas concatenando texto. El modelo de datos tiene cerca de 40 tablas, sin integridad referencial ni manejo de transacciones.</w:t>
-      </w:r>
+      <w:del w:id="83" w:author="Claude" w:date="2026-10-04T12:00:00Z">
+        <w:r>
+          <w:rPr>
+            <w:lang w:val="es-CL"/>
+          </w:rPr>
+          <w:delText xml:space="preserve"> La planta procesadora de fruta de Socradex controla la recepción, el proceso, la bodega y el despacho con un sistema desarrollado en VB.NET 2008 (WinForms) y PHP. La aplicación cliente se conecta directamente a la base de datos SQL Server y arma las consultas concatenando texto. El modelo de datos tiene cerca de 40 tablas, sin integridad referencial ni manejo de transacciones.</w:delText>
+        </w:r>
+      </w:del>
+      <w:ins w:id="84" w:author="Claude" w:date="2026-10-04T12:00:00Z">
+        <w:r>
+          <w:rPr>
+            <w:lang w:val="es-CL"/>
+          </w:rPr>
+          <w:t xml:space="preserve"> La planta procesadora de fruta de Socradex controla la recepción, el proceso, la bodega y el despacho con un sistema desarrollado en VB.NET 2008 (WinForms) y PHP. La aplicación cliente se conecta directamente a la base de datos SQL Server y arma las consultas concatenando texto. El modelo de datos tiene 50 tablas (6 de ellas copias de respaldo), sin ninguna clave foránea, y las operaciones de recepción y proceso no usan transacciones.</w:t>
+        </w:r>
+      </w:ins>
     </w:p>
     <w:p>
       <w:pPr>
@@ -2608,19 +3871,7 @@
         <w:rPr>
           <w:lang w:val="es-CL"/>
         </w:rPr>
-        <w:t> sin transacciones ni claves foráneas, una operación que se interrumpe a medias puede dejar registros huérfanos o inconsistentes. Esto hace que los kilos recibidos, los rendimientos y las mermas calculad</w:t>
-      </w:r>
-      <w:r>
-        <w:rPr>
-          <w:lang w:val="es-CL"/>
-        </w:rPr>
-        <w:t>a</w:t>
-      </w:r>
-      <w:r>
-        <w:rPr>
-          <w:lang w:val="es-CL"/>
-        </w:rPr>
-        <w:t>s no sean confiables.</w:t>
+        <w:t> sin transacciones ni claves foráneas, una operación que se interrumpe a medias puede dejar registros huérfanos o inconsistentes. Esto hace que los kilos recibidos, los rendimientos y las mermas calculadas no sean confiables.</w:t>
       </w:r>
     </w:p>
     <w:p>
@@ -2645,19 +3896,7 @@
         <w:rPr>
           <w:lang w:val="es-CL"/>
         </w:rPr>
-        <w:t> no existe una auditoría confiable de quién cambió qué y cuándo. Por eso no se puede reconstruir con certeza el recorrido</w:t>
-      </w:r>
-      <w:r>
-        <w:rPr>
-          <w:lang w:val="es-CL"/>
-        </w:rPr>
-        <w:t xml:space="preserve"> de una tarja desde que el productor entrega la fruta hasta que se procesa.</w:t>
-      </w:r>
-      <w:r>
-        <w:rPr>
-          <w:lang w:val="es-CL"/>
-        </w:rPr>
-        <w:t xml:space="preserve"> </w:t>
+        <w:t xml:space="preserve"> no existe una auditoría confiable de quién cambió qué y cuándo. Por eso no se puede reconstruir con certeza el recorrido de una tarja desde que el productor entrega la fruta hasta que se procesa. </w:t>
       </w:r>
     </w:p>
     <w:p>
@@ -2682,19 +3921,7 @@
         <w:rPr>
           <w:lang w:val="es-CL"/>
         </w:rPr>
-        <w:t> la plataforma usa tecnologías que ya no tienen soporte, lo que hace cada cambio costoso</w:t>
-      </w:r>
-      <w:r>
-        <w:rPr>
-          <w:lang w:val="es-CL"/>
-        </w:rPr>
-        <w:t xml:space="preserve">, </w:t>
-      </w:r>
-      <w:r>
-        <w:rPr>
-          <w:lang w:val="es-CL"/>
-        </w:rPr>
-        <w:t>riesgoso y deja al sistema cada vez más atrás de lo que el negocio necesita.</w:t>
+        <w:t> la plataforma usa tecnologías que ya no tienen soporte, lo que hace cada cambio costoso, riesgoso y deja al sistema cada vez más atrás de lo que el negocio necesita.</w:t>
       </w:r>
     </w:p>
     <w:p>
@@ -2715,35 +3942,7 @@
         <w:rPr>
           <w:lang w:val="es-CL"/>
         </w:rPr>
-        <w:t xml:space="preserve"> Estas debilidades afectan a toda la cadena: administradores, operadores de recepción, proceso y gerencia. Esta última toma decisiones con información que no tiene garantía de ser correcta. Una filtración o una alteración de datos podría detener la operación, y la falta de trazabilidad compromete la respuesta ante reclamos de clientes o exigencias de calidad. Rediseñar el sistema con una arquitectura en capas (</w:t>
-      </w:r>
-      <w:proofErr w:type="spellStart"/>
-      <w:r>
-        <w:rPr>
-          <w:lang w:val="es-CL"/>
-        </w:rPr>
-        <w:t>React</w:t>
-      </w:r>
-      <w:proofErr w:type="spellEnd"/>
-      <w:r>
-        <w:rPr>
-          <w:lang w:val="es-CL"/>
-        </w:rPr>
-        <w:t xml:space="preserve"> → API </w:t>
-      </w:r>
-      <w:proofErr w:type="spellStart"/>
-      <w:r>
-        <w:rPr>
-          <w:lang w:val="es-CL"/>
-        </w:rPr>
-        <w:t>FastAPI</w:t>
-      </w:r>
-      <w:proofErr w:type="spellEnd"/>
-      <w:r>
-        <w:rPr>
-          <w:lang w:val="es-CL"/>
-        </w:rPr>
-        <w:t xml:space="preserve"> → base de datos) permitiría eliminar el acceso directo a la base de datos, asegurar la consistencia de cada operación y dejar un registro auditable de toda la trazabilidad de la fruta.</w:t>
+        <w:t xml:space="preserve"> Estas debilidades afectan a toda la cadena: administradores, operadores de recepción, proceso y gerencia. Esta última toma decisiones con información que no tiene garantía de ser correcta. Una filtración o una alteración de datos podría detener la operación, y la falta de trazabilidad compromete la respuesta ante reclamos de clientes o exigencias de calidad. Rediseñar el sistema con una arquitectura en capas (React → API FastAPI → base de datos) permitiría eliminar el acceso directo a la base de datos, asegurar la consistencia de cada operación y dejar un registro auditable de toda la trazabilidad de la fruta.</w:t>
       </w:r>
     </w:p>
     <w:p>
@@ -2757,31 +3956,26 @@
       <w:pPr>
         <w:pStyle w:val="Ttulo2"/>
       </w:pPr>
-      <w:bookmarkStart w:id="5" w:name="_Toc241927752"/>
+      <w:bookmarkStart w:id="85" w:name="_Toc242009457"/>
       <w:r>
-        <w:lastRenderedPageBreak/>
         <w:t>Usuarios</w:t>
       </w:r>
-      <w:bookmarkEnd w:id="5"/>
+      <w:bookmarkEnd w:id="85"/>
     </w:p>
     <w:p>
       <w:pPr>
-        <w:pStyle w:val="Ttulo4"/>
-      </w:pPr>
+        <w:pStyle w:val="Ttulo3"/>
+        <w:pPrChange w:id="86" w:author="Claude" w:date="2026-10-04T12:00:00Z">
+          <w:pPr>
+            <w:pStyle w:val="Ttulo4"/>
+          </w:pPr>
+        </w:pPrChange>
+      </w:pPr>
+      <w:bookmarkStart w:id="87" w:name="_Toc242009458"/>
       <w:r>
-        <w:rPr>
-          <w:rFonts w:eastAsia="Times New Roman" w:cs="Arial"/>
-          <w:b/>
-          <w:bCs/>
-          <w:i w:val="0"/>
-          <w:iCs w:val="0"/>
-          <w:color w:val="548DD4" w:themeColor="text2" w:themeTint="99"/>
-          <w:sz w:val="26"/>
-          <w:szCs w:val="26"/>
-          <w:lang w:val="es-ES" w:eastAsia="es-ES"/>
-        </w:rPr>
         <w:t>Usuario 1: Operador de recepción</w:t>
       </w:r>
+      <w:bookmarkEnd w:id="87"/>
     </w:p>
     <w:p>
       <w:pPr>
@@ -2797,12 +3991,22 @@
           <w:lang w:val="es-ES" w:eastAsia="es-ES"/>
         </w:rPr>
       </w:pPr>
-      <w:r>
-        <w:rPr>
-          <w:lang w:val="es-ES" w:eastAsia="es-ES"/>
-        </w:rPr>
-        <w:t>Son los trabajadores de la planta de Socradex encargados de recibir la fruta que entregan los productores. En temporada alta son 3 operadores. Por cada ingreso de fruta emiten la tarja y la guía de recepción, con el productor, la especie, la variedad, la calidad, la cantidad y el tipo de bandejas, y los kilos recibidos.</w:t>
-      </w:r>
+      <w:del w:id="88" w:author="Claude" w:date="2026-10-04T12:00:00Z">
+        <w:r>
+          <w:rPr>
+            <w:lang w:val="es-ES" w:eastAsia="es-ES"/>
+          </w:rPr>
+          <w:delText>Son los trabajadores de la planta de Socradex encargados de recibir la fruta que entregan los productores. En temporada alta son 3 operadores. Por cada ingreso de fruta emiten la tarja y la guía de recepción, con el productor, la especie, la variedad, la calidad, la cantidad y el tipo de bandejas, y los kilos recibidos.</w:delText>
+        </w:r>
+      </w:del>
+      <w:ins w:id="89" w:author="Claude" w:date="2026-10-04T12:00:00Z">
+        <w:r>
+          <w:rPr>
+            <w:lang w:val="es-ES" w:eastAsia="es-ES"/>
+          </w:rPr>
+          <w:t>Son los trabajadores de la planta de Socradex encargados de recibir la fruta que entregan los productores. En temporada alta son 3 operadores. Por cada ingreso de fruta emiten la tarja de recepción, con el productor, el sistema productivo, la especie, la variedad, la calidad, la cantidad y el tipo de bandejas, el peso del pallet y los kilos recibidos. Después agrupan las tarjas de cada productor en la guía de recepción, donde también registran las bandejas que se le devuelven; la guía queda para una etapa posterior al PMV.</w:t>
+        </w:r>
+      </w:ins>
     </w:p>
     <w:p>
       <w:pPr>
@@ -2906,30 +4110,18 @@
         <w:rPr>
           <w:lang w:val="es-ES" w:eastAsia="es-ES"/>
         </w:rPr>
-        <w:t>Entregar el comprobante: imprimir la tarja al terminar el registro</w:t>
-      </w:r>
-      <w:r>
-        <w:rPr>
-          <w:lang w:val="es-ES" w:eastAsia="es-ES"/>
-        </w:rPr>
-        <w:t>.</w:t>
+        <w:t>Entregar el comprobante: imprimir la tarja al terminar el registro.</w:t>
       </w:r>
     </w:p>
     <w:p>
       <w:pPr>
         <w:pStyle w:val="Ttulo3"/>
       </w:pPr>
-      <w:bookmarkStart w:id="6" w:name="_Toc241927753"/>
+      <w:bookmarkStart w:id="90" w:name="_Toc242009459"/>
       <w:r>
-        <w:t xml:space="preserve">Usuario </w:t>
+        <w:t>Usuario 2: Operador de proceso</w:t>
       </w:r>
-      <w:r>
-        <w:t xml:space="preserve">2: </w:t>
-      </w:r>
-      <w:r>
-        <w:t>Operador de proceso</w:t>
-      </w:r>
-      <w:bookmarkEnd w:id="6"/>
+      <w:bookmarkEnd w:id="90"/>
     </w:p>
     <w:p>
       <w:pPr>
@@ -2949,19 +4141,7 @@
         <w:rPr>
           <w:lang w:val="es-ES" w:eastAsia="es-ES"/>
         </w:rPr>
-        <w:t xml:space="preserve">Son los trabajadores de la planta de Socradex que registran la fruta que entra a las líneas de proceso y lo que se obtiene de ella. Toman las tarjas ya recepcionadas y registran su procesamiento. Esa información es la que permite conocer cuánto rinde la fruta y cuánto se pierde en merma. En temporada alta son </w:t>
-      </w:r>
-      <w:r>
-        <w:rPr>
-          <w:lang w:val="es-ES" w:eastAsia="es-ES"/>
-        </w:rPr>
-        <w:t xml:space="preserve">3 </w:t>
-      </w:r>
-      <w:r>
-        <w:rPr>
-          <w:lang w:val="es-ES" w:eastAsia="es-ES"/>
-        </w:rPr>
-        <w:t>operadores.</w:t>
+        <w:t>Son los trabajadores de la planta de Socradex que registran la fruta que entra a las líneas de proceso y lo que se obtiene de ella. Toman las tarjas ya recepcionadas y registran su procesamiento. Esa información es la que permite conocer cuánto rinde la fruta y cuánto se pierde en merma. En temporada alta son 3 operadores.</w:t>
       </w:r>
     </w:p>
     <w:p>
@@ -2988,7 +4168,6 @@
         <w:rPr>
           <w:lang w:val="es-ES" w:eastAsia="es-ES"/>
         </w:rPr>
-        <w:lastRenderedPageBreak/>
         <w:t>Necesidades de los usuarios</w:t>
       </w:r>
     </w:p>
@@ -2998,12 +4177,22 @@
           <w:lang w:val="es-ES" w:eastAsia="es-ES"/>
         </w:rPr>
       </w:pPr>
-      <w:r>
-        <w:rPr>
-          <w:lang w:val="es-ES" w:eastAsia="es-ES"/>
-        </w:rPr>
-        <w:t>Elegir la fruta correcta: ver solo las tarjas disponibles para proceso, sin riesgo de procesar una tarja dos veces o una que no existe.</w:t>
-      </w:r>
+      <w:del w:id="91" w:author="Claude" w:date="2026-10-04T12:00:00Z">
+        <w:r>
+          <w:rPr>
+            <w:lang w:val="es-ES" w:eastAsia="es-ES"/>
+          </w:rPr>
+          <w:delText>Elegir la fruta correcta: ver solo las tarjas disponibles para proceso, sin riesgo de procesar una tarja dos veces o una que no existe.</w:delText>
+        </w:r>
+      </w:del>
+      <w:ins w:id="92" w:author="Claude" w:date="2026-10-04T12:00:00Z">
+        <w:r>
+          <w:rPr>
+            <w:lang w:val="es-ES" w:eastAsia="es-ES"/>
+          </w:rPr>
+          <w:t>Elegir la fruta correcta: ver solo las tarjas que tienen kilos pendientes, sin riesgo de procesar más kilos de los que tiene una tarja o una tarja que no existe. Si una tarja no se procesa completa, los kilos que quedan siguen disponibles para otro proceso.</w:t>
+        </w:r>
+      </w:ins>
     </w:p>
     <w:p>
       <w:pPr>
@@ -3061,20 +4250,11 @@
       <w:pPr>
         <w:pStyle w:val="Ttulo3"/>
       </w:pPr>
-      <w:bookmarkStart w:id="7" w:name="_Toc241927754"/>
+      <w:bookmarkStart w:id="93" w:name="_Toc242009460"/>
       <w:r>
-        <w:t xml:space="preserve">Usuario </w:t>
+        <w:t>Usuario 3: Administrador</w:t>
       </w:r>
-      <w:r>
-        <w:t>3</w:t>
-      </w:r>
-      <w:r>
-        <w:t>:</w:t>
-      </w:r>
-      <w:r>
-        <w:t xml:space="preserve"> Administrador</w:t>
-      </w:r>
-      <w:bookmarkEnd w:id="7"/>
+      <w:bookmarkEnd w:id="93"/>
     </w:p>
     <w:p>
       <w:pPr>
@@ -3143,12 +4323,22 @@
           <w:lang w:val="es-ES" w:eastAsia="es-ES"/>
         </w:rPr>
       </w:pPr>
-      <w:r>
-        <w:rPr>
-          <w:lang w:val="es-ES" w:eastAsia="es-ES"/>
-        </w:rPr>
-        <w:t>Mantener datos maestros confiables: registrar y actualizar productores, especies, variedades, calidades y tipos de bandeja sin generar duplicados ni registros sin relación.</w:t>
-      </w:r>
+      <w:del w:id="94" w:author="Claude" w:date="2026-10-04T12:00:00Z">
+        <w:r>
+          <w:rPr>
+            <w:lang w:val="es-ES" w:eastAsia="es-ES"/>
+          </w:rPr>
+          <w:delText>Mantener datos maestros confiables: registrar y actualizar productores, especies, variedades, calidades y tipos de bandeja sin generar duplicados ni registros sin relación.</w:delText>
+        </w:r>
+      </w:del>
+      <w:ins w:id="95" w:author="Claude" w:date="2026-10-04T12:00:00Z">
+        <w:r>
+          <w:rPr>
+            <w:lang w:val="es-ES" w:eastAsia="es-ES"/>
+          </w:rPr>
+          <w:t>Mantener datos maestros confiables: registrar y actualizar productores, sistemas productivos, especies, variedades, calidades, tipos de bandeja y embalajes sin generar duplicados ni registros sin relación.</w:t>
+        </w:r>
+      </w:ins>
     </w:p>
     <w:p>
       <w:pPr>
@@ -3156,12 +4346,22 @@
           <w:lang w:val="es-ES" w:eastAsia="es-ES"/>
         </w:rPr>
       </w:pPr>
-      <w:r>
-        <w:rPr>
-          <w:lang w:val="es-ES" w:eastAsia="es-ES"/>
-        </w:rPr>
-        <w:t>Corregir errores de forma controlada: poder corregir registros erróneos de la operación, dejando constancia de qué se cambió, quién lo hizo y cuándo.</w:t>
-      </w:r>
+      <w:del w:id="96" w:author="Claude" w:date="2026-10-04T12:00:00Z">
+        <w:r>
+          <w:rPr>
+            <w:lang w:val="es-ES" w:eastAsia="es-ES"/>
+          </w:rPr>
+          <w:delText>Corregir errores de forma controlada: poder corregir registros erróneos de la operación, dejando constancia de qué se cambió, quién lo hizo y cuándo.</w:delText>
+        </w:r>
+      </w:del>
+      <w:ins w:id="97" w:author="Claude" w:date="2026-10-04T12:00:00Z">
+        <w:r>
+          <w:rPr>
+            <w:lang w:val="es-ES" w:eastAsia="es-ES"/>
+          </w:rPr>
+          <w:t>Corregir errores de forma controlada: poder corregir o anular registros erróneos de la operación (tarjas de recepción y procesos) sin borrarlos, dejando constancia de qué se cambió, quién lo hizo y cuándo.</w:t>
+        </w:r>
+      </w:ins>
     </w:p>
     <w:p>
       <w:pPr>
@@ -3199,7 +4399,6 @@
         <w:rPr>
           <w:lang w:val="es-ES" w:eastAsia="es-ES"/>
         </w:rPr>
-        <w:lastRenderedPageBreak/>
         <w:t>No depender de una sola persona para todo: que las tareas de la operación diaria las realicen los operadores en sus propias áreas, de modo que el administrador no sea un cuello de botella.</w:t>
       </w:r>
     </w:p>
@@ -3214,20 +4413,11 @@
       <w:pPr>
         <w:pStyle w:val="Ttulo3"/>
       </w:pPr>
-      <w:bookmarkStart w:id="8" w:name="_Toc241927755"/>
+      <w:bookmarkStart w:id="98" w:name="_Toc242009461"/>
       <w:r>
-        <w:t xml:space="preserve">Usuario </w:t>
+        <w:t>Usuario 4: Gerencia</w:t>
       </w:r>
-      <w:r>
-        <w:t>4</w:t>
-      </w:r>
-      <w:r>
-        <w:t xml:space="preserve">: </w:t>
-      </w:r>
-      <w:r>
-        <w:t>Gerencia</w:t>
-      </w:r>
-      <w:bookmarkEnd w:id="8"/>
+      <w:bookmarkEnd w:id="98"/>
     </w:p>
     <w:p>
       <w:pPr>
@@ -3300,31 +4490,7 @@
         <w:rPr>
           <w:lang w:val="es-ES" w:eastAsia="es-ES"/>
         </w:rPr>
-        <w:t>Trazabilidad de punta a punta: poder rastrear u</w:t>
-      </w:r>
-      <w:r>
-        <w:rPr>
-          <w:lang w:val="es-ES" w:eastAsia="es-ES"/>
-        </w:rPr>
-        <w:t>na tarja</w:t>
-      </w:r>
-      <w:r>
-        <w:rPr>
-          <w:lang w:val="es-ES" w:eastAsia="es-ES"/>
-        </w:rPr>
-        <w:t xml:space="preserve"> de fruta desde el productor hasta </w:t>
-      </w:r>
-      <w:r>
-        <w:rPr>
-          <w:lang w:val="es-ES" w:eastAsia="es-ES"/>
-        </w:rPr>
-        <w:t>su proceso</w:t>
-      </w:r>
-      <w:r>
-        <w:rPr>
-          <w:lang w:val="es-ES" w:eastAsia="es-ES"/>
-        </w:rPr>
-        <w:t>, para responder a reclamos, exigencias de calidad o consultas de los productores.</w:t>
+        <w:t>Trazabilidad de punta a punta: poder rastrear una tarja de fruta desde el productor hasta su proceso, para responder a reclamos, exigencias de calidad o consultas de los productores.</w:t>
       </w:r>
     </w:p>
     <w:p>
@@ -3363,19 +4529,7 @@
         <w:rPr>
           <w:lang w:val="es-ES" w:eastAsia="es-ES"/>
         </w:rPr>
-        <w:t xml:space="preserve">Visión de la temporada: conocer el resultado de la operación (volúmenes, rendimientos y mermas por productor, especie o variedad) para planificar las próximas </w:t>
-      </w:r>
-      <w:r>
-        <w:rPr>
-          <w:lang w:val="es-ES" w:eastAsia="es-ES"/>
-        </w:rPr>
-        <w:t>temporadas</w:t>
-      </w:r>
-      <w:r>
-        <w:rPr>
-          <w:lang w:val="es-ES" w:eastAsia="es-ES"/>
-        </w:rPr>
-        <w:t>. (para fases posteriores)</w:t>
+        <w:t>Visión de la temporada: conocer el resultado de la operación (volúmenes, rendimientos y mermas por productor, especie o variedad) para planificar las próximas temporadas. (para fases posteriores)</w:t>
       </w:r>
     </w:p>
     <w:p>
@@ -3385,14 +4539,14 @@
           <w:lang w:val="es-ES" w:eastAsia="es-ES"/>
         </w:rPr>
       </w:pPr>
-      <w:bookmarkStart w:id="9" w:name="_Toc241927756"/>
+      <w:bookmarkStart w:id="99" w:name="_Toc242009462"/>
       <w:r>
         <w:rPr>
           <w:lang w:val="es-ES" w:eastAsia="es-ES"/>
         </w:rPr>
         <w:t>Propuesta de Valor</w:t>
       </w:r>
-      <w:bookmarkEnd w:id="9"/>
+      <w:bookmarkEnd w:id="99"/>
     </w:p>
     <w:p>
       <w:pPr>
@@ -3413,22 +4567,32 @@
         </w:rPr>
         <w:t>A2D SM es una nueva plataforma de trazabilidad de fruta que se construye en paralelo al sistema actual de Socradex. Reemplaza el acceso directo a la base de datos por una aplicación web segura, con acceso según el perfil de cada usuario, cálculos automáticos y un registro de auditoría de cada cambio. Con esto, cada usuario de la planta trabaja solo en su área, con información consistente y trazable desde la recepción de la fruta hasta su proceso.</w:t>
       </w:r>
-      <w:r>
-        <w:rPr>
-          <w:rFonts w:ascii="Roboto" w:hAnsi="Roboto"/>
-          <w:color w:val="E3E3E3"/>
-          <w:sz w:val="21"/>
-          <w:szCs w:val="21"/>
-          <w:shd w:val="clear" w:color="auto" w:fill="303030"/>
-        </w:rPr>
-        <w:t xml:space="preserve"> </w:t>
-      </w:r>
-      <w:r>
-        <w:rPr>
-          <w:lang w:eastAsia="es-ES"/>
-        </w:rPr>
-        <w:t>Esa es la base para los módulos de bodega, despacho y reportes, que quedan para fases posteriores.</w:t>
-      </w:r>
+      <w:del w:id="100" w:author="Claude" w:date="2026-10-04T12:00:00Z">
+        <w:r>
+          <w:rPr>
+            <w:rFonts w:ascii="Roboto" w:hAnsi="Roboto"/>
+            <w:color w:val="E3E3E3"/>
+            <w:sz w:val="21"/>
+            <w:szCs w:val="21"/>
+            <w:shd w:val="clear" w:color="auto" w:fill="303030"/>
+          </w:rPr>
+          <w:delText xml:space="preserve"> </w:delText>
+        </w:r>
+        <w:r>
+          <w:rPr>
+            <w:lang w:eastAsia="es-ES"/>
+          </w:rPr>
+          <w:delText>Esa es la base para los módulos de bodega, despacho y reportes, que quedan para fases posteriores.</w:delText>
+        </w:r>
+      </w:del>
+      <w:ins w:id="101" w:author="Claude" w:date="2026-10-04T12:00:00Z">
+        <w:r>
+          <w:rPr>
+            <w:lang w:eastAsia="es-ES"/>
+          </w:rPr>
+          <w:t xml:space="preserve"> Esa es la base para la guía de recepción, los módulos de bodega, despacho y reportes, y la migración de los datos del sistema actual, que quedan para fases posteriores.</w:t>
+        </w:r>
+      </w:ins>
     </w:p>
     <w:p>
       <w:pPr>
@@ -3440,21 +4604,7 @@
         <w:rPr>
           <w:lang w:eastAsia="es-ES"/>
         </w:rPr>
-        <w:t xml:space="preserve">El producto mínimo viable abarca cuatro épicas: E1 Autenticación y control de acceso por rol, E2 Maestros </w:t>
-      </w:r>
-      <w:proofErr w:type="spellStart"/>
-      <w:r>
-        <w:rPr>
-          <w:lang w:eastAsia="es-ES"/>
-        </w:rPr>
-        <w:t>core</w:t>
-      </w:r>
-      <w:proofErr w:type="spellEnd"/>
-      <w:r>
-        <w:rPr>
-          <w:lang w:eastAsia="es-ES"/>
-        </w:rPr>
-        <w:t>, E3 Recepción de tarjas y E4 Procesamiento de tarjas y auditoría.</w:t>
+        <w:t>El producto mínimo viable abarca cuatro épicas: E1 Autenticación y control de acceso por rol, E2 Maestros core, E3 Recepción de tarjas y E4 Procesamiento de tarjas y auditoría.</w:t>
       </w:r>
     </w:p>
     <w:tbl>
@@ -3476,11 +4626,11 @@
         <w:tblLook w:val="04A0" w:firstRow="1" w:lastRow="0" w:firstColumn="1" w:lastColumn="0" w:noHBand="0" w:noVBand="1"/>
       </w:tblPr>
       <w:tblGrid>
-        <w:gridCol w:w="1347"/>
-        <w:gridCol w:w="3146"/>
-        <w:gridCol w:w="2716"/>
-        <w:gridCol w:w="1863"/>
-        <w:gridCol w:w="1985"/>
+        <w:gridCol w:w="1346"/>
+        <w:gridCol w:w="2924"/>
+        <w:gridCol w:w="2486"/>
+        <w:gridCol w:w="2429"/>
+        <w:gridCol w:w="1872"/>
       </w:tblGrid>
       <w:tr>
         <w:trPr>
@@ -3518,7 +4668,6 @@
                 <w:bCs/>
                 <w:lang w:val="es-CL" w:eastAsia="es-ES"/>
               </w:rPr>
-              <w:lastRenderedPageBreak/>
               <w:t>Usuario</w:t>
             </w:r>
           </w:p>
@@ -3729,19 +4878,7 @@
               <w:rPr>
                 <w:lang w:val="es-CL" w:eastAsia="es-ES"/>
               </w:rPr>
-              <w:t>I</w:t>
-            </w:r>
-            <w:r>
-              <w:rPr>
-                <w:lang w:val="es-CL" w:eastAsia="es-ES"/>
-              </w:rPr>
-              <w:t>nterfaz antigua y poco intuitiva. Por ejemplo, al ingresar un dato el cursor no pasa automáticamente al campo siguiente, lo que obliga a moverse a mano entre los campos. Además, no hay validación al ingresar los datos y existe el riesgo de que una recepción quede guardada a medias</w:t>
-            </w:r>
-            <w:r>
-              <w:rPr>
-                <w:lang w:val="es-CL" w:eastAsia="es-ES"/>
-              </w:rPr>
-              <w:t>.</w:t>
+              <w:t>Interfaz antigua y poco intuitiva. Por ejemplo, al ingresar un dato el cursor no pasa automáticamente al campo siguiente, lo que obliga a moverse a mano entre los campos. Además, no hay validación al ingresar los datos y existe el riesgo de que una recepción quede guardada a medias.</w:t>
             </w:r>
           </w:p>
         </w:tc>
@@ -3773,19 +4910,7 @@
               <w:rPr>
                 <w:lang w:val="es-CL" w:eastAsia="es-ES"/>
               </w:rPr>
-              <w:t>I</w:t>
-            </w:r>
-            <w:r>
-              <w:rPr>
-                <w:lang w:val="es-CL" w:eastAsia="es-ES"/>
-              </w:rPr>
-              <w:t>nterfaz web moderna, pensada para ingresar datos de forma continua: el cursor avanza al siguiente campo al completar uno, el formulario sigue el orden del trabajo de recepción, los errores se avisan en el momento y cada recepción se guarda completa o no se guarda</w:t>
-            </w:r>
-            <w:r>
-              <w:rPr>
-                <w:lang w:val="es-CL" w:eastAsia="es-ES"/>
-              </w:rPr>
-              <w:t>.</w:t>
+              <w:t>Interfaz web moderna, pensada para ingresar datos de forma continua: el cursor avanza al siguiente campo al completar uno, el formulario sigue el orden del trabajo de recepción, los errores se avisan en el momento y cada recepción se guarda completa o no se guarda.</w:t>
             </w:r>
           </w:p>
         </w:tc>
@@ -3875,13 +5000,7 @@
               <w:rPr>
                 <w:lang w:eastAsia="es-ES"/>
               </w:rPr>
-              <w:t>Validación al ingresar los datos: 100 % de los campos obligatorios y rangos de peso</w:t>
-            </w:r>
-            <w:r>
-              <w:rPr>
-                <w:lang w:eastAsia="es-ES"/>
-              </w:rPr>
-              <w:t>.</w:t>
+              <w:t>Validación al ingresar los datos: 100 % de los campos obligatorios y rangos de peso.</w:t>
             </w:r>
           </w:p>
           <w:p>
@@ -3950,18 +5069,22 @@
                 <w:lang w:val="es-CL" w:eastAsia="es-ES"/>
               </w:rPr>
             </w:pPr>
-            <w:r>
-              <w:rPr>
-                <w:lang w:val="es-CL" w:eastAsia="es-ES"/>
-              </w:rPr>
-              <w:t>Rendimiento y merma calculados fuera del sistema, sin vínculo seguro con la tarja de origen</w:t>
-            </w:r>
-            <w:r>
-              <w:rPr>
-                <w:lang w:val="es-CL" w:eastAsia="es-ES"/>
-              </w:rPr>
-              <w:t>.</w:t>
-            </w:r>
+            <w:del w:id="102" w:author="Claude" w:date="2026-10-04T12:00:00Z">
+              <w:r>
+                <w:rPr>
+                  <w:lang w:val="es-CL" w:eastAsia="es-ES"/>
+                </w:rPr>
+                <w:delText>Rendimiento y merma calculados fuera del sistema, sin vínculo seguro con la tarja de origen.</w:delText>
+              </w:r>
+            </w:del>
+            <w:ins w:id="103" w:author="Claude" w:date="2026-10-04T12:00:00Z">
+              <w:r>
+                <w:rPr>
+                  <w:lang w:val="es-CL" w:eastAsia="es-ES"/>
+                </w:rPr>
+                <w:t>El rendimiento se calcula en un formulario aparte, con kilos digitados a mano y sin vínculo con el proceso registrado. La merma no se calcula.</w:t>
+              </w:r>
+            </w:ins>
           </w:p>
         </w:tc>
         <w:tc>
@@ -3988,18 +5111,22 @@
                 <w:lang w:val="es-CL" w:eastAsia="es-ES"/>
               </w:rPr>
             </w:pPr>
-            <w:r>
-              <w:rPr>
-                <w:lang w:val="es-CL" w:eastAsia="es-ES"/>
-              </w:rPr>
-              <w:t>Cálculo automático de rendimiento y merma, con cada proceso vinculado a su tarja</w:t>
-            </w:r>
-            <w:r>
-              <w:rPr>
-                <w:lang w:val="es-CL" w:eastAsia="es-ES"/>
-              </w:rPr>
-              <w:t>.</w:t>
-            </w:r>
+            <w:del w:id="104" w:author="Claude" w:date="2026-10-04T12:00:00Z">
+              <w:r>
+                <w:rPr>
+                  <w:lang w:val="es-CL" w:eastAsia="es-ES"/>
+                </w:rPr>
+                <w:delText>Cálculo automático de rendimiento y merma, con cada proceso vinculado a su tarja.</w:delText>
+              </w:r>
+            </w:del>
+            <w:ins w:id="105" w:author="Claude" w:date="2026-10-04T12:00:00Z">
+              <w:r>
+                <w:rPr>
+                  <w:lang w:val="es-CL" w:eastAsia="es-ES"/>
+                </w:rPr>
+                <w:t>Cálculo automático de rendimiento y merma al registrar el proceso, a partir de los kilos de sus tarjas, con cada proceso vinculado a sus tarjas de origen.</w:t>
+              </w:r>
+            </w:ins>
           </w:p>
         </w:tc>
         <w:tc>
@@ -4026,40 +5153,42 @@
                 <w:lang w:val="es-CL" w:eastAsia="es-ES"/>
               </w:rPr>
             </w:pPr>
-            <w:r>
-              <w:rPr>
-                <w:lang w:val="es-CL" w:eastAsia="es-ES"/>
-              </w:rPr>
-              <w:t xml:space="preserve">Procesos </w:t>
-            </w:r>
-            <w:r>
-              <w:rPr>
-                <w:lang w:val="es-CL" w:eastAsia="es-ES"/>
-              </w:rPr>
-              <w:t>de cálculo automático de merma y rendimiento</w:t>
-            </w:r>
-            <w:r>
-              <w:rPr>
-                <w:lang w:val="es-CL" w:eastAsia="es-ES"/>
-              </w:rPr>
-              <w:t>: </w:t>
-            </w:r>
-            <w:r>
-              <w:rPr>
-                <w:b/>
-                <w:bCs/>
-                <w:lang w:val="es-CL" w:eastAsia="es-ES"/>
-              </w:rPr>
-              <w:t>0</w:t>
-            </w:r>
-            <w:r>
-              <w:rPr>
-                <w:b/>
-                <w:bCs/>
-                <w:lang w:val="es-CL" w:eastAsia="es-ES"/>
-              </w:rPr>
-              <w:t>%</w:t>
-            </w:r>
+            <w:del w:id="106" w:author="Claude" w:date="2026-10-04T12:00:00Z">
+              <w:r>
+                <w:rPr>
+                  <w:lang w:val="es-CL" w:eastAsia="es-ES"/>
+                </w:rPr>
+                <w:delText>Procesos de cálculo automático de merma y rendimiento: </w:delText>
+              </w:r>
+            </w:del>
+            <w:ins w:id="107" w:author="Claude" w:date="2026-10-04T12:00:00Z">
+              <w:r>
+                <w:rPr>
+                  <w:lang w:val="es-CL" w:eastAsia="es-ES"/>
+                </w:rPr>
+                <w:t xml:space="preserve">Rendimiento vinculado al proceso: no. Merma calculada: </w:t>
+              </w:r>
+            </w:ins>
+            <w:del w:id="108" w:author="Claude" w:date="2026-10-04T12:00:00Z">
+              <w:r>
+                <w:rPr>
+                  <w:b/>
+                  <w:bCs/>
+                  <w:lang w:val="es-CL" w:eastAsia="es-ES"/>
+                </w:rPr>
+                <w:delText>0%</w:delText>
+              </w:r>
+            </w:del>
+            <w:ins w:id="109" w:author="Claude" w:date="2026-10-04T12:00:00Z">
+              <w:r>
+                <w:rPr>
+                  <w:b/>
+                  <w:bCs/>
+                  <w:lang w:val="es-CL" w:eastAsia="es-ES"/>
+                </w:rPr>
+                <w:t>0 %</w:t>
+              </w:r>
+            </w:ins>
           </w:p>
         </w:tc>
         <w:tc>
@@ -4086,30 +5215,22 @@
                 <w:lang w:val="es-CL" w:eastAsia="es-ES"/>
               </w:rPr>
             </w:pPr>
-            <w:r>
-              <w:rPr>
-                <w:lang w:val="es-CL" w:eastAsia="es-ES"/>
-              </w:rPr>
-              <w:t xml:space="preserve">Procesos </w:t>
-            </w:r>
-            <w:r>
-              <w:rPr>
-                <w:lang w:val="es-CL" w:eastAsia="es-ES"/>
-              </w:rPr>
-              <w:t>de cálculo automático de merma y rendimiento</w:t>
-            </w:r>
-            <w:r>
-              <w:rPr>
-                <w:lang w:val="es-CL" w:eastAsia="es-ES"/>
-              </w:rPr>
-              <w:t>:</w:t>
-            </w:r>
-            <w:r>
-              <w:rPr>
-                <w:lang w:val="es-CL" w:eastAsia="es-ES"/>
-              </w:rPr>
-              <w:t xml:space="preserve"> </w:t>
-            </w:r>
+            <w:del w:id="110" w:author="Claude" w:date="2026-10-04T12:00:00Z">
+              <w:r>
+                <w:rPr>
+                  <w:lang w:val="es-CL" w:eastAsia="es-ES"/>
+                </w:rPr>
+                <w:delText xml:space="preserve">Procesos de cálculo automático de merma y rendimiento: </w:delText>
+              </w:r>
+            </w:del>
+            <w:ins w:id="111" w:author="Claude" w:date="2026-10-04T12:00:00Z">
+              <w:r>
+                <w:rPr>
+                  <w:lang w:val="es-CL" w:eastAsia="es-ES"/>
+                </w:rPr>
+                <w:t xml:space="preserve">Rendimiento vinculado al proceso: sí. Merma calculada: </w:t>
+              </w:r>
+            </w:ins>
             <w:r>
               <w:rPr>
                 <w:b/>
@@ -4182,13 +5303,7 @@
               <w:rPr>
                 <w:lang w:val="es-CL" w:eastAsia="es-ES"/>
               </w:rPr>
-              <w:t xml:space="preserve">Sin control real de accesos ni registro de quién </w:t>
-            </w:r>
-            <w:r>
-              <w:rPr>
-                <w:lang w:val="es-CL" w:eastAsia="es-ES"/>
-              </w:rPr>
-              <w:t>realizó cambios.</w:t>
+              <w:t>Sin control real de accesos ni registro de quién realizó cambios.</w:t>
             </w:r>
           </w:p>
         </w:tc>
@@ -4220,13 +5335,7 @@
               <w:rPr>
                 <w:lang w:val="es-CL" w:eastAsia="es-ES"/>
               </w:rPr>
-              <w:t>Gestión de usuarios con permisos por perfil y auditoría de los cambios</w:t>
-            </w:r>
-            <w:r>
-              <w:rPr>
-                <w:lang w:val="es-CL" w:eastAsia="es-ES"/>
-              </w:rPr>
-              <w:t>.</w:t>
+              <w:t>Gestión de usuarios con permisos por perfil y auditoría de los cambios.</w:t>
             </w:r>
           </w:p>
         </w:tc>
@@ -4258,25 +5367,7 @@
               <w:rPr>
                 <w:lang w:val="es-CL" w:eastAsia="es-ES"/>
               </w:rPr>
-              <w:t xml:space="preserve">Operaciones críticas </w:t>
-            </w:r>
-            <w:r>
-              <w:rPr>
-                <w:lang w:val="es-CL" w:eastAsia="es-ES"/>
-              </w:rPr>
-              <w:t xml:space="preserve">sin </w:t>
-            </w:r>
-            <w:r>
-              <w:rPr>
-                <w:lang w:val="es-CL" w:eastAsia="es-ES"/>
-              </w:rPr>
-              <w:t>audita</w:t>
-            </w:r>
-            <w:r>
-              <w:rPr>
-                <w:lang w:val="es-CL" w:eastAsia="es-ES"/>
-              </w:rPr>
-              <w:t>r.</w:t>
+              <w:t>Operaciones críticas sin auditar.</w:t>
             </w:r>
           </w:p>
         </w:tc>
@@ -4374,13 +5465,7 @@
               <w:rPr>
                 <w:lang w:val="es-CL" w:eastAsia="es-ES"/>
               </w:rPr>
-              <w:t>Información que no se puede verificar y trazabilidad incompleta</w:t>
-            </w:r>
-            <w:r>
-              <w:rPr>
-                <w:lang w:val="es-CL" w:eastAsia="es-ES"/>
-              </w:rPr>
-              <w:t>.</w:t>
+              <w:t>Información que no se puede verificar y trazabilidad incompleta.</w:t>
             </w:r>
           </w:p>
         </w:tc>
@@ -4412,25 +5497,7 @@
               <w:rPr>
                 <w:lang w:val="es-CL" w:eastAsia="es-ES"/>
               </w:rPr>
-              <w:t xml:space="preserve">Datos consistentes y rastreo de cada </w:t>
-            </w:r>
-            <w:r>
-              <w:rPr>
-                <w:lang w:val="es-CL" w:eastAsia="es-ES"/>
-              </w:rPr>
-              <w:t>tarja</w:t>
-            </w:r>
-            <w:r>
-              <w:rPr>
-                <w:lang w:val="es-CL" w:eastAsia="es-ES"/>
-              </w:rPr>
-              <w:t xml:space="preserve"> desde el productor</w:t>
-            </w:r>
-            <w:r>
-              <w:rPr>
-                <w:lang w:val="es-CL" w:eastAsia="es-ES"/>
-              </w:rPr>
-              <w:t xml:space="preserve"> hasta su proceso.</w:t>
+              <w:t>Datos consistentes y rastreo de cada tarja desde el productor hasta su proceso.</w:t>
             </w:r>
           </w:p>
         </w:tc>
@@ -4462,31 +5529,7 @@
               <w:rPr>
                 <w:lang w:val="es-CL" w:eastAsia="es-ES"/>
               </w:rPr>
-              <w:t xml:space="preserve">Tiempos extensos para rastrear </w:t>
-            </w:r>
-            <w:r>
-              <w:rPr>
-                <w:lang w:val="es-CL" w:eastAsia="es-ES"/>
-              </w:rPr>
-              <w:t>una tarja</w:t>
-            </w:r>
-            <w:r>
-              <w:rPr>
-                <w:lang w:val="es-CL" w:eastAsia="es-ES"/>
-              </w:rPr>
-              <w:t xml:space="preserve"> o derechamente p</w:t>
-            </w:r>
-            <w:r>
-              <w:rPr>
-                <w:lang w:val="es-CL" w:eastAsia="es-ES"/>
-              </w:rPr>
-              <w:t>é</w:t>
-            </w:r>
-            <w:r>
-              <w:rPr>
-                <w:lang w:val="es-CL" w:eastAsia="es-ES"/>
-              </w:rPr>
-              <w:t>rdida de stock.</w:t>
+              <w:t>Tiempos extensos para rastrear una tarja o derechamente pérdida de stock.</w:t>
             </w:r>
           </w:p>
         </w:tc>
@@ -4527,12 +5570,14 @@
                 <w:lang w:val="es-CL" w:eastAsia="es-ES"/>
               </w:rPr>
             </w:pPr>
-            <w:r>
-              <w:rPr>
-                <w:lang w:eastAsia="es-ES"/>
-              </w:rPr>
-              <w:t>Datos consistentes y rastreo de cada tarja desde el productor hasta su proceso</w:t>
-            </w:r>
+            <w:del w:id="112" w:author="Claude" w:date="2026-10-04T12:00:00Z">
+              <w:r>
+                <w:rPr>
+                  <w:lang w:eastAsia="es-ES"/>
+                </w:rPr>
+                <w:delText>Datos consistentes y rastreo de cada tarja desde el productor hasta su proceso</w:delText>
+              </w:r>
+            </w:del>
           </w:p>
         </w:tc>
       </w:tr>
@@ -4610,20 +5655,42 @@
         </w:rPr>
         <w:t>Integridad:</w:t>
       </w:r>
-      <w:r>
-        <w:rPr>
-          <w:lang w:val="es-CL" w:eastAsia="es-ES"/>
-        </w:rPr>
-        <w:t> se pasa de cerca de </w:t>
-      </w:r>
-      <w:r>
-        <w:rPr>
-          <w:b/>
-          <w:bCs/>
-          <w:lang w:val="es-CL" w:eastAsia="es-ES"/>
-        </w:rPr>
-        <w:t>40 tablas sin integridad referencial ni transacciones</w:t>
-      </w:r>
+      <w:del w:id="113" w:author="Claude" w:date="2026-10-04T12:00:00Z">
+        <w:r>
+          <w:rPr>
+            <w:lang w:val="es-CL" w:eastAsia="es-ES"/>
+          </w:rPr>
+          <w:delText> se pasa de cerca de </w:delText>
+        </w:r>
+      </w:del>
+      <w:ins w:id="114" w:author="Claude" w:date="2026-10-04T12:00:00Z">
+        <w:r>
+          <w:rPr>
+            <w:lang w:val="es-CL" w:eastAsia="es-ES"/>
+          </w:rPr>
+          <w:t> se pasa de </w:t>
+        </w:r>
+      </w:ins>
+      <w:del w:id="115" w:author="Claude" w:date="2026-10-04T12:00:00Z">
+        <w:r>
+          <w:rPr>
+            <w:b/>
+            <w:bCs/>
+            <w:lang w:val="es-CL" w:eastAsia="es-ES"/>
+          </w:rPr>
+          <w:delText>40 tablas sin integridad referencial ni transacciones</w:delText>
+        </w:r>
+      </w:del>
+      <w:ins w:id="116" w:author="Claude" w:date="2026-10-04T12:00:00Z">
+        <w:r>
+          <w:rPr>
+            <w:b/>
+            <w:bCs/>
+            <w:lang w:val="es-CL" w:eastAsia="es-ES"/>
+          </w:rPr>
+          <w:t>50 tablas sin claves foráneas y sin transacciones en recepción y proceso</w:t>
+        </w:r>
+      </w:ins>
       <w:r>
         <w:rPr>
           <w:lang w:val="es-CL" w:eastAsia="es-ES"/>
@@ -4753,6 +5820,7 @@
         <w:docPartUnique/>
       </w:docPartObj>
     </w:sdtPr>
+    <w:sdtEndPr/>
     <w:sdtContent>
       <w:p>
         <w:pPr>
@@ -4829,28 +5897,12 @@
         <w:color w:val="FF0000"/>
       </w:rPr>
     </w:pPr>
-    <w:proofErr w:type="spellStart"/>
     <w:r>
       <w:rPr>
         <w:color w:val="FF0000"/>
       </w:rPr>
-      <w:t>Product</w:t>
+      <w:t>Product vision</w:t>
     </w:r>
-    <w:proofErr w:type="spellEnd"/>
-    <w:r>
-      <w:rPr>
-        <w:color w:val="FF0000"/>
-      </w:rPr>
-      <w:t xml:space="preserve"> </w:t>
-    </w:r>
-    <w:proofErr w:type="spellStart"/>
-    <w:r>
-      <w:rPr>
-        <w:color w:val="FF0000"/>
-      </w:rPr>
-      <w:t>vision</w:t>
-    </w:r>
-    <w:proofErr w:type="spellEnd"/>
   </w:p>
   <w:p>
     <w:pPr>
@@ -6844,6 +7896,14 @@
     <w:abstractNumId w:val="5"/>
   </w:num>
 </w:numbering>
+</file>
+
+<file path=word/people.xml><?xml version="1.0" encoding="utf-8"?>
+<w15:people xmlns:wpc="http://schemas.microsoft.com/office/word/2010/wordprocessingCanvas" xmlns:cx="http://schemas.microsoft.com/office/drawing/2014/chartex" xmlns:cx1="http://schemas.microsoft.com/office/drawing/2015/9/8/chartex" xmlns:cx2="http://schemas.microsoft.com/office/drawing/2015/10/21/chartex" xmlns:cx3="http://schemas.microsoft.com/office/drawing/2016/5/9/chartex" xmlns:cx4="http://schemas.microsoft.com/office/drawing/2016/5/10/chartex" xmlns:cx5="http://schemas.microsoft.com/office/drawing/2016/5/11/chartex" xmlns:cx6="http://schemas.microsoft.com/office/drawing/2016/5/12/chartex" xmlns:cx7="http://schemas.microsoft.com/office/drawing/2016/5/13/chartex" xmlns:cx8="http://schemas.microsoft.com/office/drawing/2016/5/14/chartex" xmlns:mc="http://schemas.openxmlformats.org/markup-compatibility/2006" xmlns:aink="http://schemas.microsoft.com/office/drawing/2016/ink" xmlns:am3d="http://schemas.microsoft.com/office/drawing/2017/model3d" xmlns:o="urn:schemas-microsoft-com:office:office" xmlns:oel="http://schemas.microsoft.com/office/2019/extlst" xmlns:r="http://schemas.openxmlformats.org/officeDocument/2006/relationships" xmlns:m="http://schemas.openxmlformats.org/officeDocument/2006/math" xmlns:v="urn:schemas-microsoft-com:vml" xmlns:wp14="http://schemas.microsoft.com/office/word/2010/wordprocessingDrawing" xmlns:wp="http://schemas.openxmlformats.org/drawingml/2006/wordprocessingDrawing" xmlns:w10="urn:schemas-microsoft-com:office:word" xmlns:w="http://schemas.openxmlformats.org/wordprocessingml/2006/main" xmlns:w14="http://schemas.microsoft.com/office/word/2010/wordml" xmlns:w15="http://schemas.microsoft.com/office/word/2012/wordml" xmlns:w16cex="http://schemas.microsoft.com/office/word/2018/wordml/cex" xmlns:w16cid="http://schemas.microsoft.com/office/word/2016/wordml/cid" xmlns:w16="http://schemas.microsoft.com/office/word/2018/wordml" xmlns:w16du="http://schemas.microsoft.com/office/word/2023/wordml/word16du" xmlns:w16sdtdh="http://schemas.microsoft.com/office/word/2020/wordml/sdtdatahash" xmlns:w16sdtfl="http://schemas.microsoft.com/office/word/2024/wordml/sdtformatlock" xmlns:w16se="http://schemas.microsoft.com/office/word/2015/wordml/symex" xmlns:wpg="http://schemas.microsoft.com/office/word/2010/wordprocessingGroup" xmlns:wpi="http://schemas.microsoft.com/office/word/2010/wordprocessingInk" xmlns:wne="http://schemas.microsoft.com/office/word/2006/wordml" xmlns:wps="http://schemas.microsoft.com/office/word/2010/wordprocessingShape" mc:Ignorable="w14 w15 w16se w16cid w16 w16cex w16sdtdh w16sdtfl w16du wp14">
+  <w15:person w15:author="Alejandro Antonio Rodríguez Leiva (alejandrorodriguez)">
+    <w15:presenceInfo w15:providerId="AD" w15:userId="S::alejandrorodriguez@uchile.cl::8c7a7c02-100f-4960-8c26-5021baf0052d"/>
+  </w15:person>
+</w15:people>
 </file>
 
 <file path=word/styles.xml><?xml version="1.0" encoding="utf-8"?>
@@ -7478,6 +8538,7 @@
   <w:style w:type="character" w:default="1" w:styleId="Fuentedeprrafopredeter">
     <w:name w:val="Default Paragraph Font"/>
     <w:uiPriority w:val="1"/>
+    <w:semiHidden/>
     <w:unhideWhenUsed/>
   </w:style>
   <w:style w:type="table" w:default="1" w:styleId="Tablanormal">
@@ -8059,6 +9120,16 @@
       <w:szCs w:val="21"/>
     </w:rPr>
   </w:style>
+  <w:style w:type="paragraph" w:styleId="Revisin">
+    <w:name w:val="Revision"/>
+    <w:hidden/>
+    <w:uiPriority w:val="99"/>
+    <w:semiHidden/>
+    <w:rsid w:val="00B41136"/>
+    <w:pPr>
+      <w:spacing w:after="0" w:line="240" w:lineRule="auto"/>
+    </w:pPr>
+  </w:style>
 </w:styles>
 </file>
 
@@ -8266,12 +9337,14 @@
     <w:rsid w:val="002C06A7"/>
     <w:rsid w:val="003A4342"/>
     <w:rsid w:val="004326AC"/>
+    <w:rsid w:val="004E00EE"/>
     <w:rsid w:val="004F7F49"/>
     <w:rsid w:val="005071E9"/>
     <w:rsid w:val="0057410B"/>
     <w:rsid w:val="00595623"/>
     <w:rsid w:val="005B27DB"/>
     <w:rsid w:val="00687CD9"/>
+    <w:rsid w:val="006C3D13"/>
     <w:rsid w:val="006E2FCC"/>
     <w:rsid w:val="00704192"/>
     <w:rsid w:val="0078453B"/>
@@ -8309,7 +9382,7 @@
   <w:themeFontLang w:val="es-AR" w:eastAsia="ja-JP"/>
   <w:clrSchemeMapping w:bg1="light1" w:t1="dark1" w:bg2="light2" w:t2="dark2" w:accent1="accent1" w:accent2="accent2" w:accent3="accent3" w:accent4="accent4" w:accent5="accent5" w:accent6="accent6" w:hyperlink="hyperlink" w:followedHyperlink="followedHyperlink"/>
   <w:doNotAutoCompressPictures/>
-  <w:decimalSymbol w:val="."/>
+  <w:decimalSymbol w:val=","/>
   <w:listSeparator w:val=";"/>
 </w:settings>
 </file>
@@ -9034,7 +10107,7 @@
 
 <file path=customXml/item1.xml><?xml version="1.0" encoding="utf-8"?>
 <CoverPageProperties xmlns="http://schemas.microsoft.com/office/2006/coverPageProps">
-  <PublishDate>2026-10-03T00:00:00</PublishDate>
+  <PublishDate>2026-10-04T00:00:00</PublishDate>
   <Abstract>Planificación y Especificación de Requisitos según estándares; IEEE 830, ISO9000 y PMI.</Abstract>
   <CompanyAddress/>
   <CompanyPhone/>
@@ -9261,12 +10334,7 @@
 </file>
 
 <file path=customXml/item3.xml><?xml version="1.0" encoding="utf-8"?>
-<?mso-contentType ?>
-<FormTemplates xmlns="http://schemas.microsoft.com/sharepoint/v3/contenttype/forms">
-  <Display>DocumentLibraryForm</Display>
-  <Edit>DocumentLibraryForm</Edit>
-  <New>DocumentLibraryForm</New>
-</FormTemplates>
+<b:Sources xmlns:b="http://schemas.openxmlformats.org/officeDocument/2006/bibliography" xmlns="http://schemas.openxmlformats.org/officeDocument/2006/bibliography" SelectedStyle="\APA.XSL" StyleName="APA"/>
 </file>
 
 <file path=customXml/item4.xml><?xml version="1.0" encoding="utf-8"?>
@@ -9280,7 +10348,12 @@
 </file>
 
 <file path=customXml/item5.xml><?xml version="1.0" encoding="utf-8"?>
-<b:Sources xmlns:b="http://schemas.openxmlformats.org/officeDocument/2006/bibliography" xmlns="http://schemas.openxmlformats.org/officeDocument/2006/bibliography" SelectedStyle="\APA.XSL" StyleName="APA"/>
+<?mso-contentType ?>
+<FormTemplates xmlns="http://schemas.microsoft.com/sharepoint/v3/contenttype/forms">
+  <Display>DocumentLibraryForm</Display>
+  <Edit>DocumentLibraryForm</Edit>
+  <New>DocumentLibraryForm</New>
+</FormTemplates>
 </file>
 
 <file path=customXml/itemProps1.xml><?xml version="1.0" encoding="utf-8"?>
@@ -9311,9 +10384,9 @@
 </file>
 
 <file path=customXml/itemProps3.xml><?xml version="1.0" encoding="utf-8"?>
-<ds:datastoreItem xmlns:ds="http://schemas.openxmlformats.org/officeDocument/2006/customXml" ds:itemID="{EE9AAF0E-D63F-459F-A0FB-CDCE9F728F33}">
+<ds:datastoreItem xmlns:ds="http://schemas.openxmlformats.org/officeDocument/2006/customXml" ds:itemID="{BD6EC776-6679-4C69-98E3-6D068EA0A3C9}">
   <ds:schemaRefs>
-    <ds:schemaRef ds:uri="http://schemas.microsoft.com/sharepoint/v3/contenttype/forms"/>
+    <ds:schemaRef ds:uri="http://schemas.openxmlformats.org/officeDocument/2006/bibliography"/>
   </ds:schemaRefs>
 </ds:datastoreItem>
 </file>
@@ -9329,9 +10402,9 @@
 </file>
 
 <file path=customXml/itemProps5.xml><?xml version="1.0" encoding="utf-8"?>
-<ds:datastoreItem xmlns:ds="http://schemas.openxmlformats.org/officeDocument/2006/customXml" ds:itemID="{BD6EC776-6679-4C69-98E3-6D068EA0A3C9}">
+<ds:datastoreItem xmlns:ds="http://schemas.openxmlformats.org/officeDocument/2006/customXml" ds:itemID="{EE9AAF0E-D63F-459F-A0FB-CDCE9F728F33}">
   <ds:schemaRefs>
-    <ds:schemaRef ds:uri="http://schemas.openxmlformats.org/officeDocument/2006/bibliography"/>
+    <ds:schemaRef ds:uri="http://schemas.microsoft.com/sharepoint/v3/contenttype/forms"/>
   </ds:schemaRefs>
 </ds:datastoreItem>
 </file>
--- a/Fase 2/Evidencias Proyecto (version Agil)/Documento 01- Product Vision.docx
+++ b/Fase 2/Evidencias Proyecto (version Agil)/Documento 01- Product Vision.docx
@@ -4190,7 +4190,7 @@
           <w:rPr>
             <w:lang w:val="es-ES" w:eastAsia="es-ES"/>
           </w:rPr>
-          <w:t>Elegir la fruta correcta: ver solo las tarjas que tienen kilos pendientes, sin riesgo de procesar más kilos de los que tiene una tarja o una tarja que no existe. Si una tarja no se procesa completa, los kilos que quedan siguen disponibles para otro proceso.</w:t>
+          <w:t>Elegir la fruta correcta: ver solo las tarjas que tienen kilos pendientes, sin riesgo de procesar más kilos de los que tiene una tarja o una tarja que no existe. Si una tarja no se procesa completa, los kilos que quedan siguen disponibles para otro proceso. En el último proceso de la tarja la marca como terminada, y lo que no salió en cajas queda como merma.</w:t>
         </w:r>
       </w:ins>
     </w:p>
@@ -4200,12 +4200,22 @@
           <w:lang w:val="es-ES" w:eastAsia="es-ES"/>
         </w:rPr>
       </w:pPr>
-      <w:r>
-        <w:rPr>
-          <w:lang w:val="es-ES" w:eastAsia="es-ES"/>
-        </w:rPr>
-        <w:t>No hacer cálculos a mano: que el sistema calcule automáticamente el rendimiento y la merma de cada proceso, sin planillas aparte.</w:t>
-      </w:r>
+      <w:del w:id="9301" w:author="Claude" w:date="2026-10-04T12:00:00Z">
+        <w:r>
+          <w:rPr>
+            <w:lang w:val="es-ES" w:eastAsia="es-ES"/>
+          </w:rPr>
+          <w:delText>No hacer cálculos a mano: que el sistema calcule automáticamente el rendimiento y la merma de cada proceso, sin planillas aparte.</w:delText>
+        </w:r>
+      </w:del>
+      <w:ins w:id="9302" w:author="Claude" w:date="2026-10-04T12:00:00Z">
+        <w:r>
+          <w:rPr>
+            <w:lang w:val="es-ES" w:eastAsia="es-ES"/>
+          </w:rPr>
+          <w:t xml:space="preserve">No hacer cálculos a mano: ingresar los folios de proceso y que el sistema calcule el rendimiento y la merma de cada tarja de recepción, sin digitar kilos ni usar planillas aparte.</w:t>
+        </w:r>
+      </w:ins>
     </w:p>
     <w:p>
       <w:pPr>
@@ -5082,7 +5092,7 @@
                 <w:rPr>
                   <w:lang w:val="es-CL" w:eastAsia="es-ES"/>
                 </w:rPr>
-                <w:t>El rendimiento se calcula en un formulario aparte, con kilos digitados a mano y sin vínculo con el proceso registrado. La merma no se calcula.</w:t>
+                <w:t>El rendimiento se calcula en un formulario aparte que toma solo el primer proceso de la tarja y permite cambiar los kilos a mano. La merma no se calcula.</w:t>
               </w:r>
             </w:ins>
           </w:p>
@@ -5124,7 +5134,7 @@
                 <w:rPr>
                   <w:lang w:val="es-CL" w:eastAsia="es-ES"/>
                 </w:rPr>
-                <w:t>Cálculo automático de rendimiento y merma al registrar el proceso, a partir de los kilos de sus tarjas, con cada proceso vinculado a sus tarjas de origen.</w:t>
+                <w:t>Se ingresan los folios de proceso y el sistema calcula el rendimiento y la merma de cada tarja de recepción: kilos netos de la tarja como entrada y kilos en cajas de todos sus procesos como salida.</w:t>
               </w:r>
             </w:ins>
           </w:p>
@@ -5166,7 +5176,7 @@
                 <w:rPr>
                   <w:lang w:val="es-CL" w:eastAsia="es-ES"/>
                 </w:rPr>
-                <w:t xml:space="preserve">Rendimiento vinculado al proceso: no. Merma calculada: </w:t>
+                <w:t xml:space="preserve">Rendimiento con todos los procesos de la tarja: no (solo el primero). Merma calculada: </w:t>
               </w:r>
             </w:ins>
             <w:del w:id="108" w:author="Claude" w:date="2026-10-04T12:00:00Z">
@@ -5228,7 +5238,7 @@
                 <w:rPr>
                   <w:lang w:val="es-CL" w:eastAsia="es-ES"/>
                 </w:rPr>
-                <w:t xml:space="preserve">Rendimiento vinculado al proceso: sí. Merma calculada: </w:t>
+                <w:t xml:space="preserve">Rendimiento con todos los procesos de la tarja: sí. Merma calculada: </w:t>
               </w:r>
             </w:ins>
             <w:r>

--- a/Fase 2/Evidencias Proyecto (version Agil)/Documento 01- Product Vision.docx
+++ b/Fase 2/Evidencias Proyecto (version Agil)/Documento 01- Product Vision.docx
@@ -247,30 +247,16 @@
                   </w:rPr>
                   <w:t xml:space="preserve">: </w:t>
                 </w:r>
-                <w:del w:id="0" w:author="Claude" w:date="2026-10-04T12:00:00Z">
-                  <w:r>
-                    <w:rPr>
-                      <w:rFonts w:cstheme="minorHAnsi"/>
-                      <w:b/>
-                      <w:bCs/>
-                      <w:i/>
-                      <w:color w:val="FF0000"/>
-                    </w:rPr>
-                    <w:delText>[01]</w:delText>
-                  </w:r>
-                </w:del>
-                <w:ins w:id="1" w:author="Claude" w:date="2026-10-04T12:00:00Z">
-                  <w:r>
-                    <w:rPr>
-                      <w:rFonts w:cstheme="minorHAnsi"/>
-                      <w:b/>
-                      <w:bCs/>
-                      <w:i/>
-                      <w:color w:val="FF0000"/>
-                    </w:rPr>
-                    <w:t>[02]</w:t>
-                  </w:r>
-                </w:ins>
+                <w:r>
+                  <w:rPr>
+                    <w:rFonts w:cstheme="minorHAnsi"/>
+                    <w:b/>
+                    <w:bCs/>
+                    <w:i/>
+                    <w:color w:val="FF0000"/>
+                  </w:rPr>
+                  <w:t>[02]</w:t>
+                </w:r>
               </w:p>
             </w:tc>
           </w:tr>
@@ -313,26 +299,14 @@
                         <w:bCs/>
                       </w:rPr>
                     </w:pPr>
-                    <w:del w:id="2" w:author="Claude" w:date="2026-10-04T12:00:00Z">
-                      <w:r>
-                        <w:rPr>
-                          <w:rFonts w:cstheme="minorHAnsi"/>
-                          <w:b/>
-                          <w:bCs/>
-                        </w:rPr>
-                        <w:delText>03/10/2026</w:delText>
-                      </w:r>
-                    </w:del>
-                    <w:ins w:id="3" w:author="Claude" w:date="2026-10-04T12:00:00Z">
-                      <w:r>
-                        <w:rPr>
-                          <w:rFonts w:cstheme="minorHAnsi"/>
-                          <w:b/>
-                          <w:bCs/>
-                        </w:rPr>
-                        <w:t>04/10/2026</w:t>
-                      </w:r>
-                    </w:ins>
+                    <w:r>
+                      <w:rPr>
+                        <w:rFonts w:cstheme="minorHAnsi"/>
+                        <w:b/>
+                        <w:bCs/>
+                      </w:rPr>
+                      <w:t>04/10/2026</w:t>
+                    </w:r>
                   </w:p>
                 </w:tc>
               </w:sdtContent>
@@ -495,7 +469,6 @@
               <w:tab w:val="right" w:leader="dot" w:pos="8828"/>
             </w:tabs>
             <w:rPr>
-              <w:ins w:id="4" w:author="Alejandro Antonio Rodríguez Leiva (alejandrorodriguez)" w:date="2026-10-04T12:30:00Z" w16du:dateUtc="2026-10-04T15:30:00Z"/>
               <w:rFonts w:eastAsiaTheme="minorEastAsia"/>
               <w:b w:val="0"/>
               <w:bCs w:val="0"/>
@@ -533,47 +506,7 @@
             </w:rPr>
             <w:fldChar w:fldCharType="separate"/>
           </w:r>
-          <w:ins w:id="5" w:author="Alejandro Antonio Rodríguez Leiva (alejandrorodriguez)" w:date="2026-10-04T12:30:00Z" w16du:dateUtc="2026-10-04T15:30:00Z">
-            <w:r>
-              <w:rPr>
-                <w:rStyle w:val="Hipervnculo"/>
-                <w:noProof/>
-              </w:rPr>
-              <w:fldChar w:fldCharType="begin"/>
-            </w:r>
-            <w:r>
-              <w:rPr>
-                <w:rStyle w:val="Hipervnculo"/>
-                <w:noProof/>
-              </w:rPr>
-              <w:instrText xml:space="preserve"> </w:instrText>
-            </w:r>
-            <w:r>
-              <w:rPr>
-                <w:noProof/>
-              </w:rPr>
-              <w:instrText>HYPERLINK \l "_Toc242009453"</w:instrText>
-            </w:r>
-            <w:r>
-              <w:rPr>
-                <w:rStyle w:val="Hipervnculo"/>
-                <w:noProof/>
-              </w:rPr>
-              <w:instrText xml:space="preserve"> </w:instrText>
-            </w:r>
-            <w:r>
-              <w:rPr>
-                <w:rStyle w:val="Hipervnculo"/>
-                <w:noProof/>
-              </w:rPr>
-            </w:r>
-            <w:r>
-              <w:rPr>
-                <w:rStyle w:val="Hipervnculo"/>
-                <w:noProof/>
-              </w:rPr>
-              <w:fldChar w:fldCharType="separate"/>
-            </w:r>
+          <w:hyperlink w:anchor="_Toc242009453" w:history="1">
             <w:r>
               <w:rPr>
                 <w:rStyle w:val="Hipervnculo"/>
@@ -655,14 +588,7 @@
               </w:rPr>
               <w:fldChar w:fldCharType="end"/>
             </w:r>
-            <w:r>
-              <w:rPr>
-                <w:rStyle w:val="Hipervnculo"/>
-                <w:noProof/>
-              </w:rPr>
-              <w:fldChar w:fldCharType="end"/>
-            </w:r>
-          </w:ins>
+          </w:hyperlink>
         </w:p>
         <w:p>
           <w:pPr>
@@ -672,7 +598,6 @@
               <w:tab w:val="right" w:leader="dot" w:pos="8828"/>
             </w:tabs>
             <w:rPr>
-              <w:ins w:id="6" w:author="Alejandro Antonio Rodríguez Leiva (alejandrorodriguez)" w:date="2026-10-04T12:30:00Z" w16du:dateUtc="2026-10-04T15:30:00Z"/>
               <w:rFonts w:eastAsiaTheme="minorEastAsia"/>
               <w:b w:val="0"/>
               <w:bCs w:val="0"/>
@@ -685,47 +610,7 @@
               <w14:ligatures w14:val="standardContextual"/>
             </w:rPr>
           </w:pPr>
-          <w:ins w:id="7" w:author="Alejandro Antonio Rodríguez Leiva (alejandrorodriguez)" w:date="2026-10-04T12:30:00Z" w16du:dateUtc="2026-10-04T15:30:00Z">
-            <w:r>
-              <w:rPr>
-                <w:rStyle w:val="Hipervnculo"/>
-                <w:noProof/>
-              </w:rPr>
-              <w:fldChar w:fldCharType="begin"/>
-            </w:r>
-            <w:r>
-              <w:rPr>
-                <w:rStyle w:val="Hipervnculo"/>
-                <w:noProof/>
-              </w:rPr>
-              <w:instrText xml:space="preserve"> </w:instrText>
-            </w:r>
-            <w:r>
-              <w:rPr>
-                <w:noProof/>
-              </w:rPr>
-              <w:instrText>HYPERLINK \l "_Toc242009454"</w:instrText>
-            </w:r>
-            <w:r>
-              <w:rPr>
-                <w:rStyle w:val="Hipervnculo"/>
-                <w:noProof/>
-              </w:rPr>
-              <w:instrText xml:space="preserve"> </w:instrText>
-            </w:r>
-            <w:r>
-              <w:rPr>
-                <w:rStyle w:val="Hipervnculo"/>
-                <w:noProof/>
-              </w:rPr>
-            </w:r>
-            <w:r>
-              <w:rPr>
-                <w:rStyle w:val="Hipervnculo"/>
-                <w:noProof/>
-              </w:rPr>
-              <w:fldChar w:fldCharType="separate"/>
-            </w:r>
+          <w:hyperlink w:anchor="_Toc242009454" w:history="1">
             <w:r>
               <w:rPr>
                 <w:rStyle w:val="Hipervnculo"/>
@@ -803,14 +688,7 @@
               </w:rPr>
               <w:fldChar w:fldCharType="end"/>
             </w:r>
-            <w:r>
-              <w:rPr>
-                <w:rStyle w:val="Hipervnculo"/>
-                <w:noProof/>
-              </w:rPr>
-              <w:fldChar w:fldCharType="end"/>
-            </w:r>
-          </w:ins>
+          </w:hyperlink>
         </w:p>
         <w:p>
           <w:pPr>
@@ -820,7 +698,6 @@
               <w:tab w:val="right" w:leader="dot" w:pos="8828"/>
             </w:tabs>
             <w:rPr>
-              <w:ins w:id="8" w:author="Alejandro Antonio Rodríguez Leiva (alejandrorodriguez)" w:date="2026-10-04T12:30:00Z" w16du:dateUtc="2026-10-04T15:30:00Z"/>
               <w:rFonts w:eastAsiaTheme="minorEastAsia"/>
               <w:b w:val="0"/>
               <w:bCs w:val="0"/>
@@ -833,47 +710,7 @@
               <w14:ligatures w14:val="standardContextual"/>
             </w:rPr>
           </w:pPr>
-          <w:ins w:id="9" w:author="Alejandro Antonio Rodríguez Leiva (alejandrorodriguez)" w:date="2026-10-04T12:30:00Z" w16du:dateUtc="2026-10-04T15:30:00Z">
-            <w:r>
-              <w:rPr>
-                <w:rStyle w:val="Hipervnculo"/>
-                <w:noProof/>
-              </w:rPr>
-              <w:fldChar w:fldCharType="begin"/>
-            </w:r>
-            <w:r>
-              <w:rPr>
-                <w:rStyle w:val="Hipervnculo"/>
-                <w:noProof/>
-              </w:rPr>
-              <w:instrText xml:space="preserve"> </w:instrText>
-            </w:r>
-            <w:r>
-              <w:rPr>
-                <w:noProof/>
-              </w:rPr>
-              <w:instrText>HYPERLINK \l "_Toc242009455"</w:instrText>
-            </w:r>
-            <w:r>
-              <w:rPr>
-                <w:rStyle w:val="Hipervnculo"/>
-                <w:noProof/>
-              </w:rPr>
-              <w:instrText xml:space="preserve"> </w:instrText>
-            </w:r>
-            <w:r>
-              <w:rPr>
-                <w:rStyle w:val="Hipervnculo"/>
-                <w:noProof/>
-              </w:rPr>
-            </w:r>
-            <w:r>
-              <w:rPr>
-                <w:rStyle w:val="Hipervnculo"/>
-                <w:noProof/>
-              </w:rPr>
-              <w:fldChar w:fldCharType="separate"/>
-            </w:r>
+          <w:hyperlink w:anchor="_Toc242009455" w:history="1">
             <w:r>
               <w:rPr>
                 <w:rStyle w:val="Hipervnculo"/>
@@ -953,14 +790,7 @@
               </w:rPr>
               <w:fldChar w:fldCharType="end"/>
             </w:r>
-            <w:r>
-              <w:rPr>
-                <w:rStyle w:val="Hipervnculo"/>
-                <w:noProof/>
-              </w:rPr>
-              <w:fldChar w:fldCharType="end"/>
-            </w:r>
-          </w:ins>
+          </w:hyperlink>
         </w:p>
         <w:p>
           <w:pPr>
@@ -970,7 +800,6 @@
               <w:tab w:val="right" w:leader="dot" w:pos="8828"/>
             </w:tabs>
             <w:rPr>
-              <w:ins w:id="10" w:author="Alejandro Antonio Rodríguez Leiva (alejandrorodriguez)" w:date="2026-10-04T12:30:00Z" w16du:dateUtc="2026-10-04T15:30:00Z"/>
               <w:rFonts w:eastAsiaTheme="minorEastAsia"/>
               <w:smallCaps w:val="0"/>
               <w:noProof/>
@@ -981,47 +810,7 @@
               <w14:ligatures w14:val="standardContextual"/>
             </w:rPr>
           </w:pPr>
-          <w:ins w:id="11" w:author="Alejandro Antonio Rodríguez Leiva (alejandrorodriguez)" w:date="2026-10-04T12:30:00Z" w16du:dateUtc="2026-10-04T15:30:00Z">
-            <w:r>
-              <w:rPr>
-                <w:rStyle w:val="Hipervnculo"/>
-                <w:noProof/>
-              </w:rPr>
-              <w:fldChar w:fldCharType="begin"/>
-            </w:r>
-            <w:r>
-              <w:rPr>
-                <w:rStyle w:val="Hipervnculo"/>
-                <w:noProof/>
-              </w:rPr>
-              <w:instrText xml:space="preserve"> </w:instrText>
-            </w:r>
-            <w:r>
-              <w:rPr>
-                <w:noProof/>
-              </w:rPr>
-              <w:instrText>HYPERLINK \l "_Toc242009456"</w:instrText>
-            </w:r>
-            <w:r>
-              <w:rPr>
-                <w:rStyle w:val="Hipervnculo"/>
-                <w:noProof/>
-              </w:rPr>
-              <w:instrText xml:space="preserve"> </w:instrText>
-            </w:r>
-            <w:r>
-              <w:rPr>
-                <w:rStyle w:val="Hipervnculo"/>
-                <w:noProof/>
-              </w:rPr>
-            </w:r>
-            <w:r>
-              <w:rPr>
-                <w:rStyle w:val="Hipervnculo"/>
-                <w:noProof/>
-              </w:rPr>
-              <w:fldChar w:fldCharType="separate"/>
-            </w:r>
+          <w:hyperlink w:anchor="_Toc242009456" w:history="1">
             <w:r>
               <w:rPr>
                 <w:rStyle w:val="Hipervnculo"/>
@@ -1099,14 +888,7 @@
               </w:rPr>
               <w:fldChar w:fldCharType="end"/>
             </w:r>
-            <w:r>
-              <w:rPr>
-                <w:rStyle w:val="Hipervnculo"/>
-                <w:noProof/>
-              </w:rPr>
-              <w:fldChar w:fldCharType="end"/>
-            </w:r>
-          </w:ins>
+          </w:hyperlink>
         </w:p>
         <w:p>
           <w:pPr>
@@ -1116,7 +898,6 @@
               <w:tab w:val="right" w:leader="dot" w:pos="8828"/>
             </w:tabs>
             <w:rPr>
-              <w:ins w:id="12" w:author="Alejandro Antonio Rodríguez Leiva (alejandrorodriguez)" w:date="2026-10-04T12:30:00Z" w16du:dateUtc="2026-10-04T15:30:00Z"/>
               <w:rFonts w:eastAsiaTheme="minorEastAsia"/>
               <w:smallCaps w:val="0"/>
               <w:noProof/>
@@ -1127,47 +908,7 @@
               <w14:ligatures w14:val="standardContextual"/>
             </w:rPr>
           </w:pPr>
-          <w:ins w:id="13" w:author="Alejandro Antonio Rodríguez Leiva (alejandrorodriguez)" w:date="2026-10-04T12:30:00Z" w16du:dateUtc="2026-10-04T15:30:00Z">
-            <w:r>
-              <w:rPr>
-                <w:rStyle w:val="Hipervnculo"/>
-                <w:noProof/>
-              </w:rPr>
-              <w:fldChar w:fldCharType="begin"/>
-            </w:r>
-            <w:r>
-              <w:rPr>
-                <w:rStyle w:val="Hipervnculo"/>
-                <w:noProof/>
-              </w:rPr>
-              <w:instrText xml:space="preserve"> </w:instrText>
-            </w:r>
-            <w:r>
-              <w:rPr>
-                <w:noProof/>
-              </w:rPr>
-              <w:instrText>HYPERLINK \l "_Toc242009457"</w:instrText>
-            </w:r>
-            <w:r>
-              <w:rPr>
-                <w:rStyle w:val="Hipervnculo"/>
-                <w:noProof/>
-              </w:rPr>
-              <w:instrText xml:space="preserve"> </w:instrText>
-            </w:r>
-            <w:r>
-              <w:rPr>
-                <w:rStyle w:val="Hipervnculo"/>
-                <w:noProof/>
-              </w:rPr>
-            </w:r>
-            <w:r>
-              <w:rPr>
-                <w:rStyle w:val="Hipervnculo"/>
-                <w:noProof/>
-              </w:rPr>
-              <w:fldChar w:fldCharType="separate"/>
-            </w:r>
+          <w:hyperlink w:anchor="_Toc242009457" w:history="1">
             <w:r>
               <w:rPr>
                 <w:rStyle w:val="Hipervnculo"/>
@@ -1243,14 +984,7 @@
               </w:rPr>
               <w:fldChar w:fldCharType="end"/>
             </w:r>
-            <w:r>
-              <w:rPr>
-                <w:rStyle w:val="Hipervnculo"/>
-                <w:noProof/>
-              </w:rPr>
-              <w:fldChar w:fldCharType="end"/>
-            </w:r>
-          </w:ins>
+          </w:hyperlink>
         </w:p>
         <w:p>
           <w:pPr>
@@ -1260,7 +994,6 @@
               <w:tab w:val="right" w:leader="dot" w:pos="8828"/>
             </w:tabs>
             <w:rPr>
-              <w:ins w:id="14" w:author="Alejandro Antonio Rodríguez Leiva (alejandrorodriguez)" w:date="2026-10-04T12:30:00Z" w16du:dateUtc="2026-10-04T15:30:00Z"/>
               <w:rFonts w:eastAsiaTheme="minorEastAsia"/>
               <w:i w:val="0"/>
               <w:iCs w:val="0"/>
@@ -1272,47 +1005,7 @@
               <w14:ligatures w14:val="standardContextual"/>
             </w:rPr>
           </w:pPr>
-          <w:ins w:id="15" w:author="Alejandro Antonio Rodríguez Leiva (alejandrorodriguez)" w:date="2026-10-04T12:30:00Z" w16du:dateUtc="2026-10-04T15:30:00Z">
-            <w:r>
-              <w:rPr>
-                <w:rStyle w:val="Hipervnculo"/>
-                <w:noProof/>
-              </w:rPr>
-              <w:fldChar w:fldCharType="begin"/>
-            </w:r>
-            <w:r>
-              <w:rPr>
-                <w:rStyle w:val="Hipervnculo"/>
-                <w:noProof/>
-              </w:rPr>
-              <w:instrText xml:space="preserve"> </w:instrText>
-            </w:r>
-            <w:r>
-              <w:rPr>
-                <w:noProof/>
-              </w:rPr>
-              <w:instrText>HYPERLINK \l "_Toc242009458"</w:instrText>
-            </w:r>
-            <w:r>
-              <w:rPr>
-                <w:rStyle w:val="Hipervnculo"/>
-                <w:noProof/>
-              </w:rPr>
-              <w:instrText xml:space="preserve"> </w:instrText>
-            </w:r>
-            <w:r>
-              <w:rPr>
-                <w:rStyle w:val="Hipervnculo"/>
-                <w:noProof/>
-              </w:rPr>
-            </w:r>
-            <w:r>
-              <w:rPr>
-                <w:rStyle w:val="Hipervnculo"/>
-                <w:noProof/>
-              </w:rPr>
-              <w:fldChar w:fldCharType="separate"/>
-            </w:r>
+          <w:hyperlink w:anchor="_Toc242009458" w:history="1">
             <w:r>
               <w:rPr>
                 <w:rStyle w:val="Hipervnculo"/>
@@ -1389,14 +1082,7 @@
               </w:rPr>
               <w:fldChar w:fldCharType="end"/>
             </w:r>
-            <w:r>
-              <w:rPr>
-                <w:rStyle w:val="Hipervnculo"/>
-                <w:noProof/>
-              </w:rPr>
-              <w:fldChar w:fldCharType="end"/>
-            </w:r>
-          </w:ins>
+          </w:hyperlink>
         </w:p>
         <w:p>
           <w:pPr>
@@ -1406,7 +1092,6 @@
               <w:tab w:val="right" w:leader="dot" w:pos="8828"/>
             </w:tabs>
             <w:rPr>
-              <w:ins w:id="16" w:author="Alejandro Antonio Rodríguez Leiva (alejandrorodriguez)" w:date="2026-10-04T12:30:00Z" w16du:dateUtc="2026-10-04T15:30:00Z"/>
               <w:rFonts w:eastAsiaTheme="minorEastAsia"/>
               <w:i w:val="0"/>
               <w:iCs w:val="0"/>
@@ -1418,47 +1103,7 @@
               <w14:ligatures w14:val="standardContextual"/>
             </w:rPr>
           </w:pPr>
-          <w:ins w:id="17" w:author="Alejandro Antonio Rodríguez Leiva (alejandrorodriguez)" w:date="2026-10-04T12:30:00Z" w16du:dateUtc="2026-10-04T15:30:00Z">
-            <w:r>
-              <w:rPr>
-                <w:rStyle w:val="Hipervnculo"/>
-                <w:noProof/>
-              </w:rPr>
-              <w:fldChar w:fldCharType="begin"/>
-            </w:r>
-            <w:r>
-              <w:rPr>
-                <w:rStyle w:val="Hipervnculo"/>
-                <w:noProof/>
-              </w:rPr>
-              <w:instrText xml:space="preserve"> </w:instrText>
-            </w:r>
-            <w:r>
-              <w:rPr>
-                <w:noProof/>
-              </w:rPr>
-              <w:instrText>HYPERLINK \l "_Toc242009459"</w:instrText>
-            </w:r>
-            <w:r>
-              <w:rPr>
-                <w:rStyle w:val="Hipervnculo"/>
-                <w:noProof/>
-              </w:rPr>
-              <w:instrText xml:space="preserve"> </w:instrText>
-            </w:r>
-            <w:r>
-              <w:rPr>
-                <w:rStyle w:val="Hipervnculo"/>
-                <w:noProof/>
-              </w:rPr>
-            </w:r>
-            <w:r>
-              <w:rPr>
-                <w:rStyle w:val="Hipervnculo"/>
-                <w:noProof/>
-              </w:rPr>
-              <w:fldChar w:fldCharType="separate"/>
-            </w:r>
+          <w:hyperlink w:anchor="_Toc242009459" w:history="1">
             <w:r>
               <w:rPr>
                 <w:rStyle w:val="Hipervnculo"/>
@@ -1535,14 +1180,7 @@
               </w:rPr>
               <w:fldChar w:fldCharType="end"/>
             </w:r>
-            <w:r>
-              <w:rPr>
-                <w:rStyle w:val="Hipervnculo"/>
-                <w:noProof/>
-              </w:rPr>
-              <w:fldChar w:fldCharType="end"/>
-            </w:r>
-          </w:ins>
+          </w:hyperlink>
         </w:p>
         <w:p>
           <w:pPr>
@@ -1552,7 +1190,6 @@
               <w:tab w:val="right" w:leader="dot" w:pos="8828"/>
             </w:tabs>
             <w:rPr>
-              <w:ins w:id="18" w:author="Alejandro Antonio Rodríguez Leiva (alejandrorodriguez)" w:date="2026-10-04T12:30:00Z" w16du:dateUtc="2026-10-04T15:30:00Z"/>
               <w:rFonts w:eastAsiaTheme="minorEastAsia"/>
               <w:i w:val="0"/>
               <w:iCs w:val="0"/>
@@ -1564,47 +1201,7 @@
               <w14:ligatures w14:val="standardContextual"/>
             </w:rPr>
           </w:pPr>
-          <w:ins w:id="19" w:author="Alejandro Antonio Rodríguez Leiva (alejandrorodriguez)" w:date="2026-10-04T12:30:00Z" w16du:dateUtc="2026-10-04T15:30:00Z">
-            <w:r>
-              <w:rPr>
-                <w:rStyle w:val="Hipervnculo"/>
-                <w:noProof/>
-              </w:rPr>
-              <w:fldChar w:fldCharType="begin"/>
-            </w:r>
-            <w:r>
-              <w:rPr>
-                <w:rStyle w:val="Hipervnculo"/>
-                <w:noProof/>
-              </w:rPr>
-              <w:instrText xml:space="preserve"> </w:instrText>
-            </w:r>
-            <w:r>
-              <w:rPr>
-                <w:noProof/>
-              </w:rPr>
-              <w:instrText>HYPERLINK \l "_Toc242009460"</w:instrText>
-            </w:r>
-            <w:r>
-              <w:rPr>
-                <w:rStyle w:val="Hipervnculo"/>
-                <w:noProof/>
-              </w:rPr>
-              <w:instrText xml:space="preserve"> </w:instrText>
-            </w:r>
-            <w:r>
-              <w:rPr>
-                <w:rStyle w:val="Hipervnculo"/>
-                <w:noProof/>
-              </w:rPr>
-            </w:r>
-            <w:r>
-              <w:rPr>
-                <w:rStyle w:val="Hipervnculo"/>
-                <w:noProof/>
-              </w:rPr>
-              <w:fldChar w:fldCharType="separate"/>
-            </w:r>
+          <w:hyperlink w:anchor="_Toc242009460" w:history="1">
             <w:r>
               <w:rPr>
                 <w:rStyle w:val="Hipervnculo"/>
@@ -1681,14 +1278,7 @@
               </w:rPr>
               <w:fldChar w:fldCharType="end"/>
             </w:r>
-            <w:r>
-              <w:rPr>
-                <w:rStyle w:val="Hipervnculo"/>
-                <w:noProof/>
-              </w:rPr>
-              <w:fldChar w:fldCharType="end"/>
-            </w:r>
-          </w:ins>
+          </w:hyperlink>
         </w:p>
         <w:p>
           <w:pPr>
@@ -1698,7 +1288,6 @@
               <w:tab w:val="right" w:leader="dot" w:pos="8828"/>
             </w:tabs>
             <w:rPr>
-              <w:ins w:id="20" w:author="Alejandro Antonio Rodríguez Leiva (alejandrorodriguez)" w:date="2026-10-04T12:30:00Z" w16du:dateUtc="2026-10-04T15:30:00Z"/>
               <w:rFonts w:eastAsiaTheme="minorEastAsia"/>
               <w:i w:val="0"/>
               <w:iCs w:val="0"/>
@@ -1710,47 +1299,7 @@
               <w14:ligatures w14:val="standardContextual"/>
             </w:rPr>
           </w:pPr>
-          <w:ins w:id="21" w:author="Alejandro Antonio Rodríguez Leiva (alejandrorodriguez)" w:date="2026-10-04T12:30:00Z" w16du:dateUtc="2026-10-04T15:30:00Z">
-            <w:r>
-              <w:rPr>
-                <w:rStyle w:val="Hipervnculo"/>
-                <w:noProof/>
-              </w:rPr>
-              <w:fldChar w:fldCharType="begin"/>
-            </w:r>
-            <w:r>
-              <w:rPr>
-                <w:rStyle w:val="Hipervnculo"/>
-                <w:noProof/>
-              </w:rPr>
-              <w:instrText xml:space="preserve"> </w:instrText>
-            </w:r>
-            <w:r>
-              <w:rPr>
-                <w:noProof/>
-              </w:rPr>
-              <w:instrText>HYPERLINK \l "_Toc242009461"</w:instrText>
-            </w:r>
-            <w:r>
-              <w:rPr>
-                <w:rStyle w:val="Hipervnculo"/>
-                <w:noProof/>
-              </w:rPr>
-              <w:instrText xml:space="preserve"> </w:instrText>
-            </w:r>
-            <w:r>
-              <w:rPr>
-                <w:rStyle w:val="Hipervnculo"/>
-                <w:noProof/>
-              </w:rPr>
-            </w:r>
-            <w:r>
-              <w:rPr>
-                <w:rStyle w:val="Hipervnculo"/>
-                <w:noProof/>
-              </w:rPr>
-              <w:fldChar w:fldCharType="separate"/>
-            </w:r>
+          <w:hyperlink w:anchor="_Toc242009461" w:history="1">
             <w:r>
               <w:rPr>
                 <w:rStyle w:val="Hipervnculo"/>
@@ -1827,14 +1376,7 @@
               </w:rPr>
               <w:fldChar w:fldCharType="end"/>
             </w:r>
-            <w:r>
-              <w:rPr>
-                <w:rStyle w:val="Hipervnculo"/>
-                <w:noProof/>
-              </w:rPr>
-              <w:fldChar w:fldCharType="end"/>
-            </w:r>
-          </w:ins>
+          </w:hyperlink>
         </w:p>
         <w:p>
           <w:pPr>
@@ -1844,7 +1386,6 @@
               <w:tab w:val="right" w:leader="dot" w:pos="8828"/>
             </w:tabs>
             <w:rPr>
-              <w:ins w:id="22" w:author="Alejandro Antonio Rodríguez Leiva (alejandrorodriguez)" w:date="2026-10-04T12:30:00Z" w16du:dateUtc="2026-10-04T15:30:00Z"/>
               <w:rFonts w:eastAsiaTheme="minorEastAsia"/>
               <w:smallCaps w:val="0"/>
               <w:noProof/>
@@ -1855,47 +1396,7 @@
               <w14:ligatures w14:val="standardContextual"/>
             </w:rPr>
           </w:pPr>
-          <w:ins w:id="23" w:author="Alejandro Antonio Rodríguez Leiva (alejandrorodriguez)" w:date="2026-10-04T12:30:00Z" w16du:dateUtc="2026-10-04T15:30:00Z">
-            <w:r>
-              <w:rPr>
-                <w:rStyle w:val="Hipervnculo"/>
-                <w:noProof/>
-              </w:rPr>
-              <w:fldChar w:fldCharType="begin"/>
-            </w:r>
-            <w:r>
-              <w:rPr>
-                <w:rStyle w:val="Hipervnculo"/>
-                <w:noProof/>
-              </w:rPr>
-              <w:instrText xml:space="preserve"> </w:instrText>
-            </w:r>
-            <w:r>
-              <w:rPr>
-                <w:noProof/>
-              </w:rPr>
-              <w:instrText>HYPERLINK \l "_Toc242009462"</w:instrText>
-            </w:r>
-            <w:r>
-              <w:rPr>
-                <w:rStyle w:val="Hipervnculo"/>
-                <w:noProof/>
-              </w:rPr>
-              <w:instrText xml:space="preserve"> </w:instrText>
-            </w:r>
-            <w:r>
-              <w:rPr>
-                <w:rStyle w:val="Hipervnculo"/>
-                <w:noProof/>
-              </w:rPr>
-            </w:r>
-            <w:r>
-              <w:rPr>
-                <w:rStyle w:val="Hipervnculo"/>
-                <w:noProof/>
-              </w:rPr>
-              <w:fldChar w:fldCharType="separate"/>
-            </w:r>
+          <w:hyperlink w:anchor="_Toc242009462" w:history="1">
             <w:r>
               <w:rPr>
                 <w:rStyle w:val="Hipervnculo"/>
@@ -1973,655 +1474,7 @@
               </w:rPr>
               <w:fldChar w:fldCharType="end"/>
             </w:r>
-            <w:r>
-              <w:rPr>
-                <w:rStyle w:val="Hipervnculo"/>
-                <w:noProof/>
-              </w:rPr>
-              <w:fldChar w:fldCharType="end"/>
-            </w:r>
-          </w:ins>
-        </w:p>
-        <w:p>
-          <w:pPr>
-            <w:pStyle w:val="TDC1"/>
-            <w:tabs>
-              <w:tab w:val="left" w:pos="440"/>
-              <w:tab w:val="right" w:leader="dot" w:pos="8828"/>
-            </w:tabs>
-            <w:rPr>
-              <w:del w:id="24" w:author="Alejandro Antonio Rodríguez Leiva (alejandrorodriguez)" w:date="2026-10-04T12:30:00Z" w16du:dateUtc="2026-10-04T15:30:00Z"/>
-              <w:rFonts w:eastAsiaTheme="minorEastAsia"/>
-              <w:b w:val="0"/>
-              <w:bCs w:val="0"/>
-              <w:caps w:val="0"/>
-              <w:noProof/>
-              <w:kern w:val="2"/>
-              <w:sz w:val="24"/>
-              <w:szCs w:val="24"/>
-              <w:lang w:val="es-419" w:eastAsia="es-419"/>
-              <w14:ligatures w14:val="standardContextual"/>
-            </w:rPr>
-          </w:pPr>
-          <w:del w:id="25" w:author="Alejandro Antonio Rodríguez Leiva (alejandrorodriguez)" w:date="2026-10-04T12:30:00Z" w16du:dateUtc="2026-10-04T15:30:00Z">
-            <w:r>
-              <w:rPr>
-                <w:rFonts w:eastAsia="Times New Roman" w:cstheme="minorHAnsi"/>
-                <w:noProof/>
-                <w:kern w:val="32"/>
-                <w:rPrChange w:id="26" w:author="Alejandro Antonio Rodríguez Leiva (alejandrorodriguez)" w:date="2026-10-04T12:30:00Z" w16du:dateUtc="2026-10-04T15:30:00Z">
-                  <w:rPr>
-                    <w:rStyle w:val="Hipervnculo"/>
-                    <w:rFonts w:eastAsia="Times New Roman" w:cstheme="minorHAnsi"/>
-                    <w:noProof/>
-                    <w:kern w:val="32"/>
-                  </w:rPr>
-                </w:rPrChange>
-              </w:rPr>
-              <w:delText>2</w:delText>
-            </w:r>
-            <w:r>
-              <w:rPr>
-                <w:rFonts w:eastAsiaTheme="minorEastAsia"/>
-                <w:b w:val="0"/>
-                <w:bCs w:val="0"/>
-                <w:caps w:val="0"/>
-                <w:noProof/>
-                <w:kern w:val="2"/>
-                <w:sz w:val="24"/>
-                <w:szCs w:val="24"/>
-                <w:lang w:val="es-419" w:eastAsia="es-419"/>
-                <w14:ligatures w14:val="standardContextual"/>
-              </w:rPr>
-              <w:tab/>
-            </w:r>
-            <w:r>
-              <w:rPr>
-                <w:rFonts w:eastAsia="Times New Roman" w:cstheme="minorHAnsi"/>
-                <w:noProof/>
-                <w:kern w:val="32"/>
-                <w:rPrChange w:id="27" w:author="Alejandro Antonio Rodríguez Leiva (alejandrorodriguez)" w:date="2026-10-04T12:30:00Z" w16du:dateUtc="2026-10-04T15:30:00Z">
-                  <w:rPr>
-                    <w:rStyle w:val="Hipervnculo"/>
-                    <w:rFonts w:eastAsia="Times New Roman" w:cstheme="minorHAnsi"/>
-                    <w:noProof/>
-                    <w:kern w:val="32"/>
-                  </w:rPr>
-                </w:rPrChange>
-              </w:rPr>
-              <w:delText>Ficha del documento</w:delText>
-            </w:r>
-            <w:r>
-              <w:rPr>
-                <w:noProof/>
-                <w:webHidden/>
-              </w:rPr>
-              <w:tab/>
-              <w:delText>2</w:delText>
-            </w:r>
-          </w:del>
-        </w:p>
-        <w:p>
-          <w:pPr>
-            <w:pStyle w:val="TDC1"/>
-            <w:tabs>
-              <w:tab w:val="left" w:pos="440"/>
-              <w:tab w:val="right" w:leader="dot" w:pos="8828"/>
-            </w:tabs>
-            <w:rPr>
-              <w:del w:id="28" w:author="Alejandro Antonio Rodríguez Leiva (alejandrorodriguez)" w:date="2026-10-04T12:30:00Z" w16du:dateUtc="2026-10-04T15:30:00Z"/>
-              <w:rFonts w:eastAsiaTheme="minorEastAsia"/>
-              <w:b w:val="0"/>
-              <w:bCs w:val="0"/>
-              <w:caps w:val="0"/>
-              <w:noProof/>
-              <w:kern w:val="2"/>
-              <w:sz w:val="24"/>
-              <w:szCs w:val="24"/>
-              <w:lang w:val="es-419" w:eastAsia="es-419"/>
-              <w14:ligatures w14:val="standardContextual"/>
-            </w:rPr>
-          </w:pPr>
-          <w:del w:id="29" w:author="Alejandro Antonio Rodríguez Leiva (alejandrorodriguez)" w:date="2026-10-04T12:30:00Z" w16du:dateUtc="2026-10-04T15:30:00Z">
-            <w:r>
-              <w:rPr>
-                <w:noProof/>
-                <w:rPrChange w:id="30" w:author="Alejandro Antonio Rodríguez Leiva (alejandrorodriguez)" w:date="2026-10-04T12:30:00Z" w16du:dateUtc="2026-10-04T15:30:00Z">
-                  <w:rPr>
-                    <w:rStyle w:val="Hipervnculo"/>
-                    <w:noProof/>
-                  </w:rPr>
-                </w:rPrChange>
-              </w:rPr>
-              <w:delText>3</w:delText>
-            </w:r>
-            <w:r>
-              <w:rPr>
-                <w:rFonts w:eastAsiaTheme="minorEastAsia"/>
-                <w:b w:val="0"/>
-                <w:bCs w:val="0"/>
-                <w:caps w:val="0"/>
-                <w:noProof/>
-                <w:kern w:val="2"/>
-                <w:sz w:val="24"/>
-                <w:szCs w:val="24"/>
-                <w:lang w:val="es-419" w:eastAsia="es-419"/>
-                <w14:ligatures w14:val="standardContextual"/>
-              </w:rPr>
-              <w:tab/>
-            </w:r>
-            <w:r>
-              <w:rPr>
-                <w:noProof/>
-                <w:rPrChange w:id="31" w:author="Alejandro Antonio Rodríguez Leiva (alejandrorodriguez)" w:date="2026-10-04T12:30:00Z" w16du:dateUtc="2026-10-04T15:30:00Z">
-                  <w:rPr>
-                    <w:rStyle w:val="Hipervnculo"/>
-                    <w:noProof/>
-                  </w:rPr>
-                </w:rPrChange>
-              </w:rPr>
-              <w:delText>Integrantes:</w:delText>
-            </w:r>
-            <w:r>
-              <w:rPr>
-                <w:noProof/>
-                <w:webHidden/>
-              </w:rPr>
-              <w:tab/>
-              <w:delText>2</w:delText>
-            </w:r>
-          </w:del>
-        </w:p>
-        <w:p>
-          <w:pPr>
-            <w:pStyle w:val="TDC1"/>
-            <w:tabs>
-              <w:tab w:val="left" w:pos="440"/>
-              <w:tab w:val="right" w:leader="dot" w:pos="8828"/>
-            </w:tabs>
-            <w:rPr>
-              <w:del w:id="32" w:author="Alejandro Antonio Rodríguez Leiva (alejandrorodriguez)" w:date="2026-10-04T12:30:00Z" w16du:dateUtc="2026-10-04T15:30:00Z"/>
-              <w:rFonts w:eastAsiaTheme="minorEastAsia"/>
-              <w:b w:val="0"/>
-              <w:bCs w:val="0"/>
-              <w:caps w:val="0"/>
-              <w:noProof/>
-              <w:kern w:val="2"/>
-              <w:sz w:val="24"/>
-              <w:szCs w:val="24"/>
-              <w:lang w:val="es-419" w:eastAsia="es-419"/>
-              <w14:ligatures w14:val="standardContextual"/>
-            </w:rPr>
-          </w:pPr>
-          <w:del w:id="33" w:author="Alejandro Antonio Rodríguez Leiva (alejandrorodriguez)" w:date="2026-10-04T12:30:00Z" w16du:dateUtc="2026-10-04T15:30:00Z">
-            <w:r>
-              <w:rPr>
-                <w:rFonts w:cstheme="minorHAnsi"/>
-                <w:noProof/>
-                <w:rPrChange w:id="34" w:author="Alejandro Antonio Rodríguez Leiva (alejandrorodriguez)" w:date="2026-10-04T12:30:00Z" w16du:dateUtc="2026-10-04T15:30:00Z">
-                  <w:rPr>
-                    <w:rStyle w:val="Hipervnculo"/>
-                    <w:rFonts w:cstheme="minorHAnsi"/>
-                    <w:noProof/>
-                  </w:rPr>
-                </w:rPrChange>
-              </w:rPr>
-              <w:delText>4</w:delText>
-            </w:r>
-            <w:r>
-              <w:rPr>
-                <w:rFonts w:eastAsiaTheme="minorEastAsia"/>
-                <w:b w:val="0"/>
-                <w:bCs w:val="0"/>
-                <w:caps w:val="0"/>
-                <w:noProof/>
-                <w:kern w:val="2"/>
-                <w:sz w:val="24"/>
-                <w:szCs w:val="24"/>
-                <w:lang w:val="es-419" w:eastAsia="es-419"/>
-                <w14:ligatures w14:val="standardContextual"/>
-              </w:rPr>
-              <w:tab/>
-            </w:r>
-            <w:r>
-              <w:rPr>
-                <w:rFonts w:cstheme="minorHAnsi"/>
-                <w:noProof/>
-                <w:rPrChange w:id="35" w:author="Alejandro Antonio Rodríguez Leiva (alejandrorodriguez)" w:date="2026-10-04T12:30:00Z" w16du:dateUtc="2026-10-04T15:30:00Z">
-                  <w:rPr>
-                    <w:rStyle w:val="Hipervnculo"/>
-                    <w:rFonts w:cstheme="minorHAnsi"/>
-                    <w:noProof/>
-                  </w:rPr>
-                </w:rPrChange>
-              </w:rPr>
-              <w:delText>Producto Vision</w:delText>
-            </w:r>
-            <w:r>
-              <w:rPr>
-                <w:noProof/>
-                <w:webHidden/>
-              </w:rPr>
-              <w:tab/>
-              <w:delText>4</w:delText>
-            </w:r>
-          </w:del>
-        </w:p>
-        <w:p>
-          <w:pPr>
-            <w:pStyle w:val="TDC2"/>
-            <w:tabs>
-              <w:tab w:val="left" w:pos="880"/>
-              <w:tab w:val="right" w:leader="dot" w:pos="8828"/>
-            </w:tabs>
-            <w:rPr>
-              <w:del w:id="36" w:author="Alejandro Antonio Rodríguez Leiva (alejandrorodriguez)" w:date="2026-10-04T12:30:00Z" w16du:dateUtc="2026-10-04T15:30:00Z"/>
-              <w:rFonts w:eastAsiaTheme="minorEastAsia"/>
-              <w:smallCaps w:val="0"/>
-              <w:noProof/>
-              <w:kern w:val="2"/>
-              <w:sz w:val="24"/>
-              <w:szCs w:val="24"/>
-              <w:lang w:val="es-419" w:eastAsia="es-419"/>
-              <w14:ligatures w14:val="standardContextual"/>
-            </w:rPr>
-          </w:pPr>
-          <w:del w:id="37" w:author="Alejandro Antonio Rodríguez Leiva (alejandrorodriguez)" w:date="2026-10-04T12:30:00Z" w16du:dateUtc="2026-10-04T15:30:00Z">
-            <w:r>
-              <w:rPr>
-                <w:rFonts w:cstheme="minorHAnsi"/>
-                <w:noProof/>
-                <w:rPrChange w:id="38" w:author="Alejandro Antonio Rodríguez Leiva (alejandrorodriguez)" w:date="2026-10-04T12:30:00Z" w16du:dateUtc="2026-10-04T15:30:00Z">
-                  <w:rPr>
-                    <w:rStyle w:val="Hipervnculo"/>
-                    <w:rFonts w:cstheme="minorHAnsi"/>
-                    <w:noProof/>
-                  </w:rPr>
-                </w:rPrChange>
-              </w:rPr>
-              <w:delText>4.1</w:delText>
-            </w:r>
-            <w:r>
-              <w:rPr>
-                <w:rFonts w:eastAsiaTheme="minorEastAsia"/>
-                <w:smallCaps w:val="0"/>
-                <w:noProof/>
-                <w:kern w:val="2"/>
-                <w:sz w:val="24"/>
-                <w:szCs w:val="24"/>
-                <w:lang w:val="es-419" w:eastAsia="es-419"/>
-                <w14:ligatures w14:val="standardContextual"/>
-              </w:rPr>
-              <w:tab/>
-            </w:r>
-            <w:r>
-              <w:rPr>
-                <w:rFonts w:cstheme="minorHAnsi"/>
-                <w:noProof/>
-                <w:rPrChange w:id="39" w:author="Alejandro Antonio Rodríguez Leiva (alejandrorodriguez)" w:date="2026-10-04T12:30:00Z" w16du:dateUtc="2026-10-04T15:30:00Z">
-                  <w:rPr>
-                    <w:rStyle w:val="Hipervnculo"/>
-                    <w:rFonts w:cstheme="minorHAnsi"/>
-                    <w:noProof/>
-                  </w:rPr>
-                </w:rPrChange>
-              </w:rPr>
-              <w:delText>¿Cuál es el problema?</w:delText>
-            </w:r>
-            <w:r>
-              <w:rPr>
-                <w:noProof/>
-                <w:webHidden/>
-              </w:rPr>
-              <w:tab/>
-              <w:delText>4</w:delText>
-            </w:r>
-          </w:del>
-        </w:p>
-        <w:p>
-          <w:pPr>
-            <w:pStyle w:val="TDC2"/>
-            <w:tabs>
-              <w:tab w:val="left" w:pos="880"/>
-              <w:tab w:val="right" w:leader="dot" w:pos="8828"/>
-            </w:tabs>
-            <w:rPr>
-              <w:del w:id="40" w:author="Alejandro Antonio Rodríguez Leiva (alejandrorodriguez)" w:date="2026-10-04T12:30:00Z" w16du:dateUtc="2026-10-04T15:30:00Z"/>
-              <w:rFonts w:eastAsiaTheme="minorEastAsia"/>
-              <w:smallCaps w:val="0"/>
-              <w:noProof/>
-              <w:kern w:val="2"/>
-              <w:sz w:val="24"/>
-              <w:szCs w:val="24"/>
-              <w:lang w:val="es-419" w:eastAsia="es-419"/>
-              <w14:ligatures w14:val="standardContextual"/>
-            </w:rPr>
-          </w:pPr>
-          <w:del w:id="41" w:author="Alejandro Antonio Rodríguez Leiva (alejandrorodriguez)" w:date="2026-10-04T12:30:00Z" w16du:dateUtc="2026-10-04T15:30:00Z">
-            <w:r>
-              <w:rPr>
-                <w:noProof/>
-                <w:rPrChange w:id="42" w:author="Alejandro Antonio Rodríguez Leiva (alejandrorodriguez)" w:date="2026-10-04T12:30:00Z" w16du:dateUtc="2026-10-04T15:30:00Z">
-                  <w:rPr>
-                    <w:rStyle w:val="Hipervnculo"/>
-                    <w:noProof/>
-                  </w:rPr>
-                </w:rPrChange>
-              </w:rPr>
-              <w:delText>4.2</w:delText>
-            </w:r>
-            <w:r>
-              <w:rPr>
-                <w:rFonts w:eastAsiaTheme="minorEastAsia"/>
-                <w:smallCaps w:val="0"/>
-                <w:noProof/>
-                <w:kern w:val="2"/>
-                <w:sz w:val="24"/>
-                <w:szCs w:val="24"/>
-                <w:lang w:val="es-419" w:eastAsia="es-419"/>
-                <w14:ligatures w14:val="standardContextual"/>
-              </w:rPr>
-              <w:tab/>
-            </w:r>
-            <w:r>
-              <w:rPr>
-                <w:noProof/>
-                <w:rPrChange w:id="43" w:author="Alejandro Antonio Rodríguez Leiva (alejandrorodriguez)" w:date="2026-10-04T12:30:00Z" w16du:dateUtc="2026-10-04T15:30:00Z">
-                  <w:rPr>
-                    <w:rStyle w:val="Hipervnculo"/>
-                    <w:noProof/>
-                  </w:rPr>
-                </w:rPrChange>
-              </w:rPr>
-              <w:delText>Usuarios</w:delText>
-            </w:r>
-            <w:r>
-              <w:rPr>
-                <w:noProof/>
-                <w:webHidden/>
-              </w:rPr>
-              <w:tab/>
-              <w:delText>5</w:delText>
-            </w:r>
-          </w:del>
-        </w:p>
-        <w:p>
-          <w:pPr>
-            <w:pStyle w:val="TDC3"/>
-            <w:tabs>
-              <w:tab w:val="left" w:pos="1320"/>
-              <w:tab w:val="right" w:leader="dot" w:pos="8828"/>
-            </w:tabs>
-            <w:rPr>
-              <w:del w:id="44" w:author="Alejandro Antonio Rodríguez Leiva (alejandrorodriguez)" w:date="2026-10-04T12:30:00Z" w16du:dateUtc="2026-10-04T15:30:00Z"/>
-              <w:rFonts w:eastAsiaTheme="minorEastAsia"/>
-              <w:i w:val="0"/>
-              <w:iCs w:val="0"/>
-              <w:noProof/>
-              <w:kern w:val="2"/>
-              <w:sz w:val="24"/>
-              <w:szCs w:val="24"/>
-              <w:lang w:val="es-419" w:eastAsia="es-419"/>
-              <w14:ligatures w14:val="standardContextual"/>
-            </w:rPr>
-          </w:pPr>
-          <w:del w:id="45" w:author="Alejandro Antonio Rodríguez Leiva (alejandrorodriguez)" w:date="2026-10-04T12:30:00Z" w16du:dateUtc="2026-10-04T15:30:00Z">
-            <w:r>
-              <w:rPr>
-                <w:noProof/>
-                <w:rPrChange w:id="46" w:author="Alejandro Antonio Rodríguez Leiva (alejandrorodriguez)" w:date="2026-10-04T12:30:00Z" w16du:dateUtc="2026-10-04T15:30:00Z">
-                  <w:rPr>
-                    <w:rStyle w:val="Hipervnculo"/>
-                    <w:noProof/>
-                  </w:rPr>
-                </w:rPrChange>
-              </w:rPr>
-              <w:delText>4.2.2</w:delText>
-            </w:r>
-            <w:r>
-              <w:rPr>
-                <w:rFonts w:eastAsiaTheme="minorEastAsia"/>
-                <w:i w:val="0"/>
-                <w:iCs w:val="0"/>
-                <w:noProof/>
-                <w:kern w:val="2"/>
-                <w:sz w:val="24"/>
-                <w:szCs w:val="24"/>
-                <w:lang w:val="es-419" w:eastAsia="es-419"/>
-                <w14:ligatures w14:val="standardContextual"/>
-              </w:rPr>
-              <w:tab/>
-            </w:r>
-            <w:r>
-              <w:rPr>
-                <w:noProof/>
-                <w:rPrChange w:id="47" w:author="Alejandro Antonio Rodríguez Leiva (alejandrorodriguez)" w:date="2026-10-04T12:30:00Z" w16du:dateUtc="2026-10-04T15:30:00Z">
-                  <w:rPr>
-                    <w:rStyle w:val="Hipervnculo"/>
-                    <w:noProof/>
-                  </w:rPr>
-                </w:rPrChange>
-              </w:rPr>
-              <w:delText>Usuario 2: Operador de proceso</w:delText>
-            </w:r>
-            <w:r>
-              <w:rPr>
-                <w:noProof/>
-                <w:webHidden/>
-              </w:rPr>
-              <w:tab/>
-              <w:delText>5</w:delText>
-            </w:r>
-          </w:del>
-        </w:p>
-        <w:p>
-          <w:pPr>
-            <w:pStyle w:val="TDC3"/>
-            <w:tabs>
-              <w:tab w:val="left" w:pos="1320"/>
-              <w:tab w:val="right" w:leader="dot" w:pos="8828"/>
-            </w:tabs>
-            <w:rPr>
-              <w:del w:id="48" w:author="Alejandro Antonio Rodríguez Leiva (alejandrorodriguez)" w:date="2026-10-04T12:30:00Z" w16du:dateUtc="2026-10-04T15:30:00Z"/>
-              <w:rFonts w:eastAsiaTheme="minorEastAsia"/>
-              <w:i w:val="0"/>
-              <w:iCs w:val="0"/>
-              <w:noProof/>
-              <w:kern w:val="2"/>
-              <w:sz w:val="24"/>
-              <w:szCs w:val="24"/>
-              <w:lang w:val="es-419" w:eastAsia="es-419"/>
-              <w14:ligatures w14:val="standardContextual"/>
-            </w:rPr>
-          </w:pPr>
-          <w:del w:id="49" w:author="Alejandro Antonio Rodríguez Leiva (alejandrorodriguez)" w:date="2026-10-04T12:30:00Z" w16du:dateUtc="2026-10-04T15:30:00Z">
-            <w:r>
-              <w:rPr>
-                <w:noProof/>
-                <w:rPrChange w:id="50" w:author="Alejandro Antonio Rodríguez Leiva (alejandrorodriguez)" w:date="2026-10-04T12:30:00Z" w16du:dateUtc="2026-10-04T15:30:00Z">
-                  <w:rPr>
-                    <w:rStyle w:val="Hipervnculo"/>
-                    <w:noProof/>
-                  </w:rPr>
-                </w:rPrChange>
-              </w:rPr>
-              <w:delText>4.2.3</w:delText>
-            </w:r>
-            <w:r>
-              <w:rPr>
-                <w:rFonts w:eastAsiaTheme="minorEastAsia"/>
-                <w:i w:val="0"/>
-                <w:iCs w:val="0"/>
-                <w:noProof/>
-                <w:kern w:val="2"/>
-                <w:sz w:val="24"/>
-                <w:szCs w:val="24"/>
-                <w:lang w:val="es-419" w:eastAsia="es-419"/>
-                <w14:ligatures w14:val="standardContextual"/>
-              </w:rPr>
-              <w:tab/>
-            </w:r>
-            <w:r>
-              <w:rPr>
-                <w:noProof/>
-                <w:rPrChange w:id="51" w:author="Alejandro Antonio Rodríguez Leiva (alejandrorodriguez)" w:date="2026-10-04T12:30:00Z" w16du:dateUtc="2026-10-04T15:30:00Z">
-                  <w:rPr>
-                    <w:rStyle w:val="Hipervnculo"/>
-                    <w:noProof/>
-                  </w:rPr>
-                </w:rPrChange>
-              </w:rPr>
-              <w:delText>Usuario 3: Administrador</w:delText>
-            </w:r>
-            <w:r>
-              <w:rPr>
-                <w:noProof/>
-                <w:webHidden/>
-              </w:rPr>
-              <w:tab/>
-              <w:delText>6</w:delText>
-            </w:r>
-          </w:del>
-        </w:p>
-        <w:p>
-          <w:pPr>
-            <w:pStyle w:val="TDC3"/>
-            <w:tabs>
-              <w:tab w:val="left" w:pos="1320"/>
-              <w:tab w:val="right" w:leader="dot" w:pos="8828"/>
-            </w:tabs>
-            <w:rPr>
-              <w:del w:id="52" w:author="Alejandro Antonio Rodríguez Leiva (alejandrorodriguez)" w:date="2026-10-04T12:30:00Z" w16du:dateUtc="2026-10-04T15:30:00Z"/>
-              <w:rFonts w:eastAsiaTheme="minorEastAsia"/>
-              <w:i w:val="0"/>
-              <w:iCs w:val="0"/>
-              <w:noProof/>
-              <w:kern w:val="2"/>
-              <w:sz w:val="24"/>
-              <w:szCs w:val="24"/>
-              <w:lang w:val="es-419" w:eastAsia="es-419"/>
-              <w14:ligatures w14:val="standardContextual"/>
-            </w:rPr>
-          </w:pPr>
-          <w:del w:id="53" w:author="Alejandro Antonio Rodríguez Leiva (alejandrorodriguez)" w:date="2026-10-04T12:30:00Z" w16du:dateUtc="2026-10-04T15:30:00Z">
-            <w:r>
-              <w:rPr>
-                <w:noProof/>
-                <w:rPrChange w:id="54" w:author="Alejandro Antonio Rodríguez Leiva (alejandrorodriguez)" w:date="2026-10-04T12:30:00Z" w16du:dateUtc="2026-10-04T15:30:00Z">
-                  <w:rPr>
-                    <w:rStyle w:val="Hipervnculo"/>
-                    <w:noProof/>
-                  </w:rPr>
-                </w:rPrChange>
-              </w:rPr>
-              <w:delText>4.2.4</w:delText>
-            </w:r>
-            <w:r>
-              <w:rPr>
-                <w:rFonts w:eastAsiaTheme="minorEastAsia"/>
-                <w:i w:val="0"/>
-                <w:iCs w:val="0"/>
-                <w:noProof/>
-                <w:kern w:val="2"/>
-                <w:sz w:val="24"/>
-                <w:szCs w:val="24"/>
-                <w:lang w:val="es-419" w:eastAsia="es-419"/>
-                <w14:ligatures w14:val="standardContextual"/>
-              </w:rPr>
-              <w:tab/>
-            </w:r>
-            <w:r>
-              <w:rPr>
-                <w:noProof/>
-                <w:rPrChange w:id="55" w:author="Alejandro Antonio Rodríguez Leiva (alejandrorodriguez)" w:date="2026-10-04T12:30:00Z" w16du:dateUtc="2026-10-04T15:30:00Z">
-                  <w:rPr>
-                    <w:rStyle w:val="Hipervnculo"/>
-                    <w:noProof/>
-                  </w:rPr>
-                </w:rPrChange>
-              </w:rPr>
-              <w:delText>Usuario 4: Gerencia</w:delText>
-            </w:r>
-            <w:r>
-              <w:rPr>
-                <w:noProof/>
-                <w:webHidden/>
-              </w:rPr>
-              <w:tab/>
-              <w:delText>7</w:delText>
-            </w:r>
-          </w:del>
-        </w:p>
-        <w:p>
-          <w:pPr>
-            <w:pStyle w:val="TDC2"/>
-            <w:tabs>
-              <w:tab w:val="left" w:pos="880"/>
-              <w:tab w:val="right" w:leader="dot" w:pos="8828"/>
-            </w:tabs>
-            <w:rPr>
-              <w:del w:id="56" w:author="Alejandro Antonio Rodríguez Leiva (alejandrorodriguez)" w:date="2026-10-04T12:30:00Z" w16du:dateUtc="2026-10-04T15:30:00Z"/>
-              <w:rFonts w:eastAsiaTheme="minorEastAsia"/>
-              <w:smallCaps w:val="0"/>
-              <w:noProof/>
-              <w:kern w:val="2"/>
-              <w:sz w:val="24"/>
-              <w:szCs w:val="24"/>
-              <w:lang w:val="es-419" w:eastAsia="es-419"/>
-              <w14:ligatures w14:val="standardContextual"/>
-            </w:rPr>
-          </w:pPr>
-          <w:del w:id="57" w:author="Alejandro Antonio Rodríguez Leiva (alejandrorodriguez)" w:date="2026-10-04T12:30:00Z" w16du:dateUtc="2026-10-04T15:30:00Z">
-            <w:r>
-              <w:rPr>
-                <w:noProof/>
-                <w:lang w:val="es-ES" w:eastAsia="es-ES"/>
-                <w:rPrChange w:id="58" w:author="Alejandro Antonio Rodríguez Leiva (alejandrorodriguez)" w:date="2026-10-04T12:30:00Z" w16du:dateUtc="2026-10-04T15:30:00Z">
-                  <w:rPr>
-                    <w:rStyle w:val="Hipervnculo"/>
-                    <w:noProof/>
-                    <w:lang w:val="es-ES" w:eastAsia="es-ES"/>
-                  </w:rPr>
-                </w:rPrChange>
-              </w:rPr>
-              <w:delText>4.3</w:delText>
-            </w:r>
-            <w:r>
-              <w:rPr>
-                <w:rFonts w:eastAsiaTheme="minorEastAsia"/>
-                <w:smallCaps w:val="0"/>
-                <w:noProof/>
-                <w:kern w:val="2"/>
-                <w:sz w:val="24"/>
-                <w:szCs w:val="24"/>
-                <w:lang w:val="es-419" w:eastAsia="es-419"/>
-                <w14:ligatures w14:val="standardContextual"/>
-              </w:rPr>
-              <w:tab/>
-            </w:r>
-            <w:r>
-              <w:rPr>
-                <w:noProof/>
-                <w:lang w:val="es-ES" w:eastAsia="es-ES"/>
-                <w:rPrChange w:id="59" w:author="Alejandro Antonio Rodríguez Leiva (alejandrorodriguez)" w:date="2026-10-04T12:30:00Z" w16du:dateUtc="2026-10-04T15:30:00Z">
-                  <w:rPr>
-                    <w:rStyle w:val="Hipervnculo"/>
-                    <w:noProof/>
-                    <w:lang w:val="es-ES" w:eastAsia="es-ES"/>
-                  </w:rPr>
-                </w:rPrChange>
-              </w:rPr>
-              <w:delText>Propuesta de Valor</w:delText>
-            </w:r>
-            <w:r>
-              <w:rPr>
-                <w:noProof/>
-                <w:webHidden/>
-              </w:rPr>
-              <w:tab/>
-              <w:delText>7</w:delText>
-            </w:r>
-          </w:del>
+          </w:hyperlink>
         </w:p>
         <w:p>
           <w:pPr>
@@ -2650,8 +1503,8 @@
           <w:kern w:val="32"/>
         </w:rPr>
       </w:pPr>
-      <w:bookmarkStart w:id="60" w:name="_Toc33411057"/>
-      <w:bookmarkStart w:id="61" w:name="_Toc242009453"/>
+      <w:bookmarkStart w:id="0" w:name="_Toc33411057"/>
+      <w:bookmarkStart w:id="1" w:name="_Toc242009453"/>
       <w:r>
         <w:rPr>
           <w:rFonts w:asciiTheme="minorHAnsi" w:eastAsia="Times New Roman" w:hAnsiTheme="minorHAnsi" w:cstheme="minorHAnsi"/>
@@ -2659,8 +1512,8 @@
         </w:rPr>
         <w:t>Ficha del documento</w:t>
       </w:r>
-      <w:bookmarkEnd w:id="60"/>
-      <w:bookmarkEnd w:id="61"/>
+      <w:bookmarkEnd w:id="0"/>
+      <w:bookmarkEnd w:id="1"/>
     </w:p>
     <w:p>
       <w:pPr>
@@ -2832,47 +1685,13 @@
                 <w:lang w:val="es-ES" w:eastAsia="es-ES"/>
               </w:rPr>
             </w:pPr>
-            <w:del w:id="62" w:author="Claude" w:date="2026-10-04T12:00:00Z">
-              <w:r>
-                <w:rPr>
-                  <w:rFonts w:cstheme="minorHAnsi"/>
-                  <w:i/>
-                  <w:color w:val="FF0000"/>
-                  <w:szCs w:val="24"/>
-                  <w:lang w:val="es-ES" w:eastAsia="es-ES"/>
-                </w:rPr>
-                <w:fldChar w:fldCharType="begin"/>
-              </w:r>
-              <w:r>
-                <w:rPr>
-                  <w:rFonts w:asciiTheme="minorHAnsi" w:hAnsiTheme="minorHAnsi" w:cstheme="minorHAnsi"/>
-                  <w:i/>
-                  <w:color w:val="FF0000"/>
-                  <w:szCs w:val="24"/>
-                  <w:lang w:val="es-ES" w:eastAsia="es-ES"/>
-                </w:rPr>
-                <w:delInstrText>MACROBUTTON NoMacro [Fecha]</w:delInstrText>
-              </w:r>
-              <w:r>
-                <w:rPr>
-                  <w:rFonts w:cstheme="minorHAnsi"/>
-                  <w:i/>
-                  <w:color w:val="FF0000"/>
-                  <w:szCs w:val="24"/>
-                  <w:lang w:val="es-ES" w:eastAsia="es-ES"/>
-                </w:rPr>
-                <w:fldChar w:fldCharType="end"/>
-              </w:r>
-            </w:del>
-            <w:ins w:id="63" w:author="Claude" w:date="2026-10-04T12:00:00Z">
-              <w:r>
-                <w:rPr>
-                  <w:rFonts w:asciiTheme="minorHAnsi" w:hAnsiTheme="minorHAnsi" w:cstheme="minorHAnsi"/>
-                  <w:lang w:val="es-ES" w:eastAsia="es-ES"/>
-                </w:rPr>
-                <w:t>03/10/2026</w:t>
-              </w:r>
-            </w:ins>
+            <w:r>
+              <w:rPr>
+                <w:rFonts w:asciiTheme="minorHAnsi" w:hAnsiTheme="minorHAnsi" w:cstheme="minorHAnsi"/>
+                <w:lang w:val="es-ES" w:eastAsia="es-ES"/>
+              </w:rPr>
+              <w:t>03/10/2026</w:t>
+            </w:r>
           </w:p>
         </w:tc>
         <w:tc>
@@ -2891,47 +1710,13 @@
                 <w:lang w:val="es-ES" w:eastAsia="es-ES"/>
               </w:rPr>
             </w:pPr>
-            <w:del w:id="64" w:author="Claude" w:date="2026-10-04T12:00:00Z">
-              <w:r>
-                <w:rPr>
-                  <w:rFonts w:cstheme="minorHAnsi"/>
-                  <w:i/>
-                  <w:color w:val="FF0000"/>
-                  <w:szCs w:val="24"/>
-                  <w:lang w:val="es-ES" w:eastAsia="es-ES"/>
-                </w:rPr>
-                <w:fldChar w:fldCharType="begin"/>
-              </w:r>
-              <w:r>
-                <w:rPr>
-                  <w:rFonts w:asciiTheme="minorHAnsi" w:hAnsiTheme="minorHAnsi" w:cstheme="minorHAnsi"/>
-                  <w:i/>
-                  <w:color w:val="FF0000"/>
-                  <w:szCs w:val="24"/>
-                  <w:lang w:val="es-ES" w:eastAsia="es-ES"/>
-                </w:rPr>
-                <w:delInstrText>MACROBUTTON NoMacro [Rev]</w:delInstrText>
-              </w:r>
-              <w:r>
-                <w:rPr>
-                  <w:rFonts w:cstheme="minorHAnsi"/>
-                  <w:i/>
-                  <w:color w:val="FF0000"/>
-                  <w:szCs w:val="24"/>
-                  <w:lang w:val="es-ES" w:eastAsia="es-ES"/>
-                </w:rPr>
-                <w:fldChar w:fldCharType="end"/>
-              </w:r>
-            </w:del>
-            <w:ins w:id="65" w:author="Claude" w:date="2026-10-04T12:00:00Z">
-              <w:r>
-                <w:rPr>
-                  <w:rFonts w:asciiTheme="minorHAnsi" w:hAnsiTheme="minorHAnsi" w:cstheme="minorHAnsi"/>
-                  <w:lang w:val="es-ES" w:eastAsia="es-ES"/>
-                </w:rPr>
-                <w:t>01</w:t>
-              </w:r>
-            </w:ins>
+            <w:r>
+              <w:rPr>
+                <w:rFonts w:asciiTheme="minorHAnsi" w:hAnsiTheme="minorHAnsi" w:cstheme="minorHAnsi"/>
+                <w:lang w:val="es-ES" w:eastAsia="es-ES"/>
+              </w:rPr>
+              <w:t>01</w:t>
+            </w:r>
           </w:p>
         </w:tc>
         <w:tc>
@@ -2950,47 +1735,13 @@
                 <w:lang w:val="es-ES" w:eastAsia="es-ES"/>
               </w:rPr>
             </w:pPr>
-            <w:del w:id="66" w:author="Claude" w:date="2026-10-04T12:00:00Z">
-              <w:r>
-                <w:rPr>
-                  <w:rFonts w:cstheme="minorHAnsi"/>
-                  <w:i/>
-                  <w:color w:val="FF0000"/>
-                  <w:szCs w:val="24"/>
-                  <w:lang w:val="es-ES" w:eastAsia="es-ES"/>
-                </w:rPr>
-                <w:fldChar w:fldCharType="begin"/>
-              </w:r>
-              <w:r>
-                <w:rPr>
-                  <w:rFonts w:asciiTheme="minorHAnsi" w:hAnsiTheme="minorHAnsi" w:cstheme="minorHAnsi"/>
-                  <w:i/>
-                  <w:color w:val="FF0000"/>
-                  <w:szCs w:val="24"/>
-                  <w:lang w:val="es-ES" w:eastAsia="es-ES"/>
-                </w:rPr>
-                <w:delInstrText>MACROBUTTON NoMacro [Descripcion]</w:delInstrText>
-              </w:r>
-              <w:r>
-                <w:rPr>
-                  <w:rFonts w:cstheme="minorHAnsi"/>
-                  <w:i/>
-                  <w:color w:val="FF0000"/>
-                  <w:szCs w:val="24"/>
-                  <w:lang w:val="es-ES" w:eastAsia="es-ES"/>
-                </w:rPr>
-                <w:fldChar w:fldCharType="end"/>
-              </w:r>
-            </w:del>
-            <w:ins w:id="67" w:author="Claude" w:date="2026-10-04T12:00:00Z">
-              <w:r>
-                <w:rPr>
-                  <w:rFonts w:asciiTheme="minorHAnsi" w:hAnsiTheme="minorHAnsi" w:cstheme="minorHAnsi"/>
-                  <w:lang w:val="es-ES" w:eastAsia="es-ES"/>
-                </w:rPr>
-                <w:t>Equipo A2D SM</w:t>
-              </w:r>
-            </w:ins>
+            <w:r>
+              <w:rPr>
+                <w:rFonts w:asciiTheme="minorHAnsi" w:hAnsiTheme="minorHAnsi" w:cstheme="minorHAnsi"/>
+                <w:lang w:val="es-ES" w:eastAsia="es-ES"/>
+              </w:rPr>
+              <w:t>Equipo A2D SM</w:t>
+            </w:r>
           </w:p>
         </w:tc>
         <w:tc>
@@ -3009,47 +1760,13 @@
                 <w:lang w:val="es-ES" w:eastAsia="es-ES"/>
               </w:rPr>
             </w:pPr>
-            <w:del w:id="68" w:author="Claude" w:date="2026-10-04T12:00:00Z">
-              <w:r>
-                <w:rPr>
-                  <w:rFonts w:cstheme="minorHAnsi"/>
-                  <w:i/>
-                  <w:color w:val="FF0000"/>
-                  <w:szCs w:val="24"/>
-                  <w:lang w:val="es-ES" w:eastAsia="es-ES"/>
-                </w:rPr>
-                <w:fldChar w:fldCharType="begin"/>
-              </w:r>
-              <w:r>
-                <w:rPr>
-                  <w:rFonts w:asciiTheme="minorHAnsi" w:hAnsiTheme="minorHAnsi" w:cstheme="minorHAnsi"/>
-                  <w:i/>
-                  <w:color w:val="FF0000"/>
-                  <w:szCs w:val="24"/>
-                  <w:lang w:val="es-ES" w:eastAsia="es-ES"/>
-                </w:rPr>
-                <w:delInstrText>MACROBUTTON NoMacro [Descripcion]</w:delInstrText>
-              </w:r>
-              <w:r>
-                <w:rPr>
-                  <w:rFonts w:cstheme="minorHAnsi"/>
-                  <w:i/>
-                  <w:color w:val="FF0000"/>
-                  <w:szCs w:val="24"/>
-                  <w:lang w:val="es-ES" w:eastAsia="es-ES"/>
-                </w:rPr>
-                <w:fldChar w:fldCharType="end"/>
-              </w:r>
-            </w:del>
-            <w:ins w:id="69" w:author="Claude" w:date="2026-10-04T12:00:00Z">
-              <w:r>
-                <w:rPr>
-                  <w:rFonts w:asciiTheme="minorHAnsi" w:hAnsiTheme="minorHAnsi" w:cstheme="minorHAnsi"/>
-                  <w:lang w:val="es-ES" w:eastAsia="es-ES"/>
-                </w:rPr>
-                <w:t>Versión inicial del Product Vision.</w:t>
-              </w:r>
-            </w:ins>
+            <w:r>
+              <w:rPr>
+                <w:rFonts w:asciiTheme="minorHAnsi" w:hAnsiTheme="minorHAnsi" w:cstheme="minorHAnsi"/>
+                <w:lang w:val="es-ES" w:eastAsia="es-ES"/>
+              </w:rPr>
+              <w:t>Versión inicial del Product Vision.</w:t>
+            </w:r>
           </w:p>
         </w:tc>
       </w:tr>
@@ -3073,47 +1790,13 @@
                 <w:lang w:val="es-ES" w:eastAsia="es-ES"/>
               </w:rPr>
             </w:pPr>
-            <w:del w:id="70" w:author="Claude" w:date="2026-10-04T12:00:00Z">
-              <w:r>
-                <w:rPr>
-                  <w:rFonts w:cstheme="minorHAnsi"/>
-                  <w:i/>
-                  <w:color w:val="FF0000"/>
-                  <w:szCs w:val="24"/>
-                  <w:lang w:val="es-ES" w:eastAsia="es-ES"/>
-                </w:rPr>
-                <w:fldChar w:fldCharType="begin"/>
-              </w:r>
-              <w:r>
-                <w:rPr>
-                  <w:rFonts w:asciiTheme="minorHAnsi" w:hAnsiTheme="minorHAnsi" w:cstheme="minorHAnsi"/>
-                  <w:i/>
-                  <w:color w:val="FF0000"/>
-                  <w:szCs w:val="24"/>
-                  <w:lang w:val="es-ES" w:eastAsia="es-ES"/>
-                </w:rPr>
-                <w:delInstrText>MACROBUTTON NoMacro [Fecha]</w:delInstrText>
-              </w:r>
-              <w:r>
-                <w:rPr>
-                  <w:rFonts w:cstheme="minorHAnsi"/>
-                  <w:i/>
-                  <w:color w:val="FF0000"/>
-                  <w:szCs w:val="24"/>
-                  <w:lang w:val="es-ES" w:eastAsia="es-ES"/>
-                </w:rPr>
-                <w:fldChar w:fldCharType="end"/>
-              </w:r>
-            </w:del>
-            <w:ins w:id="71" w:author="Claude" w:date="2026-10-04T12:00:00Z">
-              <w:r>
-                <w:rPr>
-                  <w:rFonts w:asciiTheme="minorHAnsi" w:hAnsiTheme="minorHAnsi" w:cstheme="minorHAnsi"/>
-                  <w:lang w:val="es-ES" w:eastAsia="es-ES"/>
-                </w:rPr>
-                <w:t>04/10/2026</w:t>
-              </w:r>
-            </w:ins>
+            <w:r>
+              <w:rPr>
+                <w:rFonts w:asciiTheme="minorHAnsi" w:hAnsiTheme="minorHAnsi" w:cstheme="minorHAnsi"/>
+                <w:lang w:val="es-ES" w:eastAsia="es-ES"/>
+              </w:rPr>
+              <w:t>04/10/2026</w:t>
+            </w:r>
           </w:p>
         </w:tc>
         <w:tc>
@@ -3132,47 +1815,13 @@
                 <w:lang w:val="es-ES" w:eastAsia="es-ES"/>
               </w:rPr>
             </w:pPr>
-            <w:del w:id="72" w:author="Claude" w:date="2026-10-04T12:00:00Z">
-              <w:r>
-                <w:rPr>
-                  <w:rFonts w:cstheme="minorHAnsi"/>
-                  <w:i/>
-                  <w:color w:val="FF0000"/>
-                  <w:szCs w:val="24"/>
-                  <w:lang w:val="es-ES" w:eastAsia="es-ES"/>
-                </w:rPr>
-                <w:fldChar w:fldCharType="begin"/>
-              </w:r>
-              <w:r>
-                <w:rPr>
-                  <w:rFonts w:asciiTheme="minorHAnsi" w:hAnsiTheme="minorHAnsi" w:cstheme="minorHAnsi"/>
-                  <w:i/>
-                  <w:color w:val="FF0000"/>
-                  <w:szCs w:val="24"/>
-                  <w:lang w:val="es-ES" w:eastAsia="es-ES"/>
-                </w:rPr>
-                <w:delInstrText>MACROBUTTON NoMacro [Rev]</w:delInstrText>
-              </w:r>
-              <w:r>
-                <w:rPr>
-                  <w:rFonts w:cstheme="minorHAnsi"/>
-                  <w:i/>
-                  <w:color w:val="FF0000"/>
-                  <w:szCs w:val="24"/>
-                  <w:lang w:val="es-ES" w:eastAsia="es-ES"/>
-                </w:rPr>
-                <w:fldChar w:fldCharType="end"/>
-              </w:r>
-            </w:del>
-            <w:ins w:id="73" w:author="Claude" w:date="2026-10-04T12:00:00Z">
-              <w:r>
-                <w:rPr>
-                  <w:rFonts w:asciiTheme="minorHAnsi" w:hAnsiTheme="minorHAnsi" w:cstheme="minorHAnsi"/>
-                  <w:lang w:val="es-ES" w:eastAsia="es-ES"/>
-                </w:rPr>
-                <w:t>02</w:t>
-              </w:r>
-            </w:ins>
+            <w:r>
+              <w:rPr>
+                <w:rFonts w:asciiTheme="minorHAnsi" w:hAnsiTheme="minorHAnsi" w:cstheme="minorHAnsi"/>
+                <w:lang w:val="es-ES" w:eastAsia="es-ES"/>
+              </w:rPr>
+              <w:t>02</w:t>
+            </w:r>
           </w:p>
         </w:tc>
         <w:tc>
@@ -3191,47 +1840,13 @@
                 <w:lang w:val="es-ES" w:eastAsia="es-ES"/>
               </w:rPr>
             </w:pPr>
-            <w:del w:id="74" w:author="Claude" w:date="2026-10-04T12:00:00Z">
-              <w:r>
-                <w:rPr>
-                  <w:rFonts w:cstheme="minorHAnsi"/>
-                  <w:i/>
-                  <w:color w:val="FF0000"/>
-                  <w:szCs w:val="24"/>
-                  <w:lang w:val="es-ES" w:eastAsia="es-ES"/>
-                </w:rPr>
-                <w:fldChar w:fldCharType="begin"/>
-              </w:r>
-              <w:r>
-                <w:rPr>
-                  <w:rFonts w:asciiTheme="minorHAnsi" w:hAnsiTheme="minorHAnsi" w:cstheme="minorHAnsi"/>
-                  <w:i/>
-                  <w:color w:val="FF0000"/>
-                  <w:szCs w:val="24"/>
-                  <w:lang w:val="es-ES" w:eastAsia="es-ES"/>
-                </w:rPr>
-                <w:delInstrText>MACROBUTTON NoMacro [Descripcion]</w:delInstrText>
-              </w:r>
-              <w:r>
-                <w:rPr>
-                  <w:rFonts w:cstheme="minorHAnsi"/>
-                  <w:i/>
-                  <w:color w:val="FF0000"/>
-                  <w:szCs w:val="24"/>
-                  <w:lang w:val="es-ES" w:eastAsia="es-ES"/>
-                </w:rPr>
-                <w:fldChar w:fldCharType="end"/>
-              </w:r>
-            </w:del>
-            <w:ins w:id="75" w:author="Claude" w:date="2026-10-04T12:00:00Z">
-              <w:r>
-                <w:rPr>
-                  <w:rFonts w:asciiTheme="minorHAnsi" w:hAnsiTheme="minorHAnsi" w:cstheme="minorHAnsi"/>
-                  <w:lang w:val="es-ES" w:eastAsia="es-ES"/>
-                </w:rPr>
-                <w:t>Equipo A2D SM</w:t>
-              </w:r>
-            </w:ins>
+            <w:r>
+              <w:rPr>
+                <w:rFonts w:asciiTheme="minorHAnsi" w:hAnsiTheme="minorHAnsi" w:cstheme="minorHAnsi"/>
+                <w:lang w:val="es-ES" w:eastAsia="es-ES"/>
+              </w:rPr>
+              <w:t>Equipo A2D SM</w:t>
+            </w:r>
           </w:p>
         </w:tc>
         <w:tc>
@@ -3250,47 +1865,13 @@
                 <w:lang w:val="es-ES" w:eastAsia="es-ES"/>
               </w:rPr>
             </w:pPr>
-            <w:del w:id="76" w:author="Claude" w:date="2026-10-04T12:00:00Z">
-              <w:r>
-                <w:rPr>
-                  <w:rFonts w:cstheme="minorHAnsi"/>
-                  <w:i/>
-                  <w:color w:val="FF0000"/>
-                  <w:szCs w:val="24"/>
-                  <w:lang w:val="es-ES" w:eastAsia="es-ES"/>
-                </w:rPr>
-                <w:fldChar w:fldCharType="begin"/>
-              </w:r>
-              <w:r>
-                <w:rPr>
-                  <w:rFonts w:asciiTheme="minorHAnsi" w:hAnsiTheme="minorHAnsi" w:cstheme="minorHAnsi"/>
-                  <w:i/>
-                  <w:color w:val="FF0000"/>
-                  <w:szCs w:val="24"/>
-                  <w:lang w:val="es-ES" w:eastAsia="es-ES"/>
-                </w:rPr>
-                <w:delInstrText>MACROBUTTON NoMacro [Descripcion]</w:delInstrText>
-              </w:r>
-              <w:r>
-                <w:rPr>
-                  <w:rFonts w:cstheme="minorHAnsi"/>
-                  <w:i/>
-                  <w:color w:val="FF0000"/>
-                  <w:szCs w:val="24"/>
-                  <w:lang w:val="es-ES" w:eastAsia="es-ES"/>
-                </w:rPr>
-                <w:fldChar w:fldCharType="end"/>
-              </w:r>
-            </w:del>
-            <w:ins w:id="77" w:author="Claude" w:date="2026-10-04T12:00:00Z">
-              <w:r>
-                <w:rPr>
-                  <w:rFonts w:asciiTheme="minorHAnsi" w:hAnsiTheme="minorHAnsi" w:cstheme="minorHAnsi"/>
-                  <w:lang w:val="es-ES" w:eastAsia="es-ES"/>
-                </w:rPr>
-                <w:t>Ajustes por el análisis del sistema legado: cálculo del rendimiento, consumo parcial de tarjas, nuevos catálogos, anulaciones y alcance del PMV.</w:t>
-              </w:r>
-            </w:ins>
+            <w:r>
+              <w:rPr>
+                <w:rFonts w:asciiTheme="minorHAnsi" w:hAnsiTheme="minorHAnsi" w:cstheme="minorHAnsi"/>
+                <w:lang w:val="es-ES" w:eastAsia="es-ES"/>
+              </w:rPr>
+              <w:t>Ajustes por el análisis del sistema legado: cálculo del rendimiento, consumo parcial de tarjas, nuevos catálogos, anulaciones y alcance del PMV.</w:t>
+            </w:r>
           </w:p>
         </w:tc>
       </w:tr>
@@ -3422,11 +2003,11 @@
       <w:pPr>
         <w:pStyle w:val="Ttulo1"/>
       </w:pPr>
-      <w:bookmarkStart w:id="78" w:name="_Toc242009454"/>
+      <w:bookmarkStart w:id="2" w:name="_Toc242009454"/>
       <w:r>
         <w:t>Integrantes:</w:t>
       </w:r>
-      <w:bookmarkEnd w:id="78"/>
+      <w:bookmarkEnd w:id="2"/>
     </w:p>
     <w:tbl>
       <w:tblPr>
@@ -3583,7 +2164,6 @@
                 <w:szCs w:val="24"/>
                 <w:lang w:val="es-ES" w:eastAsia="es-ES"/>
               </w:rPr>
-              <w:lastRenderedPageBreak/>
               <w:t>Angelo Galindo</w:t>
             </w:r>
           </w:p>
@@ -3741,24 +2321,14 @@
           <w:rFonts w:asciiTheme="minorHAnsi" w:hAnsiTheme="minorHAnsi" w:cstheme="minorHAnsi"/>
         </w:rPr>
       </w:pPr>
-      <w:bookmarkStart w:id="79" w:name="_Toc242009455"/>
-      <w:del w:id="80" w:author="Claude" w:date="2026-10-04T12:00:00Z">
-        <w:r>
-          <w:rPr>
-            <w:rFonts w:asciiTheme="minorHAnsi" w:hAnsiTheme="minorHAnsi" w:cstheme="minorHAnsi"/>
-          </w:rPr>
-          <w:delText>Producto Vision</w:delText>
-        </w:r>
-      </w:del>
-      <w:ins w:id="81" w:author="Claude" w:date="2026-10-04T12:00:00Z">
-        <w:r>
-          <w:rPr>
-            <w:rFonts w:asciiTheme="minorHAnsi" w:hAnsiTheme="minorHAnsi" w:cstheme="minorHAnsi"/>
-          </w:rPr>
-          <w:t>Product Vision</w:t>
-        </w:r>
-      </w:ins>
-      <w:bookmarkEnd w:id="79"/>
+      <w:bookmarkStart w:id="3" w:name="_Toc242009455"/>
+      <w:r>
+        <w:rPr>
+          <w:rFonts w:asciiTheme="minorHAnsi" w:hAnsiTheme="minorHAnsi" w:cstheme="minorHAnsi"/>
+        </w:rPr>
+        <w:t>Product Vision</w:t>
+      </w:r>
+      <w:bookmarkEnd w:id="3"/>
     </w:p>
     <w:p>
       <w:pPr>
@@ -3768,14 +2338,14 @@
           <w:rFonts w:asciiTheme="minorHAnsi" w:hAnsiTheme="minorHAnsi" w:cstheme="minorHAnsi"/>
         </w:rPr>
       </w:pPr>
-      <w:bookmarkStart w:id="82" w:name="_Toc242009456"/>
+      <w:bookmarkStart w:id="4" w:name="_Toc242009456"/>
       <w:r>
         <w:rPr>
           <w:rFonts w:asciiTheme="minorHAnsi" w:hAnsiTheme="minorHAnsi" w:cstheme="minorHAnsi"/>
         </w:rPr>
         <w:t>¿Cuál es el problema?</w:t>
       </w:r>
-      <w:bookmarkEnd w:id="82"/>
+      <w:bookmarkEnd w:id="4"/>
     </w:p>
     <w:p/>
     <w:p>
@@ -3792,22 +2362,12 @@
         </w:rPr>
         <w:t>Situación actual</w:t>
       </w:r>
-      <w:del w:id="83" w:author="Claude" w:date="2026-10-04T12:00:00Z">
-        <w:r>
-          <w:rPr>
-            <w:lang w:val="es-CL"/>
-          </w:rPr>
-          <w:delText xml:space="preserve"> La planta procesadora de fruta de Socradex controla la recepción, el proceso, la bodega y el despacho con un sistema desarrollado en VB.NET 2008 (WinForms) y PHP. La aplicación cliente se conecta directamente a la base de datos SQL Server y arma las consultas concatenando texto. El modelo de datos tiene cerca de 40 tablas, sin integridad referencial ni manejo de transacciones.</w:delText>
-        </w:r>
-      </w:del>
-      <w:ins w:id="84" w:author="Claude" w:date="2026-10-04T12:00:00Z">
-        <w:r>
-          <w:rPr>
-            <w:lang w:val="es-CL"/>
-          </w:rPr>
-          <w:t xml:space="preserve"> La planta procesadora de fruta de Socradex controla la recepción, el proceso, la bodega y el despacho con un sistema desarrollado en VB.NET 2008 (WinForms) y PHP. La aplicación cliente se conecta directamente a la base de datos SQL Server y arma las consultas concatenando texto. El modelo de datos tiene 50 tablas (6 de ellas copias de respaldo), sin ninguna clave foránea, y las operaciones de recepción y proceso no usan transacciones.</w:t>
-        </w:r>
-      </w:ins>
+      <w:r>
+        <w:rPr>
+          <w:lang w:val="es-CL"/>
+        </w:rPr>
+        <w:t xml:space="preserve"> La planta procesadora de fruta de Socradex controla la recepción, el proceso, la bodega y el despacho con un sistema desarrollado en VB.NET 2008 (WinForms) y PHP. La aplicación cliente se conecta directamente a la base de datos SQL Server y arma las consultas concatenando texto. El modelo de datos tiene 50 tablas (6 de ellas copias de respaldo), sin ninguna clave foránea, y las operaciones de recepción y proceso no usan transacciones.</w:t>
+      </w:r>
     </w:p>
     <w:p>
       <w:pPr>
@@ -3956,26 +2516,21 @@
       <w:pPr>
         <w:pStyle w:val="Ttulo2"/>
       </w:pPr>
-      <w:bookmarkStart w:id="85" w:name="_Toc242009457"/>
+      <w:bookmarkStart w:id="5" w:name="_Toc242009457"/>
       <w:r>
         <w:t>Usuarios</w:t>
       </w:r>
-      <w:bookmarkEnd w:id="85"/>
+      <w:bookmarkEnd w:id="5"/>
     </w:p>
     <w:p>
       <w:pPr>
         <w:pStyle w:val="Ttulo3"/>
-        <w:pPrChange w:id="86" w:author="Claude" w:date="2026-10-04T12:00:00Z">
-          <w:pPr>
-            <w:pStyle w:val="Ttulo4"/>
-          </w:pPr>
-        </w:pPrChange>
-      </w:pPr>
-      <w:bookmarkStart w:id="87" w:name="_Toc242009458"/>
+      </w:pPr>
+      <w:bookmarkStart w:id="6" w:name="_Toc242009458"/>
       <w:r>
         <w:t>Usuario 1: Operador de recepción</w:t>
       </w:r>
-      <w:bookmarkEnd w:id="87"/>
+      <w:bookmarkEnd w:id="6"/>
     </w:p>
     <w:p>
       <w:pPr>
@@ -3991,22 +2546,12 @@
           <w:lang w:val="es-ES" w:eastAsia="es-ES"/>
         </w:rPr>
       </w:pPr>
-      <w:del w:id="88" w:author="Claude" w:date="2026-10-04T12:00:00Z">
-        <w:r>
-          <w:rPr>
-            <w:lang w:val="es-ES" w:eastAsia="es-ES"/>
-          </w:rPr>
-          <w:delText>Son los trabajadores de la planta de Socradex encargados de recibir la fruta que entregan los productores. En temporada alta son 3 operadores. Por cada ingreso de fruta emiten la tarja y la guía de recepción, con el productor, la especie, la variedad, la calidad, la cantidad y el tipo de bandejas, y los kilos recibidos.</w:delText>
-        </w:r>
-      </w:del>
-      <w:ins w:id="89" w:author="Claude" w:date="2026-10-04T12:00:00Z">
-        <w:r>
-          <w:rPr>
-            <w:lang w:val="es-ES" w:eastAsia="es-ES"/>
-          </w:rPr>
-          <w:t>Son los trabajadores de la planta de Socradex encargados de recibir la fruta que entregan los productores. En temporada alta son 3 operadores. Por cada ingreso de fruta emiten la tarja de recepción, con el productor, el sistema productivo, la especie, la variedad, la calidad, la cantidad y el tipo de bandejas, el peso del pallet y los kilos recibidos. Después agrupan las tarjas de cada productor en la guía de recepción, donde también registran las bandejas que se le devuelven; la guía queda para una etapa posterior al PMV.</w:t>
-        </w:r>
-      </w:ins>
+      <w:r>
+        <w:rPr>
+          <w:lang w:val="es-ES" w:eastAsia="es-ES"/>
+        </w:rPr>
+        <w:t>Son los trabajadores de la planta de Socradex encargados de recibir la fruta que entregan los productores. En temporada alta son 3 operadores. Por cada ingreso de fruta emiten la tarja de recepción, con el productor, el sistema productivo, la especie, la variedad, la calidad, la cantidad y el tipo de bandejas, el peso del pallet y los kilos recibidos. Después agrupan las tarjas de cada productor en la guía de recepción, donde también registran las bandejas que se le devuelven; la guía queda para una etapa posterior al PMV.</w:t>
+      </w:r>
     </w:p>
     <w:p>
       <w:pPr>
@@ -4117,11 +2662,11 @@
       <w:pPr>
         <w:pStyle w:val="Ttulo3"/>
       </w:pPr>
-      <w:bookmarkStart w:id="90" w:name="_Toc242009459"/>
+      <w:bookmarkStart w:id="7" w:name="_Toc242009459"/>
       <w:r>
         <w:t>Usuario 2: Operador de proceso</w:t>
       </w:r>
-      <w:bookmarkEnd w:id="90"/>
+      <w:bookmarkEnd w:id="7"/>
     </w:p>
     <w:p>
       <w:pPr>
@@ -4177,22 +2722,12 @@
           <w:lang w:val="es-ES" w:eastAsia="es-ES"/>
         </w:rPr>
       </w:pPr>
-      <w:del w:id="91" w:author="Claude" w:date="2026-10-04T12:00:00Z">
-        <w:r>
-          <w:rPr>
-            <w:lang w:val="es-ES" w:eastAsia="es-ES"/>
-          </w:rPr>
-          <w:delText>Elegir la fruta correcta: ver solo las tarjas disponibles para proceso, sin riesgo de procesar una tarja dos veces o una que no existe.</w:delText>
-        </w:r>
-      </w:del>
-      <w:ins w:id="92" w:author="Claude" w:date="2026-10-04T12:00:00Z">
-        <w:r>
-          <w:rPr>
-            <w:lang w:val="es-ES" w:eastAsia="es-ES"/>
-          </w:rPr>
-          <w:t>Elegir la fruta correcta: ver solo las tarjas que tienen kilos pendientes, sin riesgo de procesar más kilos de los que tiene una tarja o una tarja que no existe. Si una tarja no se procesa completa, los kilos que quedan siguen disponibles para otro proceso. En el último proceso de la tarja la marca como terminada, y lo que no salió en cajas queda como merma.</w:t>
-        </w:r>
-      </w:ins>
+      <w:r>
+        <w:rPr>
+          <w:lang w:val="es-ES" w:eastAsia="es-ES"/>
+        </w:rPr>
+        <w:t>Elegir la fruta correcta: ver solo las tarjas que tienen kilos pendientes, sin riesgo de procesar más kilos de los que tiene una tarja o una tarja que no existe. Si una tarja no se procesa completa, los kilos que quedan siguen disponibles para otro proceso. En el último proceso de la tarja la marca como terminada, y lo que no salió en cajas queda como merma.</w:t>
+      </w:r>
     </w:p>
     <w:p>
       <w:pPr>
@@ -4200,22 +2735,12 @@
           <w:lang w:val="es-ES" w:eastAsia="es-ES"/>
         </w:rPr>
       </w:pPr>
-      <w:del w:id="9301" w:author="Claude" w:date="2026-10-04T12:00:00Z">
-        <w:r>
-          <w:rPr>
-            <w:lang w:val="es-ES" w:eastAsia="es-ES"/>
-          </w:rPr>
-          <w:delText>No hacer cálculos a mano: que el sistema calcule automáticamente el rendimiento y la merma de cada proceso, sin planillas aparte.</w:delText>
-        </w:r>
-      </w:del>
-      <w:ins w:id="9302" w:author="Claude" w:date="2026-10-04T12:00:00Z">
-        <w:r>
-          <w:rPr>
-            <w:lang w:val="es-ES" w:eastAsia="es-ES"/>
-          </w:rPr>
-          <w:t xml:space="preserve">No hacer cálculos a mano: ingresar los folios de proceso y que el sistema calcule el rendimiento y la merma de cada tarja de recepción, sin digitar kilos ni usar planillas aparte.</w:t>
-        </w:r>
-      </w:ins>
+      <w:r>
+        <w:rPr>
+          <w:lang w:val="es-ES" w:eastAsia="es-ES"/>
+        </w:rPr>
+        <w:t>No hacer cálculos a mano: ingresar los folios de proceso y que el sistema calcule el rendimiento y la merma de cada tarja de recepción, sin digitar kilos ni usar planillas aparte.</w:t>
+      </w:r>
     </w:p>
     <w:p>
       <w:pPr>
@@ -4260,11 +2785,11 @@
       <w:pPr>
         <w:pStyle w:val="Ttulo3"/>
       </w:pPr>
-      <w:bookmarkStart w:id="93" w:name="_Toc242009460"/>
+      <w:bookmarkStart w:id="8" w:name="_Toc242009460"/>
       <w:r>
         <w:t>Usuario 3: Administrador</w:t>
       </w:r>
-      <w:bookmarkEnd w:id="93"/>
+      <w:bookmarkEnd w:id="8"/>
     </w:p>
     <w:p>
       <w:pPr>
@@ -4333,22 +2858,12 @@
           <w:lang w:val="es-ES" w:eastAsia="es-ES"/>
         </w:rPr>
       </w:pPr>
-      <w:del w:id="94" w:author="Claude" w:date="2026-10-04T12:00:00Z">
-        <w:r>
-          <w:rPr>
-            <w:lang w:val="es-ES" w:eastAsia="es-ES"/>
-          </w:rPr>
-          <w:delText>Mantener datos maestros confiables: registrar y actualizar productores, especies, variedades, calidades y tipos de bandeja sin generar duplicados ni registros sin relación.</w:delText>
-        </w:r>
-      </w:del>
-      <w:ins w:id="95" w:author="Claude" w:date="2026-10-04T12:00:00Z">
-        <w:r>
-          <w:rPr>
-            <w:lang w:val="es-ES" w:eastAsia="es-ES"/>
-          </w:rPr>
-          <w:t>Mantener datos maestros confiables: registrar y actualizar productores, sistemas productivos, especies, variedades, calidades, tipos de bandeja y embalajes sin generar duplicados ni registros sin relación.</w:t>
-        </w:r>
-      </w:ins>
+      <w:r>
+        <w:rPr>
+          <w:lang w:val="es-ES" w:eastAsia="es-ES"/>
+        </w:rPr>
+        <w:t>Mantener datos maestros confiables: registrar y actualizar productores, sistemas productivos, especies, variedades, calidades, tipos de bandeja y embalajes sin generar duplicados ni registros sin relación.</w:t>
+      </w:r>
     </w:p>
     <w:p>
       <w:pPr>
@@ -4356,22 +2871,12 @@
           <w:lang w:val="es-ES" w:eastAsia="es-ES"/>
         </w:rPr>
       </w:pPr>
-      <w:del w:id="96" w:author="Claude" w:date="2026-10-04T12:00:00Z">
-        <w:r>
-          <w:rPr>
-            <w:lang w:val="es-ES" w:eastAsia="es-ES"/>
-          </w:rPr>
-          <w:delText>Corregir errores de forma controlada: poder corregir registros erróneos de la operación, dejando constancia de qué se cambió, quién lo hizo y cuándo.</w:delText>
-        </w:r>
-      </w:del>
-      <w:ins w:id="97" w:author="Claude" w:date="2026-10-04T12:00:00Z">
-        <w:r>
-          <w:rPr>
-            <w:lang w:val="es-ES" w:eastAsia="es-ES"/>
-          </w:rPr>
-          <w:t>Corregir errores de forma controlada: poder corregir o anular registros erróneos de la operación (tarjas de recepción y procesos) sin borrarlos, dejando constancia de qué se cambió, quién lo hizo y cuándo.</w:t>
-        </w:r>
-      </w:ins>
+      <w:r>
+        <w:rPr>
+          <w:lang w:val="es-ES" w:eastAsia="es-ES"/>
+        </w:rPr>
+        <w:t>Corregir errores de forma controlada: poder corregir o anular registros erróneos de la operación (tarjas de recepción y procesos) sin borrarlos, dejando constancia de qué se cambió, quién lo hizo y cuándo.</w:t>
+      </w:r>
     </w:p>
     <w:p>
       <w:pPr>
@@ -4423,11 +2928,11 @@
       <w:pPr>
         <w:pStyle w:val="Ttulo3"/>
       </w:pPr>
-      <w:bookmarkStart w:id="98" w:name="_Toc242009461"/>
+      <w:bookmarkStart w:id="9" w:name="_Toc242009461"/>
       <w:r>
         <w:t>Usuario 4: Gerencia</w:t>
       </w:r>
-      <w:bookmarkEnd w:id="98"/>
+      <w:bookmarkEnd w:id="9"/>
     </w:p>
     <w:p>
       <w:pPr>
@@ -4549,14 +3054,14 @@
           <w:lang w:val="es-ES" w:eastAsia="es-ES"/>
         </w:rPr>
       </w:pPr>
-      <w:bookmarkStart w:id="99" w:name="_Toc242009462"/>
+      <w:bookmarkStart w:id="10" w:name="_Toc242009462"/>
       <w:r>
         <w:rPr>
           <w:lang w:val="es-ES" w:eastAsia="es-ES"/>
         </w:rPr>
         <w:t>Propuesta de Valor</w:t>
       </w:r>
-      <w:bookmarkEnd w:id="99"/>
+      <w:bookmarkEnd w:id="10"/>
     </w:p>
     <w:p>
       <w:pPr>
@@ -4577,32 +3082,12 @@
         </w:rPr>
         <w:t>A2D SM es una nueva plataforma de trazabilidad de fruta que se construye en paralelo al sistema actual de Socradex. Reemplaza el acceso directo a la base de datos por una aplicación web segura, con acceso según el perfil de cada usuario, cálculos automáticos y un registro de auditoría de cada cambio. Con esto, cada usuario de la planta trabaja solo en su área, con información consistente y trazable desde la recepción de la fruta hasta su proceso.</w:t>
       </w:r>
-      <w:del w:id="100" w:author="Claude" w:date="2026-10-04T12:00:00Z">
-        <w:r>
-          <w:rPr>
-            <w:rFonts w:ascii="Roboto" w:hAnsi="Roboto"/>
-            <w:color w:val="E3E3E3"/>
-            <w:sz w:val="21"/>
-            <w:szCs w:val="21"/>
-            <w:shd w:val="clear" w:color="auto" w:fill="303030"/>
-          </w:rPr>
-          <w:delText xml:space="preserve"> </w:delText>
-        </w:r>
-        <w:r>
-          <w:rPr>
-            <w:lang w:eastAsia="es-ES"/>
-          </w:rPr>
-          <w:delText>Esa es la base para los módulos de bodega, despacho y reportes, que quedan para fases posteriores.</w:delText>
-        </w:r>
-      </w:del>
-      <w:ins w:id="101" w:author="Claude" w:date="2026-10-04T12:00:00Z">
-        <w:r>
-          <w:rPr>
-            <w:lang w:eastAsia="es-ES"/>
-          </w:rPr>
-          <w:t xml:space="preserve"> Esa es la base para la guía de recepción, los módulos de bodega, despacho y reportes, y la migración de los datos del sistema actual, que quedan para fases posteriores.</w:t>
-        </w:r>
-      </w:ins>
+      <w:r>
+        <w:rPr>
+          <w:lang w:eastAsia="es-ES"/>
+        </w:rPr>
+        <w:t xml:space="preserve"> Esa es la base para la guía de recepción, los módulos de bodega, despacho y reportes, y la migración de los datos del sistema actual, que quedan para fases posteriores.</w:t>
+      </w:r>
     </w:p>
     <w:p>
       <w:pPr>
@@ -4636,11 +3121,11 @@
         <w:tblLook w:val="04A0" w:firstRow="1" w:lastRow="0" w:firstColumn="1" w:lastColumn="0" w:noHBand="0" w:noVBand="1"/>
       </w:tblPr>
       <w:tblGrid>
-        <w:gridCol w:w="1346"/>
-        <w:gridCol w:w="2924"/>
-        <w:gridCol w:w="2486"/>
-        <w:gridCol w:w="2429"/>
-        <w:gridCol w:w="1872"/>
+        <w:gridCol w:w="1347"/>
+        <w:gridCol w:w="3146"/>
+        <w:gridCol w:w="2716"/>
+        <w:gridCol w:w="1863"/>
+        <w:gridCol w:w="1985"/>
       </w:tblGrid>
       <w:tr>
         <w:trPr>
@@ -5079,22 +3564,12 @@
                 <w:lang w:val="es-CL" w:eastAsia="es-ES"/>
               </w:rPr>
             </w:pPr>
-            <w:del w:id="102" w:author="Claude" w:date="2026-10-04T12:00:00Z">
-              <w:r>
-                <w:rPr>
-                  <w:lang w:val="es-CL" w:eastAsia="es-ES"/>
-                </w:rPr>
-                <w:delText>Rendimiento y merma calculados fuera del sistema, sin vínculo seguro con la tarja de origen.</w:delText>
-              </w:r>
-            </w:del>
-            <w:ins w:id="103" w:author="Claude" w:date="2026-10-04T12:00:00Z">
-              <w:r>
-                <w:rPr>
-                  <w:lang w:val="es-CL" w:eastAsia="es-ES"/>
-                </w:rPr>
-                <w:t>El rendimiento se calcula en un formulario aparte que toma solo el primer proceso de la tarja y permite cambiar los kilos a mano. La merma no se calcula.</w:t>
-              </w:r>
-            </w:ins>
+            <w:r>
+              <w:rPr>
+                <w:lang w:val="es-CL" w:eastAsia="es-ES"/>
+              </w:rPr>
+              <w:t>El rendimiento se calcula en un formulario aparte que toma solo el primer proceso de la tarja y permite cambiar los kilos a mano. La merma no se calcula.</w:t>
+            </w:r>
           </w:p>
         </w:tc>
         <w:tc>
@@ -5121,22 +3596,12 @@
                 <w:lang w:val="es-CL" w:eastAsia="es-ES"/>
               </w:rPr>
             </w:pPr>
-            <w:del w:id="104" w:author="Claude" w:date="2026-10-04T12:00:00Z">
-              <w:r>
-                <w:rPr>
-                  <w:lang w:val="es-CL" w:eastAsia="es-ES"/>
-                </w:rPr>
-                <w:delText>Cálculo automático de rendimiento y merma, con cada proceso vinculado a su tarja.</w:delText>
-              </w:r>
-            </w:del>
-            <w:ins w:id="105" w:author="Claude" w:date="2026-10-04T12:00:00Z">
-              <w:r>
-                <w:rPr>
-                  <w:lang w:val="es-CL" w:eastAsia="es-ES"/>
-                </w:rPr>
-                <w:t>Se ingresan los folios de proceso y el sistema calcula el rendimiento y la merma de cada tarja de recepción: kilos netos de la tarja como entrada y kilos en cajas de todos sus procesos como salida.</w:t>
-              </w:r>
-            </w:ins>
+            <w:r>
+              <w:rPr>
+                <w:lang w:val="es-CL" w:eastAsia="es-ES"/>
+              </w:rPr>
+              <w:t>Se ingresan los folios de proceso y el sistema calcula el rendimiento y la merma de cada tarja de recepción: kilos netos de la tarja como entrada y kilos en cajas de todos sus procesos como salida.</w:t>
+            </w:r>
           </w:p>
         </w:tc>
         <w:tc>
@@ -5163,42 +3628,20 @@
                 <w:lang w:val="es-CL" w:eastAsia="es-ES"/>
               </w:rPr>
             </w:pPr>
-            <w:del w:id="106" w:author="Claude" w:date="2026-10-04T12:00:00Z">
-              <w:r>
-                <w:rPr>
-                  <w:lang w:val="es-CL" w:eastAsia="es-ES"/>
-                </w:rPr>
-                <w:delText>Procesos de cálculo automático de merma y rendimiento: </w:delText>
-              </w:r>
-            </w:del>
-            <w:ins w:id="107" w:author="Claude" w:date="2026-10-04T12:00:00Z">
-              <w:r>
-                <w:rPr>
-                  <w:lang w:val="es-CL" w:eastAsia="es-ES"/>
-                </w:rPr>
-                <w:t xml:space="preserve">Rendimiento con todos los procesos de la tarja: no (solo el primero). Merma calculada: </w:t>
-              </w:r>
-            </w:ins>
-            <w:del w:id="108" w:author="Claude" w:date="2026-10-04T12:00:00Z">
-              <w:r>
-                <w:rPr>
-                  <w:b/>
-                  <w:bCs/>
-                  <w:lang w:val="es-CL" w:eastAsia="es-ES"/>
-                </w:rPr>
-                <w:delText>0%</w:delText>
-              </w:r>
-            </w:del>
-            <w:ins w:id="109" w:author="Claude" w:date="2026-10-04T12:00:00Z">
-              <w:r>
-                <w:rPr>
-                  <w:b/>
-                  <w:bCs/>
-                  <w:lang w:val="es-CL" w:eastAsia="es-ES"/>
-                </w:rPr>
-                <w:t>0 %</w:t>
-              </w:r>
-            </w:ins>
+            <w:r>
+              <w:rPr>
+                <w:lang w:val="es-CL" w:eastAsia="es-ES"/>
+              </w:rPr>
+              <w:t xml:space="preserve">Rendimiento con todos los procesos de la tarja: no (solo el primero). Merma calculada: </w:t>
+            </w:r>
+            <w:r>
+              <w:rPr>
+                <w:b/>
+                <w:bCs/>
+                <w:lang w:val="es-CL" w:eastAsia="es-ES"/>
+              </w:rPr>
+              <w:t>0 %</w:t>
+            </w:r>
           </w:p>
         </w:tc>
         <w:tc>
@@ -5225,22 +3668,12 @@
                 <w:lang w:val="es-CL" w:eastAsia="es-ES"/>
               </w:rPr>
             </w:pPr>
-            <w:del w:id="110" w:author="Claude" w:date="2026-10-04T12:00:00Z">
-              <w:r>
-                <w:rPr>
-                  <w:lang w:val="es-CL" w:eastAsia="es-ES"/>
-                </w:rPr>
-                <w:delText xml:space="preserve">Procesos de cálculo automático de merma y rendimiento: </w:delText>
-              </w:r>
-            </w:del>
-            <w:ins w:id="111" w:author="Claude" w:date="2026-10-04T12:00:00Z">
-              <w:r>
-                <w:rPr>
-                  <w:lang w:val="es-CL" w:eastAsia="es-ES"/>
-                </w:rPr>
-                <w:t xml:space="preserve">Rendimiento con todos los procesos de la tarja: sí. Merma calculada: </w:t>
-              </w:r>
-            </w:ins>
+            <w:r>
+              <w:rPr>
+                <w:lang w:val="es-CL" w:eastAsia="es-ES"/>
+              </w:rPr>
+              <w:t xml:space="preserve">Rendimiento con todos los procesos de la tarja: sí. Merma calculada: </w:t>
+            </w:r>
             <w:r>
               <w:rPr>
                 <w:b/>
@@ -5580,14 +4013,6 @@
                 <w:lang w:val="es-CL" w:eastAsia="es-ES"/>
               </w:rPr>
             </w:pPr>
-            <w:del w:id="112" w:author="Claude" w:date="2026-10-04T12:00:00Z">
-              <w:r>
-                <w:rPr>
-                  <w:lang w:eastAsia="es-ES"/>
-                </w:rPr>
-                <w:delText>Datos consistentes y rastreo de cada tarja desde el productor hasta su proceso</w:delText>
-              </w:r>
-            </w:del>
           </w:p>
         </w:tc>
       </w:tr>
@@ -5665,42 +4090,20 @@
         </w:rPr>
         <w:t>Integridad:</w:t>
       </w:r>
-      <w:del w:id="113" w:author="Claude" w:date="2026-10-04T12:00:00Z">
-        <w:r>
-          <w:rPr>
-            <w:lang w:val="es-CL" w:eastAsia="es-ES"/>
-          </w:rPr>
-          <w:delText> se pasa de cerca de </w:delText>
-        </w:r>
-      </w:del>
-      <w:ins w:id="114" w:author="Claude" w:date="2026-10-04T12:00:00Z">
-        <w:r>
-          <w:rPr>
-            <w:lang w:val="es-CL" w:eastAsia="es-ES"/>
-          </w:rPr>
-          <w:t> se pasa de </w:t>
-        </w:r>
-      </w:ins>
-      <w:del w:id="115" w:author="Claude" w:date="2026-10-04T12:00:00Z">
-        <w:r>
-          <w:rPr>
-            <w:b/>
-            <w:bCs/>
-            <w:lang w:val="es-CL" w:eastAsia="es-ES"/>
-          </w:rPr>
-          <w:delText>40 tablas sin integridad referencial ni transacciones</w:delText>
-        </w:r>
-      </w:del>
-      <w:ins w:id="116" w:author="Claude" w:date="2026-10-04T12:00:00Z">
-        <w:r>
-          <w:rPr>
-            <w:b/>
-            <w:bCs/>
-            <w:lang w:val="es-CL" w:eastAsia="es-ES"/>
-          </w:rPr>
-          <w:t>50 tablas sin claves foráneas y sin transacciones en recepción y proceso</w:t>
-        </w:r>
-      </w:ins>
+      <w:r>
+        <w:rPr>
+          <w:lang w:val="es-CL" w:eastAsia="es-ES"/>
+        </w:rPr>
+        <w:t> se pasa de </w:t>
+      </w:r>
+      <w:r>
+        <w:rPr>
+          <w:b/>
+          <w:bCs/>
+          <w:lang w:val="es-CL" w:eastAsia="es-ES"/>
+        </w:rPr>
+        <w:t>50 tablas sin claves foráneas y sin transacciones en recepción y proceso</w:t>
+      </w:r>
       <w:r>
         <w:rPr>
           <w:lang w:val="es-CL" w:eastAsia="es-ES"/>
@@ -7906,14 +6309,6 @@
     <w:abstractNumId w:val="5"/>
   </w:num>
 </w:numbering>
-</file>
-
-<file path=word/people.xml><?xml version="1.0" encoding="utf-8"?>
-<w15:people xmlns:wpc="http://schemas.microsoft.com/office/word/2010/wordprocessingCanvas" xmlns:cx="http://schemas.microsoft.com/office/drawing/2014/chartex" xmlns:cx1="http://schemas.microsoft.com/office/drawing/2015/9/8/chartex" xmlns:cx2="http://schemas.microsoft.com/office/drawing/2015/10/21/chartex" xmlns:cx3="http://schemas.microsoft.com/office/drawing/2016/5/9/chartex" xmlns:cx4="http://schemas.microsoft.com/office/drawing/2016/5/10/chartex" xmlns:cx5="http://schemas.microsoft.com/office/drawing/2016/5/11/chartex" xmlns:cx6="http://schemas.microsoft.com/office/drawing/2016/5/12/chartex" xmlns:cx7="http://schemas.microsoft.com/office/drawing/2016/5/13/chartex" xmlns:cx8="http://schemas.microsoft.com/office/drawing/2016/5/14/chartex" xmlns:mc="http://schemas.openxmlformats.org/markup-compatibility/2006" xmlns:aink="http://schemas.microsoft.com/office/drawing/2016/ink" xmlns:am3d="http://schemas.microsoft.com/office/drawing/2017/model3d" xmlns:o="urn:schemas-microsoft-com:office:office" xmlns:oel="http://schemas.microsoft.com/office/2019/extlst" xmlns:r="http://schemas.openxmlformats.org/officeDocument/2006/relationships" xmlns:m="http://schemas.openxmlformats.org/officeDocument/2006/math" xmlns:v="urn:schemas-microsoft-com:vml" xmlns:wp14="http://schemas.microsoft.com/office/word/2010/wordprocessingDrawing" xmlns:wp="http://schemas.openxmlformats.org/drawingml/2006/wordprocessingDrawing" xmlns:w10="urn:schemas-microsoft-com:office:word" xmlns:w="http://schemas.openxmlformats.org/wordprocessingml/2006/main" xmlns:w14="http://schemas.microsoft.com/office/word/2010/wordml" xmlns:w15="http://schemas.microsoft.com/office/word/2012/wordml" xmlns:w16cex="http://schemas.microsoft.com/office/word/2018/wordml/cex" xmlns:w16cid="http://schemas.microsoft.com/office/word/2016/wordml/cid" xmlns:w16="http://schemas.microsoft.com/office/word/2018/wordml" xmlns:w16du="http://schemas.microsoft.com/office/word/2023/wordml/word16du" xmlns:w16sdtdh="http://schemas.microsoft.com/office/word/2020/wordml/sdtdatahash" xmlns:w16sdtfl="http://schemas.microsoft.com/office/word/2024/wordml/sdtformatlock" xmlns:w16se="http://schemas.microsoft.com/office/word/2015/wordml/symex" xmlns:wpg="http://schemas.microsoft.com/office/word/2010/wordprocessingGroup" xmlns:wpi="http://schemas.microsoft.com/office/word/2010/wordprocessingInk" xmlns:wne="http://schemas.microsoft.com/office/word/2006/wordml" xmlns:wps="http://schemas.microsoft.com/office/word/2010/wordprocessingShape" mc:Ignorable="w14 w15 w16se w16cid w16 w16cex w16sdtdh w16sdtfl w16du wp14">
-  <w15:person w15:author="Alejandro Antonio Rodríguez Leiva (alejandrorodriguez)">
-    <w15:presenceInfo w15:providerId="AD" w15:userId="S::alejandrorodriguez@uchile.cl::8c7a7c02-100f-4960-8c26-5021baf0052d"/>
-  </w15:person>
-</w15:people>
 </file>
 
 <file path=word/styles.xml><?xml version="1.0" encoding="utf-8"?>
@@ -9286,12 +7681,6 @@
     <w:pitch w:val="fixed"/>
     <w:sig w:usb0="E00002FF" w:usb1="6AC7FDFB" w:usb2="08000012" w:usb3="00000000" w:csb0="0002009F" w:csb1="00000000"/>
   </w:font>
-  <w:font w:name="Roboto">
-    <w:charset w:val="00"/>
-    <w:family w:val="auto"/>
-    <w:pitch w:val="variable"/>
-    <w:sig w:usb0="E0000AFF" w:usb1="5000217F" w:usb2="00000021" w:usb3="00000000" w:csb0="0000019F" w:csb1="00000000"/>
-  </w:font>
   <w:font w:name="Aptos">
     <w:charset w:val="00"/>
     <w:family w:val="swiss"/>
@@ -9346,6 +7735,7 @@
     <w:rsid w:val="002835FC"/>
     <w:rsid w:val="002C06A7"/>
     <w:rsid w:val="003A4342"/>
+    <w:rsid w:val="003D1650"/>
     <w:rsid w:val="004326AC"/>
     <w:rsid w:val="004E00EE"/>
     <w:rsid w:val="004F7F49"/>
@@ -9371,6 +7761,7 @@
     <w:rsid w:val="00C5036F"/>
     <w:rsid w:val="00C861E5"/>
     <w:rsid w:val="00CF44FB"/>
+    <w:rsid w:val="00D515DB"/>
     <w:rsid w:val="00DD693D"/>
     <w:rsid w:val="00E07498"/>
     <w:rsid w:val="00EA2054"/>
@@ -10127,6 +8518,29 @@
 </file>
 
 <file path=customXml/item2.xml><?xml version="1.0" encoding="utf-8"?>
+<?mso-contentType ?>
+<FormTemplates xmlns="http://schemas.microsoft.com/sharepoint/v3/contenttype/forms">
+  <Display>DocumentLibraryForm</Display>
+  <Edit>DocumentLibraryForm</Edit>
+  <New>DocumentLibraryForm</New>
+</FormTemplates>
+</file>
+
+<file path=customXml/item3.xml><?xml version="1.0" encoding="utf-8"?>
+<p:properties xmlns:p="http://schemas.microsoft.com/office/2006/metadata/properties" xmlns:xsi="http://www.w3.org/2001/XMLSchema-instance" xmlns:pc="http://schemas.microsoft.com/office/infopath/2007/PartnerControls">
+  <documentManagement>
+    <lcf76f155ced4ddcb4097134ff3c332f xmlns="e1e7bc46-bed0-459f-9452-a76b1c5b695e">
+      <Terms xmlns="http://schemas.microsoft.com/office/infopath/2007/PartnerControls"/>
+    </lcf76f155ced4ddcb4097134ff3c332f>
+  </documentManagement>
+</p:properties>
+</file>
+
+<file path=customXml/item4.xml><?xml version="1.0" encoding="utf-8"?>
+<b:Sources xmlns:b="http://schemas.openxmlformats.org/officeDocument/2006/bibliography" xmlns="http://schemas.openxmlformats.org/officeDocument/2006/bibliography" SelectedStyle="\APA.XSL" StyleName="APA"/>
+</file>
+
+<file path=customXml/item5.xml><?xml version="1.0" encoding="utf-8"?>
 <ct:contentTypeSchema xmlns:ct="http://schemas.microsoft.com/office/2006/metadata/contentType" xmlns:ma="http://schemas.microsoft.com/office/2006/metadata/properties/metaAttributes" ct:_="" ma:_="" ma:contentTypeName="Documento" ma:contentTypeID="0x0101005395107FFD641345A10C8A5ACACB9D20" ma:contentTypeVersion="13" ma:contentTypeDescription="Crear nuevo documento." ma:contentTypeScope="" ma:versionID="7407f70e7181b908656026f379795b2c">
   <xsd:schema xmlns:xsd="http://www.w3.org/2001/XMLSchema" xmlns:xs="http://www.w3.org/2001/XMLSchema" xmlns:p="http://schemas.microsoft.com/office/2006/metadata/properties" xmlns:ns2="e1e7bc46-bed0-459f-9452-a76b1c5b695e" xmlns:ns3="bb8cf7e1-610f-40a0-8f00-126b9d139fde" targetNamespace="http://schemas.microsoft.com/office/2006/metadata/properties" ma:root="true" ma:fieldsID="b29ea8901729e1eaaa4e48e09148c760" ns2:_="" ns3:_="">
     <xsd:import namespace="e1e7bc46-bed0-459f-9452-a76b1c5b695e"/>
@@ -10343,29 +8757,6 @@
 </ct:contentTypeSchema>
 </file>
 
-<file path=customXml/item3.xml><?xml version="1.0" encoding="utf-8"?>
-<b:Sources xmlns:b="http://schemas.openxmlformats.org/officeDocument/2006/bibliography" xmlns="http://schemas.openxmlformats.org/officeDocument/2006/bibliography" SelectedStyle="\APA.XSL" StyleName="APA"/>
-</file>
-
-<file path=customXml/item4.xml><?xml version="1.0" encoding="utf-8"?>
-<p:properties xmlns:p="http://schemas.microsoft.com/office/2006/metadata/properties" xmlns:xsi="http://www.w3.org/2001/XMLSchema-instance" xmlns:pc="http://schemas.microsoft.com/office/infopath/2007/PartnerControls">
-  <documentManagement>
-    <lcf76f155ced4ddcb4097134ff3c332f xmlns="e1e7bc46-bed0-459f-9452-a76b1c5b695e">
-      <Terms xmlns="http://schemas.microsoft.com/office/infopath/2007/PartnerControls"/>
-    </lcf76f155ced4ddcb4097134ff3c332f>
-  </documentManagement>
-</p:properties>
-</file>
-
-<file path=customXml/item5.xml><?xml version="1.0" encoding="utf-8"?>
-<?mso-contentType ?>
-<FormTemplates xmlns="http://schemas.microsoft.com/sharepoint/v3/contenttype/forms">
-  <Display>DocumentLibraryForm</Display>
-  <Edit>DocumentLibraryForm</Edit>
-  <New>DocumentLibraryForm</New>
-</FormTemplates>
-</file>
-
 <file path=customXml/itemProps1.xml><?xml version="1.0" encoding="utf-8"?>
 <ds:datastoreItem xmlns:ds="http://schemas.openxmlformats.org/officeDocument/2006/customXml" ds:itemID="{55AF091B-3C7A-41E3-B477-F2FDAA23CFDA}">
   <ds:schemaRefs>
@@ -10375,6 +8766,32 @@
 </file>
 
 <file path=customXml/itemProps2.xml><?xml version="1.0" encoding="utf-8"?>
+<ds:datastoreItem xmlns:ds="http://schemas.openxmlformats.org/officeDocument/2006/customXml" ds:itemID="{EE9AAF0E-D63F-459F-A0FB-CDCE9F728F33}">
+  <ds:schemaRefs>
+    <ds:schemaRef ds:uri="http://schemas.microsoft.com/sharepoint/v3/contenttype/forms"/>
+  </ds:schemaRefs>
+</ds:datastoreItem>
+</file>
+
+<file path=customXml/itemProps3.xml><?xml version="1.0" encoding="utf-8"?>
+<ds:datastoreItem xmlns:ds="http://schemas.openxmlformats.org/officeDocument/2006/customXml" ds:itemID="{E1036DFC-1D85-404D-898C-621D06C0EB1C}">
+  <ds:schemaRefs>
+    <ds:schemaRef ds:uri="http://schemas.microsoft.com/office/2006/metadata/properties"/>
+    <ds:schemaRef ds:uri="http://schemas.microsoft.com/office/infopath/2007/PartnerControls"/>
+    <ds:schemaRef ds:uri="e1e7bc46-bed0-459f-9452-a76b1c5b695e"/>
+  </ds:schemaRefs>
+</ds:datastoreItem>
+</file>
+
+<file path=customXml/itemProps4.xml><?xml version="1.0" encoding="utf-8"?>
+<ds:datastoreItem xmlns:ds="http://schemas.openxmlformats.org/officeDocument/2006/customXml" ds:itemID="{BD6EC776-6679-4C69-98E3-6D068EA0A3C9}">
+  <ds:schemaRefs>
+    <ds:schemaRef ds:uri="http://schemas.openxmlformats.org/officeDocument/2006/bibliography"/>
+  </ds:schemaRefs>
+</ds:datastoreItem>
+</file>
+
+<file path=customXml/itemProps5.xml><?xml version="1.0" encoding="utf-8"?>
 <ds:datastoreItem xmlns:ds="http://schemas.openxmlformats.org/officeDocument/2006/customXml" ds:itemID="{444115BD-C1C6-48AD-B714-E1866627071D}">
   <ds:schemaRefs>
     <ds:schemaRef ds:uri="http://schemas.microsoft.com/office/2006/metadata/contentType"/>
@@ -10391,30 +8808,4 @@
     <ds:schemaRef ds:uri="http://schemas.microsoft.com/internal/obd"/>
   </ds:schemaRefs>
 </ds:datastoreItem>
-</file>
-
-<file path=customXml/itemProps3.xml><?xml version="1.0" encoding="utf-8"?>
-<ds:datastoreItem xmlns:ds="http://schemas.openxmlformats.org/officeDocument/2006/customXml" ds:itemID="{BD6EC776-6679-4C69-98E3-6D068EA0A3C9}">
-  <ds:schemaRefs>
-    <ds:schemaRef ds:uri="http://schemas.openxmlformats.org/officeDocument/2006/bibliography"/>
-  </ds:schemaRefs>
-</ds:datastoreItem>
-</file>
-
-<file path=customXml/itemProps4.xml><?xml version="1.0" encoding="utf-8"?>
-<ds:datastoreItem xmlns:ds="http://schemas.openxmlformats.org/officeDocument/2006/customXml" ds:itemID="{E1036DFC-1D85-404D-898C-621D06C0EB1C}">
-  <ds:schemaRefs>
-    <ds:schemaRef ds:uri="http://schemas.microsoft.com/office/2006/metadata/properties"/>
-    <ds:schemaRef ds:uri="http://schemas.microsoft.com/office/infopath/2007/PartnerControls"/>
-    <ds:schemaRef ds:uri="e1e7bc46-bed0-459f-9452-a76b1c5b695e"/>
-  </ds:schemaRefs>
-</ds:datastoreItem>
-</file>
-
-<file path=customXml/itemProps5.xml><?xml version="1.0" encoding="utf-8"?>
-<ds:datastoreItem xmlns:ds="http://schemas.openxmlformats.org/officeDocument/2006/customXml" ds:itemID="{EE9AAF0E-D63F-459F-A0FB-CDCE9F728F33}">
-  <ds:schemaRefs>
-    <ds:schemaRef ds:uri="http://schemas.microsoft.com/sharepoint/v3/contenttype/forms"/>
-  </ds:schemaRefs>
-</ds:datastoreItem>
 </file>